--- a/landfill-orchestra/docx/decisions.docx
+++ b/landfill-orchestra/docx/decisions.docx
@@ -4,10 +4,11 @@
   <w:body>
     <w:p>
       <w:pPr>
-        <w:pStyle w:val="Title"/>
+        <w:spacing w:after="160" w:line="360"/>
       </w:pPr>
       <w:r>
-        <w:t xml:space="preserve">결정 로그</w:t>
+        <w:t xml:space="preserve"># 결정 로그
+</w:t>
       </w:r>
     </w:p>
     <w:tbl>
@@ -1717,7 +1718,7 @@
                 <w:sz w:val="18"/>
                 <w:szCs w:val="18"/>
               </w:rPr>
-              <w:t xml:space="preserve">가제</w:t>
+              <w:t xml:space="preserve">제목</w:t>
             </w:r>
           </w:p>
         </w:tc>
@@ -1746,7 +1747,7 @@
                 <w:sz w:val="18"/>
                 <w:szCs w:val="18"/>
               </w:rPr>
-              <w:t xml:space="preserve">깡통 바이올린</w:t>
+              <w:t xml:space="preserve">깡통 바이올린(가제 떼고 확정). 후보: 섬의 하루, 귀신의 오케스트라, 버린 것들의 노래</w:t>
             </w:r>
           </w:p>
         </w:tc>
@@ -1775,7 +1776,7 @@
                 <w:sz w:val="18"/>
                 <w:szCs w:val="18"/>
               </w:rPr>
-              <w:t xml:space="preserve">기본값</w:t>
+              <w:t xml:space="preserve">사용자 선택(추천안)</w:t>
             </w:r>
           </w:p>
         </w:tc>
@@ -1804,7 +1805,7 @@
                 <w:sz w:val="18"/>
                 <w:szCs w:val="18"/>
               </w:rPr>
-              <w:t xml:space="preserve">잠정</w:t>
+              <w:t xml:space="preserve">확정</w:t>
             </w:r>
           </w:p>
         </w:tc>
@@ -1833,7 +1834,7 @@
                 <w:sz w:val="18"/>
                 <w:szCs w:val="18"/>
               </w:rPr>
-              <w:t xml:space="preserve">2026-10-08</w:t>
+              <w:t xml:space="preserve">2026-10-09</w:t>
             </w:r>
           </w:p>
         </w:tc>
@@ -2641,7 +2642,7 @@
                 <w:sz w:val="18"/>
                 <w:szCs w:val="18"/>
               </w:rPr>
-              <w:t xml:space="preserve">바이블 0절의 10명</w:t>
+              <w:t xml:space="preserve">바이블 0절의 10명 + 3화 섬 아이 6명(봉구, 영란, 경호·경민, 순이, 석이)</w:t>
             </w:r>
           </w:p>
         </w:tc>
@@ -2670,7 +2671,7 @@
                 <w:sz w:val="18"/>
                 <w:szCs w:val="18"/>
               </w:rPr>
-              <w:t xml:space="preserve">Claude 제안</w:t>
+              <w:t xml:space="preserve">Claude 제안 → 사용자 확정</w:t>
             </w:r>
           </w:p>
         </w:tc>
@@ -2699,7 +2700,7 @@
                 <w:sz w:val="18"/>
                 <w:szCs w:val="18"/>
               </w:rPr>
-              <w:t xml:space="preserve">잠정</w:t>
+              <w:t xml:space="preserve">확정</w:t>
             </w:r>
           </w:p>
         </w:tc>
@@ -2728,7 +2729,7 @@
                 <w:sz w:val="18"/>
                 <w:szCs w:val="18"/>
               </w:rPr>
-              <w:t xml:space="preserve">2026-10-08</w:t>
+              <w:t xml:space="preserve">2026-10-09</w:t>
             </w:r>
           </w:p>
         </w:tc>
@@ -3386,7 +3387,7 @@
                 <w:sz w:val="18"/>
                 <w:szCs w:val="18"/>
               </w:rPr>
-              <w:t xml:space="preserve">Claude 작성</w:t>
+              <w:t xml:space="preserve">"이대로 확정"</w:t>
             </w:r>
           </w:p>
         </w:tc>
@@ -3415,7 +3416,7 @@
                 <w:sz w:val="18"/>
                 <w:szCs w:val="18"/>
               </w:rPr>
-              <w:t xml:space="preserve">확인 대기</w:t>
+              <w:t xml:space="preserve">확정</w:t>
             </w:r>
           </w:p>
         </w:tc>
@@ -3445,6 +3446,2333 @@
                 <w:szCs w:val="18"/>
               </w:rPr>
               <w:t xml:space="preserve">2026-10-08</w:t>
+            </w:r>
+          </w:p>
+        </w:tc>
+      </w:tr>
+      <w:tr>
+        <w:trPr>
+          <w:cantSplit/>
+        </w:trPr>
+        <w:tc>
+          <w:tcPr>
+            <w:tcW w:type="dxa" w:w="1240"/>
+            <w:tcBorders>
+              <w:top w:val="single" w:color="9AA1AC" w:sz="4"/>
+              <w:left w:val="single" w:color="9AA1AC" w:sz="4"/>
+              <w:bottom w:val="single" w:color="9AA1AC" w:sz="4"/>
+              <w:right w:val="single" w:color="9AA1AC" w:sz="4"/>
+            </w:tcBorders>
+            <w:tcMar>
+              <w:top w:type="dxa" w:w="60"/>
+              <w:left w:type="dxa" w:w="90"/>
+              <w:bottom w:type="dxa" w:w="60"/>
+              <w:right w:type="dxa" w:w="90"/>
+            </w:tcMar>
+          </w:tcPr>
+          <w:p>
+            <w:pPr>
+              <w:spacing w:after="40"/>
+            </w:pPr>
+            <w:r>
+              <w:rPr>
+                <w:sz w:val="18"/>
+                <w:szCs w:val="18"/>
+              </w:rPr>
+              <w:t xml:space="preserve">G4</w:t>
+            </w:r>
+          </w:p>
+        </w:tc>
+        <w:tc>
+          <w:tcPr>
+            <w:tcW w:type="dxa" w:w="2170"/>
+            <w:tcBorders>
+              <w:top w:val="single" w:color="9AA1AC" w:sz="4"/>
+              <w:left w:val="single" w:color="9AA1AC" w:sz="4"/>
+              <w:bottom w:val="single" w:color="9AA1AC" w:sz="4"/>
+              <w:right w:val="single" w:color="9AA1AC" w:sz="4"/>
+            </w:tcBorders>
+            <w:tcMar>
+              <w:top w:type="dxa" w:w="60"/>
+              <w:left w:type="dxa" w:w="90"/>
+              <w:bottom w:type="dxa" w:w="60"/>
+              <w:right w:type="dxa" w:w="90"/>
+            </w:tcMar>
+          </w:tcPr>
+          <w:p>
+            <w:pPr>
+              <w:spacing w:after="40"/>
+            </w:pPr>
+            <w:r>
+              <w:rPr>
+                <w:sz w:val="18"/>
+                <w:szCs w:val="18"/>
+              </w:rPr>
+              <w:t xml:space="preserve">소설 문체</w:t>
+            </w:r>
+          </w:p>
+        </w:tc>
+        <w:tc>
+          <w:tcPr>
+            <w:tcW w:type="dxa" w:w="3410"/>
+            <w:tcBorders>
+              <w:top w:val="single" w:color="9AA1AC" w:sz="4"/>
+              <w:left w:val="single" w:color="9AA1AC" w:sz="4"/>
+              <w:bottom w:val="single" w:color="9AA1AC" w:sz="4"/>
+              <w:right w:val="single" w:color="9AA1AC" w:sz="4"/>
+            </w:tcBorders>
+            <w:tcMar>
+              <w:top w:type="dxa" w:w="60"/>
+              <w:left w:type="dxa" w:w="90"/>
+              <w:bottom w:type="dxa" w:w="60"/>
+              <w:right w:type="dxa" w:w="90"/>
+            </w:tcMar>
+          </w:tcPr>
+          <w:p>
+            <w:pPr>
+              <w:spacing w:after="40"/>
+            </w:pPr>
+            <w:r>
+              <w:rPr>
+                <w:sz w:val="18"/>
+                <w:szCs w:val="18"/>
+              </w:rPr>
+              <w:t xml:space="preserve">A 3인칭 근접, 짧은 문장</w:t>
+            </w:r>
+          </w:p>
+        </w:tc>
+        <w:tc>
+          <w:tcPr>
+            <w:tcW w:type="dxa" w:w="4650"/>
+            <w:tcBorders>
+              <w:top w:val="single" w:color="9AA1AC" w:sz="4"/>
+              <w:left w:val="single" w:color="9AA1AC" w:sz="4"/>
+              <w:bottom w:val="single" w:color="9AA1AC" w:sz="4"/>
+              <w:right w:val="single" w:color="9AA1AC" w:sz="4"/>
+            </w:tcBorders>
+            <w:tcMar>
+              <w:top w:type="dxa" w:w="60"/>
+              <w:left w:type="dxa" w:w="90"/>
+              <w:bottom w:type="dxa" w:w="60"/>
+              <w:right w:type="dxa" w:w="90"/>
+            </w:tcMar>
+          </w:tcPr>
+          <w:p>
+            <w:pPr>
+              <w:spacing w:after="40"/>
+            </w:pPr>
+            <w:r>
+              <w:rPr>
+                <w:sz w:val="18"/>
+                <w:szCs w:val="18"/>
+              </w:rPr>
+              <w:t xml:space="preserve">추천안 선택</w:t>
+            </w:r>
+          </w:p>
+        </w:tc>
+        <w:tc>
+          <w:tcPr>
+            <w:tcW w:type="dxa" w:w="1240"/>
+            <w:tcBorders>
+              <w:top w:val="single" w:color="9AA1AC" w:sz="4"/>
+              <w:left w:val="single" w:color="9AA1AC" w:sz="4"/>
+              <w:bottom w:val="single" w:color="9AA1AC" w:sz="4"/>
+              <w:right w:val="single" w:color="9AA1AC" w:sz="4"/>
+            </w:tcBorders>
+            <w:tcMar>
+              <w:top w:type="dxa" w:w="60"/>
+              <w:left w:type="dxa" w:w="90"/>
+              <w:bottom w:type="dxa" w:w="60"/>
+              <w:right w:type="dxa" w:w="90"/>
+            </w:tcMar>
+          </w:tcPr>
+          <w:p>
+            <w:pPr>
+              <w:spacing w:after="40"/>
+            </w:pPr>
+            <w:r>
+              <w:rPr>
+                <w:sz w:val="18"/>
+                <w:szCs w:val="18"/>
+              </w:rPr>
+              <w:t xml:space="preserve">확정</w:t>
+            </w:r>
+          </w:p>
+        </w:tc>
+        <w:tc>
+          <w:tcPr>
+            <w:tcW w:type="dxa" w:w="1860"/>
+            <w:tcBorders>
+              <w:top w:val="single" w:color="9AA1AC" w:sz="4"/>
+              <w:left w:val="single" w:color="9AA1AC" w:sz="4"/>
+              <w:bottom w:val="single" w:color="9AA1AC" w:sz="4"/>
+              <w:right w:val="single" w:color="9AA1AC" w:sz="4"/>
+            </w:tcBorders>
+            <w:tcMar>
+              <w:top w:type="dxa" w:w="60"/>
+              <w:left w:type="dxa" w:w="90"/>
+              <w:bottom w:type="dxa" w:w="60"/>
+              <w:right w:type="dxa" w:w="90"/>
+            </w:tcMar>
+          </w:tcPr>
+          <w:p>
+            <w:pPr>
+              <w:spacing w:after="40"/>
+            </w:pPr>
+            <w:r>
+              <w:rPr>
+                <w:sz w:val="18"/>
+                <w:szCs w:val="18"/>
+              </w:rPr>
+              <w:t xml:space="preserve">2026-10-08</w:t>
+            </w:r>
+          </w:p>
+        </w:tc>
+      </w:tr>
+      <w:tr>
+        <w:trPr>
+          <w:cantSplit/>
+        </w:trPr>
+        <w:tc>
+          <w:tcPr>
+            <w:tcW w:type="dxa" w:w="1240"/>
+            <w:tcBorders>
+              <w:top w:val="single" w:color="9AA1AC" w:sz="4"/>
+              <w:left w:val="single" w:color="9AA1AC" w:sz="4"/>
+              <w:bottom w:val="single" w:color="9AA1AC" w:sz="4"/>
+              <w:right w:val="single" w:color="9AA1AC" w:sz="4"/>
+            </w:tcBorders>
+            <w:tcMar>
+              <w:top w:type="dxa" w:w="60"/>
+              <w:left w:type="dxa" w:w="90"/>
+              <w:bottom w:type="dxa" w:w="60"/>
+              <w:right w:type="dxa" w:w="90"/>
+            </w:tcMar>
+          </w:tcPr>
+          <w:p>
+            <w:pPr>
+              <w:spacing w:after="40"/>
+            </w:pPr>
+            <w:r>
+              <w:rPr>
+                <w:sz w:val="18"/>
+                <w:szCs w:val="18"/>
+              </w:rPr>
+              <w:t xml:space="preserve">G4</w:t>
+            </w:r>
+          </w:p>
+        </w:tc>
+        <w:tc>
+          <w:tcPr>
+            <w:tcW w:type="dxa" w:w="2170"/>
+            <w:tcBorders>
+              <w:top w:val="single" w:color="9AA1AC" w:sz="4"/>
+              <w:left w:val="single" w:color="9AA1AC" w:sz="4"/>
+              <w:bottom w:val="single" w:color="9AA1AC" w:sz="4"/>
+              <w:right w:val="single" w:color="9AA1AC" w:sz="4"/>
+            </w:tcBorders>
+            <w:tcMar>
+              <w:top w:type="dxa" w:w="60"/>
+              <w:left w:type="dxa" w:w="90"/>
+              <w:bottom w:type="dxa" w:w="60"/>
+              <w:right w:type="dxa" w:w="90"/>
+            </w:tcMar>
+          </w:tcPr>
+          <w:p>
+            <w:pPr>
+              <w:spacing w:after="40"/>
+            </w:pPr>
+            <w:r>
+              <w:rPr>
+                <w:sz w:val="18"/>
+                <w:szCs w:val="18"/>
+              </w:rPr>
+              <w:t xml:space="preserve">소설</w:t>
+            </w:r>
+          </w:p>
+        </w:tc>
+        <w:tc>
+          <w:tcPr>
+            <w:tcW w:type="dxa" w:w="3410"/>
+            <w:tcBorders>
+              <w:top w:val="single" w:color="9AA1AC" w:sz="4"/>
+              <w:left w:val="single" w:color="9AA1AC" w:sz="4"/>
+              <w:bottom w:val="single" w:color="9AA1AC" w:sz="4"/>
+              <w:right w:val="single" w:color="9AA1AC" w:sz="4"/>
+            </w:tcBorders>
+            <w:tcMar>
+              <w:top w:type="dxa" w:w="60"/>
+              <w:left w:type="dxa" w:w="90"/>
+              <w:bottom w:type="dxa" w:w="60"/>
+              <w:right w:type="dxa" w:w="90"/>
+            </w:tcMar>
+          </w:tcPr>
+          <w:p>
+            <w:pPr>
+              <w:spacing w:after="40"/>
+            </w:pPr>
+            <w:r>
+              <w:rPr>
+                <w:sz w:val="18"/>
+                <w:szCs w:val="18"/>
+              </w:rPr>
+              <w:t xml:space="preserve">1~3화 완료(약 3.96만 자). 2화 정본 ep2.md</w:t>
+            </w:r>
+          </w:p>
+        </w:tc>
+        <w:tc>
+          <w:tcPr>
+            <w:tcW w:type="dxa" w:w="4650"/>
+            <w:tcBorders>
+              <w:top w:val="single" w:color="9AA1AC" w:sz="4"/>
+              <w:left w:val="single" w:color="9AA1AC" w:sz="4"/>
+              <w:bottom w:val="single" w:color="9AA1AC" w:sz="4"/>
+              <w:right w:val="single" w:color="9AA1AC" w:sz="4"/>
+            </w:tcBorders>
+            <w:tcMar>
+              <w:top w:type="dxa" w:w="60"/>
+              <w:left w:type="dxa" w:w="90"/>
+              <w:bottom w:type="dxa" w:w="60"/>
+              <w:right w:type="dxa" w:w="90"/>
+            </w:tcMar>
+          </w:tcPr>
+          <w:p>
+            <w:pPr>
+              <w:spacing w:after="40"/>
+            </w:pPr>
+            <w:r>
+              <w:rPr>
+                <w:sz w:val="18"/>
+                <w:szCs w:val="18"/>
+              </w:rPr>
+              <w:t xml:space="preserve">검수 완료(구조 0, 단순 10건 반영)</w:t>
+            </w:r>
+          </w:p>
+        </w:tc>
+        <w:tc>
+          <w:tcPr>
+            <w:tcW w:type="dxa" w:w="1240"/>
+            <w:tcBorders>
+              <w:top w:val="single" w:color="9AA1AC" w:sz="4"/>
+              <w:left w:val="single" w:color="9AA1AC" w:sz="4"/>
+              <w:bottom w:val="single" w:color="9AA1AC" w:sz="4"/>
+              <w:right w:val="single" w:color="9AA1AC" w:sz="4"/>
+            </w:tcBorders>
+            <w:tcMar>
+              <w:top w:type="dxa" w:w="60"/>
+              <w:left w:type="dxa" w:w="90"/>
+              <w:bottom w:type="dxa" w:w="60"/>
+              <w:right w:type="dxa" w:w="90"/>
+            </w:tcMar>
+          </w:tcPr>
+          <w:p>
+            <w:pPr>
+              <w:spacing w:after="40"/>
+            </w:pPr>
+            <w:r>
+              <w:rPr>
+                <w:sz w:val="18"/>
+                <w:szCs w:val="18"/>
+              </w:rPr>
+              <w:t xml:space="preserve">확정</w:t>
+            </w:r>
+          </w:p>
+        </w:tc>
+        <w:tc>
+          <w:tcPr>
+            <w:tcW w:type="dxa" w:w="1860"/>
+            <w:tcBorders>
+              <w:top w:val="single" w:color="9AA1AC" w:sz="4"/>
+              <w:left w:val="single" w:color="9AA1AC" w:sz="4"/>
+              <w:bottom w:val="single" w:color="9AA1AC" w:sz="4"/>
+              <w:right w:val="single" w:color="9AA1AC" w:sz="4"/>
+            </w:tcBorders>
+            <w:tcMar>
+              <w:top w:type="dxa" w:w="60"/>
+              <w:left w:type="dxa" w:w="90"/>
+              <w:bottom w:type="dxa" w:w="60"/>
+              <w:right w:type="dxa" w:w="90"/>
+            </w:tcMar>
+          </w:tcPr>
+          <w:p>
+            <w:pPr>
+              <w:spacing w:after="40"/>
+            </w:pPr>
+            <w:r>
+              <w:rPr>
+                <w:sz w:val="18"/>
+                <w:szCs w:val="18"/>
+              </w:rPr>
+              <w:t xml:space="preserve">2026-10-08</w:t>
+            </w:r>
+          </w:p>
+        </w:tc>
+      </w:tr>
+      <w:tr>
+        <w:trPr>
+          <w:cantSplit/>
+        </w:trPr>
+        <w:tc>
+          <w:tcPr>
+            <w:tcW w:type="dxa" w:w="1240"/>
+            <w:tcBorders>
+              <w:top w:val="single" w:color="9AA1AC" w:sz="4"/>
+              <w:left w:val="single" w:color="9AA1AC" w:sz="4"/>
+              <w:bottom w:val="single" w:color="9AA1AC" w:sz="4"/>
+              <w:right w:val="single" w:color="9AA1AC" w:sz="4"/>
+            </w:tcBorders>
+            <w:tcMar>
+              <w:top w:type="dxa" w:w="60"/>
+              <w:left w:type="dxa" w:w="90"/>
+              <w:bottom w:type="dxa" w:w="60"/>
+              <w:right w:type="dxa" w:w="90"/>
+            </w:tcMar>
+          </w:tcPr>
+          <w:p>
+            <w:pPr>
+              <w:spacing w:after="40"/>
+            </w:pPr>
+            <w:r>
+              <w:rPr>
+                <w:sz w:val="18"/>
+                <w:szCs w:val="18"/>
+              </w:rPr>
+              <w:t xml:space="preserve">G4</w:t>
+            </w:r>
+          </w:p>
+        </w:tc>
+        <w:tc>
+          <w:tcPr>
+            <w:tcW w:type="dxa" w:w="2170"/>
+            <w:tcBorders>
+              <w:top w:val="single" w:color="9AA1AC" w:sz="4"/>
+              <w:left w:val="single" w:color="9AA1AC" w:sz="4"/>
+              <w:bottom w:val="single" w:color="9AA1AC" w:sz="4"/>
+              <w:right w:val="single" w:color="9AA1AC" w:sz="4"/>
+            </w:tcBorders>
+            <w:tcMar>
+              <w:top w:type="dxa" w:w="60"/>
+              <w:left w:type="dxa" w:w="90"/>
+              <w:bottom w:type="dxa" w:w="60"/>
+              <w:right w:type="dxa" w:w="90"/>
+            </w:tcMar>
+          </w:tcPr>
+          <w:p>
+            <w:pPr>
+              <w:spacing w:after="40"/>
+            </w:pPr>
+            <w:r>
+              <w:rPr>
+                <w:sz w:val="18"/>
+                <w:szCs w:val="18"/>
+              </w:rPr>
+              <w:t xml:space="preserve">검수 반영</w:t>
+            </w:r>
+          </w:p>
+        </w:tc>
+        <w:tc>
+          <w:tcPr>
+            <w:tcW w:type="dxa" w:w="3410"/>
+            <w:tcBorders>
+              <w:top w:val="single" w:color="9AA1AC" w:sz="4"/>
+              <w:left w:val="single" w:color="9AA1AC" w:sz="4"/>
+              <w:bottom w:val="single" w:color="9AA1AC" w:sz="4"/>
+              <w:right w:val="single" w:color="9AA1AC" w:sz="4"/>
+            </w:tcBorders>
+            <w:tcMar>
+              <w:top w:type="dxa" w:w="60"/>
+              <w:left w:type="dxa" w:w="90"/>
+              <w:bottom w:type="dxa" w:w="60"/>
+              <w:right w:type="dxa" w:w="90"/>
+            </w:tcMar>
+          </w:tcPr>
+          <w:p>
+            <w:pPr>
+              <w:spacing w:after="40"/>
+            </w:pPr>
+            <w:r>
+              <w:rPr>
+                <w:sz w:val="18"/>
+                <w:szCs w:val="18"/>
+              </w:rPr>
+              <w:t xml:space="preserve">이름 노출 순서, 쪽방, 2·3호 줄은 피아노 쇠줄, 미자네 이사 끝맺음 한 줄, 과외→주말 아르바이트(1980 과외 금지), 줄감개→나무못, "떨림 없이 맞물릴"</w:t>
+            </w:r>
+          </w:p>
+        </w:tc>
+        <w:tc>
+          <w:tcPr>
+            <w:tcW w:type="dxa" w:w="4650"/>
+            <w:tcBorders>
+              <w:top w:val="single" w:color="9AA1AC" w:sz="4"/>
+              <w:left w:val="single" w:color="9AA1AC" w:sz="4"/>
+              <w:bottom w:val="single" w:color="9AA1AC" w:sz="4"/>
+              <w:right w:val="single" w:color="9AA1AC" w:sz="4"/>
+            </w:tcBorders>
+            <w:tcMar>
+              <w:top w:type="dxa" w:w="60"/>
+              <w:left w:type="dxa" w:w="90"/>
+              <w:bottom w:type="dxa" w:w="60"/>
+              <w:right w:type="dxa" w:w="90"/>
+            </w:tcMar>
+          </w:tcPr>
+          <w:p>
+            <w:pPr>
+              <w:spacing w:after="40"/>
+            </w:pPr>
+            <w:r>
+              <w:rPr>
+                <w:sz w:val="18"/>
+                <w:szCs w:val="18"/>
+              </w:rPr>
+              <w:t xml:space="preserve">검수 에이전트 지적</w:t>
+            </w:r>
+          </w:p>
+        </w:tc>
+        <w:tc>
+          <w:tcPr>
+            <w:tcW w:type="dxa" w:w="1240"/>
+            <w:tcBorders>
+              <w:top w:val="single" w:color="9AA1AC" w:sz="4"/>
+              <w:left w:val="single" w:color="9AA1AC" w:sz="4"/>
+              <w:bottom w:val="single" w:color="9AA1AC" w:sz="4"/>
+              <w:right w:val="single" w:color="9AA1AC" w:sz="4"/>
+            </w:tcBorders>
+            <w:tcMar>
+              <w:top w:type="dxa" w:w="60"/>
+              <w:left w:type="dxa" w:w="90"/>
+              <w:bottom w:type="dxa" w:w="60"/>
+              <w:right w:type="dxa" w:w="90"/>
+            </w:tcMar>
+          </w:tcPr>
+          <w:p>
+            <w:pPr>
+              <w:spacing w:after="40"/>
+            </w:pPr>
+            <w:r>
+              <w:rPr>
+                <w:sz w:val="18"/>
+                <w:szCs w:val="18"/>
+              </w:rPr>
+              <w:t xml:space="preserve">확정</w:t>
+            </w:r>
+          </w:p>
+        </w:tc>
+        <w:tc>
+          <w:tcPr>
+            <w:tcW w:type="dxa" w:w="1860"/>
+            <w:tcBorders>
+              <w:top w:val="single" w:color="9AA1AC" w:sz="4"/>
+              <w:left w:val="single" w:color="9AA1AC" w:sz="4"/>
+              <w:bottom w:val="single" w:color="9AA1AC" w:sz="4"/>
+              <w:right w:val="single" w:color="9AA1AC" w:sz="4"/>
+            </w:tcBorders>
+            <w:tcMar>
+              <w:top w:type="dxa" w:w="60"/>
+              <w:left w:type="dxa" w:w="90"/>
+              <w:bottom w:type="dxa" w:w="60"/>
+              <w:right w:type="dxa" w:w="90"/>
+            </w:tcMar>
+          </w:tcPr>
+          <w:p>
+            <w:pPr>
+              <w:spacing w:after="40"/>
+            </w:pPr>
+            <w:r>
+              <w:rPr>
+                <w:sz w:val="18"/>
+                <w:szCs w:val="18"/>
+              </w:rPr>
+              <w:t xml:space="preserve">2026-10-08</w:t>
+            </w:r>
+          </w:p>
+        </w:tc>
+      </w:tr>
+      <w:tr>
+        <w:trPr>
+          <w:cantSplit/>
+        </w:trPr>
+        <w:tc>
+          <w:tcPr>
+            <w:tcW w:type="dxa" w:w="1240"/>
+            <w:tcBorders>
+              <w:top w:val="single" w:color="9AA1AC" w:sz="4"/>
+              <w:left w:val="single" w:color="9AA1AC" w:sz="4"/>
+              <w:bottom w:val="single" w:color="9AA1AC" w:sz="4"/>
+              <w:right w:val="single" w:color="9AA1AC" w:sz="4"/>
+            </w:tcBorders>
+            <w:tcMar>
+              <w:top w:type="dxa" w:w="60"/>
+              <w:left w:type="dxa" w:w="90"/>
+              <w:bottom w:type="dxa" w:w="60"/>
+              <w:right w:type="dxa" w:w="90"/>
+            </w:tcMar>
+          </w:tcPr>
+          <w:p>
+            <w:pPr>
+              <w:spacing w:after="40"/>
+            </w:pPr>
+            <w:r>
+              <w:rPr>
+                <w:sz w:val="18"/>
+                <w:szCs w:val="18"/>
+              </w:rPr>
+              <w:t xml:space="preserve">G4</w:t>
+            </w:r>
+          </w:p>
+        </w:tc>
+        <w:tc>
+          <w:tcPr>
+            <w:tcW w:type="dxa" w:w="2170"/>
+            <w:tcBorders>
+              <w:top w:val="single" w:color="9AA1AC" w:sz="4"/>
+              <w:left w:val="single" w:color="9AA1AC" w:sz="4"/>
+              <w:bottom w:val="single" w:color="9AA1AC" w:sz="4"/>
+              <w:right w:val="single" w:color="9AA1AC" w:sz="4"/>
+            </w:tcBorders>
+            <w:tcMar>
+              <w:top w:type="dxa" w:w="60"/>
+              <w:left w:type="dxa" w:w="90"/>
+              <w:bottom w:type="dxa" w:w="60"/>
+              <w:right w:type="dxa" w:w="90"/>
+            </w:tcMar>
+          </w:tcPr>
+          <w:p>
+            <w:pPr>
+              <w:spacing w:after="40"/>
+            </w:pPr>
+            <w:r>
+              <w:rPr>
+                <w:sz w:val="18"/>
+                <w:szCs w:val="18"/>
+              </w:rPr>
+              <w:t xml:space="preserve">문서 정리</w:t>
+            </w:r>
+          </w:p>
+        </w:tc>
+        <w:tc>
+          <w:tcPr>
+            <w:tcW w:type="dxa" w:w="3410"/>
+            <w:tcBorders>
+              <w:top w:val="single" w:color="9AA1AC" w:sz="4"/>
+              <w:left w:val="single" w:color="9AA1AC" w:sz="4"/>
+              <w:bottom w:val="single" w:color="9AA1AC" w:sz="4"/>
+              <w:right w:val="single" w:color="9AA1AC" w:sz="4"/>
+            </w:tcBorders>
+            <w:tcMar>
+              <w:top w:type="dxa" w:w="60"/>
+              <w:left w:type="dxa" w:w="90"/>
+              <w:bottom w:type="dxa" w:w="60"/>
+              <w:right w:type="dxa" w:w="90"/>
+            </w:tcMar>
+          </w:tcPr>
+          <w:p>
+            <w:pPr>
+              <w:spacing w:after="40"/>
+            </w:pPr>
+            <w:r>
+              <w:rPr>
+                <w:sz w:val="18"/>
+                <w:szCs w:val="18"/>
+              </w:rPr>
+              <w:t xml:space="preserve">태준이 귀를 알아보는 방식은 본문대로(소리굽쇠 "라, 조금 높아"), 은주→태준 반말은 의도로 기록, 예선 객석 태준은 교복</w:t>
+            </w:r>
+          </w:p>
+        </w:tc>
+        <w:tc>
+          <w:tcPr>
+            <w:tcW w:type="dxa" w:w="4650"/>
+            <w:tcBorders>
+              <w:top w:val="single" w:color="9AA1AC" w:sz="4"/>
+              <w:left w:val="single" w:color="9AA1AC" w:sz="4"/>
+              <w:bottom w:val="single" w:color="9AA1AC" w:sz="4"/>
+              <w:right w:val="single" w:color="9AA1AC" w:sz="4"/>
+            </w:tcBorders>
+            <w:tcMar>
+              <w:top w:type="dxa" w:w="60"/>
+              <w:left w:type="dxa" w:w="90"/>
+              <w:bottom w:type="dxa" w:w="60"/>
+              <w:right w:type="dxa" w:w="90"/>
+            </w:tcMar>
+          </w:tcPr>
+          <w:p>
+            <w:pPr>
+              <w:spacing w:after="40"/>
+            </w:pPr>
+            <w:r>
+              <w:rPr>
+                <w:sz w:val="18"/>
+                <w:szCs w:val="18"/>
+              </w:rPr>
+              <w:t xml:space="preserve">"반말 그대로 두고 진행해"</w:t>
+            </w:r>
+          </w:p>
+        </w:tc>
+        <w:tc>
+          <w:tcPr>
+            <w:tcW w:type="dxa" w:w="1240"/>
+            <w:tcBorders>
+              <w:top w:val="single" w:color="9AA1AC" w:sz="4"/>
+              <w:left w:val="single" w:color="9AA1AC" w:sz="4"/>
+              <w:bottom w:val="single" w:color="9AA1AC" w:sz="4"/>
+              <w:right w:val="single" w:color="9AA1AC" w:sz="4"/>
+            </w:tcBorders>
+            <w:tcMar>
+              <w:top w:type="dxa" w:w="60"/>
+              <w:left w:type="dxa" w:w="90"/>
+              <w:bottom w:type="dxa" w:w="60"/>
+              <w:right w:type="dxa" w:w="90"/>
+            </w:tcMar>
+          </w:tcPr>
+          <w:p>
+            <w:pPr>
+              <w:spacing w:after="40"/>
+            </w:pPr>
+            <w:r>
+              <w:rPr>
+                <w:sz w:val="18"/>
+                <w:szCs w:val="18"/>
+              </w:rPr>
+              <w:t xml:space="preserve">확정</w:t>
+            </w:r>
+          </w:p>
+        </w:tc>
+        <w:tc>
+          <w:tcPr>
+            <w:tcW w:type="dxa" w:w="1860"/>
+            <w:tcBorders>
+              <w:top w:val="single" w:color="9AA1AC" w:sz="4"/>
+              <w:left w:val="single" w:color="9AA1AC" w:sz="4"/>
+              <w:bottom w:val="single" w:color="9AA1AC" w:sz="4"/>
+              <w:right w:val="single" w:color="9AA1AC" w:sz="4"/>
+            </w:tcBorders>
+            <w:tcMar>
+              <w:top w:type="dxa" w:w="60"/>
+              <w:left w:type="dxa" w:w="90"/>
+              <w:bottom w:type="dxa" w:w="60"/>
+              <w:right w:type="dxa" w:w="90"/>
+            </w:tcMar>
+          </w:tcPr>
+          <w:p>
+            <w:pPr>
+              <w:spacing w:after="40"/>
+            </w:pPr>
+            <w:r>
+              <w:rPr>
+                <w:sz w:val="18"/>
+                <w:szCs w:val="18"/>
+              </w:rPr>
+              <w:t xml:space="preserve">2026-10-08</w:t>
+            </w:r>
+          </w:p>
+        </w:tc>
+      </w:tr>
+      <w:tr>
+        <w:trPr>
+          <w:cantSplit/>
+        </w:trPr>
+        <w:tc>
+          <w:tcPr>
+            <w:tcW w:type="dxa" w:w="1240"/>
+            <w:tcBorders>
+              <w:top w:val="single" w:color="9AA1AC" w:sz="4"/>
+              <w:left w:val="single" w:color="9AA1AC" w:sz="4"/>
+              <w:bottom w:val="single" w:color="9AA1AC" w:sz="4"/>
+              <w:right w:val="single" w:color="9AA1AC" w:sz="4"/>
+            </w:tcBorders>
+            <w:tcMar>
+              <w:top w:type="dxa" w:w="60"/>
+              <w:left w:type="dxa" w:w="90"/>
+              <w:bottom w:type="dxa" w:w="60"/>
+              <w:right w:type="dxa" w:w="90"/>
+            </w:tcMar>
+          </w:tcPr>
+          <w:p>
+            <w:pPr>
+              <w:spacing w:after="40"/>
+            </w:pPr>
+            <w:r>
+              <w:rPr>
+                <w:sz w:val="18"/>
+                <w:szCs w:val="18"/>
+              </w:rPr>
+              <w:t xml:space="preserve">G5</w:t>
+            </w:r>
+          </w:p>
+        </w:tc>
+        <w:tc>
+          <w:tcPr>
+            <w:tcW w:type="dxa" w:w="2170"/>
+            <w:tcBorders>
+              <w:top w:val="single" w:color="9AA1AC" w:sz="4"/>
+              <w:left w:val="single" w:color="9AA1AC" w:sz="4"/>
+              <w:bottom w:val="single" w:color="9AA1AC" w:sz="4"/>
+              <w:right w:val="single" w:color="9AA1AC" w:sz="4"/>
+            </w:tcBorders>
+            <w:tcMar>
+              <w:top w:type="dxa" w:w="60"/>
+              <w:left w:type="dxa" w:w="90"/>
+              <w:bottom w:type="dxa" w:w="60"/>
+              <w:right w:type="dxa" w:w="90"/>
+            </w:tcMar>
+          </w:tcPr>
+          <w:p>
+            <w:pPr>
+              <w:spacing w:after="40"/>
+            </w:pPr>
+            <w:r>
+              <w:rPr>
+                <w:sz w:val="18"/>
+                <w:szCs w:val="18"/>
+              </w:rPr>
+              <w:t xml:space="preserve">이름표</w:t>
+            </w:r>
+          </w:p>
+        </w:tc>
+        <w:tc>
+          <w:tcPr>
+            <w:tcW w:type="dxa" w:w="3410"/>
+            <w:tcBorders>
+              <w:top w:val="single" w:color="9AA1AC" w:sz="4"/>
+              <w:left w:val="single" w:color="9AA1AC" w:sz="4"/>
+              <w:bottom w:val="single" w:color="9AA1AC" w:sz="4"/>
+              <w:right w:val="single" w:color="9AA1AC" w:sz="4"/>
+            </w:tcBorders>
+            <w:tcMar>
+              <w:top w:type="dxa" w:w="60"/>
+              <w:left w:type="dxa" w:w="90"/>
+              <w:bottom w:type="dxa" w:w="60"/>
+              <w:right w:type="dxa" w:w="90"/>
+            </w:tcMar>
+          </w:tcPr>
+          <w:p>
+            <w:pPr>
+              <w:spacing w:after="40"/>
+            </w:pPr>
+            <w:r>
+              <w:rPr>
+                <w:sz w:val="18"/>
+                <w:szCs w:val="18"/>
+              </w:rPr>
+              <w:t xml:space="preserve">아버지 이름표·지문 모두 "만석"(대사 호칭은 "아빠")</w:t>
+            </w:r>
+          </w:p>
+        </w:tc>
+        <w:tc>
+          <w:tcPr>
+            <w:tcW w:type="dxa" w:w="4650"/>
+            <w:tcBorders>
+              <w:top w:val="single" w:color="9AA1AC" w:sz="4"/>
+              <w:left w:val="single" w:color="9AA1AC" w:sz="4"/>
+              <w:bottom w:val="single" w:color="9AA1AC" w:sz="4"/>
+              <w:right w:val="single" w:color="9AA1AC" w:sz="4"/>
+            </w:tcBorders>
+            <w:tcMar>
+              <w:top w:type="dxa" w:w="60"/>
+              <w:left w:type="dxa" w:w="90"/>
+              <w:bottom w:type="dxa" w:w="60"/>
+              <w:right w:type="dxa" w:w="90"/>
+            </w:tcMar>
+          </w:tcPr>
+          <w:p>
+            <w:pPr>
+              <w:spacing w:after="40"/>
+            </w:pPr>
+            <w:r>
+              <w:rPr>
+                <w:sz w:val="18"/>
+                <w:szCs w:val="18"/>
+              </w:rPr>
+              <w:t xml:space="preserve">대본 이름표 통일(Claude 판단, 사용자 이의 없음)</w:t>
+            </w:r>
+          </w:p>
+        </w:tc>
+        <w:tc>
+          <w:tcPr>
+            <w:tcW w:type="dxa" w:w="1240"/>
+            <w:tcBorders>
+              <w:top w:val="single" w:color="9AA1AC" w:sz="4"/>
+              <w:left w:val="single" w:color="9AA1AC" w:sz="4"/>
+              <w:bottom w:val="single" w:color="9AA1AC" w:sz="4"/>
+              <w:right w:val="single" w:color="9AA1AC" w:sz="4"/>
+            </w:tcBorders>
+            <w:tcMar>
+              <w:top w:type="dxa" w:w="60"/>
+              <w:left w:type="dxa" w:w="90"/>
+              <w:bottom w:type="dxa" w:w="60"/>
+              <w:right w:type="dxa" w:w="90"/>
+            </w:tcMar>
+          </w:tcPr>
+          <w:p>
+            <w:pPr>
+              <w:spacing w:after="40"/>
+            </w:pPr>
+            <w:r>
+              <w:rPr>
+                <w:sz w:val="18"/>
+                <w:szCs w:val="18"/>
+              </w:rPr>
+              <w:t xml:space="preserve">확정</w:t>
+            </w:r>
+          </w:p>
+        </w:tc>
+        <w:tc>
+          <w:tcPr>
+            <w:tcW w:type="dxa" w:w="1860"/>
+            <w:tcBorders>
+              <w:top w:val="single" w:color="9AA1AC" w:sz="4"/>
+              <w:left w:val="single" w:color="9AA1AC" w:sz="4"/>
+              <w:bottom w:val="single" w:color="9AA1AC" w:sz="4"/>
+              <w:right w:val="single" w:color="9AA1AC" w:sz="4"/>
+            </w:tcBorders>
+            <w:tcMar>
+              <w:top w:type="dxa" w:w="60"/>
+              <w:left w:type="dxa" w:w="90"/>
+              <w:bottom w:type="dxa" w:w="60"/>
+              <w:right w:type="dxa" w:w="90"/>
+            </w:tcMar>
+          </w:tcPr>
+          <w:p>
+            <w:pPr>
+              <w:spacing w:after="40"/>
+            </w:pPr>
+            <w:r>
+              <w:rPr>
+                <w:sz w:val="18"/>
+                <w:szCs w:val="18"/>
+              </w:rPr>
+              <w:t xml:space="preserve">2026-10-08</w:t>
+            </w:r>
+          </w:p>
+        </w:tc>
+      </w:tr>
+      <w:tr>
+        <w:trPr>
+          <w:cantSplit/>
+        </w:trPr>
+        <w:tc>
+          <w:tcPr>
+            <w:tcW w:type="dxa" w:w="1240"/>
+            <w:tcBorders>
+              <w:top w:val="single" w:color="9AA1AC" w:sz="4"/>
+              <w:left w:val="single" w:color="9AA1AC" w:sz="4"/>
+              <w:bottom w:val="single" w:color="9AA1AC" w:sz="4"/>
+              <w:right w:val="single" w:color="9AA1AC" w:sz="4"/>
+            </w:tcBorders>
+            <w:tcMar>
+              <w:top w:type="dxa" w:w="60"/>
+              <w:left w:type="dxa" w:w="90"/>
+              <w:bottom w:type="dxa" w:w="60"/>
+              <w:right w:type="dxa" w:w="90"/>
+            </w:tcMar>
+          </w:tcPr>
+          <w:p>
+            <w:pPr>
+              <w:spacing w:after="40"/>
+            </w:pPr>
+            <w:r>
+              <w:rPr>
+                <w:sz w:val="18"/>
+                <w:szCs w:val="18"/>
+              </w:rPr>
+              <w:t xml:space="preserve">G5</w:t>
+            </w:r>
+          </w:p>
+        </w:tc>
+        <w:tc>
+          <w:tcPr>
+            <w:tcW w:type="dxa" w:w="2170"/>
+            <w:tcBorders>
+              <w:top w:val="single" w:color="9AA1AC" w:sz="4"/>
+              <w:left w:val="single" w:color="9AA1AC" w:sz="4"/>
+              <w:bottom w:val="single" w:color="9AA1AC" w:sz="4"/>
+              <w:right w:val="single" w:color="9AA1AC" w:sz="4"/>
+            </w:tcBorders>
+            <w:tcMar>
+              <w:top w:type="dxa" w:w="60"/>
+              <w:left w:type="dxa" w:w="90"/>
+              <w:bottom w:type="dxa" w:w="60"/>
+              <w:right w:type="dxa" w:w="90"/>
+            </w:tcMar>
+          </w:tcPr>
+          <w:p>
+            <w:pPr>
+              <w:spacing w:after="40"/>
+            </w:pPr>
+            <w:r>
+              <w:rPr>
+                <w:sz w:val="18"/>
+                <w:szCs w:val="18"/>
+              </w:rPr>
+              <w:t xml:space="preserve">대본 형식</w:t>
+            </w:r>
+          </w:p>
+        </w:tc>
+        <w:tc>
+          <w:tcPr>
+            <w:tcW w:type="dxa" w:w="3410"/>
+            <w:tcBorders>
+              <w:top w:val="single" w:color="9AA1AC" w:sz="4"/>
+              <w:left w:val="single" w:color="9AA1AC" w:sz="4"/>
+              <w:bottom w:val="single" w:color="9AA1AC" w:sz="4"/>
+              <w:right w:val="single" w:color="9AA1AC" w:sz="4"/>
+            </w:tcBorders>
+            <w:tcMar>
+              <w:top w:type="dxa" w:w="60"/>
+              <w:left w:type="dxa" w:w="90"/>
+              <w:bottom w:type="dxa" w:w="60"/>
+              <w:right w:type="dxa" w:w="90"/>
+            </w:tcMar>
+          </w:tcPr>
+          <w:p>
+            <w:pPr>
+              <w:spacing w:after="40"/>
+            </w:pPr>
+            <w:r>
+              <w:rPr>
+                <w:sz w:val="18"/>
+                <w:szCs w:val="18"/>
+              </w:rPr>
+              <w:t xml:space="preserve">B 애니형(예상 길이·카메라 의도·연기 메모)</w:t>
+            </w:r>
+          </w:p>
+        </w:tc>
+        <w:tc>
+          <w:tcPr>
+            <w:tcW w:type="dxa" w:w="4650"/>
+            <w:tcBorders>
+              <w:top w:val="single" w:color="9AA1AC" w:sz="4"/>
+              <w:left w:val="single" w:color="9AA1AC" w:sz="4"/>
+              <w:bottom w:val="single" w:color="9AA1AC" w:sz="4"/>
+              <w:right w:val="single" w:color="9AA1AC" w:sz="4"/>
+            </w:tcBorders>
+            <w:tcMar>
+              <w:top w:type="dxa" w:w="60"/>
+              <w:left w:type="dxa" w:w="90"/>
+              <w:bottom w:type="dxa" w:w="60"/>
+              <w:right w:type="dxa" w:w="90"/>
+            </w:tcMar>
+          </w:tcPr>
+          <w:p>
+            <w:pPr>
+              <w:spacing w:after="40"/>
+            </w:pPr>
+            <w:r>
+              <w:rPr>
+                <w:sz w:val="18"/>
+                <w:szCs w:val="18"/>
+              </w:rPr>
+              <w:t xml:space="preserve">추천안 선택</w:t>
+            </w:r>
+          </w:p>
+        </w:tc>
+        <w:tc>
+          <w:tcPr>
+            <w:tcW w:type="dxa" w:w="1240"/>
+            <w:tcBorders>
+              <w:top w:val="single" w:color="9AA1AC" w:sz="4"/>
+              <w:left w:val="single" w:color="9AA1AC" w:sz="4"/>
+              <w:bottom w:val="single" w:color="9AA1AC" w:sz="4"/>
+              <w:right w:val="single" w:color="9AA1AC" w:sz="4"/>
+            </w:tcBorders>
+            <w:tcMar>
+              <w:top w:type="dxa" w:w="60"/>
+              <w:left w:type="dxa" w:w="90"/>
+              <w:bottom w:type="dxa" w:w="60"/>
+              <w:right w:type="dxa" w:w="90"/>
+            </w:tcMar>
+          </w:tcPr>
+          <w:p>
+            <w:pPr>
+              <w:spacing w:after="40"/>
+            </w:pPr>
+            <w:r>
+              <w:rPr>
+                <w:sz w:val="18"/>
+                <w:szCs w:val="18"/>
+              </w:rPr>
+              <w:t xml:space="preserve">확정</w:t>
+            </w:r>
+          </w:p>
+        </w:tc>
+        <w:tc>
+          <w:tcPr>
+            <w:tcW w:type="dxa" w:w="1860"/>
+            <w:tcBorders>
+              <w:top w:val="single" w:color="9AA1AC" w:sz="4"/>
+              <w:left w:val="single" w:color="9AA1AC" w:sz="4"/>
+              <w:bottom w:val="single" w:color="9AA1AC" w:sz="4"/>
+              <w:right w:val="single" w:color="9AA1AC" w:sz="4"/>
+            </w:tcBorders>
+            <w:tcMar>
+              <w:top w:type="dxa" w:w="60"/>
+              <w:left w:type="dxa" w:w="90"/>
+              <w:bottom w:type="dxa" w:w="60"/>
+              <w:right w:type="dxa" w:w="90"/>
+            </w:tcMar>
+          </w:tcPr>
+          <w:p>
+            <w:pPr>
+              <w:spacing w:after="40"/>
+            </w:pPr>
+            <w:r>
+              <w:rPr>
+                <w:sz w:val="18"/>
+                <w:szCs w:val="18"/>
+              </w:rPr>
+              <w:t xml:space="preserve">2026-10-08</w:t>
+            </w:r>
+          </w:p>
+        </w:tc>
+      </w:tr>
+      <w:tr>
+        <w:trPr>
+          <w:cantSplit/>
+        </w:trPr>
+        <w:tc>
+          <w:tcPr>
+            <w:tcW w:type="dxa" w:w="1240"/>
+            <w:tcBorders>
+              <w:top w:val="single" w:color="9AA1AC" w:sz="4"/>
+              <w:left w:val="single" w:color="9AA1AC" w:sz="4"/>
+              <w:bottom w:val="single" w:color="9AA1AC" w:sz="4"/>
+              <w:right w:val="single" w:color="9AA1AC" w:sz="4"/>
+            </w:tcBorders>
+            <w:tcMar>
+              <w:top w:type="dxa" w:w="60"/>
+              <w:left w:type="dxa" w:w="90"/>
+              <w:bottom w:type="dxa" w:w="60"/>
+              <w:right w:type="dxa" w:w="90"/>
+            </w:tcMar>
+          </w:tcPr>
+          <w:p>
+            <w:pPr>
+              <w:spacing w:after="40"/>
+            </w:pPr>
+            <w:r>
+              <w:rPr>
+                <w:sz w:val="18"/>
+                <w:szCs w:val="18"/>
+              </w:rPr>
+              <w:t xml:space="preserve">G5</w:t>
+            </w:r>
+          </w:p>
+        </w:tc>
+        <w:tc>
+          <w:tcPr>
+            <w:tcW w:type="dxa" w:w="2170"/>
+            <w:tcBorders>
+              <w:top w:val="single" w:color="9AA1AC" w:sz="4"/>
+              <w:left w:val="single" w:color="9AA1AC" w:sz="4"/>
+              <w:bottom w:val="single" w:color="9AA1AC" w:sz="4"/>
+              <w:right w:val="single" w:color="9AA1AC" w:sz="4"/>
+            </w:tcBorders>
+            <w:tcMar>
+              <w:top w:type="dxa" w:w="60"/>
+              <w:left w:type="dxa" w:w="90"/>
+              <w:bottom w:type="dxa" w:w="60"/>
+              <w:right w:type="dxa" w:w="90"/>
+            </w:tcMar>
+          </w:tcPr>
+          <w:p>
+            <w:pPr>
+              <w:spacing w:after="40"/>
+            </w:pPr>
+            <w:r>
+              <w:rPr>
+                <w:sz w:val="18"/>
+                <w:szCs w:val="18"/>
+              </w:rPr>
+              <w:t xml:space="preserve">대본 길이</w:t>
+            </w:r>
+          </w:p>
+        </w:tc>
+        <w:tc>
+          <w:tcPr>
+            <w:tcW w:type="dxa" w:w="3410"/>
+            <w:tcBorders>
+              <w:top w:val="single" w:color="9AA1AC" w:sz="4"/>
+              <w:left w:val="single" w:color="9AA1AC" w:sz="4"/>
+              <w:bottom w:val="single" w:color="9AA1AC" w:sz="4"/>
+              <w:right w:val="single" w:color="9AA1AC" w:sz="4"/>
+            </w:tcBorders>
+            <w:tcMar>
+              <w:top w:type="dxa" w:w="60"/>
+              <w:left w:type="dxa" w:w="90"/>
+              <w:bottom w:type="dxa" w:w="60"/>
+              <w:right w:type="dxa" w:w="90"/>
+            </w:tcMar>
+          </w:tcPr>
+          <w:p>
+            <w:pPr>
+              <w:spacing w:after="40"/>
+            </w:pPr>
+            <w:r>
+              <w:rPr>
+                <w:sz w:val="18"/>
+                <w:szCs w:val="18"/>
+              </w:rPr>
+              <w:t xml:space="preserve">마스터로 유지(1화 약 25분, 2화 약 26분, 3화 약 43분). 매체별 축소는 G9 콘티·G11 애니 콘티에서</w:t>
+            </w:r>
+          </w:p>
+        </w:tc>
+        <w:tc>
+          <w:tcPr>
+            <w:tcW w:type="dxa" w:w="4650"/>
+            <w:tcBorders>
+              <w:top w:val="single" w:color="9AA1AC" w:sz="4"/>
+              <w:left w:val="single" w:color="9AA1AC" w:sz="4"/>
+              <w:bottom w:val="single" w:color="9AA1AC" w:sz="4"/>
+              <w:right w:val="single" w:color="9AA1AC" w:sz="4"/>
+            </w:tcBorders>
+            <w:tcMar>
+              <w:top w:type="dxa" w:w="60"/>
+              <w:left w:type="dxa" w:w="90"/>
+              <w:bottom w:type="dxa" w:w="60"/>
+              <w:right w:type="dxa" w:w="90"/>
+            </w:tcMar>
+          </w:tcPr>
+          <w:p>
+            <w:pPr>
+              <w:spacing w:after="40"/>
+            </w:pPr>
+            <w:r>
+              <w:rPr>
+                <w:sz w:val="18"/>
+                <w:szCs w:val="18"/>
+              </w:rPr>
+              <w:t xml:space="preserve">사용자 선택(추천안)</w:t>
+            </w:r>
+          </w:p>
+        </w:tc>
+        <w:tc>
+          <w:tcPr>
+            <w:tcW w:type="dxa" w:w="1240"/>
+            <w:tcBorders>
+              <w:top w:val="single" w:color="9AA1AC" w:sz="4"/>
+              <w:left w:val="single" w:color="9AA1AC" w:sz="4"/>
+              <w:bottom w:val="single" w:color="9AA1AC" w:sz="4"/>
+              <w:right w:val="single" w:color="9AA1AC" w:sz="4"/>
+            </w:tcBorders>
+            <w:tcMar>
+              <w:top w:type="dxa" w:w="60"/>
+              <w:left w:type="dxa" w:w="90"/>
+              <w:bottom w:type="dxa" w:w="60"/>
+              <w:right w:type="dxa" w:w="90"/>
+            </w:tcMar>
+          </w:tcPr>
+          <w:p>
+            <w:pPr>
+              <w:spacing w:after="40"/>
+            </w:pPr>
+            <w:r>
+              <w:rPr>
+                <w:sz w:val="18"/>
+                <w:szCs w:val="18"/>
+              </w:rPr>
+              <w:t xml:space="preserve">확정</w:t>
+            </w:r>
+          </w:p>
+        </w:tc>
+        <w:tc>
+          <w:tcPr>
+            <w:tcW w:type="dxa" w:w="1860"/>
+            <w:tcBorders>
+              <w:top w:val="single" w:color="9AA1AC" w:sz="4"/>
+              <w:left w:val="single" w:color="9AA1AC" w:sz="4"/>
+              <w:bottom w:val="single" w:color="9AA1AC" w:sz="4"/>
+              <w:right w:val="single" w:color="9AA1AC" w:sz="4"/>
+            </w:tcBorders>
+            <w:tcMar>
+              <w:top w:type="dxa" w:w="60"/>
+              <w:left w:type="dxa" w:w="90"/>
+              <w:bottom w:type="dxa" w:w="60"/>
+              <w:right w:type="dxa" w:w="90"/>
+            </w:tcMar>
+          </w:tcPr>
+          <w:p>
+            <w:pPr>
+              <w:spacing w:after="40"/>
+            </w:pPr>
+            <w:r>
+              <w:rPr>
+                <w:sz w:val="18"/>
+                <w:szCs w:val="18"/>
+              </w:rPr>
+              <w:t xml:space="preserve">2026-10-08</w:t>
+            </w:r>
+          </w:p>
+        </w:tc>
+      </w:tr>
+      <w:tr>
+        <w:trPr>
+          <w:cantSplit/>
+        </w:trPr>
+        <w:tc>
+          <w:tcPr>
+            <w:tcW w:type="dxa" w:w="1240"/>
+            <w:tcBorders>
+              <w:top w:val="single" w:color="9AA1AC" w:sz="4"/>
+              <w:left w:val="single" w:color="9AA1AC" w:sz="4"/>
+              <w:bottom w:val="single" w:color="9AA1AC" w:sz="4"/>
+              <w:right w:val="single" w:color="9AA1AC" w:sz="4"/>
+            </w:tcBorders>
+            <w:tcMar>
+              <w:top w:type="dxa" w:w="60"/>
+              <w:left w:type="dxa" w:w="90"/>
+              <w:bottom w:type="dxa" w:w="60"/>
+              <w:right w:type="dxa" w:w="90"/>
+            </w:tcMar>
+          </w:tcPr>
+          <w:p>
+            <w:pPr>
+              <w:spacing w:after="40"/>
+            </w:pPr>
+            <w:r>
+              <w:rPr>
+                <w:sz w:val="18"/>
+                <w:szCs w:val="18"/>
+              </w:rPr>
+              <w:t xml:space="preserve">G5</w:t>
+            </w:r>
+          </w:p>
+        </w:tc>
+        <w:tc>
+          <w:tcPr>
+            <w:tcW w:type="dxa" w:w="2170"/>
+            <w:tcBorders>
+              <w:top w:val="single" w:color="9AA1AC" w:sz="4"/>
+              <w:left w:val="single" w:color="9AA1AC" w:sz="4"/>
+              <w:bottom w:val="single" w:color="9AA1AC" w:sz="4"/>
+              <w:right w:val="single" w:color="9AA1AC" w:sz="4"/>
+            </w:tcBorders>
+            <w:tcMar>
+              <w:top w:type="dxa" w:w="60"/>
+              <w:left w:type="dxa" w:w="90"/>
+              <w:bottom w:type="dxa" w:w="60"/>
+              <w:right w:type="dxa" w:w="90"/>
+            </w:tcMar>
+          </w:tcPr>
+          <w:p>
+            <w:pPr>
+              <w:spacing w:after="40"/>
+            </w:pPr>
+            <w:r>
+              <w:rPr>
+                <w:sz w:val="18"/>
+                <w:szCs w:val="18"/>
+              </w:rPr>
+              <w:t xml:space="preserve">내레이션</w:t>
+            </w:r>
+          </w:p>
+        </w:tc>
+        <w:tc>
+          <w:tcPr>
+            <w:tcW w:type="dxa" w:w="3410"/>
+            <w:tcBorders>
+              <w:top w:val="single" w:color="9AA1AC" w:sz="4"/>
+              <w:left w:val="single" w:color="9AA1AC" w:sz="4"/>
+              <w:bottom w:val="single" w:color="9AA1AC" w:sz="4"/>
+              <w:right w:val="single" w:color="9AA1AC" w:sz="4"/>
+            </w:tcBorders>
+            <w:tcMar>
+              <w:top w:type="dxa" w:w="60"/>
+              <w:left w:type="dxa" w:w="90"/>
+              <w:bottom w:type="dxa" w:w="60"/>
+              <w:right w:type="dxa" w:w="90"/>
+            </w:tcMar>
+          </w:tcPr>
+          <w:p>
+            <w:pPr>
+              <w:spacing w:after="40"/>
+            </w:pPr>
+            <w:r>
+              <w:rPr>
+                <w:sz w:val="18"/>
+                <w:szCs w:val="18"/>
+              </w:rPr>
+              <w:t xml:space="preserve">모든 내레이션은 어른 은주의 회고 목소리 `은주 (N)`, 꼭 필요한 곳에만</w:t>
+            </w:r>
+          </w:p>
+        </w:tc>
+        <w:tc>
+          <w:tcPr>
+            <w:tcW w:type="dxa" w:w="4650"/>
+            <w:tcBorders>
+              <w:top w:val="single" w:color="9AA1AC" w:sz="4"/>
+              <w:left w:val="single" w:color="9AA1AC" w:sz="4"/>
+              <w:bottom w:val="single" w:color="9AA1AC" w:sz="4"/>
+              <w:right w:val="single" w:color="9AA1AC" w:sz="4"/>
+            </w:tcBorders>
+            <w:tcMar>
+              <w:top w:type="dxa" w:w="60"/>
+              <w:left w:type="dxa" w:w="90"/>
+              <w:bottom w:type="dxa" w:w="60"/>
+              <w:right w:type="dxa" w:w="90"/>
+            </w:tcMar>
+          </w:tcPr>
+          <w:p>
+            <w:pPr>
+              <w:spacing w:after="40"/>
+            </w:pPr>
+            <w:r>
+              <w:rPr>
+                <w:sz w:val="18"/>
+                <w:szCs w:val="18"/>
+              </w:rPr>
+              <w:t xml:space="preserve">사용자 선택(추천안, 3안 중)</w:t>
+            </w:r>
+          </w:p>
+        </w:tc>
+        <w:tc>
+          <w:tcPr>
+            <w:tcW w:type="dxa" w:w="1240"/>
+            <w:tcBorders>
+              <w:top w:val="single" w:color="9AA1AC" w:sz="4"/>
+              <w:left w:val="single" w:color="9AA1AC" w:sz="4"/>
+              <w:bottom w:val="single" w:color="9AA1AC" w:sz="4"/>
+              <w:right w:val="single" w:color="9AA1AC" w:sz="4"/>
+            </w:tcBorders>
+            <w:tcMar>
+              <w:top w:type="dxa" w:w="60"/>
+              <w:left w:type="dxa" w:w="90"/>
+              <w:bottom w:type="dxa" w:w="60"/>
+              <w:right w:type="dxa" w:w="90"/>
+            </w:tcMar>
+          </w:tcPr>
+          <w:p>
+            <w:pPr>
+              <w:spacing w:after="40"/>
+            </w:pPr>
+            <w:r>
+              <w:rPr>
+                <w:sz w:val="18"/>
+                <w:szCs w:val="18"/>
+              </w:rPr>
+              <w:t xml:space="preserve">확정</w:t>
+            </w:r>
+          </w:p>
+        </w:tc>
+        <w:tc>
+          <w:tcPr>
+            <w:tcW w:type="dxa" w:w="1860"/>
+            <w:tcBorders>
+              <w:top w:val="single" w:color="9AA1AC" w:sz="4"/>
+              <w:left w:val="single" w:color="9AA1AC" w:sz="4"/>
+              <w:bottom w:val="single" w:color="9AA1AC" w:sz="4"/>
+              <w:right w:val="single" w:color="9AA1AC" w:sz="4"/>
+            </w:tcBorders>
+            <w:tcMar>
+              <w:top w:type="dxa" w:w="60"/>
+              <w:left w:type="dxa" w:w="90"/>
+              <w:bottom w:type="dxa" w:w="60"/>
+              <w:right w:type="dxa" w:w="90"/>
+            </w:tcMar>
+          </w:tcPr>
+          <w:p>
+            <w:pPr>
+              <w:spacing w:after="40"/>
+            </w:pPr>
+            <w:r>
+              <w:rPr>
+                <w:sz w:val="18"/>
+                <w:szCs w:val="18"/>
+              </w:rPr>
+              <w:t xml:space="preserve">2026-10-09</w:t>
+            </w:r>
+          </w:p>
+        </w:tc>
+      </w:tr>
+      <w:tr>
+        <w:trPr>
+          <w:cantSplit/>
+        </w:trPr>
+        <w:tc>
+          <w:tcPr>
+            <w:tcW w:type="dxa" w:w="1240"/>
+            <w:tcBorders>
+              <w:top w:val="single" w:color="9AA1AC" w:sz="4"/>
+              <w:left w:val="single" w:color="9AA1AC" w:sz="4"/>
+              <w:bottom w:val="single" w:color="9AA1AC" w:sz="4"/>
+              <w:right w:val="single" w:color="9AA1AC" w:sz="4"/>
+            </w:tcBorders>
+            <w:tcMar>
+              <w:top w:type="dxa" w:w="60"/>
+              <w:left w:type="dxa" w:w="90"/>
+              <w:bottom w:type="dxa" w:w="60"/>
+              <w:right w:type="dxa" w:w="90"/>
+            </w:tcMar>
+          </w:tcPr>
+          <w:p>
+            <w:pPr>
+              <w:spacing w:after="40"/>
+            </w:pPr>
+            <w:r>
+              <w:rPr>
+                <w:sz w:val="18"/>
+                <w:szCs w:val="18"/>
+              </w:rPr>
+              <w:t xml:space="preserve">G5</w:t>
+            </w:r>
+          </w:p>
+        </w:tc>
+        <w:tc>
+          <w:tcPr>
+            <w:tcW w:type="dxa" w:w="2170"/>
+            <w:tcBorders>
+              <w:top w:val="single" w:color="9AA1AC" w:sz="4"/>
+              <w:left w:val="single" w:color="9AA1AC" w:sz="4"/>
+              <w:bottom w:val="single" w:color="9AA1AC" w:sz="4"/>
+              <w:right w:val="single" w:color="9AA1AC" w:sz="4"/>
+            </w:tcBorders>
+            <w:tcMar>
+              <w:top w:type="dxa" w:w="60"/>
+              <w:left w:type="dxa" w:w="90"/>
+              <w:bottom w:type="dxa" w:w="60"/>
+              <w:right w:type="dxa" w:w="90"/>
+            </w:tcMar>
+          </w:tcPr>
+          <w:p>
+            <w:pPr>
+              <w:spacing w:after="40"/>
+            </w:pPr>
+            <w:r>
+              <w:rPr>
+                <w:sz w:val="18"/>
+                <w:szCs w:val="18"/>
+              </w:rPr>
+              <w:t xml:space="preserve">섬 정리 통보</w:t>
+            </w:r>
+          </w:p>
+        </w:tc>
+        <w:tc>
+          <w:tcPr>
+            <w:tcW w:type="dxa" w:w="3410"/>
+            <w:tcBorders>
+              <w:top w:val="single" w:color="9AA1AC" w:sz="4"/>
+              <w:left w:val="single" w:color="9AA1AC" w:sz="4"/>
+              <w:bottom w:val="single" w:color="9AA1AC" w:sz="4"/>
+              <w:right w:val="single" w:color="9AA1AC" w:sz="4"/>
+            </w:tcBorders>
+            <w:tcMar>
+              <w:top w:type="dxa" w:w="60"/>
+              <w:left w:type="dxa" w:w="90"/>
+              <w:bottom w:type="dxa" w:w="60"/>
+              <w:right w:type="dxa" w:w="90"/>
+            </w:tcMar>
+          </w:tcPr>
+          <w:p>
+            <w:pPr>
+              <w:spacing w:after="40"/>
+            </w:pPr>
+            <w:r>
+              <w:rPr>
+                <w:sz w:val="18"/>
+                <w:szCs w:val="18"/>
+              </w:rPr>
+              <w:t xml:space="preserve">두 단계: 1987년 5월 정리 예정 알림 → 1988년 1월 정식 통보(8월 말까지)</w:t>
+            </w:r>
+          </w:p>
+        </w:tc>
+        <w:tc>
+          <w:tcPr>
+            <w:tcW w:type="dxa" w:w="4650"/>
+            <w:tcBorders>
+              <w:top w:val="single" w:color="9AA1AC" w:sz="4"/>
+              <w:left w:val="single" w:color="9AA1AC" w:sz="4"/>
+              <w:bottom w:val="single" w:color="9AA1AC" w:sz="4"/>
+              <w:right w:val="single" w:color="9AA1AC" w:sz="4"/>
+            </w:tcBorders>
+            <w:tcMar>
+              <w:top w:type="dxa" w:w="60"/>
+              <w:left w:type="dxa" w:w="90"/>
+              <w:bottom w:type="dxa" w:w="60"/>
+              <w:right w:type="dxa" w:w="90"/>
+            </w:tcMar>
+          </w:tcPr>
+          <w:p>
+            <w:pPr>
+              <w:spacing w:after="40"/>
+            </w:pPr>
+            <w:r>
+              <w:rPr>
+                <w:sz w:val="18"/>
+                <w:szCs w:val="18"/>
+              </w:rPr>
+              <w:t xml:space="preserve">1화 소설과 continuity 충돌 정리</w:t>
+            </w:r>
+          </w:p>
+        </w:tc>
+        <w:tc>
+          <w:tcPr>
+            <w:tcW w:type="dxa" w:w="1240"/>
+            <w:tcBorders>
+              <w:top w:val="single" w:color="9AA1AC" w:sz="4"/>
+              <w:left w:val="single" w:color="9AA1AC" w:sz="4"/>
+              <w:bottom w:val="single" w:color="9AA1AC" w:sz="4"/>
+              <w:right w:val="single" w:color="9AA1AC" w:sz="4"/>
+            </w:tcBorders>
+            <w:tcMar>
+              <w:top w:type="dxa" w:w="60"/>
+              <w:left w:type="dxa" w:w="90"/>
+              <w:bottom w:type="dxa" w:w="60"/>
+              <w:right w:type="dxa" w:w="90"/>
+            </w:tcMar>
+          </w:tcPr>
+          <w:p>
+            <w:pPr>
+              <w:spacing w:after="40"/>
+            </w:pPr>
+            <w:r>
+              <w:rPr>
+                <w:sz w:val="18"/>
+                <w:szCs w:val="18"/>
+              </w:rPr>
+              <w:t xml:space="preserve">확정</w:t>
+            </w:r>
+          </w:p>
+        </w:tc>
+        <w:tc>
+          <w:tcPr>
+            <w:tcW w:type="dxa" w:w="1860"/>
+            <w:tcBorders>
+              <w:top w:val="single" w:color="9AA1AC" w:sz="4"/>
+              <w:left w:val="single" w:color="9AA1AC" w:sz="4"/>
+              <w:bottom w:val="single" w:color="9AA1AC" w:sz="4"/>
+              <w:right w:val="single" w:color="9AA1AC" w:sz="4"/>
+            </w:tcBorders>
+            <w:tcMar>
+              <w:top w:type="dxa" w:w="60"/>
+              <w:left w:type="dxa" w:w="90"/>
+              <w:bottom w:type="dxa" w:w="60"/>
+              <w:right w:type="dxa" w:w="90"/>
+            </w:tcMar>
+          </w:tcPr>
+          <w:p>
+            <w:pPr>
+              <w:spacing w:after="40"/>
+            </w:pPr>
+            <w:r>
+              <w:rPr>
+                <w:sz w:val="18"/>
+                <w:szCs w:val="18"/>
+              </w:rPr>
+              <w:t xml:space="preserve">2026-10-08</w:t>
+            </w:r>
+          </w:p>
+        </w:tc>
+      </w:tr>
+      <w:tr>
+        <w:trPr>
+          <w:cantSplit/>
+        </w:trPr>
+        <w:tc>
+          <w:tcPr>
+            <w:tcW w:type="dxa" w:w="1240"/>
+            <w:tcBorders>
+              <w:top w:val="single" w:color="9AA1AC" w:sz="4"/>
+              <w:left w:val="single" w:color="9AA1AC" w:sz="4"/>
+              <w:bottom w:val="single" w:color="9AA1AC" w:sz="4"/>
+              <w:right w:val="single" w:color="9AA1AC" w:sz="4"/>
+            </w:tcBorders>
+            <w:tcMar>
+              <w:top w:type="dxa" w:w="60"/>
+              <w:left w:type="dxa" w:w="90"/>
+              <w:bottom w:type="dxa" w:w="60"/>
+              <w:right w:type="dxa" w:w="90"/>
+            </w:tcMar>
+          </w:tcPr>
+          <w:p>
+            <w:pPr>
+              <w:spacing w:after="40"/>
+            </w:pPr>
+            <w:r>
+              <w:rPr>
+                <w:sz w:val="18"/>
+                <w:szCs w:val="18"/>
+              </w:rPr>
+              <w:t xml:space="preserve">G5</w:t>
+            </w:r>
+          </w:p>
+        </w:tc>
+        <w:tc>
+          <w:tcPr>
+            <w:tcW w:type="dxa" w:w="2170"/>
+            <w:tcBorders>
+              <w:top w:val="single" w:color="9AA1AC" w:sz="4"/>
+              <w:left w:val="single" w:color="9AA1AC" w:sz="4"/>
+              <w:bottom w:val="single" w:color="9AA1AC" w:sz="4"/>
+              <w:right w:val="single" w:color="9AA1AC" w:sz="4"/>
+            </w:tcBorders>
+            <w:tcMar>
+              <w:top w:type="dxa" w:w="60"/>
+              <w:left w:type="dxa" w:w="90"/>
+              <w:bottom w:type="dxa" w:w="60"/>
+              <w:right w:type="dxa" w:w="90"/>
+            </w:tcMar>
+          </w:tcPr>
+          <w:p>
+            <w:pPr>
+              <w:spacing w:after="40"/>
+            </w:pPr>
+            <w:r>
+              <w:rPr>
+                <w:sz w:val="18"/>
+                <w:szCs w:val="18"/>
+              </w:rPr>
+              <w:t xml:space="preserve">대본</w:t>
+            </w:r>
+          </w:p>
+        </w:tc>
+        <w:tc>
+          <w:tcPr>
+            <w:tcW w:type="dxa" w:w="3410"/>
+            <w:tcBorders>
+              <w:top w:val="single" w:color="9AA1AC" w:sz="4"/>
+              <w:left w:val="single" w:color="9AA1AC" w:sz="4"/>
+              <w:bottom w:val="single" w:color="9AA1AC" w:sz="4"/>
+              <w:right w:val="single" w:color="9AA1AC" w:sz="4"/>
+            </w:tcBorders>
+            <w:tcMar>
+              <w:top w:type="dxa" w:w="60"/>
+              <w:left w:type="dxa" w:w="90"/>
+              <w:bottom w:type="dxa" w:w="60"/>
+              <w:right w:type="dxa" w:w="90"/>
+            </w:tcMar>
+          </w:tcPr>
+          <w:p>
+            <w:pPr>
+              <w:spacing w:after="40"/>
+            </w:pPr>
+            <w:r>
+              <w:rPr>
+                <w:sz w:val="18"/>
+                <w:szCs w:val="18"/>
+              </w:rPr>
+              <w:t xml:space="preserve">1~3화 완료(80씬). 소설 대사 누락 0, 형식·연속성 검수 33건 반영, 소리 표기는 story/sfx_list.md</w:t>
+            </w:r>
+          </w:p>
+        </w:tc>
+        <w:tc>
+          <w:tcPr>
+            <w:tcW w:type="dxa" w:w="4650"/>
+            <w:tcBorders>
+              <w:top w:val="single" w:color="9AA1AC" w:sz="4"/>
+              <w:left w:val="single" w:color="9AA1AC" w:sz="4"/>
+              <w:bottom w:val="single" w:color="9AA1AC" w:sz="4"/>
+              <w:right w:val="single" w:color="9AA1AC" w:sz="4"/>
+            </w:tcBorders>
+            <w:tcMar>
+              <w:top w:type="dxa" w:w="60"/>
+              <w:left w:type="dxa" w:w="90"/>
+              <w:bottom w:type="dxa" w:w="60"/>
+              <w:right w:type="dxa" w:w="90"/>
+            </w:tcMar>
+          </w:tcPr>
+          <w:p>
+            <w:pPr>
+              <w:spacing w:after="40"/>
+            </w:pPr>
+            <w:r>
+              <w:rPr>
+                <w:sz w:val="18"/>
+                <w:szCs w:val="18"/>
+              </w:rPr>
+              <w:t xml:space="preserve">기계 대조 + 검수 에이전트</w:t>
+            </w:r>
+          </w:p>
+        </w:tc>
+        <w:tc>
+          <w:tcPr>
+            <w:tcW w:type="dxa" w:w="1240"/>
+            <w:tcBorders>
+              <w:top w:val="single" w:color="9AA1AC" w:sz="4"/>
+              <w:left w:val="single" w:color="9AA1AC" w:sz="4"/>
+              <w:bottom w:val="single" w:color="9AA1AC" w:sz="4"/>
+              <w:right w:val="single" w:color="9AA1AC" w:sz="4"/>
+            </w:tcBorders>
+            <w:tcMar>
+              <w:top w:type="dxa" w:w="60"/>
+              <w:left w:type="dxa" w:w="90"/>
+              <w:bottom w:type="dxa" w:w="60"/>
+              <w:right w:type="dxa" w:w="90"/>
+            </w:tcMar>
+          </w:tcPr>
+          <w:p>
+            <w:pPr>
+              <w:spacing w:after="40"/>
+            </w:pPr>
+            <w:r>
+              <w:rPr>
+                <w:sz w:val="18"/>
+                <w:szCs w:val="18"/>
+              </w:rPr>
+              <w:t xml:space="preserve">확정</w:t>
+            </w:r>
+          </w:p>
+        </w:tc>
+        <w:tc>
+          <w:tcPr>
+            <w:tcW w:type="dxa" w:w="1860"/>
+            <w:tcBorders>
+              <w:top w:val="single" w:color="9AA1AC" w:sz="4"/>
+              <w:left w:val="single" w:color="9AA1AC" w:sz="4"/>
+              <w:bottom w:val="single" w:color="9AA1AC" w:sz="4"/>
+              <w:right w:val="single" w:color="9AA1AC" w:sz="4"/>
+            </w:tcBorders>
+            <w:tcMar>
+              <w:top w:type="dxa" w:w="60"/>
+              <w:left w:type="dxa" w:w="90"/>
+              <w:bottom w:type="dxa" w:w="60"/>
+              <w:right w:type="dxa" w:w="90"/>
+            </w:tcMar>
+          </w:tcPr>
+          <w:p>
+            <w:pPr>
+              <w:spacing w:after="40"/>
+            </w:pPr>
+            <w:r>
+              <w:rPr>
+                <w:sz w:val="18"/>
+                <w:szCs w:val="18"/>
+              </w:rPr>
+              <w:t xml:space="preserve">2026-10-09</w:t>
+            </w:r>
+          </w:p>
+        </w:tc>
+      </w:tr>
+      <w:tr>
+        <w:trPr>
+          <w:cantSplit/>
+        </w:trPr>
+        <w:tc>
+          <w:tcPr>
+            <w:tcW w:type="dxa" w:w="1240"/>
+            <w:tcBorders>
+              <w:top w:val="single" w:color="9AA1AC" w:sz="4"/>
+              <w:left w:val="single" w:color="9AA1AC" w:sz="4"/>
+              <w:bottom w:val="single" w:color="9AA1AC" w:sz="4"/>
+              <w:right w:val="single" w:color="9AA1AC" w:sz="4"/>
+            </w:tcBorders>
+            <w:tcMar>
+              <w:top w:type="dxa" w:w="60"/>
+              <w:left w:type="dxa" w:w="90"/>
+              <w:bottom w:type="dxa" w:w="60"/>
+              <w:right w:type="dxa" w:w="90"/>
+            </w:tcMar>
+          </w:tcPr>
+          <w:p>
+            <w:pPr>
+              <w:spacing w:after="40"/>
+            </w:pPr>
+            <w:r>
+              <w:rPr>
+                <w:sz w:val="18"/>
+                <w:szCs w:val="18"/>
+              </w:rPr>
+              <w:t xml:space="preserve">G4</w:t>
+            </w:r>
+          </w:p>
+        </w:tc>
+        <w:tc>
+          <w:tcPr>
+            <w:tcW w:type="dxa" w:w="2170"/>
+            <w:tcBorders>
+              <w:top w:val="single" w:color="9AA1AC" w:sz="4"/>
+              <w:left w:val="single" w:color="9AA1AC" w:sz="4"/>
+              <w:bottom w:val="single" w:color="9AA1AC" w:sz="4"/>
+              <w:right w:val="single" w:color="9AA1AC" w:sz="4"/>
+            </w:tcBorders>
+            <w:tcMar>
+              <w:top w:type="dxa" w:w="60"/>
+              <w:left w:type="dxa" w:w="90"/>
+              <w:bottom w:type="dxa" w:w="60"/>
+              <w:right w:type="dxa" w:w="90"/>
+            </w:tcMar>
+          </w:tcPr>
+          <w:p>
+            <w:pPr>
+              <w:spacing w:after="40"/>
+            </w:pPr>
+            <w:r>
+              <w:rPr>
+                <w:sz w:val="18"/>
+                <w:szCs w:val="18"/>
+              </w:rPr>
+              <w:t xml:space="preserve">Claude 추가 문장</w:t>
+            </w:r>
+          </w:p>
+        </w:tc>
+        <w:tc>
+          <w:tcPr>
+            <w:tcW w:type="dxa" w:w="3410"/>
+            <w:tcBorders>
+              <w:top w:val="single" w:color="9AA1AC" w:sz="4"/>
+              <w:left w:val="single" w:color="9AA1AC" w:sz="4"/>
+              <w:bottom w:val="single" w:color="9AA1AC" w:sz="4"/>
+              <w:right w:val="single" w:color="9AA1AC" w:sz="4"/>
+            </w:tcBorders>
+            <w:tcMar>
+              <w:top w:type="dxa" w:w="60"/>
+              <w:left w:type="dxa" w:w="90"/>
+              <w:bottom w:type="dxa" w:w="60"/>
+              <w:right w:type="dxa" w:w="90"/>
+            </w:tcMar>
+          </w:tcPr>
+          <w:p>
+            <w:pPr>
+              <w:spacing w:after="40"/>
+            </w:pPr>
+            <w:r>
+              <w:rPr>
+                <w:sz w:val="18"/>
+                <w:szCs w:val="18"/>
+              </w:rPr>
+              <w:t xml:space="preserve">3화 미자 엄마 "…그럼 친정은 안 가도 되겄네." 유지</w:t>
+            </w:r>
+          </w:p>
+        </w:tc>
+        <w:tc>
+          <w:tcPr>
+            <w:tcW w:type="dxa" w:w="4650"/>
+            <w:tcBorders>
+              <w:top w:val="single" w:color="9AA1AC" w:sz="4"/>
+              <w:left w:val="single" w:color="9AA1AC" w:sz="4"/>
+              <w:bottom w:val="single" w:color="9AA1AC" w:sz="4"/>
+              <w:right w:val="single" w:color="9AA1AC" w:sz="4"/>
+            </w:tcBorders>
+            <w:tcMar>
+              <w:top w:type="dxa" w:w="60"/>
+              <w:left w:type="dxa" w:w="90"/>
+              <w:bottom w:type="dxa" w:w="60"/>
+              <w:right w:type="dxa" w:w="90"/>
+            </w:tcMar>
+          </w:tcPr>
+          <w:p>
+            <w:pPr>
+              <w:spacing w:after="40"/>
+            </w:pPr>
+            <w:r>
+              <w:rPr>
+                <w:sz w:val="18"/>
+                <w:szCs w:val="18"/>
+              </w:rPr>
+              <w:t xml:space="preserve">사용자 선택(추천안, 3안 중)</w:t>
+            </w:r>
+          </w:p>
+        </w:tc>
+        <w:tc>
+          <w:tcPr>
+            <w:tcW w:type="dxa" w:w="1240"/>
+            <w:tcBorders>
+              <w:top w:val="single" w:color="9AA1AC" w:sz="4"/>
+              <w:left w:val="single" w:color="9AA1AC" w:sz="4"/>
+              <w:bottom w:val="single" w:color="9AA1AC" w:sz="4"/>
+              <w:right w:val="single" w:color="9AA1AC" w:sz="4"/>
+            </w:tcBorders>
+            <w:tcMar>
+              <w:top w:type="dxa" w:w="60"/>
+              <w:left w:type="dxa" w:w="90"/>
+              <w:bottom w:type="dxa" w:w="60"/>
+              <w:right w:type="dxa" w:w="90"/>
+            </w:tcMar>
+          </w:tcPr>
+          <w:p>
+            <w:pPr>
+              <w:spacing w:after="40"/>
+            </w:pPr>
+            <w:r>
+              <w:rPr>
+                <w:sz w:val="18"/>
+                <w:szCs w:val="18"/>
+              </w:rPr>
+              <w:t xml:space="preserve">확정</w:t>
+            </w:r>
+          </w:p>
+        </w:tc>
+        <w:tc>
+          <w:tcPr>
+            <w:tcW w:type="dxa" w:w="1860"/>
+            <w:tcBorders>
+              <w:top w:val="single" w:color="9AA1AC" w:sz="4"/>
+              <w:left w:val="single" w:color="9AA1AC" w:sz="4"/>
+              <w:bottom w:val="single" w:color="9AA1AC" w:sz="4"/>
+              <w:right w:val="single" w:color="9AA1AC" w:sz="4"/>
+            </w:tcBorders>
+            <w:tcMar>
+              <w:top w:type="dxa" w:w="60"/>
+              <w:left w:type="dxa" w:w="90"/>
+              <w:bottom w:type="dxa" w:w="60"/>
+              <w:right w:type="dxa" w:w="90"/>
+            </w:tcMar>
+          </w:tcPr>
+          <w:p>
+            <w:pPr>
+              <w:spacing w:after="40"/>
+            </w:pPr>
+            <w:r>
+              <w:rPr>
+                <w:sz w:val="18"/>
+                <w:szCs w:val="18"/>
+              </w:rPr>
+              <w:t xml:space="preserve">2026-10-09</w:t>
+            </w:r>
+          </w:p>
+        </w:tc>
+      </w:tr>
+      <w:tr>
+        <w:trPr>
+          <w:cantSplit/>
+        </w:trPr>
+        <w:tc>
+          <w:tcPr>
+            <w:tcW w:type="dxa" w:w="1240"/>
+            <w:tcBorders>
+              <w:top w:val="single" w:color="9AA1AC" w:sz="4"/>
+              <w:left w:val="single" w:color="9AA1AC" w:sz="4"/>
+              <w:bottom w:val="single" w:color="9AA1AC" w:sz="4"/>
+              <w:right w:val="single" w:color="9AA1AC" w:sz="4"/>
+            </w:tcBorders>
+            <w:tcMar>
+              <w:top w:type="dxa" w:w="60"/>
+              <w:left w:type="dxa" w:w="90"/>
+              <w:bottom w:type="dxa" w:w="60"/>
+              <w:right w:type="dxa" w:w="90"/>
+            </w:tcMar>
+          </w:tcPr>
+          <w:p>
+            <w:pPr>
+              <w:spacing w:after="40"/>
+            </w:pPr>
+            <w:r>
+              <w:rPr>
+                <w:sz w:val="18"/>
+                <w:szCs w:val="18"/>
+              </w:rPr>
+              <w:t xml:space="preserve">G4</w:t>
+            </w:r>
+          </w:p>
+        </w:tc>
+        <w:tc>
+          <w:tcPr>
+            <w:tcW w:type="dxa" w:w="2170"/>
+            <w:tcBorders>
+              <w:top w:val="single" w:color="9AA1AC" w:sz="4"/>
+              <w:left w:val="single" w:color="9AA1AC" w:sz="4"/>
+              <w:bottom w:val="single" w:color="9AA1AC" w:sz="4"/>
+              <w:right w:val="single" w:color="9AA1AC" w:sz="4"/>
+            </w:tcBorders>
+            <w:tcMar>
+              <w:top w:type="dxa" w:w="60"/>
+              <w:left w:type="dxa" w:w="90"/>
+              <w:bottom w:type="dxa" w:w="60"/>
+              <w:right w:type="dxa" w:w="90"/>
+            </w:tcMar>
+          </w:tcPr>
+          <w:p>
+            <w:pPr>
+              <w:spacing w:after="40"/>
+            </w:pPr>
+            <w:r>
+              <w:rPr>
+                <w:sz w:val="18"/>
+                <w:szCs w:val="18"/>
+              </w:rPr>
+              <w:t xml:space="preserve">Claude 추가 문장</w:t>
+            </w:r>
+          </w:p>
+        </w:tc>
+        <w:tc>
+          <w:tcPr>
+            <w:tcW w:type="dxa" w:w="3410"/>
+            <w:tcBorders>
+              <w:top w:val="single" w:color="9AA1AC" w:sz="4"/>
+              <w:left w:val="single" w:color="9AA1AC" w:sz="4"/>
+              <w:bottom w:val="single" w:color="9AA1AC" w:sz="4"/>
+              <w:right w:val="single" w:color="9AA1AC" w:sz="4"/>
+            </w:tcBorders>
+            <w:tcMar>
+              <w:top w:type="dxa" w:w="60"/>
+              <w:left w:type="dxa" w:w="90"/>
+              <w:bottom w:type="dxa" w:w="60"/>
+              <w:right w:type="dxa" w:w="90"/>
+            </w:tcMar>
+          </w:tcPr>
+          <w:p>
+            <w:pPr>
+              <w:spacing w:after="40"/>
+            </w:pPr>
+            <w:r>
+              <w:rPr>
+                <w:sz w:val="18"/>
+                <w:szCs w:val="18"/>
+              </w:rPr>
+              <w:t xml:space="preserve">3화 깡통 바이올린 2·3호 줄은 피아노 쇠줄</w:t>
+            </w:r>
+          </w:p>
+        </w:tc>
+        <w:tc>
+          <w:tcPr>
+            <w:tcW w:type="dxa" w:w="4650"/>
+            <w:tcBorders>
+              <w:top w:val="single" w:color="9AA1AC" w:sz="4"/>
+              <w:left w:val="single" w:color="9AA1AC" w:sz="4"/>
+              <w:bottom w:val="single" w:color="9AA1AC" w:sz="4"/>
+              <w:right w:val="single" w:color="9AA1AC" w:sz="4"/>
+            </w:tcBorders>
+            <w:tcMar>
+              <w:top w:type="dxa" w:w="60"/>
+              <w:left w:type="dxa" w:w="90"/>
+              <w:bottom w:type="dxa" w:w="60"/>
+              <w:right w:type="dxa" w:w="90"/>
+            </w:tcMar>
+          </w:tcPr>
+          <w:p>
+            <w:pPr>
+              <w:spacing w:after="40"/>
+            </w:pPr>
+            <w:r>
+              <w:rPr>
+                <w:sz w:val="18"/>
+                <w:szCs w:val="18"/>
+              </w:rPr>
+              <w:t xml:space="preserve">사용자 선택(추천안, 3안 중)</w:t>
+            </w:r>
+          </w:p>
+        </w:tc>
+        <w:tc>
+          <w:tcPr>
+            <w:tcW w:type="dxa" w:w="1240"/>
+            <w:tcBorders>
+              <w:top w:val="single" w:color="9AA1AC" w:sz="4"/>
+              <w:left w:val="single" w:color="9AA1AC" w:sz="4"/>
+              <w:bottom w:val="single" w:color="9AA1AC" w:sz="4"/>
+              <w:right w:val="single" w:color="9AA1AC" w:sz="4"/>
+            </w:tcBorders>
+            <w:tcMar>
+              <w:top w:type="dxa" w:w="60"/>
+              <w:left w:type="dxa" w:w="90"/>
+              <w:bottom w:type="dxa" w:w="60"/>
+              <w:right w:type="dxa" w:w="90"/>
+            </w:tcMar>
+          </w:tcPr>
+          <w:p>
+            <w:pPr>
+              <w:spacing w:after="40"/>
+            </w:pPr>
+            <w:r>
+              <w:rPr>
+                <w:sz w:val="18"/>
+                <w:szCs w:val="18"/>
+              </w:rPr>
+              <w:t xml:space="preserve">확정</w:t>
+            </w:r>
+          </w:p>
+        </w:tc>
+        <w:tc>
+          <w:tcPr>
+            <w:tcW w:type="dxa" w:w="1860"/>
+            <w:tcBorders>
+              <w:top w:val="single" w:color="9AA1AC" w:sz="4"/>
+              <w:left w:val="single" w:color="9AA1AC" w:sz="4"/>
+              <w:bottom w:val="single" w:color="9AA1AC" w:sz="4"/>
+              <w:right w:val="single" w:color="9AA1AC" w:sz="4"/>
+            </w:tcBorders>
+            <w:tcMar>
+              <w:top w:type="dxa" w:w="60"/>
+              <w:left w:type="dxa" w:w="90"/>
+              <w:bottom w:type="dxa" w:w="60"/>
+              <w:right w:type="dxa" w:w="90"/>
+            </w:tcMar>
+          </w:tcPr>
+          <w:p>
+            <w:pPr>
+              <w:spacing w:after="40"/>
+            </w:pPr>
+            <w:r>
+              <w:rPr>
+                <w:sz w:val="18"/>
+                <w:szCs w:val="18"/>
+              </w:rPr>
+              <w:t xml:space="preserve">2026-10-09</w:t>
+            </w:r>
+          </w:p>
+        </w:tc>
+      </w:tr>
+      <w:tr>
+        <w:trPr>
+          <w:cantSplit/>
+        </w:trPr>
+        <w:tc>
+          <w:tcPr>
+            <w:tcW w:type="dxa" w:w="1240"/>
+            <w:tcBorders>
+              <w:top w:val="single" w:color="9AA1AC" w:sz="4"/>
+              <w:left w:val="single" w:color="9AA1AC" w:sz="4"/>
+              <w:bottom w:val="single" w:color="9AA1AC" w:sz="4"/>
+              <w:right w:val="single" w:color="9AA1AC" w:sz="4"/>
+            </w:tcBorders>
+            <w:tcMar>
+              <w:top w:type="dxa" w:w="60"/>
+              <w:left w:type="dxa" w:w="90"/>
+              <w:bottom w:type="dxa" w:w="60"/>
+              <w:right w:type="dxa" w:w="90"/>
+            </w:tcMar>
+          </w:tcPr>
+          <w:p>
+            <w:pPr>
+              <w:spacing w:after="40"/>
+            </w:pPr>
+            <w:r>
+              <w:rPr>
+                <w:sz w:val="18"/>
+                <w:szCs w:val="18"/>
+              </w:rPr>
+              <w:t xml:space="preserve">G4</w:t>
+            </w:r>
+          </w:p>
+        </w:tc>
+        <w:tc>
+          <w:tcPr>
+            <w:tcW w:type="dxa" w:w="2170"/>
+            <w:tcBorders>
+              <w:top w:val="single" w:color="9AA1AC" w:sz="4"/>
+              <w:left w:val="single" w:color="9AA1AC" w:sz="4"/>
+              <w:bottom w:val="single" w:color="9AA1AC" w:sz="4"/>
+              <w:right w:val="single" w:color="9AA1AC" w:sz="4"/>
+            </w:tcBorders>
+            <w:tcMar>
+              <w:top w:type="dxa" w:w="60"/>
+              <w:left w:type="dxa" w:w="90"/>
+              <w:bottom w:type="dxa" w:w="60"/>
+              <w:right w:type="dxa" w:w="90"/>
+            </w:tcMar>
+          </w:tcPr>
+          <w:p>
+            <w:pPr>
+              <w:spacing w:after="40"/>
+            </w:pPr>
+            <w:r>
+              <w:rPr>
+                <w:sz w:val="18"/>
+                <w:szCs w:val="18"/>
+              </w:rPr>
+              <w:t xml:space="preserve">시대 고증 수정</w:t>
+            </w:r>
+          </w:p>
+        </w:tc>
+        <w:tc>
+          <w:tcPr>
+            <w:tcW w:type="dxa" w:w="3410"/>
+            <w:tcBorders>
+              <w:top w:val="single" w:color="9AA1AC" w:sz="4"/>
+              <w:left w:val="single" w:color="9AA1AC" w:sz="4"/>
+              <w:bottom w:val="single" w:color="9AA1AC" w:sz="4"/>
+              <w:right w:val="single" w:color="9AA1AC" w:sz="4"/>
+            </w:tcBorders>
+            <w:tcMar>
+              <w:top w:type="dxa" w:w="60"/>
+              <w:left w:type="dxa" w:w="90"/>
+              <w:bottom w:type="dxa" w:w="60"/>
+              <w:right w:type="dxa" w:w="90"/>
+            </w:tcMar>
+          </w:tcPr>
+          <w:p>
+            <w:pPr>
+              <w:spacing w:after="40"/>
+            </w:pPr>
+            <w:r>
+              <w:rPr>
+                <w:sz w:val="18"/>
+                <w:szCs w:val="18"/>
+              </w:rPr>
+              <w:t xml:space="preserve">2화 선영의 돈은 "주말 아르바이트"(1980 과외 금지 조치)</w:t>
+            </w:r>
+          </w:p>
+        </w:tc>
+        <w:tc>
+          <w:tcPr>
+            <w:tcW w:type="dxa" w:w="4650"/>
+            <w:tcBorders>
+              <w:top w:val="single" w:color="9AA1AC" w:sz="4"/>
+              <w:left w:val="single" w:color="9AA1AC" w:sz="4"/>
+              <w:bottom w:val="single" w:color="9AA1AC" w:sz="4"/>
+              <w:right w:val="single" w:color="9AA1AC" w:sz="4"/>
+            </w:tcBorders>
+            <w:tcMar>
+              <w:top w:type="dxa" w:w="60"/>
+              <w:left w:type="dxa" w:w="90"/>
+              <w:bottom w:type="dxa" w:w="60"/>
+              <w:right w:type="dxa" w:w="90"/>
+            </w:tcMar>
+          </w:tcPr>
+          <w:p>
+            <w:pPr>
+              <w:spacing w:after="40"/>
+            </w:pPr>
+            <w:r>
+              <w:rPr>
+                <w:sz w:val="18"/>
+                <w:szCs w:val="18"/>
+              </w:rPr>
+              <w:t xml:space="preserve">사용자 선택(추천안, 3안 중)</w:t>
+            </w:r>
+          </w:p>
+        </w:tc>
+        <w:tc>
+          <w:tcPr>
+            <w:tcW w:type="dxa" w:w="1240"/>
+            <w:tcBorders>
+              <w:top w:val="single" w:color="9AA1AC" w:sz="4"/>
+              <w:left w:val="single" w:color="9AA1AC" w:sz="4"/>
+              <w:bottom w:val="single" w:color="9AA1AC" w:sz="4"/>
+              <w:right w:val="single" w:color="9AA1AC" w:sz="4"/>
+            </w:tcBorders>
+            <w:tcMar>
+              <w:top w:type="dxa" w:w="60"/>
+              <w:left w:type="dxa" w:w="90"/>
+              <w:bottom w:type="dxa" w:w="60"/>
+              <w:right w:type="dxa" w:w="90"/>
+            </w:tcMar>
+          </w:tcPr>
+          <w:p>
+            <w:pPr>
+              <w:spacing w:after="40"/>
+            </w:pPr>
+            <w:r>
+              <w:rPr>
+                <w:sz w:val="18"/>
+                <w:szCs w:val="18"/>
+              </w:rPr>
+              <w:t xml:space="preserve">확정</w:t>
+            </w:r>
+          </w:p>
+        </w:tc>
+        <w:tc>
+          <w:tcPr>
+            <w:tcW w:type="dxa" w:w="1860"/>
+            <w:tcBorders>
+              <w:top w:val="single" w:color="9AA1AC" w:sz="4"/>
+              <w:left w:val="single" w:color="9AA1AC" w:sz="4"/>
+              <w:bottom w:val="single" w:color="9AA1AC" w:sz="4"/>
+              <w:right w:val="single" w:color="9AA1AC" w:sz="4"/>
+            </w:tcBorders>
+            <w:tcMar>
+              <w:top w:type="dxa" w:w="60"/>
+              <w:left w:type="dxa" w:w="90"/>
+              <w:bottom w:type="dxa" w:w="60"/>
+              <w:right w:type="dxa" w:w="90"/>
+            </w:tcMar>
+          </w:tcPr>
+          <w:p>
+            <w:pPr>
+              <w:spacing w:after="40"/>
+            </w:pPr>
+            <w:r>
+              <w:rPr>
+                <w:sz w:val="18"/>
+                <w:szCs w:val="18"/>
+              </w:rPr>
+              <w:t xml:space="preserve">2026-10-09</w:t>
             </w:r>
           </w:p>
         </w:tc>
@@ -3456,7 +5784,7 @@
       </w:pPr>
     </w:p>
     <w:sectPr>
-      <w:footerReference w:type="default" r:id="rId7"/>
+      <w:footerReference w:type="default" r:id="rId6"/>
       <w:pgSz w:w="16838" w:h="11906" w:orient="landscape"/>
       <w:pgMar w:top="1134" w:right="1134" w:bottom="1134" w:left="1134" w:header="708" w:footer="708" w:gutter="0"/>
       <w:pgNumType/>
@@ -3464,10 +5792,6 @@
     </w:sectPr>
   </w:body>
 </w:document>
-</file>
-
-<file path=word/comments.xml><?xml version="1.0" encoding="utf-8"?>
-<w:comments xmlns:cx="http://schemas.microsoft.com/office/drawing/2014/chartex" xmlns:cx1="http://schemas.microsoft.com/office/drawing/2015/9/8/chartex" xmlns:cx2="http://schemas.microsoft.com/office/drawing/2015/10/21/chartex" xmlns:cx3="http://schemas.microsoft.com/office/drawing/2016/5/9/chartex" xmlns:cx4="http://schemas.microsoft.com/office/drawing/2016/5/10/chartex" xmlns:cx5="http://schemas.microsoft.com/office/drawing/2016/5/11/chartex" xmlns:cx6="http://schemas.microsoft.com/office/drawing/2016/5/12/chartex" xmlns:cx7="http://schemas.microsoft.com/office/drawing/2016/5/13/chartex" xmlns:cx8="http://schemas.microsoft.com/office/drawing/2016/5/14/chartex" xmlns:mc="http://schemas.openxmlformats.org/markup-compatibility/2006" xmlns:aink="http://schemas.microsoft.com/office/drawing/2016/ink" xmlns:am3d="http://schemas.microsoft.com/office/drawing/2017/model3d" xmlns:o="urn:schemas-microsoft-com:office:office" xmlns:r="http://schemas.openxmlformats.org/officeDocument/2006/relationships" xmlns:m="http://schemas.openxmlformats.org/officeDocument/2006/math" xmlns:v="urn:schemas-microsoft-com:vml" xmlns:wp14="http://schemas.microsoft.com/office/word/2010/wordprocessingDrawing" xmlns:wp="http://schemas.openxmlformats.org/drawingml/2006/wordprocessingDrawing" xmlns:w10="urn:schemas-microsoft-com:office:word" xmlns:w="http://schemas.openxmlformats.org/wordprocessingml/2006/main" xmlns:w14="http://schemas.microsoft.com/office/word/2010/wordml" xmlns:w15="http://schemas.microsoft.com/office/word/2012/wordml" xmlns:w16cex="http://schemas.microsoft.com/office/word/2018/wordml/cex" xmlns:w16cid="http://schemas.microsoft.com/office/word/2016/wordml/cid" xmlns:w16="http://schemas.microsoft.com/office/word/2018/wordml" xmlns:w16sdtdh="http://schemas.microsoft.com/office/word/2020/wordml/sdtdatahash" xmlns:w16se="http://schemas.microsoft.com/office/word/2015/wordml/symex" xmlns:wpg="http://schemas.microsoft.com/office/word/2010/wordprocessingGroup" xmlns:wpi="http://schemas.microsoft.com/office/word/2010/wordprocessingInk" xmlns:wne="http://schemas.microsoft.com/office/word/2006/wordml" xmlns:wps="http://schemas.microsoft.com/office/word/2010/wordprocessingShape"/>
 </file>
 
 <file path=word/endnotes.xml><?xml version="1.0" encoding="utf-8"?>
@@ -3569,7 +5893,7 @@
 <w:numbering xmlns:wpc="http://schemas.microsoft.com/office/word/2010/wordprocessingCanvas" xmlns:mc="http://schemas.openxmlformats.org/markup-compatibility/2006" xmlns:o="urn:schemas-microsoft-com:office:office" xmlns:r="http://schemas.openxmlformats.org/officeDocument/2006/relationships" xmlns:m="http://schemas.openxmlformats.org/officeDocument/2006/math" xmlns:v="urn:schemas-microsoft-com:vml" xmlns:wp14="http://schemas.microsoft.com/office/word/2010/wordprocessingDrawing" xmlns:wp="http://schemas.openxmlformats.org/drawingml/2006/wordprocessingDrawing" xmlns:w10="urn:schemas-microsoft-com:office:word" xmlns:w="http://schemas.openxmlformats.org/wordprocessingml/2006/main" xmlns:w14="http://schemas.microsoft.com/office/word/2010/wordml" xmlns:w15="http://schemas.microsoft.com/office/word/2012/wordml" xmlns:wpg="http://schemas.microsoft.com/office/word/2010/wordprocessingGroup" xmlns:wpi="http://schemas.microsoft.com/office/word/2010/wordprocessingInk" xmlns:wne="http://schemas.microsoft.com/office/word/2006/wordml" xmlns:wps="http://schemas.microsoft.com/office/word/2010/wordprocessingShape" mc:Ignorable="w14 w15 wp14">
   <w:abstractNum w:abstractNumId="1" w15:restartNumberingAfterBreak="0">
     <w:multiLevelType w:val="hybridMultilevel"/>
-    <w:lvl w:ilvl="0" w15:tentative="1">
+    <w:lvl w:ilvl="0" w:tentative="1">
       <w:start w:val="1"/>
       <w:numFmt w:val="bullet"/>
       <w:lvlText w:val="●"/>
@@ -3578,7 +5902,7 @@
         <w:ind w:left="720" w:hanging="360"/>
       </w:pPr>
     </w:lvl>
-    <w:lvl w:ilvl="1" w15:tentative="1">
+    <w:lvl w:ilvl="1" w:tentative="1">
       <w:start w:val="1"/>
       <w:numFmt w:val="bullet"/>
       <w:lvlText w:val="○"/>
@@ -3587,7 +5911,7 @@
         <w:ind w:left="1440" w:hanging="360"/>
       </w:pPr>
     </w:lvl>
-    <w:lvl w:ilvl="2" w15:tentative="1">
+    <w:lvl w:ilvl="2" w:tentative="1">
       <w:start w:val="1"/>
       <w:numFmt w:val="bullet"/>
       <w:lvlText w:val="■"/>
@@ -3596,7 +5920,7 @@
         <w:ind w:left="2160" w:hanging="360"/>
       </w:pPr>
     </w:lvl>
-    <w:lvl w:ilvl="3" w15:tentative="1">
+    <w:lvl w:ilvl="3" w:tentative="1">
       <w:start w:val="1"/>
       <w:numFmt w:val="bullet"/>
       <w:lvlText w:val="●"/>
@@ -3605,7 +5929,7 @@
         <w:ind w:left="2880" w:hanging="360"/>
       </w:pPr>
     </w:lvl>
-    <w:lvl w:ilvl="4" w15:tentative="1">
+    <w:lvl w:ilvl="4" w:tentative="1">
       <w:start w:val="1"/>
       <w:numFmt w:val="bullet"/>
       <w:lvlText w:val="○"/>
@@ -3614,7 +5938,7 @@
         <w:ind w:left="3600" w:hanging="360"/>
       </w:pPr>
     </w:lvl>
-    <w:lvl w:ilvl="5" w15:tentative="1">
+    <w:lvl w:ilvl="5" w:tentative="1">
       <w:start w:val="1"/>
       <w:numFmt w:val="bullet"/>
       <w:lvlText w:val="■"/>
@@ -3623,7 +5947,7 @@
         <w:ind w:left="4320" w:hanging="360"/>
       </w:pPr>
     </w:lvl>
-    <w:lvl w:ilvl="6" w15:tentative="1">
+    <w:lvl w:ilvl="6" w:tentative="1">
       <w:start w:val="1"/>
       <w:numFmt w:val="bullet"/>
       <w:lvlText w:val="●"/>
@@ -3632,7 +5956,7 @@
         <w:ind w:left="5040" w:hanging="360"/>
       </w:pPr>
     </w:lvl>
-    <w:lvl w:ilvl="7" w15:tentative="1">
+    <w:lvl w:ilvl="7" w:tentative="1">
       <w:start w:val="1"/>
       <w:numFmt w:val="bullet"/>
       <w:lvlText w:val="●"/>
@@ -3641,7 +5965,7 @@
         <w:ind w:left="5760" w:hanging="360"/>
       </w:pPr>
     </w:lvl>
-    <w:lvl w:ilvl="8" w15:tentative="1">
+    <w:lvl w:ilvl="8" w:tentative="1">
       <w:start w:val="1"/>
       <w:numFmt w:val="bullet"/>
       <w:lvlText w:val="●"/>
@@ -3653,7 +5977,7 @@
   </w:abstractNum>
   <w:abstractNum w:abstractNumId="2" w15:restartNumberingAfterBreak="0">
     <w:multiLevelType w:val="hybridMultilevel"/>
-    <w:lvl w:ilvl="0" w15:tentative="1">
+    <w:lvl w:ilvl="0" w:tentative="1">
       <w:start w:val="1"/>
       <w:numFmt w:val="bullet"/>
       <w:lvlText w:val="•"/>
@@ -3662,7 +5986,7 @@
         <w:ind w:left="540" w:hanging="270"/>
       </w:pPr>
     </w:lvl>
-    <w:lvl w:ilvl="1" w15:tentative="1">
+    <w:lvl w:ilvl="1" w:tentative="1">
       <w:start w:val="1"/>
       <w:numFmt w:val="bullet"/>
       <w:lvlText w:val="–"/>
@@ -3693,48 +6017,24 @@
     </w:rPrDefault>
     <w:pPrDefault/>
   </w:docDefaults>
-  <w:style w:type="paragraph" w:styleId="Title">
-    <w:name w:val="Title"/>
-    <w:basedOn w:val="Normal"/>
-    <w:next w:val="Normal"/>
+  <w:style w:type="paragraph" w:styleId="Normal" w:default="1">
+    <w:name w:val="Normal"/>
     <w:qFormat/>
-    <w:rPr>
-      <w:sz w:val="56"/>
-      <w:szCs w:val="56"/>
-    </w:rPr>
   </w:style>
-  <w:style w:type="paragraph" w:styleId="Heading1">
-    <w:name w:val="Heading 1"/>
-    <w:basedOn w:val="Normal"/>
-    <w:next w:val="Normal"/>
-    <w:qFormat/>
-    <w:rPr>
-      <w:color w:val="2E74B5"/>
-      <w:sz w:val="32"/>
-      <w:szCs w:val="32"/>
-    </w:rPr>
-  </w:style>
-  <w:style w:type="paragraph" w:styleId="Heading2">
-    <w:name w:val="Heading 2"/>
-    <w:basedOn w:val="Normal"/>
-    <w:next w:val="Normal"/>
-    <w:qFormat/>
-    <w:rPr>
-      <w:color w:val="2E74B5"/>
-      <w:sz w:val="26"/>
-      <w:szCs w:val="26"/>
-    </w:rPr>
-  </w:style>
-  <w:style w:type="paragraph" w:styleId="Heading3">
-    <w:name w:val="Heading 3"/>
-    <w:basedOn w:val="Normal"/>
-    <w:next w:val="Normal"/>
-    <w:qFormat/>
-    <w:rPr>
-      <w:color w:val="1F4D78"/>
-      <w:sz w:val="24"/>
-      <w:szCs w:val="24"/>
-    </w:rPr>
+  <w:style w:type="table" w:styleId="TableNormal" w:default="true">
+    <w:name w:val="Normal Table"/>
+    <w:uiPriority w:val="99"/>
+    <w:semiHidden/>
+    <w:unhideWhenUsed/>
+    <w:tblPr>
+      <w:tblInd w:type="dxa" w:w="0"/>
+      <w:tblCellMar>
+        <w:top w:type="dxa" w:w="0"/>
+        <w:left w:type="dxa" w:w="108"/>
+        <w:bottom w:type="dxa" w:w="0"/>
+        <w:right w:type="dxa" w:w="108"/>
+      </w:tblCellMar>
+    </w:tblPr>
   </w:style>
   <w:style w:type="paragraph" w:styleId="Heading4">
     <w:name w:val="Heading 4"/>
@@ -3929,4 +6229,294 @@
     </w:rPr>
   </w:style>
 </w:styles>
+</file>
+
+<file path=word/theme/theme1.xml><?xml version="1.0" encoding="utf-8"?>
+<a:theme xmlns:a="http://schemas.openxmlformats.org/drawingml/2006/main" name="Office Theme">
+  <a:themeElements>
+    <a:clrScheme name="Office">
+      <a:dk1>
+        <a:sysClr val="windowText" lastClr="000000"/>
+      </a:dk1>
+      <a:lt1>
+        <a:sysClr val="window" lastClr="FFFFFF"/>
+      </a:lt1>
+      <a:dk2>
+        <a:srgbClr val="44546A"/>
+      </a:dk2>
+      <a:lt2>
+        <a:srgbClr val="E7E6E6"/>
+      </a:lt2>
+      <a:accent1>
+        <a:srgbClr val="4472C4"/>
+      </a:accent1>
+      <a:accent2>
+        <a:srgbClr val="ED7D31"/>
+      </a:accent2>
+      <a:accent3>
+        <a:srgbClr val="A5A5A5"/>
+      </a:accent3>
+      <a:accent4>
+        <a:srgbClr val="FFC000"/>
+      </a:accent4>
+      <a:accent5>
+        <a:srgbClr val="5B9BD5"/>
+      </a:accent5>
+      <a:accent6>
+        <a:srgbClr val="70AD47"/>
+      </a:accent6>
+      <a:hlink>
+        <a:srgbClr val="0563C1"/>
+      </a:hlink>
+      <a:folHlink>
+        <a:srgbClr val="954F72"/>
+      </a:folHlink>
+    </a:clrScheme>
+    <a:fontScheme name="Office">
+      <a:majorFont>
+        <a:latin typeface="Calibri Light" panose="020F0302020204030204"/>
+        <a:ea typeface=""/>
+        <a:cs typeface=""/>
+        <a:font script="Jpan" typeface="游ゴシック Light"/>
+        <a:font script="Hang" typeface="맑은 고딕"/>
+        <a:font script="Hans" typeface="等线 Light"/>
+        <a:font script="Hant" typeface="新細明體"/>
+        <a:font script="Arab" typeface="Times New Roman"/>
+        <a:font script="Hebr" typeface="Times New Roman"/>
+        <a:font script="Thai" typeface="Angsana New"/>
+        <a:font script="Ethi" typeface="Nyala"/>
+        <a:font script="Beng" typeface="Vrinda"/>
+        <a:font script="Gujr" typeface="Shruti"/>
+        <a:font script="Khmr" typeface="MoolBoran"/>
+        <a:font script="Knda" typeface="Tunga"/>
+        <a:font script="Guru" typeface="Raavi"/>
+        <a:font script="Cans" typeface="Euphemia"/>
+        <a:font script="Cher" typeface="Plantagenet Cherokee"/>
+        <a:font script="Yiii" typeface="Microsoft Yi Baiti"/>
+        <a:font script="Tibt" typeface="Microsoft Himalaya"/>
+        <a:font script="Thaa" typeface="MV Boli"/>
+        <a:font script="Deva" typeface="Mangal"/>
+        <a:font script="Telu" typeface="Gautami"/>
+        <a:font script="Taml" typeface="Latha"/>
+        <a:font script="Syrc" typeface="Estrangelo Edessa"/>
+        <a:font script="Orya" typeface="Kalinga"/>
+        <a:font script="Mlym" typeface="Kartika"/>
+        <a:font script="Laoo" typeface="DokChampa"/>
+        <a:font script="Sinh" typeface="Iskoola Pota"/>
+        <a:font script="Mong" typeface="Mongolian Baiti"/>
+        <a:font script="Viet" typeface="Times New Roman"/>
+        <a:font script="Uigh" typeface="Microsoft Uighur"/>
+        <a:font script="Geor" typeface="Sylfaen"/>
+        <a:font script="Armn" typeface="Arial"/>
+        <a:font script="Bugi" typeface="Leelawadee UI"/>
+        <a:font script="Bopo" typeface="Microsoft JhengHei"/>
+        <a:font script="Java" typeface="Javanese Text"/>
+        <a:font script="Lisu" typeface="Segoe UI"/>
+        <a:font script="Mymr" typeface="Myanmar Text"/>
+        <a:font script="Nkoo" typeface="Ebrima"/>
+        <a:font script="Olck" typeface="Nirmala UI"/>
+        <a:font script="Osma" typeface="Ebrima"/>
+        <a:font script="Phag" typeface="Phagspa"/>
+        <a:font script="Syrn" typeface="Estrangelo Edessa"/>
+        <a:font script="Syrj" typeface="Estrangelo Edessa"/>
+        <a:font script="Syre" typeface="Estrangelo Edessa"/>
+        <a:font script="Sora" typeface="Nirmala UI"/>
+        <a:font script="Tale" typeface="Microsoft Tai Le"/>
+        <a:font script="Talu" typeface="Microsoft New Tai Lue"/>
+        <a:font script="Tfng" typeface="Ebrima"/>
+      </a:majorFont>
+      <a:minorFont>
+        <a:latin typeface="Calibri" panose="020F0502020204030204"/>
+        <a:ea typeface=""/>
+        <a:cs typeface=""/>
+        <a:font script="Jpan" typeface="游明朝"/>
+        <a:font script="Hang" typeface="맑은 고딕"/>
+        <a:font script="Hans" typeface="等线"/>
+        <a:font script="Hant" typeface="新細明體"/>
+        <a:font script="Arab" typeface="Arial"/>
+        <a:font script="Hebr" typeface="Arial"/>
+        <a:font script="Thai" typeface="Cordia New"/>
+        <a:font script="Ethi" typeface="Nyala"/>
+        <a:font script="Beng" typeface="Vrinda"/>
+        <a:font script="Gujr" typeface="Shruti"/>
+        <a:font script="Khmr" typeface="DaunPenh"/>
+        <a:font script="Knda" typeface="Tunga"/>
+        <a:font script="Guru" typeface="Raavi"/>
+        <a:font script="Cans" typeface="Euphemia"/>
+        <a:font script="Cher" typeface="Plantagenet Cherokee"/>
+        <a:font script="Yiii" typeface="Microsoft Yi Baiti"/>
+        <a:font script="Tibt" typeface="Microsoft Himalaya"/>
+        <a:font script="Thaa" typeface="MV Boli"/>
+        <a:font script="Deva" typeface="Mangal"/>
+        <a:font script="Telu" typeface="Gautami"/>
+        <a:font script="Taml" typeface="Latha"/>
+        <a:font script="Syrc" typeface="Estrangelo Edessa"/>
+        <a:font script="Orya" typeface="Kalinga"/>
+        <a:font script="Mlym" typeface="Kartika"/>
+        <a:font script="Laoo" typeface="DokChampa"/>
+        <a:font script="Sinh" typeface="Iskoola Pota"/>
+        <a:font script="Mong" typeface="Mongolian Baiti"/>
+        <a:font script="Viet" typeface="Arial"/>
+        <a:font script="Uigh" typeface="Microsoft Uighur"/>
+        <a:font script="Geor" typeface="Sylfaen"/>
+        <a:font script="Armn" typeface="Arial"/>
+        <a:font script="Bugi" typeface="Leelawadee UI"/>
+        <a:font script="Bopo" typeface="Microsoft JhengHei"/>
+        <a:font script="Java" typeface="Javanese Text"/>
+        <a:font script="Lisu" typeface="Segoe UI"/>
+        <a:font script="Mymr" typeface="Myanmar Text"/>
+        <a:font script="Nkoo" typeface="Ebrima"/>
+        <a:font script="Olck" typeface="Nirmala UI"/>
+        <a:font script="Osma" typeface="Ebrima"/>
+        <a:font script="Phag" typeface="Phagspa"/>
+        <a:font script="Syrn" typeface="Estrangelo Edessa"/>
+        <a:font script="Syrj" typeface="Estrangelo Edessa"/>
+        <a:font script="Syre" typeface="Estrangelo Edessa"/>
+        <a:font script="Sora" typeface="Nirmala UI"/>
+        <a:font script="Tale" typeface="Microsoft Tai Le"/>
+        <a:font script="Talu" typeface="Microsoft New Tai Lue"/>
+        <a:font script="Tfng" typeface="Ebrima"/>
+      </a:minorFont>
+    </a:fontScheme>
+    <a:fmtScheme name="Office">
+      <a:fillStyleLst>
+        <a:solidFill>
+          <a:schemeClr val="phClr"/>
+        </a:solidFill>
+        <a:gradFill rotWithShape="true">
+          <a:gsLst>
+            <a:gs pos="0">
+              <a:schemeClr val="phClr">
+                <a:lumMod val="110000"/>
+                <a:satMod val="105000"/>
+                <a:tint val="67000"/>
+              </a:schemeClr>
+            </a:gs>
+            <a:gs pos="50000">
+              <a:schemeClr val="phClr">
+                <a:lumMod val="105000"/>
+                <a:satMod val="103000"/>
+                <a:tint val="73000"/>
+              </a:schemeClr>
+            </a:gs>
+            <a:gs pos="100000">
+              <a:schemeClr val="phClr">
+                <a:lumMod val="105000"/>
+                <a:satMod val="109000"/>
+                <a:tint val="81000"/>
+              </a:schemeClr>
+            </a:gs>
+          </a:gsLst>
+          <a:lin ang="5400000" scaled="false"/>
+        </a:gradFill>
+        <a:gradFill rotWithShape="true">
+          <a:gsLst>
+            <a:gs pos="0">
+              <a:schemeClr val="phClr">
+                <a:satMod val="103000"/>
+                <a:lumMod val="102000"/>
+                <a:tint val="94000"/>
+              </a:schemeClr>
+            </a:gs>
+            <a:gs pos="50000">
+              <a:schemeClr val="phClr">
+                <a:satMod val="110000"/>
+                <a:lumMod val="100000"/>
+                <a:shade val="100000"/>
+              </a:schemeClr>
+            </a:gs>
+            <a:gs pos="100000">
+              <a:schemeClr val="phClr">
+                <a:lumMod val="99000"/>
+                <a:satMod val="120000"/>
+                <a:shade val="78000"/>
+              </a:schemeClr>
+            </a:gs>
+          </a:gsLst>
+          <a:lin ang="5400000" scaled="false"/>
+        </a:gradFill>
+      </a:fillStyleLst>
+      <a:lnStyleLst>
+        <a:ln w="6350" cap="flat" cmpd="sng" algn="ctr">
+          <a:solidFill>
+            <a:schemeClr val="phClr"/>
+          </a:solidFill>
+          <a:prstDash val="solid"/>
+          <a:miter lim="800000"/>
+        </a:ln>
+        <a:ln w="12700" cap="flat" cmpd="sng" algn="ctr">
+          <a:solidFill>
+            <a:schemeClr val="phClr"/>
+          </a:solidFill>
+          <a:prstDash val="solid"/>
+          <a:miter lim="800000"/>
+        </a:ln>
+        <a:ln w="19050" cap="flat" cmpd="sng" algn="ctr">
+          <a:solidFill>
+            <a:schemeClr val="phClr"/>
+          </a:solidFill>
+          <a:prstDash val="solid"/>
+          <a:miter lim="800000"/>
+        </a:ln>
+      </a:lnStyleLst>
+      <a:effectStyleLst>
+        <a:effectStyle>
+          <a:effectLst/>
+        </a:effectStyle>
+        <a:effectStyle>
+          <a:effectLst/>
+        </a:effectStyle>
+        <a:effectStyle>
+          <a:effectLst>
+            <a:outerShdw blurRad="57150" dist="19050" dir="5400000" algn="ctr" rotWithShape="false">
+              <a:srgbClr val="000000">
+                <a:alpha val="63000"/>
+              </a:srgbClr>
+            </a:outerShdw>
+          </a:effectLst>
+        </a:effectStyle>
+      </a:effectStyleLst>
+      <a:bgFillStyleLst>
+        <a:solidFill>
+          <a:schemeClr val="phClr"/>
+        </a:solidFill>
+        <a:solidFill>
+          <a:schemeClr val="phClr">
+            <a:tint val="95000"/>
+            <a:satMod val="170000"/>
+          </a:schemeClr>
+        </a:solidFill>
+        <a:gradFill rotWithShape="true">
+          <a:gsLst>
+            <a:gs pos="0">
+              <a:schemeClr val="phClr">
+                <a:tint val="93000"/>
+                <a:satMod val="150000"/>
+                <a:shade val="98000"/>
+                <a:lumMod val="102000"/>
+              </a:schemeClr>
+            </a:gs>
+            <a:gs pos="50000">
+              <a:schemeClr val="phClr">
+                <a:tint val="98000"/>
+                <a:satMod val="130000"/>
+                <a:shade val="90000"/>
+                <a:lumMod val="103000"/>
+              </a:schemeClr>
+            </a:gs>
+            <a:gs pos="100000">
+              <a:schemeClr val="phClr">
+                <a:shade val="63000"/>
+                <a:satMod val="120000"/>
+              </a:schemeClr>
+            </a:gs>
+          </a:gsLst>
+          <a:lin ang="5400000" scaled="false"/>
+        </a:gradFill>
+      </a:bgFillStyleLst>
+    </a:fmtScheme>
+  </a:themeElements>
+  <a:objectDefaults/>
+  <a:extraClrSchemeLst/>
+</a:theme>
 </file>
--- a/landfill-orchestra/docx/decisions.docx
+++ b/landfill-orchestra/docx/decisions.docx
@@ -1060,7 +1060,7 @@
                 <w:sz w:val="18"/>
                 <w:szCs w:val="18"/>
               </w:rPr>
-              <w:t xml:space="preserve">기본값(묻지 않음)</w:t>
+              <w:t xml:space="preserve">기본값(묻지 않음) → G6에서 3안 제안 완료</w:t>
             </w:r>
           </w:p>
         </w:tc>
@@ -1089,7 +1089,7 @@
                 <w:sz w:val="18"/>
                 <w:szCs w:val="18"/>
               </w:rPr>
-              <w:t xml:space="preserve">잠정</w:t>
+              <w:t xml:space="preserve">확정</w:t>
             </w:r>
           </w:p>
         </w:tc>
@@ -1118,7 +1118,7 @@
                 <w:sz w:val="18"/>
                 <w:szCs w:val="18"/>
               </w:rPr>
-              <w:t xml:space="preserve">2026-10-08</w:t>
+              <w:t xml:space="preserve">2026-10-09</w:t>
             </w:r>
           </w:p>
         </w:tc>
@@ -5715,6 +5715,543 @@
                 <w:szCs w:val="18"/>
               </w:rPr>
               <w:t xml:space="preserve">사용자 선택(추천안, 3안 중)</w:t>
+            </w:r>
+          </w:p>
+        </w:tc>
+        <w:tc>
+          <w:tcPr>
+            <w:tcW w:type="dxa" w:w="1240"/>
+            <w:tcBorders>
+              <w:top w:val="single" w:color="9AA1AC" w:sz="4"/>
+              <w:left w:val="single" w:color="9AA1AC" w:sz="4"/>
+              <w:bottom w:val="single" w:color="9AA1AC" w:sz="4"/>
+              <w:right w:val="single" w:color="9AA1AC" w:sz="4"/>
+            </w:tcBorders>
+            <w:tcMar>
+              <w:top w:type="dxa" w:w="60"/>
+              <w:left w:type="dxa" w:w="90"/>
+              <w:bottom w:type="dxa" w:w="60"/>
+              <w:right w:type="dxa" w:w="90"/>
+            </w:tcMar>
+          </w:tcPr>
+          <w:p>
+            <w:pPr>
+              <w:spacing w:after="40"/>
+            </w:pPr>
+            <w:r>
+              <w:rPr>
+                <w:sz w:val="18"/>
+                <w:szCs w:val="18"/>
+              </w:rPr>
+              <w:t xml:space="preserve">확정</w:t>
+            </w:r>
+          </w:p>
+        </w:tc>
+        <w:tc>
+          <w:tcPr>
+            <w:tcW w:type="dxa" w:w="1860"/>
+            <w:tcBorders>
+              <w:top w:val="single" w:color="9AA1AC" w:sz="4"/>
+              <w:left w:val="single" w:color="9AA1AC" w:sz="4"/>
+              <w:bottom w:val="single" w:color="9AA1AC" w:sz="4"/>
+              <w:right w:val="single" w:color="9AA1AC" w:sz="4"/>
+            </w:tcBorders>
+            <w:tcMar>
+              <w:top w:type="dxa" w:w="60"/>
+              <w:left w:type="dxa" w:w="90"/>
+              <w:bottom w:type="dxa" w:w="60"/>
+              <w:right w:type="dxa" w:w="90"/>
+            </w:tcMar>
+          </w:tcPr>
+          <w:p>
+            <w:pPr>
+              <w:spacing w:after="40"/>
+            </w:pPr>
+            <w:r>
+              <w:rPr>
+                <w:sz w:val="18"/>
+                <w:szCs w:val="18"/>
+              </w:rPr>
+              <w:t xml:space="preserve">2026-10-09</w:t>
+            </w:r>
+          </w:p>
+        </w:tc>
+      </w:tr>
+      <w:tr>
+        <w:trPr>
+          <w:cantSplit/>
+        </w:trPr>
+        <w:tc>
+          <w:tcPr>
+            <w:tcW w:type="dxa" w:w="1240"/>
+            <w:tcBorders>
+              <w:top w:val="single" w:color="9AA1AC" w:sz="4"/>
+              <w:left w:val="single" w:color="9AA1AC" w:sz="4"/>
+              <w:bottom w:val="single" w:color="9AA1AC" w:sz="4"/>
+              <w:right w:val="single" w:color="9AA1AC" w:sz="4"/>
+            </w:tcBorders>
+            <w:tcMar>
+              <w:top w:type="dxa" w:w="60"/>
+              <w:left w:type="dxa" w:w="90"/>
+              <w:bottom w:type="dxa" w:w="60"/>
+              <w:right w:type="dxa" w:w="90"/>
+            </w:tcMar>
+          </w:tcPr>
+          <w:p>
+            <w:pPr>
+              <w:spacing w:after="40"/>
+            </w:pPr>
+            <w:r>
+              <w:rPr>
+                <w:sz w:val="18"/>
+                <w:szCs w:val="18"/>
+              </w:rPr>
+              <w:t xml:space="preserve">G6</w:t>
+            </w:r>
+          </w:p>
+        </w:tc>
+        <w:tc>
+          <w:tcPr>
+            <w:tcW w:type="dxa" w:w="2170"/>
+            <w:tcBorders>
+              <w:top w:val="single" w:color="9AA1AC" w:sz="4"/>
+              <w:left w:val="single" w:color="9AA1AC" w:sz="4"/>
+              <w:bottom w:val="single" w:color="9AA1AC" w:sz="4"/>
+              <w:right w:val="single" w:color="9AA1AC" w:sz="4"/>
+            </w:tcBorders>
+            <w:tcMar>
+              <w:top w:type="dxa" w:w="60"/>
+              <w:left w:type="dxa" w:w="90"/>
+              <w:bottom w:type="dxa" w:w="60"/>
+              <w:right w:type="dxa" w:w="90"/>
+            </w:tcMar>
+          </w:tcPr>
+          <w:p>
+            <w:pPr>
+              <w:spacing w:after="40"/>
+            </w:pPr>
+            <w:r>
+              <w:rPr>
+                <w:sz w:val="18"/>
+                <w:szCs w:val="18"/>
+              </w:rPr>
+              <w:t xml:space="preserve">그림체</w:t>
+            </w:r>
+          </w:p>
+        </w:tc>
+        <w:tc>
+          <w:tcPr>
+            <w:tcW w:type="dxa" w:w="3410"/>
+            <w:tcBorders>
+              <w:top w:val="single" w:color="9AA1AC" w:sz="4"/>
+              <w:left w:val="single" w:color="9AA1AC" w:sz="4"/>
+              <w:bottom w:val="single" w:color="9AA1AC" w:sz="4"/>
+              <w:right w:val="single" w:color="9AA1AC" w:sz="4"/>
+            </w:tcBorders>
+            <w:tcMar>
+              <w:top w:type="dxa" w:w="60"/>
+              <w:left w:type="dxa" w:w="90"/>
+              <w:bottom w:type="dxa" w:w="60"/>
+              <w:right w:type="dxa" w:w="90"/>
+            </w:tcMar>
+          </w:tcPr>
+          <w:p>
+            <w:pPr>
+              <w:spacing w:after="40"/>
+            </w:pPr>
+            <w:r>
+              <w:rPr>
+                <w:sz w:val="18"/>
+                <w:szCs w:val="18"/>
+              </w:rPr>
+              <w:t xml:space="preserve">정밀 셀 반실사 「소리의 색」(콘티 정합형): 2안의 깔끔한 선 2px·셀 2단 + 1안의 장면별 빛 + 3안의 소리 색 규칙. 질감(수채·그레인) 없음, 이미지에는 글자 없이 식자 단계에서</w:t>
+            </w:r>
+          </w:p>
+        </w:tc>
+        <w:tc>
+          <w:tcPr>
+            <w:tcW w:type="dxa" w:w="4650"/>
+            <w:tcBorders>
+              <w:top w:val="single" w:color="9AA1AC" w:sz="4"/>
+              <w:left w:val="single" w:color="9AA1AC" w:sz="4"/>
+              <w:bottom w:val="single" w:color="9AA1AC" w:sz="4"/>
+              <w:right w:val="single" w:color="9AA1AC" w:sz="4"/>
+            </w:tcBorders>
+            <w:tcMar>
+              <w:top w:type="dxa" w:w="60"/>
+              <w:left w:type="dxa" w:w="90"/>
+              <w:bottom w:type="dxa" w:w="60"/>
+              <w:right w:type="dxa" w:w="90"/>
+            </w:tcMar>
+          </w:tcPr>
+          <w:p>
+            <w:pPr>
+              <w:spacing w:after="40"/>
+            </w:pPr>
+            <w:r>
+              <w:rPr>
+                <w:sz w:val="18"/>
+                <w:szCs w:val="18"/>
+              </w:rPr>
+              <w:t xml:space="preserve">"구체적인 콘티를 최대한 반영한 안으로 하도록 해 그래야 gpt 가 정확하게 그려낼 수 있으니"</w:t>
+            </w:r>
+          </w:p>
+        </w:tc>
+        <w:tc>
+          <w:tcPr>
+            <w:tcW w:type="dxa" w:w="1240"/>
+            <w:tcBorders>
+              <w:top w:val="single" w:color="9AA1AC" w:sz="4"/>
+              <w:left w:val="single" w:color="9AA1AC" w:sz="4"/>
+              <w:bottom w:val="single" w:color="9AA1AC" w:sz="4"/>
+              <w:right w:val="single" w:color="9AA1AC" w:sz="4"/>
+            </w:tcBorders>
+            <w:tcMar>
+              <w:top w:type="dxa" w:w="60"/>
+              <w:left w:type="dxa" w:w="90"/>
+              <w:bottom w:type="dxa" w:w="60"/>
+              <w:right w:type="dxa" w:w="90"/>
+            </w:tcMar>
+          </w:tcPr>
+          <w:p>
+            <w:pPr>
+              <w:spacing w:after="40"/>
+            </w:pPr>
+            <w:r>
+              <w:rPr>
+                <w:sz w:val="18"/>
+                <w:szCs w:val="18"/>
+              </w:rPr>
+              <w:t xml:space="preserve">확정</w:t>
+            </w:r>
+          </w:p>
+        </w:tc>
+        <w:tc>
+          <w:tcPr>
+            <w:tcW w:type="dxa" w:w="1860"/>
+            <w:tcBorders>
+              <w:top w:val="single" w:color="9AA1AC" w:sz="4"/>
+              <w:left w:val="single" w:color="9AA1AC" w:sz="4"/>
+              <w:bottom w:val="single" w:color="9AA1AC" w:sz="4"/>
+              <w:right w:val="single" w:color="9AA1AC" w:sz="4"/>
+            </w:tcBorders>
+            <w:tcMar>
+              <w:top w:type="dxa" w:w="60"/>
+              <w:left w:type="dxa" w:w="90"/>
+              <w:bottom w:type="dxa" w:w="60"/>
+              <w:right w:type="dxa" w:w="90"/>
+            </w:tcMar>
+          </w:tcPr>
+          <w:p>
+            <w:pPr>
+              <w:spacing w:after="40"/>
+            </w:pPr>
+            <w:r>
+              <w:rPr>
+                <w:sz w:val="18"/>
+                <w:szCs w:val="18"/>
+              </w:rPr>
+              <w:t xml:space="preserve">2026-10-09</w:t>
+            </w:r>
+          </w:p>
+        </w:tc>
+      </w:tr>
+      <w:tr>
+        <w:trPr>
+          <w:cantSplit/>
+        </w:trPr>
+        <w:tc>
+          <w:tcPr>
+            <w:tcW w:type="dxa" w:w="1240"/>
+            <w:tcBorders>
+              <w:top w:val="single" w:color="9AA1AC" w:sz="4"/>
+              <w:left w:val="single" w:color="9AA1AC" w:sz="4"/>
+              <w:bottom w:val="single" w:color="9AA1AC" w:sz="4"/>
+              <w:right w:val="single" w:color="9AA1AC" w:sz="4"/>
+            </w:tcBorders>
+            <w:tcMar>
+              <w:top w:type="dxa" w:w="60"/>
+              <w:left w:type="dxa" w:w="90"/>
+              <w:bottom w:type="dxa" w:w="60"/>
+              <w:right w:type="dxa" w:w="90"/>
+            </w:tcMar>
+          </w:tcPr>
+          <w:p>
+            <w:pPr>
+              <w:spacing w:after="40"/>
+            </w:pPr>
+            <w:r>
+              <w:rPr>
+                <w:sz w:val="18"/>
+                <w:szCs w:val="18"/>
+              </w:rPr>
+              <w:t xml:space="preserve">G6</w:t>
+            </w:r>
+          </w:p>
+        </w:tc>
+        <w:tc>
+          <w:tcPr>
+            <w:tcW w:type="dxa" w:w="2170"/>
+            <w:tcBorders>
+              <w:top w:val="single" w:color="9AA1AC" w:sz="4"/>
+              <w:left w:val="single" w:color="9AA1AC" w:sz="4"/>
+              <w:bottom w:val="single" w:color="9AA1AC" w:sz="4"/>
+              <w:right w:val="single" w:color="9AA1AC" w:sz="4"/>
+            </w:tcBorders>
+            <w:tcMar>
+              <w:top w:type="dxa" w:w="60"/>
+              <w:left w:type="dxa" w:w="90"/>
+              <w:bottom w:type="dxa" w:w="60"/>
+              <w:right w:type="dxa" w:w="90"/>
+            </w:tcMar>
+          </w:tcPr>
+          <w:p>
+            <w:pPr>
+              <w:spacing w:after="40"/>
+            </w:pPr>
+            <w:r>
+              <w:rPr>
+                <w:sz w:val="18"/>
+                <w:szCs w:val="18"/>
+              </w:rPr>
+              <w:t xml:space="preserve">씬 프리셋</w:t>
+            </w:r>
+          </w:p>
+        </w:tc>
+        <w:tc>
+          <w:tcPr>
+            <w:tcW w:type="dxa" w:w="3410"/>
+            <w:tcBorders>
+              <w:top w:val="single" w:color="9AA1AC" w:sz="4"/>
+              <w:left w:val="single" w:color="9AA1AC" w:sz="4"/>
+              <w:bottom w:val="single" w:color="9AA1AC" w:sz="4"/>
+              <w:right w:val="single" w:color="9AA1AC" w:sz="4"/>
+            </w:tcBorders>
+            <w:tcMar>
+              <w:top w:type="dxa" w:w="60"/>
+              <w:left w:type="dxa" w:w="90"/>
+              <w:bottom w:type="dxa" w:w="60"/>
+              <w:right w:type="dxa" w:w="90"/>
+            </w:tcMar>
+          </w:tcPr>
+          <w:p>
+            <w:pPr>
+              <w:spacing w:after="40"/>
+            </w:pPr>
+            <w:r>
+              <w:rPr>
+                <w:sz w:val="18"/>
+                <w:szCs w:val="18"/>
+              </w:rPr>
+              <w:t xml:space="preserve">대본 S# 80개마다 빛·색·의상·소리 색 순간을 표로(design/scene_presets.md), 이미지 프롬프트 [SCENE] 칸에 그대로</w:t>
+            </w:r>
+          </w:p>
+        </w:tc>
+        <w:tc>
+          <w:tcPr>
+            <w:tcW w:type="dxa" w:w="4650"/>
+            <w:tcBorders>
+              <w:top w:val="single" w:color="9AA1AC" w:sz="4"/>
+              <w:left w:val="single" w:color="9AA1AC" w:sz="4"/>
+              <w:bottom w:val="single" w:color="9AA1AC" w:sz="4"/>
+              <w:right w:val="single" w:color="9AA1AC" w:sz="4"/>
+            </w:tcBorders>
+            <w:tcMar>
+              <w:top w:type="dxa" w:w="60"/>
+              <w:left w:type="dxa" w:w="90"/>
+              <w:bottom w:type="dxa" w:w="60"/>
+              <w:right w:type="dxa" w:w="90"/>
+            </w:tcMar>
+          </w:tcPr>
+          <w:p>
+            <w:pPr>
+              <w:spacing w:after="40"/>
+            </w:pPr>
+            <w:r>
+              <w:rPr>
+                <w:sz w:val="18"/>
+                <w:szCs w:val="18"/>
+              </w:rPr>
+              <w:t xml:space="preserve">같은 지시</w:t>
+            </w:r>
+          </w:p>
+        </w:tc>
+        <w:tc>
+          <w:tcPr>
+            <w:tcW w:type="dxa" w:w="1240"/>
+            <w:tcBorders>
+              <w:top w:val="single" w:color="9AA1AC" w:sz="4"/>
+              <w:left w:val="single" w:color="9AA1AC" w:sz="4"/>
+              <w:bottom w:val="single" w:color="9AA1AC" w:sz="4"/>
+              <w:right w:val="single" w:color="9AA1AC" w:sz="4"/>
+            </w:tcBorders>
+            <w:tcMar>
+              <w:top w:type="dxa" w:w="60"/>
+              <w:left w:type="dxa" w:w="90"/>
+              <w:bottom w:type="dxa" w:w="60"/>
+              <w:right w:type="dxa" w:w="90"/>
+            </w:tcMar>
+          </w:tcPr>
+          <w:p>
+            <w:pPr>
+              <w:spacing w:after="40"/>
+            </w:pPr>
+            <w:r>
+              <w:rPr>
+                <w:sz w:val="18"/>
+                <w:szCs w:val="18"/>
+              </w:rPr>
+              <w:t xml:space="preserve">확정</w:t>
+            </w:r>
+          </w:p>
+        </w:tc>
+        <w:tc>
+          <w:tcPr>
+            <w:tcW w:type="dxa" w:w="1860"/>
+            <w:tcBorders>
+              <w:top w:val="single" w:color="9AA1AC" w:sz="4"/>
+              <w:left w:val="single" w:color="9AA1AC" w:sz="4"/>
+              <w:bottom w:val="single" w:color="9AA1AC" w:sz="4"/>
+              <w:right w:val="single" w:color="9AA1AC" w:sz="4"/>
+            </w:tcBorders>
+            <w:tcMar>
+              <w:top w:type="dxa" w:w="60"/>
+              <w:left w:type="dxa" w:w="90"/>
+              <w:bottom w:type="dxa" w:w="60"/>
+              <w:right w:type="dxa" w:w="90"/>
+            </w:tcMar>
+          </w:tcPr>
+          <w:p>
+            <w:pPr>
+              <w:spacing w:after="40"/>
+            </w:pPr>
+            <w:r>
+              <w:rPr>
+                <w:sz w:val="18"/>
+                <w:szCs w:val="18"/>
+              </w:rPr>
+              <w:t xml:space="preserve">2026-10-09</w:t>
+            </w:r>
+          </w:p>
+        </w:tc>
+      </w:tr>
+      <w:tr>
+        <w:trPr>
+          <w:cantSplit/>
+        </w:trPr>
+        <w:tc>
+          <w:tcPr>
+            <w:tcW w:type="dxa" w:w="1240"/>
+            <w:tcBorders>
+              <w:top w:val="single" w:color="9AA1AC" w:sz="4"/>
+              <w:left w:val="single" w:color="9AA1AC" w:sz="4"/>
+              <w:bottom w:val="single" w:color="9AA1AC" w:sz="4"/>
+              <w:right w:val="single" w:color="9AA1AC" w:sz="4"/>
+            </w:tcBorders>
+            <w:tcMar>
+              <w:top w:type="dxa" w:w="60"/>
+              <w:left w:type="dxa" w:w="90"/>
+              <w:bottom w:type="dxa" w:w="60"/>
+              <w:right w:type="dxa" w:w="90"/>
+            </w:tcMar>
+          </w:tcPr>
+          <w:p>
+            <w:pPr>
+              <w:spacing w:after="40"/>
+            </w:pPr>
+            <w:r>
+              <w:rPr>
+                <w:sz w:val="18"/>
+                <w:szCs w:val="18"/>
+              </w:rPr>
+              <w:t xml:space="preserve">G6</w:t>
+            </w:r>
+          </w:p>
+        </w:tc>
+        <w:tc>
+          <w:tcPr>
+            <w:tcW w:type="dxa" w:w="2170"/>
+            <w:tcBorders>
+              <w:top w:val="single" w:color="9AA1AC" w:sz="4"/>
+              <w:left w:val="single" w:color="9AA1AC" w:sz="4"/>
+              <w:bottom w:val="single" w:color="9AA1AC" w:sz="4"/>
+              <w:right w:val="single" w:color="9AA1AC" w:sz="4"/>
+            </w:tcBorders>
+            <w:tcMar>
+              <w:top w:type="dxa" w:w="60"/>
+              <w:left w:type="dxa" w:w="90"/>
+              <w:bottom w:type="dxa" w:w="60"/>
+              <w:right w:type="dxa" w:w="90"/>
+            </w:tcMar>
+          </w:tcPr>
+          <w:p>
+            <w:pPr>
+              <w:spacing w:after="40"/>
+            </w:pPr>
+            <w:r>
+              <w:rPr>
+                <w:sz w:val="18"/>
+                <w:szCs w:val="18"/>
+              </w:rPr>
+              <w:t xml:space="preserve">고증 반영</w:t>
+            </w:r>
+          </w:p>
+        </w:tc>
+        <w:tc>
+          <w:tcPr>
+            <w:tcW w:type="dxa" w:w="3410"/>
+            <w:tcBorders>
+              <w:top w:val="single" w:color="9AA1AC" w:sz="4"/>
+              <w:left w:val="single" w:color="9AA1AC" w:sz="4"/>
+              <w:bottom w:val="single" w:color="9AA1AC" w:sz="4"/>
+              <w:right w:val="single" w:color="9AA1AC" w:sz="4"/>
+            </w:tcBorders>
+            <w:tcMar>
+              <w:top w:type="dxa" w:w="60"/>
+              <w:left w:type="dxa" w:w="90"/>
+              <w:bottom w:type="dxa" w:w="60"/>
+              <w:right w:type="dxa" w:w="90"/>
+            </w:tcMar>
+          </w:tcPr>
+          <w:p>
+            <w:pPr>
+              <w:spacing w:after="40"/>
+            </w:pPr>
+            <w:r>
+              <w:rPr>
+                <w:sz w:val="18"/>
+                <w:szCs w:val="18"/>
+              </w:rPr>
+              <w:t xml:space="preserve">1987~88 쓰레기 산은 꼭대기가 평평한 층진 탁자형(쌓는 중), 낮 색조는 뿌연 베이지 하늘·황토·흰 비닐 점. 판잣집 동네는 의도적 각색(실제 난지도는 1984 큰불 뒤 조립식 주택)</w:t>
+            </w:r>
+          </w:p>
+        </w:tc>
+        <w:tc>
+          <w:tcPr>
+            <w:tcW w:type="dxa" w:w="4650"/>
+            <w:tcBorders>
+              <w:top w:val="single" w:color="9AA1AC" w:sz="4"/>
+              <w:left w:val="single" w:color="9AA1AC" w:sz="4"/>
+              <w:bottom w:val="single" w:color="9AA1AC" w:sz="4"/>
+              <w:right w:val="single" w:color="9AA1AC" w:sz="4"/>
+            </w:tcBorders>
+            <w:tcMar>
+              <w:top w:type="dxa" w:w="60"/>
+              <w:left w:type="dxa" w:w="90"/>
+              <w:bottom w:type="dxa" w:w="60"/>
+              <w:right w:type="dxa" w:w="90"/>
+            </w:tcMar>
+          </w:tcPr>
+          <w:p>
+            <w:pPr>
+              <w:spacing w:after="40"/>
+            </w:pPr>
+            <w:r>
+              <w:rPr>
+                <w:sz w:val="18"/>
+                <w:szCs w:val="18"/>
+              </w:rPr>
+              <w:t xml:space="preserve">research/notes.md 시각 고증</w:t>
             </w:r>
           </w:p>
         </w:tc>

--- a/landfill-orchestra/docx/decisions.docx
+++ b/landfill-orchestra/docx/decisions.docx
@@ -6252,6 +6252,3228 @@
                 <w:szCs w:val="18"/>
               </w:rPr>
               <w:t xml:space="preserve">research/notes.md 시각 고증</w:t>
+            </w:r>
+          </w:p>
+        </w:tc>
+        <w:tc>
+          <w:tcPr>
+            <w:tcW w:type="dxa" w:w="1240"/>
+            <w:tcBorders>
+              <w:top w:val="single" w:color="9AA1AC" w:sz="4"/>
+              <w:left w:val="single" w:color="9AA1AC" w:sz="4"/>
+              <w:bottom w:val="single" w:color="9AA1AC" w:sz="4"/>
+              <w:right w:val="single" w:color="9AA1AC" w:sz="4"/>
+            </w:tcBorders>
+            <w:tcMar>
+              <w:top w:type="dxa" w:w="60"/>
+              <w:left w:type="dxa" w:w="90"/>
+              <w:bottom w:type="dxa" w:w="60"/>
+              <w:right w:type="dxa" w:w="90"/>
+            </w:tcMar>
+          </w:tcPr>
+          <w:p>
+            <w:pPr>
+              <w:spacing w:after="40"/>
+            </w:pPr>
+            <w:r>
+              <w:rPr>
+                <w:sz w:val="18"/>
+                <w:szCs w:val="18"/>
+              </w:rPr>
+              <w:t xml:space="preserve">확정</w:t>
+            </w:r>
+          </w:p>
+        </w:tc>
+        <w:tc>
+          <w:tcPr>
+            <w:tcW w:type="dxa" w:w="1860"/>
+            <w:tcBorders>
+              <w:top w:val="single" w:color="9AA1AC" w:sz="4"/>
+              <w:left w:val="single" w:color="9AA1AC" w:sz="4"/>
+              <w:bottom w:val="single" w:color="9AA1AC" w:sz="4"/>
+              <w:right w:val="single" w:color="9AA1AC" w:sz="4"/>
+            </w:tcBorders>
+            <w:tcMar>
+              <w:top w:type="dxa" w:w="60"/>
+              <w:left w:type="dxa" w:w="90"/>
+              <w:bottom w:type="dxa" w:w="60"/>
+              <w:right w:type="dxa" w:w="90"/>
+            </w:tcMar>
+          </w:tcPr>
+          <w:p>
+            <w:pPr>
+              <w:spacing w:after="40"/>
+            </w:pPr>
+            <w:r>
+              <w:rPr>
+                <w:sz w:val="18"/>
+                <w:szCs w:val="18"/>
+              </w:rPr>
+              <w:t xml:space="preserve">2026-10-09</w:t>
+            </w:r>
+          </w:p>
+        </w:tc>
+      </w:tr>
+      <w:tr>
+        <w:trPr>
+          <w:cantSplit/>
+        </w:trPr>
+        <w:tc>
+          <w:tcPr>
+            <w:tcW w:type="dxa" w:w="1240"/>
+            <w:tcBorders>
+              <w:top w:val="single" w:color="9AA1AC" w:sz="4"/>
+              <w:left w:val="single" w:color="9AA1AC" w:sz="4"/>
+              <w:bottom w:val="single" w:color="9AA1AC" w:sz="4"/>
+              <w:right w:val="single" w:color="9AA1AC" w:sz="4"/>
+            </w:tcBorders>
+            <w:tcMar>
+              <w:top w:type="dxa" w:w="60"/>
+              <w:left w:type="dxa" w:w="90"/>
+              <w:bottom w:type="dxa" w:w="60"/>
+              <w:right w:type="dxa" w:w="90"/>
+            </w:tcMar>
+          </w:tcPr>
+          <w:p>
+            <w:pPr>
+              <w:spacing w:after="40"/>
+            </w:pPr>
+            <w:r>
+              <w:rPr>
+                <w:sz w:val="18"/>
+                <w:szCs w:val="18"/>
+              </w:rPr>
+              <w:t xml:space="preserve">G7</w:t>
+            </w:r>
+          </w:p>
+        </w:tc>
+        <w:tc>
+          <w:tcPr>
+            <w:tcW w:type="dxa" w:w="2170"/>
+            <w:tcBorders>
+              <w:top w:val="single" w:color="9AA1AC" w:sz="4"/>
+              <w:left w:val="single" w:color="9AA1AC" w:sz="4"/>
+              <w:bottom w:val="single" w:color="9AA1AC" w:sz="4"/>
+              <w:right w:val="single" w:color="9AA1AC" w:sz="4"/>
+            </w:tcBorders>
+            <w:tcMar>
+              <w:top w:type="dxa" w:w="60"/>
+              <w:left w:type="dxa" w:w="90"/>
+              <w:bottom w:type="dxa" w:w="60"/>
+              <w:right w:type="dxa" w:w="90"/>
+            </w:tcMar>
+          </w:tcPr>
+          <w:p>
+            <w:pPr>
+              <w:spacing w:after="40"/>
+            </w:pPr>
+            <w:r>
+              <w:rPr>
+                <w:sz w:val="18"/>
+                <w:szCs w:val="18"/>
+              </w:rPr>
+              <w:t xml:space="preserve">캐릭터 시안</w:t>
+            </w:r>
+          </w:p>
+        </w:tc>
+        <w:tc>
+          <w:tcPr>
+            <w:tcW w:type="dxa" w:w="3410"/>
+            <w:tcBorders>
+              <w:top w:val="single" w:color="9AA1AC" w:sz="4"/>
+              <w:left w:val="single" w:color="9AA1AC" w:sz="4"/>
+              <w:bottom w:val="single" w:color="9AA1AC" w:sz="4"/>
+              <w:right w:val="single" w:color="9AA1AC" w:sz="4"/>
+            </w:tcBorders>
+            <w:tcMar>
+              <w:top w:type="dxa" w:w="60"/>
+              <w:left w:type="dxa" w:w="90"/>
+              <w:bottom w:type="dxa" w:w="60"/>
+              <w:right w:type="dxa" w:w="90"/>
+            </w:tcMar>
+          </w:tcPr>
+          <w:p>
+            <w:pPr>
+              <w:spacing w:after="40"/>
+            </w:pPr>
+            <w:r>
+              <w:rPr>
+                <w:sz w:val="18"/>
+                <w:szCs w:val="18"/>
+              </w:rPr>
+              <w:t xml:space="preserve">은주 A 들고양이(앞머리 없음·잔머리·주근깨), 곽 영감 A 각진 장인(허리 꼿꼿), 만석 B 낡은 작업모, 선영 B 80년대 파마 단발·큰 금테, 미자 A 선머슴 숏단발</w:t>
+            </w:r>
+          </w:p>
+        </w:tc>
+        <w:tc>
+          <w:tcPr>
+            <w:tcW w:type="dxa" w:w="4650"/>
+            <w:tcBorders>
+              <w:top w:val="single" w:color="9AA1AC" w:sz="4"/>
+              <w:left w:val="single" w:color="9AA1AC" w:sz="4"/>
+              <w:bottom w:val="single" w:color="9AA1AC" w:sz="4"/>
+              <w:right w:val="single" w:color="9AA1AC" w:sz="4"/>
+            </w:tcBorders>
+            <w:tcMar>
+              <w:top w:type="dxa" w:w="60"/>
+              <w:left w:type="dxa" w:w="90"/>
+              <w:bottom w:type="dxa" w:w="60"/>
+              <w:right w:type="dxa" w:w="90"/>
+            </w:tcMar>
+          </w:tcPr>
+          <w:p>
+            <w:pPr>
+              <w:spacing w:after="40"/>
+            </w:pPr>
+            <w:r>
+              <w:rPr>
+                <w:sz w:val="18"/>
+                <w:szCs w:val="18"/>
+              </w:rPr>
+              <w:t xml:space="preserve">사용자 선택(추천안)</w:t>
+            </w:r>
+          </w:p>
+        </w:tc>
+        <w:tc>
+          <w:tcPr>
+            <w:tcW w:type="dxa" w:w="1240"/>
+            <w:tcBorders>
+              <w:top w:val="single" w:color="9AA1AC" w:sz="4"/>
+              <w:left w:val="single" w:color="9AA1AC" w:sz="4"/>
+              <w:bottom w:val="single" w:color="9AA1AC" w:sz="4"/>
+              <w:right w:val="single" w:color="9AA1AC" w:sz="4"/>
+            </w:tcBorders>
+            <w:tcMar>
+              <w:top w:type="dxa" w:w="60"/>
+              <w:left w:type="dxa" w:w="90"/>
+              <w:bottom w:type="dxa" w:w="60"/>
+              <w:right w:type="dxa" w:w="90"/>
+            </w:tcMar>
+          </w:tcPr>
+          <w:p>
+            <w:pPr>
+              <w:spacing w:after="40"/>
+            </w:pPr>
+            <w:r>
+              <w:rPr>
+                <w:sz w:val="18"/>
+                <w:szCs w:val="18"/>
+              </w:rPr>
+              <w:t xml:space="preserve">확정</w:t>
+            </w:r>
+          </w:p>
+        </w:tc>
+        <w:tc>
+          <w:tcPr>
+            <w:tcW w:type="dxa" w:w="1860"/>
+            <w:tcBorders>
+              <w:top w:val="single" w:color="9AA1AC" w:sz="4"/>
+              <w:left w:val="single" w:color="9AA1AC" w:sz="4"/>
+              <w:bottom w:val="single" w:color="9AA1AC" w:sz="4"/>
+              <w:right w:val="single" w:color="9AA1AC" w:sz="4"/>
+            </w:tcBorders>
+            <w:tcMar>
+              <w:top w:type="dxa" w:w="60"/>
+              <w:left w:type="dxa" w:w="90"/>
+              <w:bottom w:type="dxa" w:w="60"/>
+              <w:right w:type="dxa" w:w="90"/>
+            </w:tcMar>
+          </w:tcPr>
+          <w:p>
+            <w:pPr>
+              <w:spacing w:after="40"/>
+            </w:pPr>
+            <w:r>
+              <w:rPr>
+                <w:sz w:val="18"/>
+                <w:szCs w:val="18"/>
+              </w:rPr>
+              <w:t xml:space="preserve">2026-10-09</w:t>
+            </w:r>
+          </w:p>
+        </w:tc>
+      </w:tr>
+      <w:tr>
+        <w:trPr>
+          <w:cantSplit/>
+        </w:trPr>
+        <w:tc>
+          <w:tcPr>
+            <w:tcW w:type="dxa" w:w="1240"/>
+            <w:tcBorders>
+              <w:top w:val="single" w:color="9AA1AC" w:sz="4"/>
+              <w:left w:val="single" w:color="9AA1AC" w:sz="4"/>
+              <w:bottom w:val="single" w:color="9AA1AC" w:sz="4"/>
+              <w:right w:val="single" w:color="9AA1AC" w:sz="4"/>
+            </w:tcBorders>
+            <w:tcMar>
+              <w:top w:type="dxa" w:w="60"/>
+              <w:left w:type="dxa" w:w="90"/>
+              <w:bottom w:type="dxa" w:w="60"/>
+              <w:right w:type="dxa" w:w="90"/>
+            </w:tcMar>
+          </w:tcPr>
+          <w:p>
+            <w:pPr>
+              <w:spacing w:after="40"/>
+            </w:pPr>
+            <w:r>
+              <w:rPr>
+                <w:sz w:val="18"/>
+                <w:szCs w:val="18"/>
+              </w:rPr>
+              <w:t xml:space="preserve">G7</w:t>
+            </w:r>
+          </w:p>
+        </w:tc>
+        <w:tc>
+          <w:tcPr>
+            <w:tcW w:type="dxa" w:w="2170"/>
+            <w:tcBorders>
+              <w:top w:val="single" w:color="9AA1AC" w:sz="4"/>
+              <w:left w:val="single" w:color="9AA1AC" w:sz="4"/>
+              <w:bottom w:val="single" w:color="9AA1AC" w:sz="4"/>
+              <w:right w:val="single" w:color="9AA1AC" w:sz="4"/>
+            </w:tcBorders>
+            <w:tcMar>
+              <w:top w:type="dxa" w:w="60"/>
+              <w:left w:type="dxa" w:w="90"/>
+              <w:bottom w:type="dxa" w:w="60"/>
+              <w:right w:type="dxa" w:w="90"/>
+            </w:tcMar>
+          </w:tcPr>
+          <w:p>
+            <w:pPr>
+              <w:spacing w:after="40"/>
+            </w:pPr>
+            <w:r>
+              <w:rPr>
+                <w:sz w:val="18"/>
+                <w:szCs w:val="18"/>
+              </w:rPr>
+              <w:t xml:space="preserve">캐릭터 시안</w:t>
+            </w:r>
+          </w:p>
+        </w:tc>
+        <w:tc>
+          <w:tcPr>
+            <w:tcW w:type="dxa" w:w="3410"/>
+            <w:tcBorders>
+              <w:top w:val="single" w:color="9AA1AC" w:sz="4"/>
+              <w:left w:val="single" w:color="9AA1AC" w:sz="4"/>
+              <w:bottom w:val="single" w:color="9AA1AC" w:sz="4"/>
+              <w:right w:val="single" w:color="9AA1AC" w:sz="4"/>
+            </w:tcBorders>
+            <w:tcMar>
+              <w:top w:type="dxa" w:w="60"/>
+              <w:left w:type="dxa" w:w="90"/>
+              <w:bottom w:type="dxa" w:w="60"/>
+              <w:right w:type="dxa" w:w="90"/>
+            </w:tcMar>
+          </w:tcPr>
+          <w:p>
+            <w:pPr>
+              <w:spacing w:after="40"/>
+            </w:pPr>
+            <w:r>
+              <w:rPr>
+                <w:sz w:val="18"/>
+                <w:szCs w:val="18"/>
+              </w:rPr>
+              <w:t xml:space="preserve">태준 A 차가운 우등생(가는 눈·7:3 가르마)</w:t>
+            </w:r>
+          </w:p>
+        </w:tc>
+        <w:tc>
+          <w:tcPr>
+            <w:tcW w:type="dxa" w:w="4650"/>
+            <w:tcBorders>
+              <w:top w:val="single" w:color="9AA1AC" w:sz="4"/>
+              <w:left w:val="single" w:color="9AA1AC" w:sz="4"/>
+              <w:bottom w:val="single" w:color="9AA1AC" w:sz="4"/>
+              <w:right w:val="single" w:color="9AA1AC" w:sz="4"/>
+            </w:tcBorders>
+            <w:tcMar>
+              <w:top w:type="dxa" w:w="60"/>
+              <w:left w:type="dxa" w:w="90"/>
+              <w:bottom w:type="dxa" w:w="60"/>
+              <w:right w:type="dxa" w:w="90"/>
+            </w:tcMar>
+          </w:tcPr>
+          <w:p>
+            <w:pPr>
+              <w:spacing w:after="40"/>
+            </w:pPr>
+            <w:r>
+              <w:rPr>
+                <w:sz w:val="18"/>
+                <w:szCs w:val="18"/>
+              </w:rPr>
+              <w:t xml:space="preserve">사용자 선택(추천안 B와 다름)</w:t>
+            </w:r>
+          </w:p>
+        </w:tc>
+        <w:tc>
+          <w:tcPr>
+            <w:tcW w:type="dxa" w:w="1240"/>
+            <w:tcBorders>
+              <w:top w:val="single" w:color="9AA1AC" w:sz="4"/>
+              <w:left w:val="single" w:color="9AA1AC" w:sz="4"/>
+              <w:bottom w:val="single" w:color="9AA1AC" w:sz="4"/>
+              <w:right w:val="single" w:color="9AA1AC" w:sz="4"/>
+            </w:tcBorders>
+            <w:tcMar>
+              <w:top w:type="dxa" w:w="60"/>
+              <w:left w:type="dxa" w:w="90"/>
+              <w:bottom w:type="dxa" w:w="60"/>
+              <w:right w:type="dxa" w:w="90"/>
+            </w:tcMar>
+          </w:tcPr>
+          <w:p>
+            <w:pPr>
+              <w:spacing w:after="40"/>
+            </w:pPr>
+            <w:r>
+              <w:rPr>
+                <w:sz w:val="18"/>
+                <w:szCs w:val="18"/>
+              </w:rPr>
+              <w:t xml:space="preserve">확정</w:t>
+            </w:r>
+          </w:p>
+        </w:tc>
+        <w:tc>
+          <w:tcPr>
+            <w:tcW w:type="dxa" w:w="1860"/>
+            <w:tcBorders>
+              <w:top w:val="single" w:color="9AA1AC" w:sz="4"/>
+              <w:left w:val="single" w:color="9AA1AC" w:sz="4"/>
+              <w:bottom w:val="single" w:color="9AA1AC" w:sz="4"/>
+              <w:right w:val="single" w:color="9AA1AC" w:sz="4"/>
+            </w:tcBorders>
+            <w:tcMar>
+              <w:top w:type="dxa" w:w="60"/>
+              <w:left w:type="dxa" w:w="90"/>
+              <w:bottom w:type="dxa" w:w="60"/>
+              <w:right w:type="dxa" w:w="90"/>
+            </w:tcMar>
+          </w:tcPr>
+          <w:p>
+            <w:pPr>
+              <w:spacing w:after="40"/>
+            </w:pPr>
+            <w:r>
+              <w:rPr>
+                <w:sz w:val="18"/>
+                <w:szCs w:val="18"/>
+              </w:rPr>
+              <w:t xml:space="preserve">2026-10-09</w:t>
+            </w:r>
+          </w:p>
+        </w:tc>
+      </w:tr>
+      <w:tr>
+        <w:trPr>
+          <w:cantSplit/>
+        </w:trPr>
+        <w:tc>
+          <w:tcPr>
+            <w:tcW w:type="dxa" w:w="1240"/>
+            <w:tcBorders>
+              <w:top w:val="single" w:color="9AA1AC" w:sz="4"/>
+              <w:left w:val="single" w:color="9AA1AC" w:sz="4"/>
+              <w:bottom w:val="single" w:color="9AA1AC" w:sz="4"/>
+              <w:right w:val="single" w:color="9AA1AC" w:sz="4"/>
+            </w:tcBorders>
+            <w:tcMar>
+              <w:top w:type="dxa" w:w="60"/>
+              <w:left w:type="dxa" w:w="90"/>
+              <w:bottom w:type="dxa" w:w="60"/>
+              <w:right w:type="dxa" w:w="90"/>
+            </w:tcMar>
+          </w:tcPr>
+          <w:p>
+            <w:pPr>
+              <w:spacing w:after="40"/>
+            </w:pPr>
+            <w:r>
+              <w:rPr>
+                <w:sz w:val="18"/>
+                <w:szCs w:val="18"/>
+              </w:rPr>
+              <w:t xml:space="preserve">G7</w:t>
+            </w:r>
+          </w:p>
+        </w:tc>
+        <w:tc>
+          <w:tcPr>
+            <w:tcW w:type="dxa" w:w="2170"/>
+            <w:tcBorders>
+              <w:top w:val="single" w:color="9AA1AC" w:sz="4"/>
+              <w:left w:val="single" w:color="9AA1AC" w:sz="4"/>
+              <w:bottom w:val="single" w:color="9AA1AC" w:sz="4"/>
+              <w:right w:val="single" w:color="9AA1AC" w:sz="4"/>
+            </w:tcBorders>
+            <w:tcMar>
+              <w:top w:type="dxa" w:w="60"/>
+              <w:left w:type="dxa" w:w="90"/>
+              <w:bottom w:type="dxa" w:w="60"/>
+              <w:right w:type="dxa" w:w="90"/>
+            </w:tcMar>
+          </w:tcPr>
+          <w:p>
+            <w:pPr>
+              <w:spacing w:after="40"/>
+            </w:pPr>
+            <w:r>
+              <w:rPr>
+                <w:sz w:val="18"/>
+                <w:szCs w:val="18"/>
+              </w:rPr>
+              <w:t xml:space="preserve">캐릭터 시안</w:t>
+            </w:r>
+          </w:p>
+        </w:tc>
+        <w:tc>
+          <w:tcPr>
+            <w:tcW w:type="dxa" w:w="3410"/>
+            <w:tcBorders>
+              <w:top w:val="single" w:color="9AA1AC" w:sz="4"/>
+              <w:left w:val="single" w:color="9AA1AC" w:sz="4"/>
+              <w:bottom w:val="single" w:color="9AA1AC" w:sz="4"/>
+              <w:right w:val="single" w:color="9AA1AC" w:sz="4"/>
+            </w:tcBorders>
+            <w:tcMar>
+              <w:top w:type="dxa" w:w="60"/>
+              <w:left w:type="dxa" w:w="90"/>
+              <w:bottom w:type="dxa" w:w="60"/>
+              <w:right w:type="dxa" w:w="90"/>
+            </w:tcMar>
+          </w:tcPr>
+          <w:p>
+            <w:pPr>
+              <w:spacing w:after="40"/>
+            </w:pPr>
+            <w:r>
+              <w:rPr>
+                <w:sz w:val="18"/>
+                <w:szCs w:val="18"/>
+              </w:rPr>
+              <w:t xml:space="preserve">동민·덕수·최 계장·순례 할머니는 바이블 기준 추천안 1개로 세부 고정</w:t>
+            </w:r>
+          </w:p>
+        </w:tc>
+        <w:tc>
+          <w:tcPr>
+            <w:tcW w:type="dxa" w:w="4650"/>
+            <w:tcBorders>
+              <w:top w:val="single" w:color="9AA1AC" w:sz="4"/>
+              <w:left w:val="single" w:color="9AA1AC" w:sz="4"/>
+              <w:bottom w:val="single" w:color="9AA1AC" w:sz="4"/>
+              <w:right w:val="single" w:color="9AA1AC" w:sz="4"/>
+            </w:tcBorders>
+            <w:tcMar>
+              <w:top w:type="dxa" w:w="60"/>
+              <w:left w:type="dxa" w:w="90"/>
+              <w:bottom w:type="dxa" w:w="60"/>
+              <w:right w:type="dxa" w:w="90"/>
+            </w:tcMar>
+          </w:tcPr>
+          <w:p>
+            <w:pPr>
+              <w:spacing w:after="40"/>
+            </w:pPr>
+            <w:r>
+              <w:rPr>
+                <w:sz w:val="18"/>
+                <w:szCs w:val="18"/>
+              </w:rPr>
+              <w:t xml:space="preserve">사용자 선택</w:t>
+            </w:r>
+          </w:p>
+        </w:tc>
+        <w:tc>
+          <w:tcPr>
+            <w:tcW w:type="dxa" w:w="1240"/>
+            <w:tcBorders>
+              <w:top w:val="single" w:color="9AA1AC" w:sz="4"/>
+              <w:left w:val="single" w:color="9AA1AC" w:sz="4"/>
+              <w:bottom w:val="single" w:color="9AA1AC" w:sz="4"/>
+              <w:right w:val="single" w:color="9AA1AC" w:sz="4"/>
+            </w:tcBorders>
+            <w:tcMar>
+              <w:top w:type="dxa" w:w="60"/>
+              <w:left w:type="dxa" w:w="90"/>
+              <w:bottom w:type="dxa" w:w="60"/>
+              <w:right w:type="dxa" w:w="90"/>
+            </w:tcMar>
+          </w:tcPr>
+          <w:p>
+            <w:pPr>
+              <w:spacing w:after="40"/>
+            </w:pPr>
+            <w:r>
+              <w:rPr>
+                <w:sz w:val="18"/>
+                <w:szCs w:val="18"/>
+              </w:rPr>
+              <w:t xml:space="preserve">확정</w:t>
+            </w:r>
+          </w:p>
+        </w:tc>
+        <w:tc>
+          <w:tcPr>
+            <w:tcW w:type="dxa" w:w="1860"/>
+            <w:tcBorders>
+              <w:top w:val="single" w:color="9AA1AC" w:sz="4"/>
+              <w:left w:val="single" w:color="9AA1AC" w:sz="4"/>
+              <w:bottom w:val="single" w:color="9AA1AC" w:sz="4"/>
+              <w:right w:val="single" w:color="9AA1AC" w:sz="4"/>
+            </w:tcBorders>
+            <w:tcMar>
+              <w:top w:type="dxa" w:w="60"/>
+              <w:left w:type="dxa" w:w="90"/>
+              <w:bottom w:type="dxa" w:w="60"/>
+              <w:right w:type="dxa" w:w="90"/>
+            </w:tcMar>
+          </w:tcPr>
+          <w:p>
+            <w:pPr>
+              <w:spacing w:after="40"/>
+            </w:pPr>
+            <w:r>
+              <w:rPr>
+                <w:sz w:val="18"/>
+                <w:szCs w:val="18"/>
+              </w:rPr>
+              <w:t xml:space="preserve">2026-10-09</w:t>
+            </w:r>
+          </w:p>
+        </w:tc>
+      </w:tr>
+      <w:tr>
+        <w:trPr>
+          <w:cantSplit/>
+        </w:trPr>
+        <w:tc>
+          <w:tcPr>
+            <w:tcW w:type="dxa" w:w="1240"/>
+            <w:tcBorders>
+              <w:top w:val="single" w:color="9AA1AC" w:sz="4"/>
+              <w:left w:val="single" w:color="9AA1AC" w:sz="4"/>
+              <w:bottom w:val="single" w:color="9AA1AC" w:sz="4"/>
+              <w:right w:val="single" w:color="9AA1AC" w:sz="4"/>
+            </w:tcBorders>
+            <w:tcMar>
+              <w:top w:type="dxa" w:w="60"/>
+              <w:left w:type="dxa" w:w="90"/>
+              <w:bottom w:type="dxa" w:w="60"/>
+              <w:right w:type="dxa" w:w="90"/>
+            </w:tcMar>
+          </w:tcPr>
+          <w:p>
+            <w:pPr>
+              <w:spacing w:after="40"/>
+            </w:pPr>
+            <w:r>
+              <w:rPr>
+                <w:sz w:val="18"/>
+                <w:szCs w:val="18"/>
+              </w:rPr>
+              <w:t xml:space="preserve">G7</w:t>
+            </w:r>
+          </w:p>
+        </w:tc>
+        <w:tc>
+          <w:tcPr>
+            <w:tcW w:type="dxa" w:w="2170"/>
+            <w:tcBorders>
+              <w:top w:val="single" w:color="9AA1AC" w:sz="4"/>
+              <w:left w:val="single" w:color="9AA1AC" w:sz="4"/>
+              <w:bottom w:val="single" w:color="9AA1AC" w:sz="4"/>
+              <w:right w:val="single" w:color="9AA1AC" w:sz="4"/>
+            </w:tcBorders>
+            <w:tcMar>
+              <w:top w:type="dxa" w:w="60"/>
+              <w:left w:type="dxa" w:w="90"/>
+              <w:bottom w:type="dxa" w:w="60"/>
+              <w:right w:type="dxa" w:w="90"/>
+            </w:tcMar>
+          </w:tcPr>
+          <w:p>
+            <w:pPr>
+              <w:spacing w:after="40"/>
+            </w:pPr>
+            <w:r>
+              <w:rPr>
+                <w:sz w:val="18"/>
+                <w:szCs w:val="18"/>
+              </w:rPr>
+              <w:t xml:space="preserve">섬 아이 6명</w:t>
+            </w:r>
+          </w:p>
+        </w:tc>
+        <w:tc>
+          <w:tcPr>
+            <w:tcW w:type="dxa" w:w="3410"/>
+            <w:tcBorders>
+              <w:top w:val="single" w:color="9AA1AC" w:sz="4"/>
+              <w:left w:val="single" w:color="9AA1AC" w:sz="4"/>
+              <w:bottom w:val="single" w:color="9AA1AC" w:sz="4"/>
+              <w:right w:val="single" w:color="9AA1AC" w:sz="4"/>
+            </w:tcBorders>
+            <w:tcMar>
+              <w:top w:type="dxa" w:w="60"/>
+              <w:left w:type="dxa" w:w="90"/>
+              <w:bottom w:type="dxa" w:w="60"/>
+              <w:right w:type="dxa" w:w="90"/>
+            </w:tcMar>
+          </w:tcPr>
+          <w:p>
+            <w:pPr>
+              <w:spacing w:after="40"/>
+            </w:pPr>
+            <w:r>
+              <w:rPr>
+                <w:sz w:val="18"/>
+                <w:szCs w:val="18"/>
+              </w:rPr>
+              <w:t xml:space="preserve">한 명씩 단순 디자인(머리 하나+옷 색 하나+악기). 나이는 추정 7~11세</w:t>
+            </w:r>
+          </w:p>
+        </w:tc>
+        <w:tc>
+          <w:tcPr>
+            <w:tcW w:type="dxa" w:w="4650"/>
+            <w:tcBorders>
+              <w:top w:val="single" w:color="9AA1AC" w:sz="4"/>
+              <w:left w:val="single" w:color="9AA1AC" w:sz="4"/>
+              <w:bottom w:val="single" w:color="9AA1AC" w:sz="4"/>
+              <w:right w:val="single" w:color="9AA1AC" w:sz="4"/>
+            </w:tcBorders>
+            <w:tcMar>
+              <w:top w:type="dxa" w:w="60"/>
+              <w:left w:type="dxa" w:w="90"/>
+              <w:bottom w:type="dxa" w:w="60"/>
+              <w:right w:type="dxa" w:w="90"/>
+            </w:tcMar>
+          </w:tcPr>
+          <w:p>
+            <w:pPr>
+              <w:spacing w:after="40"/>
+            </w:pPr>
+            <w:r>
+              <w:rPr>
+                <w:sz w:val="18"/>
+                <w:szCs w:val="18"/>
+              </w:rPr>
+              <w:t xml:space="preserve">사용자 선택(추천안)</w:t>
+            </w:r>
+          </w:p>
+        </w:tc>
+        <w:tc>
+          <w:tcPr>
+            <w:tcW w:type="dxa" w:w="1240"/>
+            <w:tcBorders>
+              <w:top w:val="single" w:color="9AA1AC" w:sz="4"/>
+              <w:left w:val="single" w:color="9AA1AC" w:sz="4"/>
+              <w:bottom w:val="single" w:color="9AA1AC" w:sz="4"/>
+              <w:right w:val="single" w:color="9AA1AC" w:sz="4"/>
+            </w:tcBorders>
+            <w:tcMar>
+              <w:top w:type="dxa" w:w="60"/>
+              <w:left w:type="dxa" w:w="90"/>
+              <w:bottom w:type="dxa" w:w="60"/>
+              <w:right w:type="dxa" w:w="90"/>
+            </w:tcMar>
+          </w:tcPr>
+          <w:p>
+            <w:pPr>
+              <w:spacing w:after="40"/>
+            </w:pPr>
+            <w:r>
+              <w:rPr>
+                <w:sz w:val="18"/>
+                <w:szCs w:val="18"/>
+              </w:rPr>
+              <w:t xml:space="preserve">확정</w:t>
+            </w:r>
+          </w:p>
+        </w:tc>
+        <w:tc>
+          <w:tcPr>
+            <w:tcW w:type="dxa" w:w="1860"/>
+            <w:tcBorders>
+              <w:top w:val="single" w:color="9AA1AC" w:sz="4"/>
+              <w:left w:val="single" w:color="9AA1AC" w:sz="4"/>
+              <w:bottom w:val="single" w:color="9AA1AC" w:sz="4"/>
+              <w:right w:val="single" w:color="9AA1AC" w:sz="4"/>
+            </w:tcBorders>
+            <w:tcMar>
+              <w:top w:type="dxa" w:w="60"/>
+              <w:left w:type="dxa" w:w="90"/>
+              <w:bottom w:type="dxa" w:w="60"/>
+              <w:right w:type="dxa" w:w="90"/>
+            </w:tcMar>
+          </w:tcPr>
+          <w:p>
+            <w:pPr>
+              <w:spacing w:after="40"/>
+            </w:pPr>
+            <w:r>
+              <w:rPr>
+                <w:sz w:val="18"/>
+                <w:szCs w:val="18"/>
+              </w:rPr>
+              <w:t xml:space="preserve">2026-10-09</w:t>
+            </w:r>
+          </w:p>
+        </w:tc>
+      </w:tr>
+      <w:tr>
+        <w:trPr>
+          <w:cantSplit/>
+        </w:trPr>
+        <w:tc>
+          <w:tcPr>
+            <w:tcW w:type="dxa" w:w="1240"/>
+            <w:tcBorders>
+              <w:top w:val="single" w:color="9AA1AC" w:sz="4"/>
+              <w:left w:val="single" w:color="9AA1AC" w:sz="4"/>
+              <w:bottom w:val="single" w:color="9AA1AC" w:sz="4"/>
+              <w:right w:val="single" w:color="9AA1AC" w:sz="4"/>
+            </w:tcBorders>
+            <w:tcMar>
+              <w:top w:type="dxa" w:w="60"/>
+              <w:left w:type="dxa" w:w="90"/>
+              <w:bottom w:type="dxa" w:w="60"/>
+              <w:right w:type="dxa" w:w="90"/>
+            </w:tcMar>
+          </w:tcPr>
+          <w:p>
+            <w:pPr>
+              <w:spacing w:after="40"/>
+            </w:pPr>
+            <w:r>
+              <w:rPr>
+                <w:sz w:val="18"/>
+                <w:szCs w:val="18"/>
+              </w:rPr>
+              <w:t xml:space="preserve">G7</w:t>
+            </w:r>
+          </w:p>
+        </w:tc>
+        <w:tc>
+          <w:tcPr>
+            <w:tcW w:type="dxa" w:w="2170"/>
+            <w:tcBorders>
+              <w:top w:val="single" w:color="9AA1AC" w:sz="4"/>
+              <w:left w:val="single" w:color="9AA1AC" w:sz="4"/>
+              <w:bottom w:val="single" w:color="9AA1AC" w:sz="4"/>
+              <w:right w:val="single" w:color="9AA1AC" w:sz="4"/>
+            </w:tcBorders>
+            <w:tcMar>
+              <w:top w:type="dxa" w:w="60"/>
+              <w:left w:type="dxa" w:w="90"/>
+              <w:bottom w:type="dxa" w:w="60"/>
+              <w:right w:type="dxa" w:w="90"/>
+            </w:tcMar>
+          </w:tcPr>
+          <w:p>
+            <w:pPr>
+              <w:spacing w:after="40"/>
+            </w:pPr>
+            <w:r>
+              <w:rPr>
+                <w:sz w:val="18"/>
+                <w:szCs w:val="18"/>
+              </w:rPr>
+              <w:t xml:space="preserve">본선 무대 의상</w:t>
+            </w:r>
+          </w:p>
+        </w:tc>
+        <w:tc>
+          <w:tcPr>
+            <w:tcW w:type="dxa" w:w="3410"/>
+            <w:tcBorders>
+              <w:top w:val="single" w:color="9AA1AC" w:sz="4"/>
+              <w:left w:val="single" w:color="9AA1AC" w:sz="4"/>
+              <w:bottom w:val="single" w:color="9AA1AC" w:sz="4"/>
+              <w:right w:val="single" w:color="9AA1AC" w:sz="4"/>
+            </w:tcBorders>
+            <w:tcMar>
+              <w:top w:type="dxa" w:w="60"/>
+              <w:left w:type="dxa" w:w="90"/>
+              <w:bottom w:type="dxa" w:w="60"/>
+              <w:right w:type="dxa" w:w="90"/>
+            </w:tcMar>
+          </w:tcPr>
+          <w:p>
+            <w:pPr>
+              <w:spacing w:after="40"/>
+            </w:pPr>
+            <w:r>
+              <w:rPr>
+                <w:sz w:val="18"/>
+                <w:szCs w:val="18"/>
+              </w:rPr>
+              <w:t xml:space="preserve">섬 아이들은 각자 제일 좋은 옷 + 순례 할머니가 만든 빨간 손수건(은주는 흰 원피스, 손수건 없음). 대본 3화 S#17 지문에 추가</w:t>
+            </w:r>
+          </w:p>
+        </w:tc>
+        <w:tc>
+          <w:tcPr>
+            <w:tcW w:type="dxa" w:w="4650"/>
+            <w:tcBorders>
+              <w:top w:val="single" w:color="9AA1AC" w:sz="4"/>
+              <w:left w:val="single" w:color="9AA1AC" w:sz="4"/>
+              <w:bottom w:val="single" w:color="9AA1AC" w:sz="4"/>
+              <w:right w:val="single" w:color="9AA1AC" w:sz="4"/>
+            </w:tcBorders>
+            <w:tcMar>
+              <w:top w:type="dxa" w:w="60"/>
+              <w:left w:type="dxa" w:w="90"/>
+              <w:bottom w:type="dxa" w:w="60"/>
+              <w:right w:type="dxa" w:w="90"/>
+            </w:tcMar>
+          </w:tcPr>
+          <w:p>
+            <w:pPr>
+              <w:spacing w:after="40"/>
+            </w:pPr>
+            <w:r>
+              <w:rPr>
+                <w:sz w:val="18"/>
+                <w:szCs w:val="18"/>
+              </w:rPr>
+              <w:t xml:space="preserve">사용자 선택(추천안)</w:t>
+            </w:r>
+          </w:p>
+        </w:tc>
+        <w:tc>
+          <w:tcPr>
+            <w:tcW w:type="dxa" w:w="1240"/>
+            <w:tcBorders>
+              <w:top w:val="single" w:color="9AA1AC" w:sz="4"/>
+              <w:left w:val="single" w:color="9AA1AC" w:sz="4"/>
+              <w:bottom w:val="single" w:color="9AA1AC" w:sz="4"/>
+              <w:right w:val="single" w:color="9AA1AC" w:sz="4"/>
+            </w:tcBorders>
+            <w:tcMar>
+              <w:top w:type="dxa" w:w="60"/>
+              <w:left w:type="dxa" w:w="90"/>
+              <w:bottom w:type="dxa" w:w="60"/>
+              <w:right w:type="dxa" w:w="90"/>
+            </w:tcMar>
+          </w:tcPr>
+          <w:p>
+            <w:pPr>
+              <w:spacing w:after="40"/>
+            </w:pPr>
+            <w:r>
+              <w:rPr>
+                <w:sz w:val="18"/>
+                <w:szCs w:val="18"/>
+              </w:rPr>
+              <w:t xml:space="preserve">확정</w:t>
+            </w:r>
+          </w:p>
+        </w:tc>
+        <w:tc>
+          <w:tcPr>
+            <w:tcW w:type="dxa" w:w="1860"/>
+            <w:tcBorders>
+              <w:top w:val="single" w:color="9AA1AC" w:sz="4"/>
+              <w:left w:val="single" w:color="9AA1AC" w:sz="4"/>
+              <w:bottom w:val="single" w:color="9AA1AC" w:sz="4"/>
+              <w:right w:val="single" w:color="9AA1AC" w:sz="4"/>
+            </w:tcBorders>
+            <w:tcMar>
+              <w:top w:type="dxa" w:w="60"/>
+              <w:left w:type="dxa" w:w="90"/>
+              <w:bottom w:type="dxa" w:w="60"/>
+              <w:right w:type="dxa" w:w="90"/>
+            </w:tcMar>
+          </w:tcPr>
+          <w:p>
+            <w:pPr>
+              <w:spacing w:after="40"/>
+            </w:pPr>
+            <w:r>
+              <w:rPr>
+                <w:sz w:val="18"/>
+                <w:szCs w:val="18"/>
+              </w:rPr>
+              <w:t xml:space="preserve">2026-10-09</w:t>
+            </w:r>
+          </w:p>
+        </w:tc>
+      </w:tr>
+      <w:tr>
+        <w:trPr>
+          <w:cantSplit/>
+        </w:trPr>
+        <w:tc>
+          <w:tcPr>
+            <w:tcW w:type="dxa" w:w="1240"/>
+            <w:tcBorders>
+              <w:top w:val="single" w:color="9AA1AC" w:sz="4"/>
+              <w:left w:val="single" w:color="9AA1AC" w:sz="4"/>
+              <w:bottom w:val="single" w:color="9AA1AC" w:sz="4"/>
+              <w:right w:val="single" w:color="9AA1AC" w:sz="4"/>
+            </w:tcBorders>
+            <w:tcMar>
+              <w:top w:type="dxa" w:w="60"/>
+              <w:left w:type="dxa" w:w="90"/>
+              <w:bottom w:type="dxa" w:w="60"/>
+              <w:right w:type="dxa" w:w="90"/>
+            </w:tcMar>
+          </w:tcPr>
+          <w:p>
+            <w:pPr>
+              <w:spacing w:after="40"/>
+            </w:pPr>
+            <w:r>
+              <w:rPr>
+                <w:sz w:val="18"/>
+                <w:szCs w:val="18"/>
+              </w:rPr>
+              <w:t xml:space="preserve">G7</w:t>
+            </w:r>
+          </w:p>
+        </w:tc>
+        <w:tc>
+          <w:tcPr>
+            <w:tcW w:type="dxa" w:w="2170"/>
+            <w:tcBorders>
+              <w:top w:val="single" w:color="9AA1AC" w:sz="4"/>
+              <w:left w:val="single" w:color="9AA1AC" w:sz="4"/>
+              <w:bottom w:val="single" w:color="9AA1AC" w:sz="4"/>
+              <w:right w:val="single" w:color="9AA1AC" w:sz="4"/>
+            </w:tcBorders>
+            <w:tcMar>
+              <w:top w:type="dxa" w:w="60"/>
+              <w:left w:type="dxa" w:w="90"/>
+              <w:bottom w:type="dxa" w:w="60"/>
+              <w:right w:type="dxa" w:w="90"/>
+            </w:tcMar>
+          </w:tcPr>
+          <w:p>
+            <w:pPr>
+              <w:spacing w:after="40"/>
+            </w:pPr>
+            <w:r>
+              <w:rPr>
+                <w:sz w:val="18"/>
+                <w:szCs w:val="18"/>
+              </w:rPr>
+              <w:t xml:space="preserve">계절·2003 의상</w:t>
+            </w:r>
+          </w:p>
+        </w:tc>
+        <w:tc>
+          <w:tcPr>
+            <w:tcW w:type="dxa" w:w="3410"/>
+            <w:tcBorders>
+              <w:top w:val="single" w:color="9AA1AC" w:sz="4"/>
+              <w:left w:val="single" w:color="9AA1AC" w:sz="4"/>
+              <w:bottom w:val="single" w:color="9AA1AC" w:sz="4"/>
+              <w:right w:val="single" w:color="9AA1AC" w:sz="4"/>
+            </w:tcBorders>
+            <w:tcMar>
+              <w:top w:type="dxa" w:w="60"/>
+              <w:left w:type="dxa" w:w="90"/>
+              <w:bottom w:type="dxa" w:w="60"/>
+              <w:right w:type="dxa" w:w="90"/>
+            </w:tcMar>
+          </w:tcPr>
+          <w:p>
+            <w:pPr>
+              <w:spacing w:after="40"/>
+            </w:pPr>
+            <w:r>
+              <w:rPr>
+                <w:sz w:val="18"/>
+                <w:szCs w:val="18"/>
+              </w:rPr>
+              <w:t xml:space="preserve">겨울(2화 S#14~17)·여름(3화 S#8~15, S#33)·본선 날(3화 S#16~30)·2003(S#34) 의상을 Claude가 구체안으로 지정(design/outfit_schedule.json)</w:t>
+            </w:r>
+          </w:p>
+        </w:tc>
+        <w:tc>
+          <w:tcPr>
+            <w:tcW w:type="dxa" w:w="4650"/>
+            <w:tcBorders>
+              <w:top w:val="single" w:color="9AA1AC" w:sz="4"/>
+              <w:left w:val="single" w:color="9AA1AC" w:sz="4"/>
+              <w:bottom w:val="single" w:color="9AA1AC" w:sz="4"/>
+              <w:right w:val="single" w:color="9AA1AC" w:sz="4"/>
+            </w:tcBorders>
+            <w:tcMar>
+              <w:top w:type="dxa" w:w="60"/>
+              <w:left w:type="dxa" w:w="90"/>
+              <w:bottom w:type="dxa" w:w="60"/>
+              <w:right w:type="dxa" w:w="90"/>
+            </w:tcMar>
+          </w:tcPr>
+          <w:p>
+            <w:pPr>
+              <w:spacing w:after="40"/>
+            </w:pPr>
+            <w:r>
+              <w:rPr>
+                <w:sz w:val="18"/>
+                <w:szCs w:val="18"/>
+              </w:rPr>
+              <w:t xml:space="preserve">대본 근거 없는 부분은 Claude 제안</w:t>
+            </w:r>
+          </w:p>
+        </w:tc>
+        <w:tc>
+          <w:tcPr>
+            <w:tcW w:type="dxa" w:w="1240"/>
+            <w:tcBorders>
+              <w:top w:val="single" w:color="9AA1AC" w:sz="4"/>
+              <w:left w:val="single" w:color="9AA1AC" w:sz="4"/>
+              <w:bottom w:val="single" w:color="9AA1AC" w:sz="4"/>
+              <w:right w:val="single" w:color="9AA1AC" w:sz="4"/>
+            </w:tcBorders>
+            <w:tcMar>
+              <w:top w:type="dxa" w:w="60"/>
+              <w:left w:type="dxa" w:w="90"/>
+              <w:bottom w:type="dxa" w:w="60"/>
+              <w:right w:type="dxa" w:w="90"/>
+            </w:tcMar>
+          </w:tcPr>
+          <w:p>
+            <w:pPr>
+              <w:spacing w:after="40"/>
+            </w:pPr>
+            <w:r>
+              <w:rPr>
+                <w:sz w:val="18"/>
+                <w:szCs w:val="18"/>
+              </w:rPr>
+              <w:t xml:space="preserve">잠정</w:t>
+            </w:r>
+          </w:p>
+        </w:tc>
+        <w:tc>
+          <w:tcPr>
+            <w:tcW w:type="dxa" w:w="1860"/>
+            <w:tcBorders>
+              <w:top w:val="single" w:color="9AA1AC" w:sz="4"/>
+              <w:left w:val="single" w:color="9AA1AC" w:sz="4"/>
+              <w:bottom w:val="single" w:color="9AA1AC" w:sz="4"/>
+              <w:right w:val="single" w:color="9AA1AC" w:sz="4"/>
+            </w:tcBorders>
+            <w:tcMar>
+              <w:top w:type="dxa" w:w="60"/>
+              <w:left w:type="dxa" w:w="90"/>
+              <w:bottom w:type="dxa" w:w="60"/>
+              <w:right w:type="dxa" w:w="90"/>
+            </w:tcMar>
+          </w:tcPr>
+          <w:p>
+            <w:pPr>
+              <w:spacing w:after="40"/>
+            </w:pPr>
+            <w:r>
+              <w:rPr>
+                <w:sz w:val="18"/>
+                <w:szCs w:val="18"/>
+              </w:rPr>
+              <w:t xml:space="preserve">2026-10-09</w:t>
+            </w:r>
+          </w:p>
+        </w:tc>
+      </w:tr>
+      <w:tr>
+        <w:trPr>
+          <w:cantSplit/>
+        </w:trPr>
+        <w:tc>
+          <w:tcPr>
+            <w:tcW w:type="dxa" w:w="1240"/>
+            <w:tcBorders>
+              <w:top w:val="single" w:color="9AA1AC" w:sz="4"/>
+              <w:left w:val="single" w:color="9AA1AC" w:sz="4"/>
+              <w:bottom w:val="single" w:color="9AA1AC" w:sz="4"/>
+              <w:right w:val="single" w:color="9AA1AC" w:sz="4"/>
+            </w:tcBorders>
+            <w:tcMar>
+              <w:top w:type="dxa" w:w="60"/>
+              <w:left w:type="dxa" w:w="90"/>
+              <w:bottom w:type="dxa" w:w="60"/>
+              <w:right w:type="dxa" w:w="90"/>
+            </w:tcMar>
+          </w:tcPr>
+          <w:p>
+            <w:pPr>
+              <w:spacing w:after="40"/>
+            </w:pPr>
+            <w:r>
+              <w:rPr>
+                <w:sz w:val="18"/>
+                <w:szCs w:val="18"/>
+              </w:rPr>
+              <w:t xml:space="preserve">G7</w:t>
+            </w:r>
+          </w:p>
+        </w:tc>
+        <w:tc>
+          <w:tcPr>
+            <w:tcW w:type="dxa" w:w="2170"/>
+            <w:tcBorders>
+              <w:top w:val="single" w:color="9AA1AC" w:sz="4"/>
+              <w:left w:val="single" w:color="9AA1AC" w:sz="4"/>
+              <w:bottom w:val="single" w:color="9AA1AC" w:sz="4"/>
+              <w:right w:val="single" w:color="9AA1AC" w:sz="4"/>
+            </w:tcBorders>
+            <w:tcMar>
+              <w:top w:type="dxa" w:w="60"/>
+              <w:left w:type="dxa" w:w="90"/>
+              <w:bottom w:type="dxa" w:w="60"/>
+              <w:right w:type="dxa" w:w="90"/>
+            </w:tcMar>
+          </w:tcPr>
+          <w:p>
+            <w:pPr>
+              <w:spacing w:after="40"/>
+            </w:pPr>
+            <w:r>
+              <w:rPr>
+                <w:sz w:val="18"/>
+                <w:szCs w:val="18"/>
+              </w:rPr>
+              <w:t xml:space="preserve">오류 수정</w:t>
+            </w:r>
+          </w:p>
+        </w:tc>
+        <w:tc>
+          <w:tcPr>
+            <w:tcW w:type="dxa" w:w="3410"/>
+            <w:tcBorders>
+              <w:top w:val="single" w:color="9AA1AC" w:sz="4"/>
+              <w:left w:val="single" w:color="9AA1AC" w:sz="4"/>
+              <w:bottom w:val="single" w:color="9AA1AC" w:sz="4"/>
+              <w:right w:val="single" w:color="9AA1AC" w:sz="4"/>
+            </w:tcBorders>
+            <w:tcMar>
+              <w:top w:type="dxa" w:w="60"/>
+              <w:left w:type="dxa" w:w="90"/>
+              <w:bottom w:type="dxa" w:w="60"/>
+              <w:right w:type="dxa" w:w="90"/>
+            </w:tcMar>
+          </w:tcPr>
+          <w:p>
+            <w:pPr>
+              <w:spacing w:after="40"/>
+            </w:pPr>
+            <w:r>
+              <w:rPr>
+                <w:sz w:val="18"/>
+                <w:szCs w:val="18"/>
+              </w:rPr>
+              <w:t xml:space="preserve">곽 영감은 바이블대로 허리가 꼿꼿(G6 문구의 stooped 삭제), 등이 굽은 사람은 만석</w:t>
+            </w:r>
+          </w:p>
+        </w:tc>
+        <w:tc>
+          <w:tcPr>
+            <w:tcW w:type="dxa" w:w="4650"/>
+            <w:tcBorders>
+              <w:top w:val="single" w:color="9AA1AC" w:sz="4"/>
+              <w:left w:val="single" w:color="9AA1AC" w:sz="4"/>
+              <w:bottom w:val="single" w:color="9AA1AC" w:sz="4"/>
+              <w:right w:val="single" w:color="9AA1AC" w:sz="4"/>
+            </w:tcBorders>
+            <w:tcMar>
+              <w:top w:type="dxa" w:w="60"/>
+              <w:left w:type="dxa" w:w="90"/>
+              <w:bottom w:type="dxa" w:w="60"/>
+              <w:right w:type="dxa" w:w="90"/>
+            </w:tcMar>
+          </w:tcPr>
+          <w:p>
+            <w:pPr>
+              <w:spacing w:after="40"/>
+            </w:pPr>
+            <w:r>
+              <w:rPr>
+                <w:sz w:val="18"/>
+                <w:szCs w:val="18"/>
+              </w:rPr>
+              <w:t xml:space="preserve">바이블 대조</w:t>
+            </w:r>
+          </w:p>
+        </w:tc>
+        <w:tc>
+          <w:tcPr>
+            <w:tcW w:type="dxa" w:w="1240"/>
+            <w:tcBorders>
+              <w:top w:val="single" w:color="9AA1AC" w:sz="4"/>
+              <w:left w:val="single" w:color="9AA1AC" w:sz="4"/>
+              <w:bottom w:val="single" w:color="9AA1AC" w:sz="4"/>
+              <w:right w:val="single" w:color="9AA1AC" w:sz="4"/>
+            </w:tcBorders>
+            <w:tcMar>
+              <w:top w:type="dxa" w:w="60"/>
+              <w:left w:type="dxa" w:w="90"/>
+              <w:bottom w:type="dxa" w:w="60"/>
+              <w:right w:type="dxa" w:w="90"/>
+            </w:tcMar>
+          </w:tcPr>
+          <w:p>
+            <w:pPr>
+              <w:spacing w:after="40"/>
+            </w:pPr>
+            <w:r>
+              <w:rPr>
+                <w:sz w:val="18"/>
+                <w:szCs w:val="18"/>
+              </w:rPr>
+              <w:t xml:space="preserve">확정</w:t>
+            </w:r>
+          </w:p>
+        </w:tc>
+        <w:tc>
+          <w:tcPr>
+            <w:tcW w:type="dxa" w:w="1860"/>
+            <w:tcBorders>
+              <w:top w:val="single" w:color="9AA1AC" w:sz="4"/>
+              <w:left w:val="single" w:color="9AA1AC" w:sz="4"/>
+              <w:bottom w:val="single" w:color="9AA1AC" w:sz="4"/>
+              <w:right w:val="single" w:color="9AA1AC" w:sz="4"/>
+            </w:tcBorders>
+            <w:tcMar>
+              <w:top w:type="dxa" w:w="60"/>
+              <w:left w:type="dxa" w:w="90"/>
+              <w:bottom w:type="dxa" w:w="60"/>
+              <w:right w:type="dxa" w:w="90"/>
+            </w:tcMar>
+          </w:tcPr>
+          <w:p>
+            <w:pPr>
+              <w:spacing w:after="40"/>
+            </w:pPr>
+            <w:r>
+              <w:rPr>
+                <w:sz w:val="18"/>
+                <w:szCs w:val="18"/>
+              </w:rPr>
+              <w:t xml:space="preserve">2026-10-09</w:t>
+            </w:r>
+          </w:p>
+        </w:tc>
+      </w:tr>
+      <w:tr>
+        <w:trPr>
+          <w:cantSplit/>
+        </w:trPr>
+        <w:tc>
+          <w:tcPr>
+            <w:tcW w:type="dxa" w:w="1240"/>
+            <w:tcBorders>
+              <w:top w:val="single" w:color="9AA1AC" w:sz="4"/>
+              <w:left w:val="single" w:color="9AA1AC" w:sz="4"/>
+              <w:bottom w:val="single" w:color="9AA1AC" w:sz="4"/>
+              <w:right w:val="single" w:color="9AA1AC" w:sz="4"/>
+            </w:tcBorders>
+            <w:tcMar>
+              <w:top w:type="dxa" w:w="60"/>
+              <w:left w:type="dxa" w:w="90"/>
+              <w:bottom w:type="dxa" w:w="60"/>
+              <w:right w:type="dxa" w:w="90"/>
+            </w:tcMar>
+          </w:tcPr>
+          <w:p>
+            <w:pPr>
+              <w:spacing w:after="40"/>
+            </w:pPr>
+            <w:r>
+              <w:rPr>
+                <w:sz w:val="18"/>
+                <w:szCs w:val="18"/>
+              </w:rPr>
+              <w:t xml:space="preserve">G8</w:t>
+            </w:r>
+          </w:p>
+        </w:tc>
+        <w:tc>
+          <w:tcPr>
+            <w:tcW w:type="dxa" w:w="2170"/>
+            <w:tcBorders>
+              <w:top w:val="single" w:color="9AA1AC" w:sz="4"/>
+              <w:left w:val="single" w:color="9AA1AC" w:sz="4"/>
+              <w:bottom w:val="single" w:color="9AA1AC" w:sz="4"/>
+              <w:right w:val="single" w:color="9AA1AC" w:sz="4"/>
+            </w:tcBorders>
+            <w:tcMar>
+              <w:top w:type="dxa" w:w="60"/>
+              <w:left w:type="dxa" w:w="90"/>
+              <w:bottom w:type="dxa" w:w="60"/>
+              <w:right w:type="dxa" w:w="90"/>
+            </w:tcMar>
+          </w:tcPr>
+          <w:p>
+            <w:pPr>
+              <w:spacing w:after="40"/>
+            </w:pPr>
+            <w:r>
+              <w:rPr>
+                <w:sz w:val="18"/>
+                <w:szCs w:val="18"/>
+              </w:rPr>
+              <w:t xml:space="preserve">소품</w:t>
+            </w:r>
+          </w:p>
+        </w:tc>
+        <w:tc>
+          <w:tcPr>
+            <w:tcW w:type="dxa" w:w="3410"/>
+            <w:tcBorders>
+              <w:top w:val="single" w:color="9AA1AC" w:sz="4"/>
+              <w:left w:val="single" w:color="9AA1AC" w:sz="4"/>
+              <w:bottom w:val="single" w:color="9AA1AC" w:sz="4"/>
+              <w:right w:val="single" w:color="9AA1AC" w:sz="4"/>
+            </w:tcBorders>
+            <w:tcMar>
+              <w:top w:type="dxa" w:w="60"/>
+              <w:left w:type="dxa" w:w="90"/>
+              <w:bottom w:type="dxa" w:w="60"/>
+              <w:right w:type="dxa" w:w="90"/>
+            </w:tcMar>
+          </w:tcPr>
+          <w:p>
+            <w:pPr>
+              <w:spacing w:after="40"/>
+            </w:pPr>
+            <w:r>
+              <w:rPr>
+                <w:sz w:val="18"/>
+                <w:szCs w:val="18"/>
+              </w:rPr>
+              <w:t xml:space="preserve">세세한 소품까지 전부 시안(사양+GPT 프롬프트)을 작성해 GPT에 넘긴다</w:t>
+            </w:r>
+          </w:p>
+        </w:tc>
+        <w:tc>
+          <w:tcPr>
+            <w:tcW w:type="dxa" w:w="4650"/>
+            <w:tcBorders>
+              <w:top w:val="single" w:color="9AA1AC" w:sz="4"/>
+              <w:left w:val="single" w:color="9AA1AC" w:sz="4"/>
+              <w:bottom w:val="single" w:color="9AA1AC" w:sz="4"/>
+              <w:right w:val="single" w:color="9AA1AC" w:sz="4"/>
+            </w:tcBorders>
+            <w:tcMar>
+              <w:top w:type="dxa" w:w="60"/>
+              <w:left w:type="dxa" w:w="90"/>
+              <w:bottom w:type="dxa" w:w="60"/>
+              <w:right w:type="dxa" w:w="90"/>
+            </w:tcMar>
+          </w:tcPr>
+          <w:p>
+            <w:pPr>
+              <w:spacing w:after="40"/>
+            </w:pPr>
+            <w:r>
+              <w:rPr>
+                <w:sz w:val="18"/>
+                <w:szCs w:val="18"/>
+              </w:rPr>
+              <w:t xml:space="preserve">"그리고 세세한 소품들도 시안을 다 작성해서 gpt 에게 넘기도록 해"</w:t>
+            </w:r>
+          </w:p>
+        </w:tc>
+        <w:tc>
+          <w:tcPr>
+            <w:tcW w:type="dxa" w:w="1240"/>
+            <w:tcBorders>
+              <w:top w:val="single" w:color="9AA1AC" w:sz="4"/>
+              <w:left w:val="single" w:color="9AA1AC" w:sz="4"/>
+              <w:bottom w:val="single" w:color="9AA1AC" w:sz="4"/>
+              <w:right w:val="single" w:color="9AA1AC" w:sz="4"/>
+            </w:tcBorders>
+            <w:tcMar>
+              <w:top w:type="dxa" w:w="60"/>
+              <w:left w:type="dxa" w:w="90"/>
+              <w:bottom w:type="dxa" w:w="60"/>
+              <w:right w:type="dxa" w:w="90"/>
+            </w:tcMar>
+          </w:tcPr>
+          <w:p>
+            <w:pPr>
+              <w:spacing w:after="40"/>
+            </w:pPr>
+            <w:r>
+              <w:rPr>
+                <w:sz w:val="18"/>
+                <w:szCs w:val="18"/>
+              </w:rPr>
+              <w:t xml:space="preserve">확정</w:t>
+            </w:r>
+          </w:p>
+        </w:tc>
+        <w:tc>
+          <w:tcPr>
+            <w:tcW w:type="dxa" w:w="1860"/>
+            <w:tcBorders>
+              <w:top w:val="single" w:color="9AA1AC" w:sz="4"/>
+              <w:left w:val="single" w:color="9AA1AC" w:sz="4"/>
+              <w:bottom w:val="single" w:color="9AA1AC" w:sz="4"/>
+              <w:right w:val="single" w:color="9AA1AC" w:sz="4"/>
+            </w:tcBorders>
+            <w:tcMar>
+              <w:top w:type="dxa" w:w="60"/>
+              <w:left w:type="dxa" w:w="90"/>
+              <w:bottom w:type="dxa" w:w="60"/>
+              <w:right w:type="dxa" w:w="90"/>
+            </w:tcMar>
+          </w:tcPr>
+          <w:p>
+            <w:pPr>
+              <w:spacing w:after="40"/>
+            </w:pPr>
+            <w:r>
+              <w:rPr>
+                <w:sz w:val="18"/>
+                <w:szCs w:val="18"/>
+              </w:rPr>
+              <w:t xml:space="preserve">2026-10-09</w:t>
+            </w:r>
+          </w:p>
+        </w:tc>
+      </w:tr>
+      <w:tr>
+        <w:trPr>
+          <w:cantSplit/>
+        </w:trPr>
+        <w:tc>
+          <w:tcPr>
+            <w:tcW w:type="dxa" w:w="1240"/>
+            <w:tcBorders>
+              <w:top w:val="single" w:color="9AA1AC" w:sz="4"/>
+              <w:left w:val="single" w:color="9AA1AC" w:sz="4"/>
+              <w:bottom w:val="single" w:color="9AA1AC" w:sz="4"/>
+              <w:right w:val="single" w:color="9AA1AC" w:sz="4"/>
+            </w:tcBorders>
+            <w:tcMar>
+              <w:top w:type="dxa" w:w="60"/>
+              <w:left w:type="dxa" w:w="90"/>
+              <w:bottom w:type="dxa" w:w="60"/>
+              <w:right w:type="dxa" w:w="90"/>
+            </w:tcMar>
+          </w:tcPr>
+          <w:p>
+            <w:pPr>
+              <w:spacing w:after="40"/>
+            </w:pPr>
+            <w:r>
+              <w:rPr>
+                <w:sz w:val="18"/>
+                <w:szCs w:val="18"/>
+              </w:rPr>
+              <w:t xml:space="preserve">원칙</w:t>
+            </w:r>
+          </w:p>
+        </w:tc>
+        <w:tc>
+          <w:tcPr>
+            <w:tcW w:type="dxa" w:w="2170"/>
+            <w:tcBorders>
+              <w:top w:val="single" w:color="9AA1AC" w:sz="4"/>
+              <w:left w:val="single" w:color="9AA1AC" w:sz="4"/>
+              <w:bottom w:val="single" w:color="9AA1AC" w:sz="4"/>
+              <w:right w:val="single" w:color="9AA1AC" w:sz="4"/>
+            </w:tcBorders>
+            <w:tcMar>
+              <w:top w:type="dxa" w:w="60"/>
+              <w:left w:type="dxa" w:w="90"/>
+              <w:bottom w:type="dxa" w:w="60"/>
+              <w:right w:type="dxa" w:w="90"/>
+            </w:tcMar>
+          </w:tcPr>
+          <w:p>
+            <w:pPr>
+              <w:spacing w:after="40"/>
+            </w:pPr>
+            <w:r>
+              <w:rPr>
+                <w:sz w:val="18"/>
+                <w:szCs w:val="18"/>
+              </w:rPr>
+              <w:t xml:space="preserve">고증</w:t>
+            </w:r>
+          </w:p>
+        </w:tc>
+        <w:tc>
+          <w:tcPr>
+            <w:tcW w:type="dxa" w:w="3410"/>
+            <w:tcBorders>
+              <w:top w:val="single" w:color="9AA1AC" w:sz="4"/>
+              <w:left w:val="single" w:color="9AA1AC" w:sz="4"/>
+              <w:bottom w:val="single" w:color="9AA1AC" w:sz="4"/>
+              <w:right w:val="single" w:color="9AA1AC" w:sz="4"/>
+            </w:tcBorders>
+            <w:tcMar>
+              <w:top w:type="dxa" w:w="60"/>
+              <w:left w:type="dxa" w:w="90"/>
+              <w:bottom w:type="dxa" w:w="60"/>
+              <w:right w:type="dxa" w:w="90"/>
+            </w:tcMar>
+          </w:tcPr>
+          <w:p>
+            <w:pPr>
+              <w:spacing w:after="40"/>
+            </w:pPr>
+            <w:r>
+              <w:rPr>
+                <w:sz w:val="18"/>
+                <w:szCs w:val="18"/>
+              </w:rPr>
+              <w:t xml:space="preserve">배경·소품·의상을 1987~88(회상 1950·70년대, 에필로그 2003) 실물로 철저히 고증, 출처를 단다. 확인 못 하면 미확인</w:t>
+            </w:r>
+          </w:p>
+        </w:tc>
+        <w:tc>
+          <w:tcPr>
+            <w:tcW w:type="dxa" w:w="4650"/>
+            <w:tcBorders>
+              <w:top w:val="single" w:color="9AA1AC" w:sz="4"/>
+              <w:left w:val="single" w:color="9AA1AC" w:sz="4"/>
+              <w:bottom w:val="single" w:color="9AA1AC" w:sz="4"/>
+              <w:right w:val="single" w:color="9AA1AC" w:sz="4"/>
+            </w:tcBorders>
+            <w:tcMar>
+              <w:top w:type="dxa" w:w="60"/>
+              <w:left w:type="dxa" w:w="90"/>
+              <w:bottom w:type="dxa" w:w="60"/>
+              <w:right w:type="dxa" w:w="90"/>
+            </w:tcMar>
+          </w:tcPr>
+          <w:p>
+            <w:pPr>
+              <w:spacing w:after="40"/>
+            </w:pPr>
+            <w:r>
+              <w:rPr>
+                <w:sz w:val="18"/>
+                <w:szCs w:val="18"/>
+              </w:rPr>
+              <w:t xml:space="preserve">"배경 소픔 의상 등등 다 고증을 철저히 하도록 하고"</w:t>
+            </w:r>
+          </w:p>
+        </w:tc>
+        <w:tc>
+          <w:tcPr>
+            <w:tcW w:type="dxa" w:w="1240"/>
+            <w:tcBorders>
+              <w:top w:val="single" w:color="9AA1AC" w:sz="4"/>
+              <w:left w:val="single" w:color="9AA1AC" w:sz="4"/>
+              <w:bottom w:val="single" w:color="9AA1AC" w:sz="4"/>
+              <w:right w:val="single" w:color="9AA1AC" w:sz="4"/>
+            </w:tcBorders>
+            <w:tcMar>
+              <w:top w:type="dxa" w:w="60"/>
+              <w:left w:type="dxa" w:w="90"/>
+              <w:bottom w:type="dxa" w:w="60"/>
+              <w:right w:type="dxa" w:w="90"/>
+            </w:tcMar>
+          </w:tcPr>
+          <w:p>
+            <w:pPr>
+              <w:spacing w:after="40"/>
+            </w:pPr>
+            <w:r>
+              <w:rPr>
+                <w:sz w:val="18"/>
+                <w:szCs w:val="18"/>
+              </w:rPr>
+              <w:t xml:space="preserve">확정</w:t>
+            </w:r>
+          </w:p>
+        </w:tc>
+        <w:tc>
+          <w:tcPr>
+            <w:tcW w:type="dxa" w:w="1860"/>
+            <w:tcBorders>
+              <w:top w:val="single" w:color="9AA1AC" w:sz="4"/>
+              <w:left w:val="single" w:color="9AA1AC" w:sz="4"/>
+              <w:bottom w:val="single" w:color="9AA1AC" w:sz="4"/>
+              <w:right w:val="single" w:color="9AA1AC" w:sz="4"/>
+            </w:tcBorders>
+            <w:tcMar>
+              <w:top w:type="dxa" w:w="60"/>
+              <w:left w:type="dxa" w:w="90"/>
+              <w:bottom w:type="dxa" w:w="60"/>
+              <w:right w:type="dxa" w:w="90"/>
+            </w:tcMar>
+          </w:tcPr>
+          <w:p>
+            <w:pPr>
+              <w:spacing w:after="40"/>
+            </w:pPr>
+            <w:r>
+              <w:rPr>
+                <w:sz w:val="18"/>
+                <w:szCs w:val="18"/>
+              </w:rPr>
+              <w:t xml:space="preserve">2026-10-09</w:t>
+            </w:r>
+          </w:p>
+        </w:tc>
+      </w:tr>
+      <w:tr>
+        <w:trPr>
+          <w:cantSplit/>
+        </w:trPr>
+        <w:tc>
+          <w:tcPr>
+            <w:tcW w:type="dxa" w:w="1240"/>
+            <w:tcBorders>
+              <w:top w:val="single" w:color="9AA1AC" w:sz="4"/>
+              <w:left w:val="single" w:color="9AA1AC" w:sz="4"/>
+              <w:bottom w:val="single" w:color="9AA1AC" w:sz="4"/>
+              <w:right w:val="single" w:color="9AA1AC" w:sz="4"/>
+            </w:tcBorders>
+            <w:tcMar>
+              <w:top w:type="dxa" w:w="60"/>
+              <w:left w:type="dxa" w:w="90"/>
+              <w:bottom w:type="dxa" w:w="60"/>
+              <w:right w:type="dxa" w:w="90"/>
+            </w:tcMar>
+          </w:tcPr>
+          <w:p>
+            <w:pPr>
+              <w:spacing w:after="40"/>
+            </w:pPr>
+            <w:r>
+              <w:rPr>
+                <w:sz w:val="18"/>
+                <w:szCs w:val="18"/>
+              </w:rPr>
+              <w:t xml:space="preserve">원칙</w:t>
+            </w:r>
+          </w:p>
+        </w:tc>
+        <w:tc>
+          <w:tcPr>
+            <w:tcW w:type="dxa" w:w="2170"/>
+            <w:tcBorders>
+              <w:top w:val="single" w:color="9AA1AC" w:sz="4"/>
+              <w:left w:val="single" w:color="9AA1AC" w:sz="4"/>
+              <w:bottom w:val="single" w:color="9AA1AC" w:sz="4"/>
+              <w:right w:val="single" w:color="9AA1AC" w:sz="4"/>
+            </w:tcBorders>
+            <w:tcMar>
+              <w:top w:type="dxa" w:w="60"/>
+              <w:left w:type="dxa" w:w="90"/>
+              <w:bottom w:type="dxa" w:w="60"/>
+              <w:right w:type="dxa" w:w="90"/>
+            </w:tcMar>
+          </w:tcPr>
+          <w:p>
+            <w:pPr>
+              <w:spacing w:after="40"/>
+            </w:pPr>
+            <w:r>
+              <w:rPr>
+                <w:sz w:val="18"/>
+                <w:szCs w:val="18"/>
+              </w:rPr>
+              <w:t xml:space="preserve">고증</w:t>
+            </w:r>
+          </w:p>
+        </w:tc>
+        <w:tc>
+          <w:tcPr>
+            <w:tcW w:type="dxa" w:w="3410"/>
+            <w:tcBorders>
+              <w:top w:val="single" w:color="9AA1AC" w:sz="4"/>
+              <w:left w:val="single" w:color="9AA1AC" w:sz="4"/>
+              <w:bottom w:val="single" w:color="9AA1AC" w:sz="4"/>
+              <w:right w:val="single" w:color="9AA1AC" w:sz="4"/>
+            </w:tcBorders>
+            <w:tcMar>
+              <w:top w:type="dxa" w:w="60"/>
+              <w:left w:type="dxa" w:w="90"/>
+              <w:bottom w:type="dxa" w:w="60"/>
+              <w:right w:type="dxa" w:w="90"/>
+            </w:tcMar>
+          </w:tcPr>
+          <w:p>
+            <w:pPr>
+              <w:spacing w:after="40"/>
+            </w:pPr>
+            <w:r>
+              <w:rPr>
+                <w:sz w:val="18"/>
+                <w:szCs w:val="18"/>
+              </w:rPr>
+              <w:t xml:space="preserve">용어·지역명·제도·물가·말투도 그 시대 기준으로 고증</w:t>
+            </w:r>
+          </w:p>
+        </w:tc>
+        <w:tc>
+          <w:tcPr>
+            <w:tcW w:type="dxa" w:w="4650"/>
+            <w:tcBorders>
+              <w:top w:val="single" w:color="9AA1AC" w:sz="4"/>
+              <w:left w:val="single" w:color="9AA1AC" w:sz="4"/>
+              <w:bottom w:val="single" w:color="9AA1AC" w:sz="4"/>
+              <w:right w:val="single" w:color="9AA1AC" w:sz="4"/>
+            </w:tcBorders>
+            <w:tcMar>
+              <w:top w:type="dxa" w:w="60"/>
+              <w:left w:type="dxa" w:w="90"/>
+              <w:bottom w:type="dxa" w:w="60"/>
+              <w:right w:type="dxa" w:w="90"/>
+            </w:tcMar>
+          </w:tcPr>
+          <w:p>
+            <w:pPr>
+              <w:spacing w:after="40"/>
+            </w:pPr>
+            <w:r>
+              <w:rPr>
+                <w:sz w:val="18"/>
+                <w:szCs w:val="18"/>
+              </w:rPr>
+              <w:t xml:space="preserve">"용어 지역명 등도 해당시대의 고증을 하도록해"</w:t>
+            </w:r>
+          </w:p>
+        </w:tc>
+        <w:tc>
+          <w:tcPr>
+            <w:tcW w:type="dxa" w:w="1240"/>
+            <w:tcBorders>
+              <w:top w:val="single" w:color="9AA1AC" w:sz="4"/>
+              <w:left w:val="single" w:color="9AA1AC" w:sz="4"/>
+              <w:bottom w:val="single" w:color="9AA1AC" w:sz="4"/>
+              <w:right w:val="single" w:color="9AA1AC" w:sz="4"/>
+            </w:tcBorders>
+            <w:tcMar>
+              <w:top w:type="dxa" w:w="60"/>
+              <w:left w:type="dxa" w:w="90"/>
+              <w:bottom w:type="dxa" w:w="60"/>
+              <w:right w:type="dxa" w:w="90"/>
+            </w:tcMar>
+          </w:tcPr>
+          <w:p>
+            <w:pPr>
+              <w:spacing w:after="40"/>
+            </w:pPr>
+            <w:r>
+              <w:rPr>
+                <w:sz w:val="18"/>
+                <w:szCs w:val="18"/>
+              </w:rPr>
+              <w:t xml:space="preserve">확정</w:t>
+            </w:r>
+          </w:p>
+        </w:tc>
+        <w:tc>
+          <w:tcPr>
+            <w:tcW w:type="dxa" w:w="1860"/>
+            <w:tcBorders>
+              <w:top w:val="single" w:color="9AA1AC" w:sz="4"/>
+              <w:left w:val="single" w:color="9AA1AC" w:sz="4"/>
+              <w:bottom w:val="single" w:color="9AA1AC" w:sz="4"/>
+              <w:right w:val="single" w:color="9AA1AC" w:sz="4"/>
+            </w:tcBorders>
+            <w:tcMar>
+              <w:top w:type="dxa" w:w="60"/>
+              <w:left w:type="dxa" w:w="90"/>
+              <w:bottom w:type="dxa" w:w="60"/>
+              <w:right w:type="dxa" w:w="90"/>
+            </w:tcMar>
+          </w:tcPr>
+          <w:p>
+            <w:pPr>
+              <w:spacing w:after="40"/>
+            </w:pPr>
+            <w:r>
+              <w:rPr>
+                <w:sz w:val="18"/>
+                <w:szCs w:val="18"/>
+              </w:rPr>
+              <w:t xml:space="preserve">2026-10-09</w:t>
+            </w:r>
+          </w:p>
+        </w:tc>
+      </w:tr>
+      <w:tr>
+        <w:trPr>
+          <w:cantSplit/>
+        </w:trPr>
+        <w:tc>
+          <w:tcPr>
+            <w:tcW w:type="dxa" w:w="1240"/>
+            <w:tcBorders>
+              <w:top w:val="single" w:color="9AA1AC" w:sz="4"/>
+              <w:left w:val="single" w:color="9AA1AC" w:sz="4"/>
+              <w:bottom w:val="single" w:color="9AA1AC" w:sz="4"/>
+              <w:right w:val="single" w:color="9AA1AC" w:sz="4"/>
+            </w:tcBorders>
+            <w:tcMar>
+              <w:top w:type="dxa" w:w="60"/>
+              <w:left w:type="dxa" w:w="90"/>
+              <w:bottom w:type="dxa" w:w="60"/>
+              <w:right w:type="dxa" w:w="90"/>
+            </w:tcMar>
+          </w:tcPr>
+          <w:p>
+            <w:pPr>
+              <w:spacing w:after="40"/>
+            </w:pPr>
+            <w:r>
+              <w:rPr>
+                <w:sz w:val="18"/>
+                <w:szCs w:val="18"/>
+              </w:rPr>
+              <w:t xml:space="preserve">고증</w:t>
+            </w:r>
+          </w:p>
+        </w:tc>
+        <w:tc>
+          <w:tcPr>
+            <w:tcW w:type="dxa" w:w="2170"/>
+            <w:tcBorders>
+              <w:top w:val="single" w:color="9AA1AC" w:sz="4"/>
+              <w:left w:val="single" w:color="9AA1AC" w:sz="4"/>
+              <w:bottom w:val="single" w:color="9AA1AC" w:sz="4"/>
+              <w:right w:val="single" w:color="9AA1AC" w:sz="4"/>
+            </w:tcBorders>
+            <w:tcMar>
+              <w:top w:type="dxa" w:w="60"/>
+              <w:left w:type="dxa" w:w="90"/>
+              <w:bottom w:type="dxa" w:w="60"/>
+              <w:right w:type="dxa" w:w="90"/>
+            </w:tcMar>
+          </w:tcPr>
+          <w:p>
+            <w:pPr>
+              <w:spacing w:after="40"/>
+            </w:pPr>
+            <w:r>
+              <w:rPr>
+                <w:sz w:val="18"/>
+                <w:szCs w:val="18"/>
+              </w:rPr>
+              <w:t xml:space="preserve">이주 대책</w:t>
+            </w:r>
+          </w:p>
+        </w:tc>
+        <w:tc>
+          <w:tcPr>
+            <w:tcW w:type="dxa" w:w="3410"/>
+            <w:tcBorders>
+              <w:top w:val="single" w:color="9AA1AC" w:sz="4"/>
+              <w:left w:val="single" w:color="9AA1AC" w:sz="4"/>
+              <w:bottom w:val="single" w:color="9AA1AC" w:sz="4"/>
+              <w:right w:val="single" w:color="9AA1AC" w:sz="4"/>
+            </w:tcBorders>
+            <w:tcMar>
+              <w:top w:type="dxa" w:w="60"/>
+              <w:left w:type="dxa" w:w="90"/>
+              <w:bottom w:type="dxa" w:w="60"/>
+              <w:right w:type="dxa" w:w="90"/>
+            </w:tcMar>
+          </w:tcPr>
+          <w:p>
+            <w:pPr>
+              <w:spacing w:after="40"/>
+            </w:pPr>
+            <w:r>
+              <w:rPr>
+                <w:sz w:val="18"/>
+                <w:szCs w:val="18"/>
+              </w:rPr>
+              <w:t xml:space="preserve">1988 가을 같은 동네 조립식 임시 거처로 함께 → 1990 같은 동네 첫 임대아파트에 함께 입주(영구임대 1989 첫 발표). 최 계장 대사는 그대로</w:t>
+            </w:r>
+          </w:p>
+        </w:tc>
+        <w:tc>
+          <w:tcPr>
+            <w:tcW w:type="dxa" w:w="4650"/>
+            <w:tcBorders>
+              <w:top w:val="single" w:color="9AA1AC" w:sz="4"/>
+              <w:left w:val="single" w:color="9AA1AC" w:sz="4"/>
+              <w:bottom w:val="single" w:color="9AA1AC" w:sz="4"/>
+              <w:right w:val="single" w:color="9AA1AC" w:sz="4"/>
+            </w:tcBorders>
+            <w:tcMar>
+              <w:top w:type="dxa" w:w="60"/>
+              <w:left w:type="dxa" w:w="90"/>
+              <w:bottom w:type="dxa" w:w="60"/>
+              <w:right w:type="dxa" w:w="90"/>
+            </w:tcMar>
+          </w:tcPr>
+          <w:p>
+            <w:pPr>
+              <w:spacing w:after="40"/>
+            </w:pPr>
+            <w:r>
+              <w:rPr>
+                <w:sz w:val="18"/>
+                <w:szCs w:val="18"/>
+              </w:rPr>
+              <w:t xml:space="preserve">사용자 선택(추천안)</w:t>
+            </w:r>
+          </w:p>
+        </w:tc>
+        <w:tc>
+          <w:tcPr>
+            <w:tcW w:type="dxa" w:w="1240"/>
+            <w:tcBorders>
+              <w:top w:val="single" w:color="9AA1AC" w:sz="4"/>
+              <w:left w:val="single" w:color="9AA1AC" w:sz="4"/>
+              <w:bottom w:val="single" w:color="9AA1AC" w:sz="4"/>
+              <w:right w:val="single" w:color="9AA1AC" w:sz="4"/>
+            </w:tcBorders>
+            <w:tcMar>
+              <w:top w:type="dxa" w:w="60"/>
+              <w:left w:type="dxa" w:w="90"/>
+              <w:bottom w:type="dxa" w:w="60"/>
+              <w:right w:type="dxa" w:w="90"/>
+            </w:tcMar>
+          </w:tcPr>
+          <w:p>
+            <w:pPr>
+              <w:spacing w:after="40"/>
+            </w:pPr>
+            <w:r>
+              <w:rPr>
+                <w:sz w:val="18"/>
+                <w:szCs w:val="18"/>
+              </w:rPr>
+              <w:t xml:space="preserve">확정</w:t>
+            </w:r>
+          </w:p>
+        </w:tc>
+        <w:tc>
+          <w:tcPr>
+            <w:tcW w:type="dxa" w:w="1860"/>
+            <w:tcBorders>
+              <w:top w:val="single" w:color="9AA1AC" w:sz="4"/>
+              <w:left w:val="single" w:color="9AA1AC" w:sz="4"/>
+              <w:bottom w:val="single" w:color="9AA1AC" w:sz="4"/>
+              <w:right w:val="single" w:color="9AA1AC" w:sz="4"/>
+            </w:tcBorders>
+            <w:tcMar>
+              <w:top w:type="dxa" w:w="60"/>
+              <w:left w:type="dxa" w:w="90"/>
+              <w:bottom w:type="dxa" w:w="60"/>
+              <w:right w:type="dxa" w:w="90"/>
+            </w:tcMar>
+          </w:tcPr>
+          <w:p>
+            <w:pPr>
+              <w:spacing w:after="40"/>
+            </w:pPr>
+            <w:r>
+              <w:rPr>
+                <w:sz w:val="18"/>
+                <w:szCs w:val="18"/>
+              </w:rPr>
+              <w:t xml:space="preserve">2026-10-09</w:t>
+            </w:r>
+          </w:p>
+        </w:tc>
+      </w:tr>
+      <w:tr>
+        <w:trPr>
+          <w:cantSplit/>
+        </w:trPr>
+        <w:tc>
+          <w:tcPr>
+            <w:tcW w:type="dxa" w:w="1240"/>
+            <w:tcBorders>
+              <w:top w:val="single" w:color="9AA1AC" w:sz="4"/>
+              <w:left w:val="single" w:color="9AA1AC" w:sz="4"/>
+              <w:bottom w:val="single" w:color="9AA1AC" w:sz="4"/>
+              <w:right w:val="single" w:color="9AA1AC" w:sz="4"/>
+            </w:tcBorders>
+            <w:tcMar>
+              <w:top w:type="dxa" w:w="60"/>
+              <w:left w:type="dxa" w:w="90"/>
+              <w:bottom w:type="dxa" w:w="60"/>
+              <w:right w:type="dxa" w:w="90"/>
+            </w:tcMar>
+          </w:tcPr>
+          <w:p>
+            <w:pPr>
+              <w:spacing w:after="40"/>
+            </w:pPr>
+            <w:r>
+              <w:rPr>
+                <w:sz w:val="18"/>
+                <w:szCs w:val="18"/>
+              </w:rPr>
+              <w:t xml:space="preserve">고증</w:t>
+            </w:r>
+          </w:p>
+        </w:tc>
+        <w:tc>
+          <w:tcPr>
+            <w:tcW w:type="dxa" w:w="2170"/>
+            <w:tcBorders>
+              <w:top w:val="single" w:color="9AA1AC" w:sz="4"/>
+              <w:left w:val="single" w:color="9AA1AC" w:sz="4"/>
+              <w:bottom w:val="single" w:color="9AA1AC" w:sz="4"/>
+              <w:right w:val="single" w:color="9AA1AC" w:sz="4"/>
+            </w:tcBorders>
+            <w:tcMar>
+              <w:top w:type="dxa" w:w="60"/>
+              <w:left w:type="dxa" w:w="90"/>
+              <w:bottom w:type="dxa" w:w="60"/>
+              <w:right w:type="dxa" w:w="90"/>
+            </w:tcMar>
+          </w:tcPr>
+          <w:p>
+            <w:pPr>
+              <w:spacing w:after="40"/>
+            </w:pPr>
+            <w:r>
+              <w:rPr>
+                <w:sz w:val="18"/>
+                <w:szCs w:val="18"/>
+              </w:rPr>
+              <w:t xml:space="preserve">에필로그</w:t>
+            </w:r>
+          </w:p>
+        </w:tc>
+        <w:tc>
+          <w:tcPr>
+            <w:tcW w:type="dxa" w:w="3410"/>
+            <w:tcBorders>
+              <w:top w:val="single" w:color="9AA1AC" w:sz="4"/>
+              <w:left w:val="single" w:color="9AA1AC" w:sz="4"/>
+              <w:bottom w:val="single" w:color="9AA1AC" w:sz="4"/>
+              <w:right w:val="single" w:color="9AA1AC" w:sz="4"/>
+            </w:tcBorders>
+            <w:tcMar>
+              <w:top w:type="dxa" w:w="60"/>
+              <w:left w:type="dxa" w:w="90"/>
+              <w:bottom w:type="dxa" w:w="60"/>
+              <w:right w:type="dxa" w:w="90"/>
+            </w:tcMar>
+          </w:tcPr>
+          <w:p>
+            <w:pPr>
+              <w:spacing w:after="40"/>
+            </w:pPr>
+            <w:r>
+              <w:rPr>
+                <w:sz w:val="18"/>
+                <w:szCs w:val="18"/>
+              </w:rPr>
+              <w:t xml:space="preserve">2003년 봄 '공원 개장 한 돌 음악회'(공원 개장 2002년 봄)</w:t>
+            </w:r>
+          </w:p>
+        </w:tc>
+        <w:tc>
+          <w:tcPr>
+            <w:tcW w:type="dxa" w:w="4650"/>
+            <w:tcBorders>
+              <w:top w:val="single" w:color="9AA1AC" w:sz="4"/>
+              <w:left w:val="single" w:color="9AA1AC" w:sz="4"/>
+              <w:bottom w:val="single" w:color="9AA1AC" w:sz="4"/>
+              <w:right w:val="single" w:color="9AA1AC" w:sz="4"/>
+            </w:tcBorders>
+            <w:tcMar>
+              <w:top w:type="dxa" w:w="60"/>
+              <w:left w:type="dxa" w:w="90"/>
+              <w:bottom w:type="dxa" w:w="60"/>
+              <w:right w:type="dxa" w:w="90"/>
+            </w:tcMar>
+          </w:tcPr>
+          <w:p>
+            <w:pPr>
+              <w:spacing w:after="40"/>
+            </w:pPr>
+            <w:r>
+              <w:rPr>
+                <w:sz w:val="18"/>
+                <w:szCs w:val="18"/>
+              </w:rPr>
+              <w:t xml:space="preserve">사용자 선택(추천안)</w:t>
+            </w:r>
+          </w:p>
+        </w:tc>
+        <w:tc>
+          <w:tcPr>
+            <w:tcW w:type="dxa" w:w="1240"/>
+            <w:tcBorders>
+              <w:top w:val="single" w:color="9AA1AC" w:sz="4"/>
+              <w:left w:val="single" w:color="9AA1AC" w:sz="4"/>
+              <w:bottom w:val="single" w:color="9AA1AC" w:sz="4"/>
+              <w:right w:val="single" w:color="9AA1AC" w:sz="4"/>
+            </w:tcBorders>
+            <w:tcMar>
+              <w:top w:type="dxa" w:w="60"/>
+              <w:left w:type="dxa" w:w="90"/>
+              <w:bottom w:type="dxa" w:w="60"/>
+              <w:right w:type="dxa" w:w="90"/>
+            </w:tcMar>
+          </w:tcPr>
+          <w:p>
+            <w:pPr>
+              <w:spacing w:after="40"/>
+            </w:pPr>
+            <w:r>
+              <w:rPr>
+                <w:sz w:val="18"/>
+                <w:szCs w:val="18"/>
+              </w:rPr>
+              <w:t xml:space="preserve">확정</w:t>
+            </w:r>
+          </w:p>
+        </w:tc>
+        <w:tc>
+          <w:tcPr>
+            <w:tcW w:type="dxa" w:w="1860"/>
+            <w:tcBorders>
+              <w:top w:val="single" w:color="9AA1AC" w:sz="4"/>
+              <w:left w:val="single" w:color="9AA1AC" w:sz="4"/>
+              <w:bottom w:val="single" w:color="9AA1AC" w:sz="4"/>
+              <w:right w:val="single" w:color="9AA1AC" w:sz="4"/>
+            </w:tcBorders>
+            <w:tcMar>
+              <w:top w:type="dxa" w:w="60"/>
+              <w:left w:type="dxa" w:w="90"/>
+              <w:bottom w:type="dxa" w:w="60"/>
+              <w:right w:type="dxa" w:w="90"/>
+            </w:tcMar>
+          </w:tcPr>
+          <w:p>
+            <w:pPr>
+              <w:spacing w:after="40"/>
+            </w:pPr>
+            <w:r>
+              <w:rPr>
+                <w:sz w:val="18"/>
+                <w:szCs w:val="18"/>
+              </w:rPr>
+              <w:t xml:space="preserve">2026-10-09</w:t>
+            </w:r>
+          </w:p>
+        </w:tc>
+      </w:tr>
+      <w:tr>
+        <w:trPr>
+          <w:cantSplit/>
+        </w:trPr>
+        <w:tc>
+          <w:tcPr>
+            <w:tcW w:type="dxa" w:w="1240"/>
+            <w:tcBorders>
+              <w:top w:val="single" w:color="9AA1AC" w:sz="4"/>
+              <w:left w:val="single" w:color="9AA1AC" w:sz="4"/>
+              <w:bottom w:val="single" w:color="9AA1AC" w:sz="4"/>
+              <w:right w:val="single" w:color="9AA1AC" w:sz="4"/>
+            </w:tcBorders>
+            <w:tcMar>
+              <w:top w:type="dxa" w:w="60"/>
+              <w:left w:type="dxa" w:w="90"/>
+              <w:bottom w:type="dxa" w:w="60"/>
+              <w:right w:type="dxa" w:w="90"/>
+            </w:tcMar>
+          </w:tcPr>
+          <w:p>
+            <w:pPr>
+              <w:spacing w:after="40"/>
+            </w:pPr>
+            <w:r>
+              <w:rPr>
+                <w:sz w:val="18"/>
+                <w:szCs w:val="18"/>
+              </w:rPr>
+              <w:t xml:space="preserve">고증</w:t>
+            </w:r>
+          </w:p>
+        </w:tc>
+        <w:tc>
+          <w:tcPr>
+            <w:tcW w:type="dxa" w:w="2170"/>
+            <w:tcBorders>
+              <w:top w:val="single" w:color="9AA1AC" w:sz="4"/>
+              <w:left w:val="single" w:color="9AA1AC" w:sz="4"/>
+              <w:bottom w:val="single" w:color="9AA1AC" w:sz="4"/>
+              <w:right w:val="single" w:color="9AA1AC" w:sz="4"/>
+            </w:tcBorders>
+            <w:tcMar>
+              <w:top w:type="dxa" w:w="60"/>
+              <w:left w:type="dxa" w:w="90"/>
+              <w:bottom w:type="dxa" w:w="60"/>
+              <w:right w:type="dxa" w:w="90"/>
+            </w:tcMar>
+          </w:tcPr>
+          <w:p>
+            <w:pPr>
+              <w:spacing w:after="40"/>
+            </w:pPr>
+            <w:r>
+              <w:rPr>
+                <w:sz w:val="18"/>
+                <w:szCs w:val="18"/>
+              </w:rPr>
+              <w:t xml:space="preserve">공부방</w:t>
+            </w:r>
+          </w:p>
+        </w:tc>
+        <w:tc>
+          <w:tcPr>
+            <w:tcW w:type="dxa" w:w="3410"/>
+            <w:tcBorders>
+              <w:top w:val="single" w:color="9AA1AC" w:sz="4"/>
+              <w:left w:val="single" w:color="9AA1AC" w:sz="4"/>
+              <w:bottom w:val="single" w:color="9AA1AC" w:sz="4"/>
+              <w:right w:val="single" w:color="9AA1AC" w:sz="4"/>
+            </w:tcBorders>
+            <w:tcMar>
+              <w:top w:type="dxa" w:w="60"/>
+              <w:left w:type="dxa" w:w="90"/>
+              <w:bottom w:type="dxa" w:w="60"/>
+              <w:right w:type="dxa" w:w="90"/>
+            </w:tcMar>
+          </w:tcPr>
+          <w:p>
+            <w:pPr>
+              <w:spacing w:after="40"/>
+            </w:pPr>
+            <w:r>
+              <w:rPr>
+                <w:sz w:val="18"/>
+                <w:szCs w:val="18"/>
+              </w:rPr>
+              <w:t xml:space="preserve">'강변교회 지하 야학' → '강변교회 지하 공부방'(당시 야학은 근로청소년 검정고시)</w:t>
+            </w:r>
+          </w:p>
+        </w:tc>
+        <w:tc>
+          <w:tcPr>
+            <w:tcW w:type="dxa" w:w="4650"/>
+            <w:tcBorders>
+              <w:top w:val="single" w:color="9AA1AC" w:sz="4"/>
+              <w:left w:val="single" w:color="9AA1AC" w:sz="4"/>
+              <w:bottom w:val="single" w:color="9AA1AC" w:sz="4"/>
+              <w:right w:val="single" w:color="9AA1AC" w:sz="4"/>
+            </w:tcBorders>
+            <w:tcMar>
+              <w:top w:type="dxa" w:w="60"/>
+              <w:left w:type="dxa" w:w="90"/>
+              <w:bottom w:type="dxa" w:w="60"/>
+              <w:right w:type="dxa" w:w="90"/>
+            </w:tcMar>
+          </w:tcPr>
+          <w:p>
+            <w:pPr>
+              <w:spacing w:after="40"/>
+            </w:pPr>
+            <w:r>
+              <w:rPr>
+                <w:sz w:val="18"/>
+                <w:szCs w:val="18"/>
+              </w:rPr>
+              <w:t xml:space="preserve">사용자 선택(추천안)</w:t>
+            </w:r>
+          </w:p>
+        </w:tc>
+        <w:tc>
+          <w:tcPr>
+            <w:tcW w:type="dxa" w:w="1240"/>
+            <w:tcBorders>
+              <w:top w:val="single" w:color="9AA1AC" w:sz="4"/>
+              <w:left w:val="single" w:color="9AA1AC" w:sz="4"/>
+              <w:bottom w:val="single" w:color="9AA1AC" w:sz="4"/>
+              <w:right w:val="single" w:color="9AA1AC" w:sz="4"/>
+            </w:tcBorders>
+            <w:tcMar>
+              <w:top w:type="dxa" w:w="60"/>
+              <w:left w:type="dxa" w:w="90"/>
+              <w:bottom w:type="dxa" w:w="60"/>
+              <w:right w:type="dxa" w:w="90"/>
+            </w:tcMar>
+          </w:tcPr>
+          <w:p>
+            <w:pPr>
+              <w:spacing w:after="40"/>
+            </w:pPr>
+            <w:r>
+              <w:rPr>
+                <w:sz w:val="18"/>
+                <w:szCs w:val="18"/>
+              </w:rPr>
+              <w:t xml:space="preserve">확정</w:t>
+            </w:r>
+          </w:p>
+        </w:tc>
+        <w:tc>
+          <w:tcPr>
+            <w:tcW w:type="dxa" w:w="1860"/>
+            <w:tcBorders>
+              <w:top w:val="single" w:color="9AA1AC" w:sz="4"/>
+              <w:left w:val="single" w:color="9AA1AC" w:sz="4"/>
+              <w:bottom w:val="single" w:color="9AA1AC" w:sz="4"/>
+              <w:right w:val="single" w:color="9AA1AC" w:sz="4"/>
+            </w:tcBorders>
+            <w:tcMar>
+              <w:top w:type="dxa" w:w="60"/>
+              <w:left w:type="dxa" w:w="90"/>
+              <w:bottom w:type="dxa" w:w="60"/>
+              <w:right w:type="dxa" w:w="90"/>
+            </w:tcMar>
+          </w:tcPr>
+          <w:p>
+            <w:pPr>
+              <w:spacing w:after="40"/>
+            </w:pPr>
+            <w:r>
+              <w:rPr>
+                <w:sz w:val="18"/>
+                <w:szCs w:val="18"/>
+              </w:rPr>
+              <w:t xml:space="preserve">2026-10-09</w:t>
+            </w:r>
+          </w:p>
+        </w:tc>
+      </w:tr>
+      <w:tr>
+        <w:trPr>
+          <w:cantSplit/>
+        </w:trPr>
+        <w:tc>
+          <w:tcPr>
+            <w:tcW w:type="dxa" w:w="1240"/>
+            <w:tcBorders>
+              <w:top w:val="single" w:color="9AA1AC" w:sz="4"/>
+              <w:left w:val="single" w:color="9AA1AC" w:sz="4"/>
+              <w:bottom w:val="single" w:color="9AA1AC" w:sz="4"/>
+              <w:right w:val="single" w:color="9AA1AC" w:sz="4"/>
+            </w:tcBorders>
+            <w:tcMar>
+              <w:top w:type="dxa" w:w="60"/>
+              <w:left w:type="dxa" w:w="90"/>
+              <w:bottom w:type="dxa" w:w="60"/>
+              <w:right w:type="dxa" w:w="90"/>
+            </w:tcMar>
+          </w:tcPr>
+          <w:p>
+            <w:pPr>
+              <w:spacing w:after="40"/>
+            </w:pPr>
+            <w:r>
+              <w:rPr>
+                <w:sz w:val="18"/>
+                <w:szCs w:val="18"/>
+              </w:rPr>
+              <w:t xml:space="preserve">고증</w:t>
+            </w:r>
+          </w:p>
+        </w:tc>
+        <w:tc>
+          <w:tcPr>
+            <w:tcW w:type="dxa" w:w="2170"/>
+            <w:tcBorders>
+              <w:top w:val="single" w:color="9AA1AC" w:sz="4"/>
+              <w:left w:val="single" w:color="9AA1AC" w:sz="4"/>
+              <w:bottom w:val="single" w:color="9AA1AC" w:sz="4"/>
+              <w:right w:val="single" w:color="9AA1AC" w:sz="4"/>
+            </w:tcBorders>
+            <w:tcMar>
+              <w:top w:type="dxa" w:w="60"/>
+              <w:left w:type="dxa" w:w="90"/>
+              <w:bottom w:type="dxa" w:w="60"/>
+              <w:right w:type="dxa" w:w="90"/>
+            </w:tcMar>
+          </w:tcPr>
+          <w:p>
+            <w:pPr>
+              <w:spacing w:after="40"/>
+            </w:pPr>
+            <w:r>
+              <w:rPr>
+                <w:sz w:val="18"/>
+                <w:szCs w:val="18"/>
+              </w:rPr>
+              <w:t xml:space="preserve">신문 이름</w:t>
+            </w:r>
+          </w:p>
+        </w:tc>
+        <w:tc>
+          <w:tcPr>
+            <w:tcW w:type="dxa" w:w="3410"/>
+            <w:tcBorders>
+              <w:top w:val="single" w:color="9AA1AC" w:sz="4"/>
+              <w:left w:val="single" w:color="9AA1AC" w:sz="4"/>
+              <w:bottom w:val="single" w:color="9AA1AC" w:sz="4"/>
+              <w:right w:val="single" w:color="9AA1AC" w:sz="4"/>
+            </w:tcBorders>
+            <w:tcMar>
+              <w:top w:type="dxa" w:w="60"/>
+              <w:left w:type="dxa" w:w="90"/>
+              <w:bottom w:type="dxa" w:w="60"/>
+              <w:right w:type="dxa" w:w="90"/>
+            </w:tcMar>
+          </w:tcPr>
+          <w:p>
+            <w:pPr>
+              <w:spacing w:after="40"/>
+            </w:pPr>
+            <w:r>
+              <w:rPr>
+                <w:sz w:val="18"/>
+                <w:szCs w:val="18"/>
+              </w:rPr>
+              <w:t xml:space="preserve">「서울매일」(실존 일간지와 겹침) → 「한강신보」. 「한강일보」는 2012 등록 실존 매체라 제외. 1988년 4월 가공 일간지는 의도적 각색. 최종 확인은 정기간행물 등록관리시스템 권장(미확인)</w:t>
+            </w:r>
+          </w:p>
+        </w:tc>
+        <w:tc>
+          <w:tcPr>
+            <w:tcW w:type="dxa" w:w="4650"/>
+            <w:tcBorders>
+              <w:top w:val="single" w:color="9AA1AC" w:sz="4"/>
+              <w:left w:val="single" w:color="9AA1AC" w:sz="4"/>
+              <w:bottom w:val="single" w:color="9AA1AC" w:sz="4"/>
+              <w:right w:val="single" w:color="9AA1AC" w:sz="4"/>
+            </w:tcBorders>
+            <w:tcMar>
+              <w:top w:type="dxa" w:w="60"/>
+              <w:left w:type="dxa" w:w="90"/>
+              <w:bottom w:type="dxa" w:w="60"/>
+              <w:right w:type="dxa" w:w="90"/>
+            </w:tcMar>
+          </w:tcPr>
+          <w:p>
+            <w:pPr>
+              <w:spacing w:after="40"/>
+            </w:pPr>
+            <w:r>
+              <w:rPr>
+                <w:sz w:val="18"/>
+                <w:szCs w:val="18"/>
+              </w:rPr>
+              <w:t xml:space="preserve">사용자 선택</w:t>
+            </w:r>
+          </w:p>
+        </w:tc>
+        <w:tc>
+          <w:tcPr>
+            <w:tcW w:type="dxa" w:w="1240"/>
+            <w:tcBorders>
+              <w:top w:val="single" w:color="9AA1AC" w:sz="4"/>
+              <w:left w:val="single" w:color="9AA1AC" w:sz="4"/>
+              <w:bottom w:val="single" w:color="9AA1AC" w:sz="4"/>
+              <w:right w:val="single" w:color="9AA1AC" w:sz="4"/>
+            </w:tcBorders>
+            <w:tcMar>
+              <w:top w:type="dxa" w:w="60"/>
+              <w:left w:type="dxa" w:w="90"/>
+              <w:bottom w:type="dxa" w:w="60"/>
+              <w:right w:type="dxa" w:w="90"/>
+            </w:tcMar>
+          </w:tcPr>
+          <w:p>
+            <w:pPr>
+              <w:spacing w:after="40"/>
+            </w:pPr>
+            <w:r>
+              <w:rPr>
+                <w:sz w:val="18"/>
+                <w:szCs w:val="18"/>
+              </w:rPr>
+              <w:t xml:space="preserve">확정</w:t>
+            </w:r>
+          </w:p>
+        </w:tc>
+        <w:tc>
+          <w:tcPr>
+            <w:tcW w:type="dxa" w:w="1860"/>
+            <w:tcBorders>
+              <w:top w:val="single" w:color="9AA1AC" w:sz="4"/>
+              <w:left w:val="single" w:color="9AA1AC" w:sz="4"/>
+              <w:bottom w:val="single" w:color="9AA1AC" w:sz="4"/>
+              <w:right w:val="single" w:color="9AA1AC" w:sz="4"/>
+            </w:tcBorders>
+            <w:tcMar>
+              <w:top w:type="dxa" w:w="60"/>
+              <w:left w:type="dxa" w:w="90"/>
+              <w:bottom w:type="dxa" w:w="60"/>
+              <w:right w:type="dxa" w:w="90"/>
+            </w:tcMar>
+          </w:tcPr>
+          <w:p>
+            <w:pPr>
+              <w:spacing w:after="40"/>
+            </w:pPr>
+            <w:r>
+              <w:rPr>
+                <w:sz w:val="18"/>
+                <w:szCs w:val="18"/>
+              </w:rPr>
+              <w:t xml:space="preserve">2026-10-09</w:t>
+            </w:r>
+          </w:p>
+        </w:tc>
+      </w:tr>
+      <w:tr>
+        <w:trPr>
+          <w:cantSplit/>
+        </w:trPr>
+        <w:tc>
+          <w:tcPr>
+            <w:tcW w:type="dxa" w:w="1240"/>
+            <w:tcBorders>
+              <w:top w:val="single" w:color="9AA1AC" w:sz="4"/>
+              <w:left w:val="single" w:color="9AA1AC" w:sz="4"/>
+              <w:bottom w:val="single" w:color="9AA1AC" w:sz="4"/>
+              <w:right w:val="single" w:color="9AA1AC" w:sz="4"/>
+            </w:tcBorders>
+            <w:tcMar>
+              <w:top w:type="dxa" w:w="60"/>
+              <w:left w:type="dxa" w:w="90"/>
+              <w:bottom w:type="dxa" w:w="60"/>
+              <w:right w:type="dxa" w:w="90"/>
+            </w:tcMar>
+          </w:tcPr>
+          <w:p>
+            <w:pPr>
+              <w:spacing w:after="40"/>
+            </w:pPr>
+            <w:r>
+              <w:rPr>
+                <w:sz w:val="18"/>
+                <w:szCs w:val="18"/>
+              </w:rPr>
+              <w:t xml:space="preserve">고증</w:t>
+            </w:r>
+          </w:p>
+        </w:tc>
+        <w:tc>
+          <w:tcPr>
+            <w:tcW w:type="dxa" w:w="2170"/>
+            <w:tcBorders>
+              <w:top w:val="single" w:color="9AA1AC" w:sz="4"/>
+              <w:left w:val="single" w:color="9AA1AC" w:sz="4"/>
+              <w:bottom w:val="single" w:color="9AA1AC" w:sz="4"/>
+              <w:right w:val="single" w:color="9AA1AC" w:sz="4"/>
+            </w:tcBorders>
+            <w:tcMar>
+              <w:top w:type="dxa" w:w="60"/>
+              <w:left w:type="dxa" w:w="90"/>
+              <w:bottom w:type="dxa" w:w="60"/>
+              <w:right w:type="dxa" w:w="90"/>
+            </w:tcMar>
+          </w:tcPr>
+          <w:p>
+            <w:pPr>
+              <w:spacing w:after="40"/>
+            </w:pPr>
+            <w:r>
+              <w:rPr>
+                <w:sz w:val="18"/>
+                <w:szCs w:val="18"/>
+              </w:rPr>
+              <w:t xml:space="preserve">단순 수정</w:t>
+            </w:r>
+          </w:p>
+        </w:tc>
+        <w:tc>
+          <w:tcPr>
+            <w:tcW w:type="dxa" w:w="3410"/>
+            <w:tcBorders>
+              <w:top w:val="single" w:color="9AA1AC" w:sz="4"/>
+              <w:left w:val="single" w:color="9AA1AC" w:sz="4"/>
+              <w:bottom w:val="single" w:color="9AA1AC" w:sz="4"/>
+              <w:right w:val="single" w:color="9AA1AC" w:sz="4"/>
+            </w:tcBorders>
+            <w:tcMar>
+              <w:top w:type="dxa" w:w="60"/>
+              <w:left w:type="dxa" w:w="90"/>
+              <w:bottom w:type="dxa" w:w="60"/>
+              <w:right w:type="dxa" w:w="90"/>
+            </w:tcMar>
+          </w:tcPr>
+          <w:p>
+            <w:pPr>
+              <w:spacing w:after="40"/>
+            </w:pPr>
+            <w:r>
+              <w:rPr>
+                <w:sz w:val="18"/>
+                <w:szCs w:val="18"/>
+              </w:rPr>
+              <w:t xml:space="preserve">"이름 구려!"→"이름 웃겨!", 신문 속 나이 (14), 공고 명의 구청장 직인, 통학구역·학군, bible 출생 연도·학년(1987 기준 세는나이), 신문 지면 세로쓰기·국한문</w:t>
+            </w:r>
+          </w:p>
+        </w:tc>
+        <w:tc>
+          <w:tcPr>
+            <w:tcW w:type="dxa" w:w="4650"/>
+            <w:tcBorders>
+              <w:top w:val="single" w:color="9AA1AC" w:sz="4"/>
+              <w:left w:val="single" w:color="9AA1AC" w:sz="4"/>
+              <w:bottom w:val="single" w:color="9AA1AC" w:sz="4"/>
+              <w:right w:val="single" w:color="9AA1AC" w:sz="4"/>
+            </w:tcBorders>
+            <w:tcMar>
+              <w:top w:type="dxa" w:w="60"/>
+              <w:left w:type="dxa" w:w="90"/>
+              <w:bottom w:type="dxa" w:w="60"/>
+              <w:right w:type="dxa" w:w="90"/>
+            </w:tcMar>
+          </w:tcPr>
+          <w:p>
+            <w:pPr>
+              <w:spacing w:after="40"/>
+            </w:pPr>
+            <w:r>
+              <w:rPr>
+                <w:sz w:val="18"/>
+                <w:szCs w:val="18"/>
+              </w:rPr>
+              <w:t xml:space="preserve">용어 고증 보고서 story/era_terms_research.md</w:t>
+            </w:r>
+          </w:p>
+        </w:tc>
+        <w:tc>
+          <w:tcPr>
+            <w:tcW w:type="dxa" w:w="1240"/>
+            <w:tcBorders>
+              <w:top w:val="single" w:color="9AA1AC" w:sz="4"/>
+              <w:left w:val="single" w:color="9AA1AC" w:sz="4"/>
+              <w:bottom w:val="single" w:color="9AA1AC" w:sz="4"/>
+              <w:right w:val="single" w:color="9AA1AC" w:sz="4"/>
+            </w:tcBorders>
+            <w:tcMar>
+              <w:top w:type="dxa" w:w="60"/>
+              <w:left w:type="dxa" w:w="90"/>
+              <w:bottom w:type="dxa" w:w="60"/>
+              <w:right w:type="dxa" w:w="90"/>
+            </w:tcMar>
+          </w:tcPr>
+          <w:p>
+            <w:pPr>
+              <w:spacing w:after="40"/>
+            </w:pPr>
+            <w:r>
+              <w:rPr>
+                <w:sz w:val="18"/>
+                <w:szCs w:val="18"/>
+              </w:rPr>
+              <w:t xml:space="preserve">확정</w:t>
+            </w:r>
+          </w:p>
+        </w:tc>
+        <w:tc>
+          <w:tcPr>
+            <w:tcW w:type="dxa" w:w="1860"/>
+            <w:tcBorders>
+              <w:top w:val="single" w:color="9AA1AC" w:sz="4"/>
+              <w:left w:val="single" w:color="9AA1AC" w:sz="4"/>
+              <w:bottom w:val="single" w:color="9AA1AC" w:sz="4"/>
+              <w:right w:val="single" w:color="9AA1AC" w:sz="4"/>
+            </w:tcBorders>
+            <w:tcMar>
+              <w:top w:type="dxa" w:w="60"/>
+              <w:left w:type="dxa" w:w="90"/>
+              <w:bottom w:type="dxa" w:w="60"/>
+              <w:right w:type="dxa" w:w="90"/>
+            </w:tcMar>
+          </w:tcPr>
+          <w:p>
+            <w:pPr>
+              <w:spacing w:after="40"/>
+            </w:pPr>
+            <w:r>
+              <w:rPr>
+                <w:sz w:val="18"/>
+                <w:szCs w:val="18"/>
+              </w:rPr>
+              <w:t xml:space="preserve">2026-10-09</w:t>
+            </w:r>
+          </w:p>
+        </w:tc>
+      </w:tr>
+      <w:tr>
+        <w:trPr>
+          <w:cantSplit/>
+        </w:trPr>
+        <w:tc>
+          <w:tcPr>
+            <w:tcW w:type="dxa" w:w="1240"/>
+            <w:tcBorders>
+              <w:top w:val="single" w:color="9AA1AC" w:sz="4"/>
+              <w:left w:val="single" w:color="9AA1AC" w:sz="4"/>
+              <w:bottom w:val="single" w:color="9AA1AC" w:sz="4"/>
+              <w:right w:val="single" w:color="9AA1AC" w:sz="4"/>
+            </w:tcBorders>
+            <w:tcMar>
+              <w:top w:type="dxa" w:w="60"/>
+              <w:left w:type="dxa" w:w="90"/>
+              <w:bottom w:type="dxa" w:w="60"/>
+              <w:right w:type="dxa" w:w="90"/>
+            </w:tcMar>
+          </w:tcPr>
+          <w:p>
+            <w:pPr>
+              <w:spacing w:after="40"/>
+            </w:pPr>
+            <w:r>
+              <w:rPr>
+                <w:sz w:val="18"/>
+                <w:szCs w:val="18"/>
+              </w:rPr>
+              <w:t xml:space="preserve">고증</w:t>
+            </w:r>
+          </w:p>
+        </w:tc>
+        <w:tc>
+          <w:tcPr>
+            <w:tcW w:type="dxa" w:w="2170"/>
+            <w:tcBorders>
+              <w:top w:val="single" w:color="9AA1AC" w:sz="4"/>
+              <w:left w:val="single" w:color="9AA1AC" w:sz="4"/>
+              <w:bottom w:val="single" w:color="9AA1AC" w:sz="4"/>
+              <w:right w:val="single" w:color="9AA1AC" w:sz="4"/>
+            </w:tcBorders>
+            <w:tcMar>
+              <w:top w:type="dxa" w:w="60"/>
+              <w:left w:type="dxa" w:w="90"/>
+              <w:bottom w:type="dxa" w:w="60"/>
+              <w:right w:type="dxa" w:w="90"/>
+            </w:tcMar>
+          </w:tcPr>
+          <w:p>
+            <w:pPr>
+              <w:spacing w:after="40"/>
+            </w:pPr>
+            <w:r>
+              <w:rPr>
+                <w:sz w:val="18"/>
+                <w:szCs w:val="18"/>
+              </w:rPr>
+              <w:t xml:space="preserve">의상</w:t>
+            </w:r>
+          </w:p>
+        </w:tc>
+        <w:tc>
+          <w:tcPr>
+            <w:tcW w:type="dxa" w:w="3410"/>
+            <w:tcBorders>
+              <w:top w:val="single" w:color="9AA1AC" w:sz="4"/>
+              <w:left w:val="single" w:color="9AA1AC" w:sz="4"/>
+              <w:bottom w:val="single" w:color="9AA1AC" w:sz="4"/>
+              <w:right w:val="single" w:color="9AA1AC" w:sz="4"/>
+            </w:tcBorders>
+            <w:tcMar>
+              <w:top w:type="dxa" w:w="60"/>
+              <w:left w:type="dxa" w:w="90"/>
+              <w:bottom w:type="dxa" w:w="60"/>
+              <w:right w:type="dxa" w:w="90"/>
+            </w:tcMar>
+          </w:tcPr>
+          <w:p>
+            <w:pPr>
+              <w:spacing w:after="40"/>
+            </w:pPr>
+            <w:r>
+              <w:rPr>
+                <w:sz w:val="18"/>
+                <w:szCs w:val="18"/>
+              </w:rPr>
+              <w:t xml:space="preserve">의상 고증 수정안 반영(만석 야전상의 단색 국방색, 계절 배정 오류 수정, 석이 어깨 덮는 티, 봉구 본선 노란 남방, 운동복·교복·몸뻬 영어 보강 등). 순례 할머니 비녀(사용자 승인), 본선 외출복 자주색 블라우스+긴 치마(사용자 선택), 은주 목장갑 손끝은 2-17부터</w:t>
+            </w:r>
+          </w:p>
+        </w:tc>
+        <w:tc>
+          <w:tcPr>
+            <w:tcW w:type="dxa" w:w="4650"/>
+            <w:tcBorders>
+              <w:top w:val="single" w:color="9AA1AC" w:sz="4"/>
+              <w:left w:val="single" w:color="9AA1AC" w:sz="4"/>
+              <w:bottom w:val="single" w:color="9AA1AC" w:sz="4"/>
+              <w:right w:val="single" w:color="9AA1AC" w:sz="4"/>
+            </w:tcBorders>
+            <w:tcMar>
+              <w:top w:type="dxa" w:w="60"/>
+              <w:left w:type="dxa" w:w="90"/>
+              <w:bottom w:type="dxa" w:w="60"/>
+              <w:right w:type="dxa" w:w="90"/>
+            </w:tcMar>
+          </w:tcPr>
+          <w:p>
+            <w:pPr>
+              <w:spacing w:after="40"/>
+            </w:pPr>
+            <w:r>
+              <w:rPr>
+                <w:sz w:val="18"/>
+                <w:szCs w:val="18"/>
+              </w:rPr>
+              <w:t xml:space="preserve">design/costume_research.md</w:t>
+            </w:r>
+          </w:p>
+        </w:tc>
+        <w:tc>
+          <w:tcPr>
+            <w:tcW w:type="dxa" w:w="1240"/>
+            <w:tcBorders>
+              <w:top w:val="single" w:color="9AA1AC" w:sz="4"/>
+              <w:left w:val="single" w:color="9AA1AC" w:sz="4"/>
+              <w:bottom w:val="single" w:color="9AA1AC" w:sz="4"/>
+              <w:right w:val="single" w:color="9AA1AC" w:sz="4"/>
+            </w:tcBorders>
+            <w:tcMar>
+              <w:top w:type="dxa" w:w="60"/>
+              <w:left w:type="dxa" w:w="90"/>
+              <w:bottom w:type="dxa" w:w="60"/>
+              <w:right w:type="dxa" w:w="90"/>
+            </w:tcMar>
+          </w:tcPr>
+          <w:p>
+            <w:pPr>
+              <w:spacing w:after="40"/>
+            </w:pPr>
+            <w:r>
+              <w:rPr>
+                <w:sz w:val="18"/>
+                <w:szCs w:val="18"/>
+              </w:rPr>
+              <w:t xml:space="preserve">확정</w:t>
+            </w:r>
+          </w:p>
+        </w:tc>
+        <w:tc>
+          <w:tcPr>
+            <w:tcW w:type="dxa" w:w="1860"/>
+            <w:tcBorders>
+              <w:top w:val="single" w:color="9AA1AC" w:sz="4"/>
+              <w:left w:val="single" w:color="9AA1AC" w:sz="4"/>
+              <w:bottom w:val="single" w:color="9AA1AC" w:sz="4"/>
+              <w:right w:val="single" w:color="9AA1AC" w:sz="4"/>
+            </w:tcBorders>
+            <w:tcMar>
+              <w:top w:type="dxa" w:w="60"/>
+              <w:left w:type="dxa" w:w="90"/>
+              <w:bottom w:type="dxa" w:w="60"/>
+              <w:right w:type="dxa" w:w="90"/>
+            </w:tcMar>
+          </w:tcPr>
+          <w:p>
+            <w:pPr>
+              <w:spacing w:after="40"/>
+            </w:pPr>
+            <w:r>
+              <w:rPr>
+                <w:sz w:val="18"/>
+                <w:szCs w:val="18"/>
+              </w:rPr>
+              <w:t xml:space="preserve">2026-10-09</w:t>
+            </w:r>
+          </w:p>
+        </w:tc>
+      </w:tr>
+      <w:tr>
+        <w:trPr>
+          <w:cantSplit/>
+        </w:trPr>
+        <w:tc>
+          <w:tcPr>
+            <w:tcW w:type="dxa" w:w="1240"/>
+            <w:tcBorders>
+              <w:top w:val="single" w:color="9AA1AC" w:sz="4"/>
+              <w:left w:val="single" w:color="9AA1AC" w:sz="4"/>
+              <w:bottom w:val="single" w:color="9AA1AC" w:sz="4"/>
+              <w:right w:val="single" w:color="9AA1AC" w:sz="4"/>
+            </w:tcBorders>
+            <w:tcMar>
+              <w:top w:type="dxa" w:w="60"/>
+              <w:left w:type="dxa" w:w="90"/>
+              <w:bottom w:type="dxa" w:w="60"/>
+              <w:right w:type="dxa" w:w="90"/>
+            </w:tcMar>
+          </w:tcPr>
+          <w:p>
+            <w:pPr>
+              <w:spacing w:after="40"/>
+            </w:pPr>
+            <w:r>
+              <w:rPr>
+                <w:sz w:val="18"/>
+                <w:szCs w:val="18"/>
+              </w:rPr>
+              <w:t xml:space="preserve">G8</w:t>
+            </w:r>
+          </w:p>
+        </w:tc>
+        <w:tc>
+          <w:tcPr>
+            <w:tcW w:type="dxa" w:w="2170"/>
+            <w:tcBorders>
+              <w:top w:val="single" w:color="9AA1AC" w:sz="4"/>
+              <w:left w:val="single" w:color="9AA1AC" w:sz="4"/>
+              <w:bottom w:val="single" w:color="9AA1AC" w:sz="4"/>
+              <w:right w:val="single" w:color="9AA1AC" w:sz="4"/>
+            </w:tcBorders>
+            <w:tcMar>
+              <w:top w:type="dxa" w:w="60"/>
+              <w:left w:type="dxa" w:w="90"/>
+              <w:bottom w:type="dxa" w:w="60"/>
+              <w:right w:type="dxa" w:w="90"/>
+            </w:tcMar>
+          </w:tcPr>
+          <w:p>
+            <w:pPr>
+              <w:spacing w:after="40"/>
+            </w:pPr>
+            <w:r>
+              <w:rPr>
+                <w:sz w:val="18"/>
+                <w:szCs w:val="18"/>
+              </w:rPr>
+              <w:t xml:space="preserve">소품</w:t>
+            </w:r>
+          </w:p>
+        </w:tc>
+        <w:tc>
+          <w:tcPr>
+            <w:tcW w:type="dxa" w:w="3410"/>
+            <w:tcBorders>
+              <w:top w:val="single" w:color="9AA1AC" w:sz="4"/>
+              <w:left w:val="single" w:color="9AA1AC" w:sz="4"/>
+              <w:bottom w:val="single" w:color="9AA1AC" w:sz="4"/>
+              <w:right w:val="single" w:color="9AA1AC" w:sz="4"/>
+            </w:tcBorders>
+            <w:tcMar>
+              <w:top w:type="dxa" w:w="60"/>
+              <w:left w:type="dxa" w:w="90"/>
+              <w:bottom w:type="dxa" w:w="60"/>
+              <w:right w:type="dxa" w:w="90"/>
+            </w:tcMar>
+          </w:tcPr>
+          <w:p>
+            <w:pPr>
+              <w:spacing w:after="40"/>
+            </w:pPr>
+            <w:r>
+              <w:rPr>
+                <w:sz w:val="18"/>
+                <w:szCs w:val="18"/>
+              </w:rPr>
+              <w:t xml:space="preserve">176개(A 29·상태 64, B 75, C 72) 사양+고증+GPT 프롬프트. 대본 Insert 55줄·프리셋 props 누락 0</w:t>
+            </w:r>
+          </w:p>
+        </w:tc>
+        <w:tc>
+          <w:tcPr>
+            <w:tcW w:type="dxa" w:w="4650"/>
+            <w:tcBorders>
+              <w:top w:val="single" w:color="9AA1AC" w:sz="4"/>
+              <w:left w:val="single" w:color="9AA1AC" w:sz="4"/>
+              <w:bottom w:val="single" w:color="9AA1AC" w:sz="4"/>
+              <w:right w:val="single" w:color="9AA1AC" w:sz="4"/>
+            </w:tcBorders>
+            <w:tcMar>
+              <w:top w:type="dxa" w:w="60"/>
+              <w:left w:type="dxa" w:w="90"/>
+              <w:bottom w:type="dxa" w:w="60"/>
+              <w:right w:type="dxa" w:w="90"/>
+            </w:tcMar>
+          </w:tcPr>
+          <w:p>
+            <w:pPr>
+              <w:spacing w:after="40"/>
+            </w:pPr>
+            <w:r>
+              <w:rPr>
+                <w:sz w:val="18"/>
+                <w:szCs w:val="18"/>
+              </w:rPr>
+              <w:t xml:space="preserve">design/props.*, design/gen/prop_prompts.md</w:t>
+            </w:r>
+          </w:p>
+        </w:tc>
+        <w:tc>
+          <w:tcPr>
+            <w:tcW w:type="dxa" w:w="1240"/>
+            <w:tcBorders>
+              <w:top w:val="single" w:color="9AA1AC" w:sz="4"/>
+              <w:left w:val="single" w:color="9AA1AC" w:sz="4"/>
+              <w:bottom w:val="single" w:color="9AA1AC" w:sz="4"/>
+              <w:right w:val="single" w:color="9AA1AC" w:sz="4"/>
+            </w:tcBorders>
+            <w:tcMar>
+              <w:top w:type="dxa" w:w="60"/>
+              <w:left w:type="dxa" w:w="90"/>
+              <w:bottom w:type="dxa" w:w="60"/>
+              <w:right w:type="dxa" w:w="90"/>
+            </w:tcMar>
+          </w:tcPr>
+          <w:p>
+            <w:pPr>
+              <w:spacing w:after="40"/>
+            </w:pPr>
+            <w:r>
+              <w:rPr>
+                <w:sz w:val="18"/>
+                <w:szCs w:val="18"/>
+              </w:rPr>
+              <w:t xml:space="preserve">확정</w:t>
+            </w:r>
+          </w:p>
+        </w:tc>
+        <w:tc>
+          <w:tcPr>
+            <w:tcW w:type="dxa" w:w="1860"/>
+            <w:tcBorders>
+              <w:top w:val="single" w:color="9AA1AC" w:sz="4"/>
+              <w:left w:val="single" w:color="9AA1AC" w:sz="4"/>
+              <w:bottom w:val="single" w:color="9AA1AC" w:sz="4"/>
+              <w:right w:val="single" w:color="9AA1AC" w:sz="4"/>
+            </w:tcBorders>
+            <w:tcMar>
+              <w:top w:type="dxa" w:w="60"/>
+              <w:left w:type="dxa" w:w="90"/>
+              <w:bottom w:type="dxa" w:w="60"/>
+              <w:right w:type="dxa" w:w="90"/>
+            </w:tcMar>
+          </w:tcPr>
+          <w:p>
+            <w:pPr>
+              <w:spacing w:after="40"/>
+            </w:pPr>
+            <w:r>
+              <w:rPr>
+                <w:sz w:val="18"/>
+                <w:szCs w:val="18"/>
+              </w:rPr>
+              <w:t xml:space="preserve">2026-10-09</w:t>
+            </w:r>
+          </w:p>
+        </w:tc>
+      </w:tr>
+      <w:tr>
+        <w:trPr>
+          <w:cantSplit/>
+        </w:trPr>
+        <w:tc>
+          <w:tcPr>
+            <w:tcW w:type="dxa" w:w="1240"/>
+            <w:tcBorders>
+              <w:top w:val="single" w:color="9AA1AC" w:sz="4"/>
+              <w:left w:val="single" w:color="9AA1AC" w:sz="4"/>
+              <w:bottom w:val="single" w:color="9AA1AC" w:sz="4"/>
+              <w:right w:val="single" w:color="9AA1AC" w:sz="4"/>
+            </w:tcBorders>
+            <w:tcMar>
+              <w:top w:type="dxa" w:w="60"/>
+              <w:left w:type="dxa" w:w="90"/>
+              <w:bottom w:type="dxa" w:w="60"/>
+              <w:right w:type="dxa" w:w="90"/>
+            </w:tcMar>
+          </w:tcPr>
+          <w:p>
+            <w:pPr>
+              <w:spacing w:after="40"/>
+            </w:pPr>
+            <w:r>
+              <w:rPr>
+                <w:sz w:val="18"/>
+                <w:szCs w:val="18"/>
+              </w:rPr>
+              <w:t xml:space="preserve">G8</w:t>
+            </w:r>
+          </w:p>
+        </w:tc>
+        <w:tc>
+          <w:tcPr>
+            <w:tcW w:type="dxa" w:w="2170"/>
+            <w:tcBorders>
+              <w:top w:val="single" w:color="9AA1AC" w:sz="4"/>
+              <w:left w:val="single" w:color="9AA1AC" w:sz="4"/>
+              <w:bottom w:val="single" w:color="9AA1AC" w:sz="4"/>
+              <w:right w:val="single" w:color="9AA1AC" w:sz="4"/>
+            </w:tcBorders>
+            <w:tcMar>
+              <w:top w:type="dxa" w:w="60"/>
+              <w:left w:type="dxa" w:w="90"/>
+              <w:bottom w:type="dxa" w:w="60"/>
+              <w:right w:type="dxa" w:w="90"/>
+            </w:tcMar>
+          </w:tcPr>
+          <w:p>
+            <w:pPr>
+              <w:spacing w:after="40"/>
+            </w:pPr>
+            <w:r>
+              <w:rPr>
+                <w:sz w:val="18"/>
+                <w:szCs w:val="18"/>
+              </w:rPr>
+              <w:t xml:space="preserve">배경</w:t>
+            </w:r>
+          </w:p>
+        </w:tc>
+        <w:tc>
+          <w:tcPr>
+            <w:tcW w:type="dxa" w:w="3410"/>
+            <w:tcBorders>
+              <w:top w:val="single" w:color="9AA1AC" w:sz="4"/>
+              <w:left w:val="single" w:color="9AA1AC" w:sz="4"/>
+              <w:bottom w:val="single" w:color="9AA1AC" w:sz="4"/>
+              <w:right w:val="single" w:color="9AA1AC" w:sz="4"/>
+            </w:tcBorders>
+            <w:tcMar>
+              <w:top w:type="dxa" w:w="60"/>
+              <w:left w:type="dxa" w:w="90"/>
+              <w:bottom w:type="dxa" w:w="60"/>
+              <w:right w:type="dxa" w:w="90"/>
+            </w:tcMar>
+          </w:tcPr>
+          <w:p>
+            <w:pPr>
+              <w:spacing w:after="40"/>
+            </w:pPr>
+            <w:r>
+              <w:rPr>
+                <w:sz w:val="18"/>
+                <w:szCs w:val="18"/>
+              </w:rPr>
+              <w:t xml:space="preserve">장소 39곳(8절 30행) 배치도·시간대 빛·카메라 자리·고증·GPT 프롬프트, 80씬 배정. 8절 수정 6건 반영(앉은 저울, 공방 사다리, 평상, 회색 객석, 돌계단·유리문, 극장 악단 단) + 임시 거처 골목</w:t>
+            </w:r>
+          </w:p>
+        </w:tc>
+        <w:tc>
+          <w:tcPr>
+            <w:tcW w:type="dxa" w:w="4650"/>
+            <w:tcBorders>
+              <w:top w:val="single" w:color="9AA1AC" w:sz="4"/>
+              <w:left w:val="single" w:color="9AA1AC" w:sz="4"/>
+              <w:bottom w:val="single" w:color="9AA1AC" w:sz="4"/>
+              <w:right w:val="single" w:color="9AA1AC" w:sz="4"/>
+            </w:tcBorders>
+            <w:tcMar>
+              <w:top w:type="dxa" w:w="60"/>
+              <w:left w:type="dxa" w:w="90"/>
+              <w:bottom w:type="dxa" w:w="60"/>
+              <w:right w:type="dxa" w:w="90"/>
+            </w:tcMar>
+          </w:tcPr>
+          <w:p>
+            <w:pPr>
+              <w:spacing w:after="40"/>
+            </w:pPr>
+            <w:r>
+              <w:rPr>
+                <w:sz w:val="18"/>
+                <w:szCs w:val="18"/>
+              </w:rPr>
+              <w:t xml:space="preserve">design/sets.*, design/gen/set_prompts.md</w:t>
             </w:r>
           </w:p>
         </w:tc>

--- a/landfill-orchestra/docx/decisions.docx
+++ b/landfill-orchestra/docx/decisions.docx
@@ -4,11 +4,10 @@
   <w:body>
     <w:p>
       <w:pPr>
-        <w:spacing w:after="160" w:line="360"/>
+        <w:pStyle w:val="Title"/>
       </w:pPr>
       <w:r>
-        <w:t xml:space="preserve"># 결정 로그
-</w:t>
+        <w:t xml:space="preserve">결정 로그</w:t>
       </w:r>
     </w:p>
     <w:tbl>
@@ -9532,6 +9531,1975 @@
                 <w:szCs w:val="18"/>
               </w:rPr>
               <w:t xml:space="preserve">2026-10-09</w:t>
+            </w:r>
+          </w:p>
+        </w:tc>
+      </w:tr>
+      <w:tr>
+        <w:trPr>
+          <w:cantSplit/>
+        </w:trPr>
+        <w:tc>
+          <w:tcPr>
+            <w:tcW w:type="dxa" w:w="1240"/>
+            <w:tcBorders>
+              <w:top w:val="single" w:color="9AA1AC" w:sz="4"/>
+              <w:left w:val="single" w:color="9AA1AC" w:sz="4"/>
+              <w:bottom w:val="single" w:color="9AA1AC" w:sz="4"/>
+              <w:right w:val="single" w:color="9AA1AC" w:sz="4"/>
+            </w:tcBorders>
+            <w:tcMar>
+              <w:top w:type="dxa" w:w="60"/>
+              <w:left w:type="dxa" w:w="90"/>
+              <w:bottom w:type="dxa" w:w="60"/>
+              <w:right w:type="dxa" w:w="90"/>
+            </w:tcMar>
+          </w:tcPr>
+          <w:p>
+            <w:pPr>
+              <w:spacing w:after="40"/>
+            </w:pPr>
+            <w:r>
+              <w:rPr>
+                <w:sz w:val="18"/>
+                <w:szCs w:val="18"/>
+              </w:rPr>
+              <w:t xml:space="preserve">G9</w:t>
+            </w:r>
+          </w:p>
+        </w:tc>
+        <w:tc>
+          <w:tcPr>
+            <w:tcW w:type="dxa" w:w="2170"/>
+            <w:tcBorders>
+              <w:top w:val="single" w:color="9AA1AC" w:sz="4"/>
+              <w:left w:val="single" w:color="9AA1AC" w:sz="4"/>
+              <w:bottom w:val="single" w:color="9AA1AC" w:sz="4"/>
+              <w:right w:val="single" w:color="9AA1AC" w:sz="4"/>
+            </w:tcBorders>
+            <w:tcMar>
+              <w:top w:type="dxa" w:w="60"/>
+              <w:left w:type="dxa" w:w="90"/>
+              <w:bottom w:type="dxa" w:w="60"/>
+              <w:right w:type="dxa" w:w="90"/>
+            </w:tcMar>
+          </w:tcPr>
+          <w:p>
+            <w:pPr>
+              <w:spacing w:after="40"/>
+            </w:pPr>
+            <w:r>
+              <w:rPr>
+                <w:sz w:val="18"/>
+                <w:szCs w:val="18"/>
+              </w:rPr>
+              <w:t xml:space="preserve">콘티 밀도</w:t>
+            </w:r>
+          </w:p>
+        </w:tc>
+        <w:tc>
+          <w:tcPr>
+            <w:tcW w:type="dxa" w:w="3410"/>
+            <w:tcBorders>
+              <w:top w:val="single" w:color="9AA1AC" w:sz="4"/>
+              <w:left w:val="single" w:color="9AA1AC" w:sz="4"/>
+              <w:bottom w:val="single" w:color="9AA1AC" w:sz="4"/>
+              <w:right w:val="single" w:color="9AA1AC" w:sz="4"/>
+            </w:tcBorders>
+            <w:tcMar>
+              <w:top w:type="dxa" w:w="60"/>
+              <w:left w:type="dxa" w:w="90"/>
+              <w:bottom w:type="dxa" w:w="60"/>
+              <w:right w:type="dxa" w:w="90"/>
+            </w:tcMar>
+          </w:tcPr>
+          <w:p>
+            <w:pPr>
+              <w:spacing w:after="40"/>
+            </w:pPr>
+            <w:r>
+              <w:rPr>
+                <w:sz w:val="18"/>
+                <w:szCs w:val="18"/>
+              </w:rPr>
+              <w:t xml:space="preserve">B안 리듬(사용자 확정 2026-10-10 "b 안으로 진행"): 결과 1화 113·2화 90·3화 150컷(합 353. 목표는 1화 90~100·2화 80~90·3화 130~150이었고 3화는 분량 비례로 상향, 1화는 분할 컷을 늘리지 않으려고 13컷 초과 허용), 컷당 말풍선 최대 3개·두 화자, 소리 색 컷은 단독, 축소 후보 모두 적용. A안(G0 60~80컷 유지, 말풍선 4개)과 비교 표본 storyboard/samples/density_S1.md</w:t>
+            </w:r>
+          </w:p>
+        </w:tc>
+        <w:tc>
+          <w:tcPr>
+            <w:tcW w:type="dxa" w:w="4650"/>
+            <w:tcBorders>
+              <w:top w:val="single" w:color="9AA1AC" w:sz="4"/>
+              <w:left w:val="single" w:color="9AA1AC" w:sz="4"/>
+              <w:bottom w:val="single" w:color="9AA1AC" w:sz="4"/>
+              <w:right w:val="single" w:color="9AA1AC" w:sz="4"/>
+            </w:tcBorders>
+            <w:tcMar>
+              <w:top w:type="dxa" w:w="60"/>
+              <w:left w:type="dxa" w:w="90"/>
+              <w:bottom w:type="dxa" w:w="60"/>
+              <w:right w:type="dxa" w:w="90"/>
+            </w:tcMar>
+          </w:tcPr>
+          <w:p>
+            <w:pPr>
+              <w:spacing w:after="40"/>
+            </w:pPr>
+            <w:r>
+              <w:rPr>
+                <w:sz w:val="18"/>
+                <w:szCs w:val="18"/>
+              </w:rPr>
+              <w:t xml:space="preserve">대사 351줄을 글자 그대로 두면 60~80컷 안에서 소리 색 컷이 대사 컷과 겹친다(Claude 판단, auto 모드라 묻지 않음). G0 상한(3화×80=240)보다 약 47% 많음. 되돌리려면 A안</w:t>
+            </w:r>
+          </w:p>
+        </w:tc>
+        <w:tc>
+          <w:tcPr>
+            <w:tcW w:type="dxa" w:w="1240"/>
+            <w:tcBorders>
+              <w:top w:val="single" w:color="9AA1AC" w:sz="4"/>
+              <w:left w:val="single" w:color="9AA1AC" w:sz="4"/>
+              <w:bottom w:val="single" w:color="9AA1AC" w:sz="4"/>
+              <w:right w:val="single" w:color="9AA1AC" w:sz="4"/>
+            </w:tcBorders>
+            <w:tcMar>
+              <w:top w:type="dxa" w:w="60"/>
+              <w:left w:type="dxa" w:w="90"/>
+              <w:bottom w:type="dxa" w:w="60"/>
+              <w:right w:type="dxa" w:w="90"/>
+            </w:tcMar>
+          </w:tcPr>
+          <w:p>
+            <w:pPr>
+              <w:spacing w:after="40"/>
+            </w:pPr>
+            <w:r>
+              <w:rPr>
+                <w:sz w:val="18"/>
+                <w:szCs w:val="18"/>
+              </w:rPr>
+              <w:t xml:space="preserve">확정</w:t>
+            </w:r>
+          </w:p>
+        </w:tc>
+        <w:tc>
+          <w:tcPr>
+            <w:tcW w:type="dxa" w:w="1860"/>
+            <w:tcBorders>
+              <w:top w:val="single" w:color="9AA1AC" w:sz="4"/>
+              <w:left w:val="single" w:color="9AA1AC" w:sz="4"/>
+              <w:bottom w:val="single" w:color="9AA1AC" w:sz="4"/>
+              <w:right w:val="single" w:color="9AA1AC" w:sz="4"/>
+            </w:tcBorders>
+            <w:tcMar>
+              <w:top w:type="dxa" w:w="60"/>
+              <w:left w:type="dxa" w:w="90"/>
+              <w:bottom w:type="dxa" w:w="60"/>
+              <w:right w:type="dxa" w:w="90"/>
+            </w:tcMar>
+          </w:tcPr>
+          <w:p>
+            <w:pPr>
+              <w:spacing w:after="40"/>
+            </w:pPr>
+            <w:r>
+              <w:rPr>
+                <w:sz w:val="18"/>
+                <w:szCs w:val="18"/>
+              </w:rPr>
+              <w:t xml:space="preserve">2026-10-10</w:t>
+            </w:r>
+          </w:p>
+        </w:tc>
+      </w:tr>
+      <w:tr>
+        <w:trPr>
+          <w:cantSplit/>
+        </w:trPr>
+        <w:tc>
+          <w:tcPr>
+            <w:tcW w:type="dxa" w:w="1240"/>
+            <w:tcBorders>
+              <w:top w:val="single" w:color="9AA1AC" w:sz="4"/>
+              <w:left w:val="single" w:color="9AA1AC" w:sz="4"/>
+              <w:bottom w:val="single" w:color="9AA1AC" w:sz="4"/>
+              <w:right w:val="single" w:color="9AA1AC" w:sz="4"/>
+            </w:tcBorders>
+            <w:tcMar>
+              <w:top w:type="dxa" w:w="60"/>
+              <w:left w:type="dxa" w:w="90"/>
+              <w:bottom w:type="dxa" w:w="60"/>
+              <w:right w:type="dxa" w:w="90"/>
+            </w:tcMar>
+          </w:tcPr>
+          <w:p>
+            <w:pPr>
+              <w:spacing w:after="40"/>
+            </w:pPr>
+            <w:r>
+              <w:rPr>
+                <w:sz w:val="18"/>
+                <w:szCs w:val="18"/>
+              </w:rPr>
+              <w:t xml:space="preserve">G9</w:t>
+            </w:r>
+          </w:p>
+        </w:tc>
+        <w:tc>
+          <w:tcPr>
+            <w:tcW w:type="dxa" w:w="2170"/>
+            <w:tcBorders>
+              <w:top w:val="single" w:color="9AA1AC" w:sz="4"/>
+              <w:left w:val="single" w:color="9AA1AC" w:sz="4"/>
+              <w:bottom w:val="single" w:color="9AA1AC" w:sz="4"/>
+              <w:right w:val="single" w:color="9AA1AC" w:sz="4"/>
+            </w:tcBorders>
+            <w:tcMar>
+              <w:top w:type="dxa" w:w="60"/>
+              <w:left w:type="dxa" w:w="90"/>
+              <w:bottom w:type="dxa" w:w="60"/>
+              <w:right w:type="dxa" w:w="90"/>
+            </w:tcMar>
+          </w:tcPr>
+          <w:p>
+            <w:pPr>
+              <w:spacing w:after="40"/>
+            </w:pPr>
+            <w:r>
+              <w:rPr>
+                <w:sz w:val="18"/>
+                <w:szCs w:val="18"/>
+              </w:rPr>
+              <w:t xml:space="preserve">킷 설정</w:t>
+            </w:r>
+          </w:p>
+        </w:tc>
+        <w:tc>
+          <w:tcPr>
+            <w:tcW w:type="dxa" w:w="3410"/>
+            <w:tcBorders>
+              <w:top w:val="single" w:color="9AA1AC" w:sz="4"/>
+              <w:left w:val="single" w:color="9AA1AC" w:sz="4"/>
+              <w:bottom w:val="single" w:color="9AA1AC" w:sz="4"/>
+              <w:right w:val="single" w:color="9AA1AC" w:sz="4"/>
+            </w:tcBorders>
+            <w:tcMar>
+              <w:top w:type="dxa" w:w="60"/>
+              <w:left w:type="dxa" w:w="90"/>
+              <w:bottom w:type="dxa" w:w="60"/>
+              <w:right w:type="dxa" w:w="90"/>
+            </w:tcMar>
+          </w:tcPr>
+          <w:p>
+            <w:pPr>
+              <w:spacing w:after="40"/>
+            </w:pPr>
+            <w:r>
+              <w:rPr>
+                <w:sz w:val="18"/>
+                <w:szCs w:val="18"/>
+              </w:rPr>
+              <w:t xml:space="preserve">storyboard/ 킷(main 킷 템플릿). tracks.json: webtoon_adult 트랙 삭제, 아동 인물 성적·선정적 연출 금지·12세 이상 규칙을 모든 컷 금지 목록에. flags.json: 고철 소리 '퍽'·'입술' 등 오탐 단서 제외</w:t>
+            </w:r>
+          </w:p>
+        </w:tc>
+        <w:tc>
+          <w:tcPr>
+            <w:tcW w:type="dxa" w:w="4650"/>
+            <w:tcBorders>
+              <w:top w:val="single" w:color="9AA1AC" w:sz="4"/>
+              <w:left w:val="single" w:color="9AA1AC" w:sz="4"/>
+              <w:bottom w:val="single" w:color="9AA1AC" w:sz="4"/>
+              <w:right w:val="single" w:color="9AA1AC" w:sz="4"/>
+            </w:tcBorders>
+            <w:tcMar>
+              <w:top w:type="dxa" w:w="60"/>
+              <w:left w:type="dxa" w:w="90"/>
+              <w:bottom w:type="dxa" w:w="60"/>
+              <w:right w:type="dxa" w:w="90"/>
+            </w:tcMar>
+          </w:tcPr>
+          <w:p>
+            <w:pPr>
+              <w:spacing w:after="40"/>
+            </w:pPr>
+            <w:r>
+              <w:rPr>
+                <w:sz w:val="18"/>
+                <w:szCs w:val="18"/>
+              </w:rPr>
+              <w:t xml:space="preserve">CONTINUE G9 메모</w:t>
+            </w:r>
+          </w:p>
+        </w:tc>
+        <w:tc>
+          <w:tcPr>
+            <w:tcW w:type="dxa" w:w="1240"/>
+            <w:tcBorders>
+              <w:top w:val="single" w:color="9AA1AC" w:sz="4"/>
+              <w:left w:val="single" w:color="9AA1AC" w:sz="4"/>
+              <w:bottom w:val="single" w:color="9AA1AC" w:sz="4"/>
+              <w:right w:val="single" w:color="9AA1AC" w:sz="4"/>
+            </w:tcBorders>
+            <w:tcMar>
+              <w:top w:type="dxa" w:w="60"/>
+              <w:left w:type="dxa" w:w="90"/>
+              <w:bottom w:type="dxa" w:w="60"/>
+              <w:right w:type="dxa" w:w="90"/>
+            </w:tcMar>
+          </w:tcPr>
+          <w:p>
+            <w:pPr>
+              <w:spacing w:after="40"/>
+            </w:pPr>
+            <w:r>
+              <w:rPr>
+                <w:sz w:val="18"/>
+                <w:szCs w:val="18"/>
+              </w:rPr>
+              <w:t xml:space="preserve">확정</w:t>
+            </w:r>
+          </w:p>
+        </w:tc>
+        <w:tc>
+          <w:tcPr>
+            <w:tcW w:type="dxa" w:w="1860"/>
+            <w:tcBorders>
+              <w:top w:val="single" w:color="9AA1AC" w:sz="4"/>
+              <w:left w:val="single" w:color="9AA1AC" w:sz="4"/>
+              <w:bottom w:val="single" w:color="9AA1AC" w:sz="4"/>
+              <w:right w:val="single" w:color="9AA1AC" w:sz="4"/>
+            </w:tcBorders>
+            <w:tcMar>
+              <w:top w:type="dxa" w:w="60"/>
+              <w:left w:type="dxa" w:w="90"/>
+              <w:bottom w:type="dxa" w:w="60"/>
+              <w:right w:type="dxa" w:w="90"/>
+            </w:tcMar>
+          </w:tcPr>
+          <w:p>
+            <w:pPr>
+              <w:spacing w:after="40"/>
+            </w:pPr>
+            <w:r>
+              <w:rPr>
+                <w:sz w:val="18"/>
+                <w:szCs w:val="18"/>
+              </w:rPr>
+              <w:t xml:space="preserve">2026-10-10</w:t>
+            </w:r>
+          </w:p>
+        </w:tc>
+      </w:tr>
+      <w:tr>
+        <w:trPr>
+          <w:cantSplit/>
+        </w:trPr>
+        <w:tc>
+          <w:tcPr>
+            <w:tcW w:type="dxa" w:w="1240"/>
+            <w:tcBorders>
+              <w:top w:val="single" w:color="9AA1AC" w:sz="4"/>
+              <w:left w:val="single" w:color="9AA1AC" w:sz="4"/>
+              <w:bottom w:val="single" w:color="9AA1AC" w:sz="4"/>
+              <w:right w:val="single" w:color="9AA1AC" w:sz="4"/>
+            </w:tcBorders>
+            <w:tcMar>
+              <w:top w:type="dxa" w:w="60"/>
+              <w:left w:type="dxa" w:w="90"/>
+              <w:bottom w:type="dxa" w:w="60"/>
+              <w:right w:type="dxa" w:w="90"/>
+            </w:tcMar>
+          </w:tcPr>
+          <w:p>
+            <w:pPr>
+              <w:spacing w:after="40"/>
+            </w:pPr>
+            <w:r>
+              <w:rPr>
+                <w:sz w:val="18"/>
+                <w:szCs w:val="18"/>
+              </w:rPr>
+              <w:t xml:space="preserve">G9</w:t>
+            </w:r>
+          </w:p>
+        </w:tc>
+        <w:tc>
+          <w:tcPr>
+            <w:tcW w:type="dxa" w:w="2170"/>
+            <w:tcBorders>
+              <w:top w:val="single" w:color="9AA1AC" w:sz="4"/>
+              <w:left w:val="single" w:color="9AA1AC" w:sz="4"/>
+              <w:bottom w:val="single" w:color="9AA1AC" w:sz="4"/>
+              <w:right w:val="single" w:color="9AA1AC" w:sz="4"/>
+            </w:tcBorders>
+            <w:tcMar>
+              <w:top w:type="dxa" w:w="60"/>
+              <w:left w:type="dxa" w:w="90"/>
+              <w:bottom w:type="dxa" w:w="60"/>
+              <w:right w:type="dxa" w:w="90"/>
+            </w:tcMar>
+          </w:tcPr>
+          <w:p>
+            <w:pPr>
+              <w:spacing w:after="40"/>
+            </w:pPr>
+            <w:r>
+              <w:rPr>
+                <w:sz w:val="18"/>
+                <w:szCs w:val="18"/>
+              </w:rPr>
+              <w:t xml:space="preserve">컷 프롬프트</w:t>
+            </w:r>
+          </w:p>
+        </w:tc>
+        <w:tc>
+          <w:tcPr>
+            <w:tcW w:type="dxa" w:w="3410"/>
+            <w:tcBorders>
+              <w:top w:val="single" w:color="9AA1AC" w:sz="4"/>
+              <w:left w:val="single" w:color="9AA1AC" w:sz="4"/>
+              <w:bottom w:val="single" w:color="9AA1AC" w:sz="4"/>
+              <w:right w:val="single" w:color="9AA1AC" w:sz="4"/>
+            </w:tcBorders>
+            <w:tcMar>
+              <w:top w:type="dxa" w:w="60"/>
+              <w:left w:type="dxa" w:w="90"/>
+              <w:bottom w:type="dxa" w:w="60"/>
+              <w:right w:type="dxa" w:w="90"/>
+            </w:tcMar>
+          </w:tcPr>
+          <w:p>
+            <w:pPr>
+              <w:spacing w:after="40"/>
+            </w:pPr>
+            <w:r>
+              <w:rPr>
+                <w:sz w:val="18"/>
+                <w:szCs w:val="18"/>
+              </w:rPr>
+              <w:t xml:space="preserve">콘티 컷마다 영어 컷 사양(storyboard/source/cut_spec_ep*.jsonl) → tools/cut_prompts.py가 그림체·씬 프리셋·인물 고정 문구·의상·소품 시트·배경 배치·소리 색을 합침(정본 out/cel/). 킷의 webtoon_real 트랙은 요약 참고용</w:t>
+            </w:r>
+          </w:p>
+        </w:tc>
+        <w:tc>
+          <w:tcPr>
+            <w:tcW w:type="dxa" w:w="4650"/>
+            <w:tcBorders>
+              <w:top w:val="single" w:color="9AA1AC" w:sz="4"/>
+              <w:left w:val="single" w:color="9AA1AC" w:sz="4"/>
+              <w:bottom w:val="single" w:color="9AA1AC" w:sz="4"/>
+              <w:right w:val="single" w:color="9AA1AC" w:sz="4"/>
+            </w:tcBorders>
+            <w:tcMar>
+              <w:top w:type="dxa" w:w="60"/>
+              <w:left w:type="dxa" w:w="90"/>
+              <w:bottom w:type="dxa" w:w="60"/>
+              <w:right w:type="dxa" w:w="90"/>
+            </w:tcMar>
+          </w:tcPr>
+          <w:p>
+            <w:pPr>
+              <w:spacing w:after="40"/>
+            </w:pPr>
+            <w:r>
+              <w:rPr>
+                <w:sz w:val="18"/>
+                <w:szCs w:val="18"/>
+              </w:rPr>
+              <w:t xml:space="preserve">G6 "구체적인 콘티를 최대한 반영" 원칙</w:t>
+            </w:r>
+          </w:p>
+        </w:tc>
+        <w:tc>
+          <w:tcPr>
+            <w:tcW w:type="dxa" w:w="1240"/>
+            <w:tcBorders>
+              <w:top w:val="single" w:color="9AA1AC" w:sz="4"/>
+              <w:left w:val="single" w:color="9AA1AC" w:sz="4"/>
+              <w:bottom w:val="single" w:color="9AA1AC" w:sz="4"/>
+              <w:right w:val="single" w:color="9AA1AC" w:sz="4"/>
+            </w:tcBorders>
+            <w:tcMar>
+              <w:top w:type="dxa" w:w="60"/>
+              <w:left w:type="dxa" w:w="90"/>
+              <w:bottom w:type="dxa" w:w="60"/>
+              <w:right w:type="dxa" w:w="90"/>
+            </w:tcMar>
+          </w:tcPr>
+          <w:p>
+            <w:pPr>
+              <w:spacing w:after="40"/>
+            </w:pPr>
+            <w:r>
+              <w:rPr>
+                <w:sz w:val="18"/>
+                <w:szCs w:val="18"/>
+              </w:rPr>
+              <w:t xml:space="preserve">확정</w:t>
+            </w:r>
+          </w:p>
+        </w:tc>
+        <w:tc>
+          <w:tcPr>
+            <w:tcW w:type="dxa" w:w="1860"/>
+            <w:tcBorders>
+              <w:top w:val="single" w:color="9AA1AC" w:sz="4"/>
+              <w:left w:val="single" w:color="9AA1AC" w:sz="4"/>
+              <w:bottom w:val="single" w:color="9AA1AC" w:sz="4"/>
+              <w:right w:val="single" w:color="9AA1AC" w:sz="4"/>
+            </w:tcBorders>
+            <w:tcMar>
+              <w:top w:type="dxa" w:w="60"/>
+              <w:left w:type="dxa" w:w="90"/>
+              <w:bottom w:type="dxa" w:w="60"/>
+              <w:right w:type="dxa" w:w="90"/>
+            </w:tcMar>
+          </w:tcPr>
+          <w:p>
+            <w:pPr>
+              <w:spacing w:after="40"/>
+            </w:pPr>
+            <w:r>
+              <w:rPr>
+                <w:sz w:val="18"/>
+                <w:szCs w:val="18"/>
+              </w:rPr>
+              <w:t xml:space="preserve">2026-10-10</w:t>
+            </w:r>
+          </w:p>
+        </w:tc>
+      </w:tr>
+      <w:tr>
+        <w:trPr>
+          <w:cantSplit/>
+        </w:trPr>
+        <w:tc>
+          <w:tcPr>
+            <w:tcW w:type="dxa" w:w="1240"/>
+            <w:tcBorders>
+              <w:top w:val="single" w:color="9AA1AC" w:sz="4"/>
+              <w:left w:val="single" w:color="9AA1AC" w:sz="4"/>
+              <w:bottom w:val="single" w:color="9AA1AC" w:sz="4"/>
+              <w:right w:val="single" w:color="9AA1AC" w:sz="4"/>
+            </w:tcBorders>
+            <w:tcMar>
+              <w:top w:type="dxa" w:w="60"/>
+              <w:left w:type="dxa" w:w="90"/>
+              <w:bottom w:type="dxa" w:w="60"/>
+              <w:right w:type="dxa" w:w="90"/>
+            </w:tcMar>
+          </w:tcPr>
+          <w:p>
+            <w:pPr>
+              <w:spacing w:after="40"/>
+            </w:pPr>
+            <w:r>
+              <w:rPr>
+                <w:sz w:val="18"/>
+                <w:szCs w:val="18"/>
+              </w:rPr>
+              <w:t xml:space="preserve">G9</w:t>
+            </w:r>
+          </w:p>
+        </w:tc>
+        <w:tc>
+          <w:tcPr>
+            <w:tcW w:type="dxa" w:w="2170"/>
+            <w:tcBorders>
+              <w:top w:val="single" w:color="9AA1AC" w:sz="4"/>
+              <w:left w:val="single" w:color="9AA1AC" w:sz="4"/>
+              <w:bottom w:val="single" w:color="9AA1AC" w:sz="4"/>
+              <w:right w:val="single" w:color="9AA1AC" w:sz="4"/>
+            </w:tcBorders>
+            <w:tcMar>
+              <w:top w:type="dxa" w:w="60"/>
+              <w:left w:type="dxa" w:w="90"/>
+              <w:bottom w:type="dxa" w:w="60"/>
+              <w:right w:type="dxa" w:w="90"/>
+            </w:tcMar>
+          </w:tcPr>
+          <w:p>
+            <w:pPr>
+              <w:spacing w:after="40"/>
+            </w:pPr>
+            <w:r>
+              <w:rPr>
+                <w:sz w:val="18"/>
+                <w:szCs w:val="18"/>
+              </w:rPr>
+              <w:t xml:space="preserve">콘티 완료</w:t>
+            </w:r>
+          </w:p>
+        </w:tc>
+        <w:tc>
+          <w:tcPr>
+            <w:tcW w:type="dxa" w:w="3410"/>
+            <w:tcBorders>
+              <w:top w:val="single" w:color="9AA1AC" w:sz="4"/>
+              <w:left w:val="single" w:color="9AA1AC" w:sz="4"/>
+              <w:bottom w:val="single" w:color="9AA1AC" w:sz="4"/>
+              <w:right w:val="single" w:color="9AA1AC" w:sz="4"/>
+            </w:tcBorders>
+            <w:tcMar>
+              <w:top w:type="dxa" w:w="60"/>
+              <w:left w:type="dxa" w:w="90"/>
+              <w:bottom w:type="dxa" w:w="60"/>
+              <w:right w:type="dxa" w:w="90"/>
+            </w:tcMar>
+          </w:tcPr>
+          <w:p>
+            <w:pPr>
+              <w:spacing w:after="40"/>
+            </w:pPr>
+            <w:r>
+              <w:rPr>
+                <w:sz w:val="18"/>
+                <w:szCs w:val="18"/>
+              </w:rPr>
+              <w:t xml:space="preserve">353컷(1화 113·2화 90·3화 150). 대본 대사 351줄 누락 0, 소리 색 컷 71. 독립 검수 24건(심각 2: 쓰레기 산 미자 장갑·장화, 소리굽쇠 목걸이 2화 S#25~3화 S#3 빈 목) 전부 반영</w:t>
+            </w:r>
+          </w:p>
+        </w:tc>
+        <w:tc>
+          <w:tcPr>
+            <w:tcW w:type="dxa" w:w="4650"/>
+            <w:tcBorders>
+              <w:top w:val="single" w:color="9AA1AC" w:sz="4"/>
+              <w:left w:val="single" w:color="9AA1AC" w:sz="4"/>
+              <w:bottom w:val="single" w:color="9AA1AC" w:sz="4"/>
+              <w:right w:val="single" w:color="9AA1AC" w:sz="4"/>
+            </w:tcBorders>
+            <w:tcMar>
+              <w:top w:type="dxa" w:w="60"/>
+              <w:left w:type="dxa" w:w="90"/>
+              <w:bottom w:type="dxa" w:w="60"/>
+              <w:right w:type="dxa" w:w="90"/>
+            </w:tcMar>
+          </w:tcPr>
+          <w:p>
+            <w:pPr>
+              <w:spacing w:after="40"/>
+            </w:pPr>
+            <w:r>
+              <w:rPr>
+                <w:sz w:val="18"/>
+                <w:szCs w:val="18"/>
+              </w:rPr>
+              <w:t xml:space="preserve">storyboard/review/G9_review.md·G9_fixes.md</w:t>
+            </w:r>
+          </w:p>
+        </w:tc>
+        <w:tc>
+          <w:tcPr>
+            <w:tcW w:type="dxa" w:w="1240"/>
+            <w:tcBorders>
+              <w:top w:val="single" w:color="9AA1AC" w:sz="4"/>
+              <w:left w:val="single" w:color="9AA1AC" w:sz="4"/>
+              <w:bottom w:val="single" w:color="9AA1AC" w:sz="4"/>
+              <w:right w:val="single" w:color="9AA1AC" w:sz="4"/>
+            </w:tcBorders>
+            <w:tcMar>
+              <w:top w:type="dxa" w:w="60"/>
+              <w:left w:type="dxa" w:w="90"/>
+              <w:bottom w:type="dxa" w:w="60"/>
+              <w:right w:type="dxa" w:w="90"/>
+            </w:tcMar>
+          </w:tcPr>
+          <w:p>
+            <w:pPr>
+              <w:spacing w:after="40"/>
+            </w:pPr>
+            <w:r>
+              <w:rPr>
+                <w:sz w:val="18"/>
+                <w:szCs w:val="18"/>
+              </w:rPr>
+              <w:t xml:space="preserve">확정</w:t>
+            </w:r>
+          </w:p>
+        </w:tc>
+        <w:tc>
+          <w:tcPr>
+            <w:tcW w:type="dxa" w:w="1860"/>
+            <w:tcBorders>
+              <w:top w:val="single" w:color="9AA1AC" w:sz="4"/>
+              <w:left w:val="single" w:color="9AA1AC" w:sz="4"/>
+              <w:bottom w:val="single" w:color="9AA1AC" w:sz="4"/>
+              <w:right w:val="single" w:color="9AA1AC" w:sz="4"/>
+            </w:tcBorders>
+            <w:tcMar>
+              <w:top w:type="dxa" w:w="60"/>
+              <w:left w:type="dxa" w:w="90"/>
+              <w:bottom w:type="dxa" w:w="60"/>
+              <w:right w:type="dxa" w:w="90"/>
+            </w:tcMar>
+          </w:tcPr>
+          <w:p>
+            <w:pPr>
+              <w:spacing w:after="40"/>
+            </w:pPr>
+            <w:r>
+              <w:rPr>
+                <w:sz w:val="18"/>
+                <w:szCs w:val="18"/>
+              </w:rPr>
+              <w:t xml:space="preserve">2026-10-10</w:t>
+            </w:r>
+          </w:p>
+        </w:tc>
+      </w:tr>
+      <w:tr>
+        <w:trPr>
+          <w:cantSplit/>
+        </w:trPr>
+        <w:tc>
+          <w:tcPr>
+            <w:tcW w:type="dxa" w:w="1240"/>
+            <w:tcBorders>
+              <w:top w:val="single" w:color="9AA1AC" w:sz="4"/>
+              <w:left w:val="single" w:color="9AA1AC" w:sz="4"/>
+              <w:bottom w:val="single" w:color="9AA1AC" w:sz="4"/>
+              <w:right w:val="single" w:color="9AA1AC" w:sz="4"/>
+            </w:tcBorders>
+            <w:tcMar>
+              <w:top w:type="dxa" w:w="60"/>
+              <w:left w:type="dxa" w:w="90"/>
+              <w:bottom w:type="dxa" w:w="60"/>
+              <w:right w:type="dxa" w:w="90"/>
+            </w:tcMar>
+          </w:tcPr>
+          <w:p>
+            <w:pPr>
+              <w:spacing w:after="40"/>
+            </w:pPr>
+            <w:r>
+              <w:rPr>
+                <w:sz w:val="18"/>
+                <w:szCs w:val="18"/>
+              </w:rPr>
+              <w:t xml:space="preserve">G9</w:t>
+            </w:r>
+          </w:p>
+        </w:tc>
+        <w:tc>
+          <w:tcPr>
+            <w:tcW w:type="dxa" w:w="2170"/>
+            <w:tcBorders>
+              <w:top w:val="single" w:color="9AA1AC" w:sz="4"/>
+              <w:left w:val="single" w:color="9AA1AC" w:sz="4"/>
+              <w:bottom w:val="single" w:color="9AA1AC" w:sz="4"/>
+              <w:right w:val="single" w:color="9AA1AC" w:sz="4"/>
+            </w:tcBorders>
+            <w:tcMar>
+              <w:top w:type="dxa" w:w="60"/>
+              <w:left w:type="dxa" w:w="90"/>
+              <w:bottom w:type="dxa" w:w="60"/>
+              <w:right w:type="dxa" w:w="90"/>
+            </w:tcMar>
+          </w:tcPr>
+          <w:p>
+            <w:pPr>
+              <w:spacing w:after="40"/>
+            </w:pPr>
+            <w:r>
+              <w:rPr>
+                <w:sz w:val="18"/>
+                <w:szCs w:val="18"/>
+              </w:rPr>
+              <w:t xml:space="preserve">실내 신발</w:t>
+            </w:r>
+          </w:p>
+        </w:tc>
+        <w:tc>
+          <w:tcPr>
+            <w:tcW w:type="dxa" w:w="3410"/>
+            <w:tcBorders>
+              <w:top w:val="single" w:color="9AA1AC" w:sz="4"/>
+              <w:left w:val="single" w:color="9AA1AC" w:sz="4"/>
+              <w:bottom w:val="single" w:color="9AA1AC" w:sz="4"/>
+              <w:right w:val="single" w:color="9AA1AC" w:sz="4"/>
+            </w:tcBorders>
+            <w:tcMar>
+              <w:top w:type="dxa" w:w="60"/>
+              <w:left w:type="dxa" w:w="90"/>
+              <w:bottom w:type="dxa" w:w="60"/>
+              <w:right w:type="dxa" w:w="90"/>
+            </w:tcMar>
+          </w:tcPr>
+          <w:p>
+            <w:pPr>
+              <w:spacing w:after="40"/>
+            </w:pPr>
+            <w:r>
+              <w:rPr>
+                <w:sz w:val="18"/>
+                <w:szCs w:val="18"/>
+              </w:rPr>
+              <w:t xml:space="preserve">연습실·공방 실내에서 아이들 신발은 worn canvas sneakers(장화 아님)</w:t>
+            </w:r>
+          </w:p>
+        </w:tc>
+        <w:tc>
+          <w:tcPr>
+            <w:tcW w:type="dxa" w:w="4650"/>
+            <w:tcBorders>
+              <w:top w:val="single" w:color="9AA1AC" w:sz="4"/>
+              <w:left w:val="single" w:color="9AA1AC" w:sz="4"/>
+              <w:bottom w:val="single" w:color="9AA1AC" w:sz="4"/>
+              <w:right w:val="single" w:color="9AA1AC" w:sz="4"/>
+            </w:tcBorders>
+            <w:tcMar>
+              <w:top w:type="dxa" w:w="60"/>
+              <w:left w:type="dxa" w:w="90"/>
+              <w:bottom w:type="dxa" w:w="60"/>
+              <w:right w:type="dxa" w:w="90"/>
+            </w:tcMar>
+          </w:tcPr>
+          <w:p>
+            <w:pPr>
+              <w:spacing w:after="40"/>
+            </w:pPr>
+            <w:r>
+              <w:rPr>
+                <w:sz w:val="18"/>
+                <w:szCs w:val="18"/>
+              </w:rPr>
+              <w:t xml:space="preserve">여름 의상 문구, 3-9 "신발을 턴다"(수정 에이전트 판단)</w:t>
+            </w:r>
+          </w:p>
+        </w:tc>
+        <w:tc>
+          <w:tcPr>
+            <w:tcW w:type="dxa" w:w="1240"/>
+            <w:tcBorders>
+              <w:top w:val="single" w:color="9AA1AC" w:sz="4"/>
+              <w:left w:val="single" w:color="9AA1AC" w:sz="4"/>
+              <w:bottom w:val="single" w:color="9AA1AC" w:sz="4"/>
+              <w:right w:val="single" w:color="9AA1AC" w:sz="4"/>
+            </w:tcBorders>
+            <w:tcMar>
+              <w:top w:type="dxa" w:w="60"/>
+              <w:left w:type="dxa" w:w="90"/>
+              <w:bottom w:type="dxa" w:w="60"/>
+              <w:right w:type="dxa" w:w="90"/>
+            </w:tcMar>
+          </w:tcPr>
+          <w:p>
+            <w:pPr>
+              <w:spacing w:after="40"/>
+            </w:pPr>
+            <w:r>
+              <w:rPr>
+                <w:sz w:val="18"/>
+                <w:szCs w:val="18"/>
+              </w:rPr>
+              <w:t xml:space="preserve">잠정</w:t>
+            </w:r>
+          </w:p>
+        </w:tc>
+        <w:tc>
+          <w:tcPr>
+            <w:tcW w:type="dxa" w:w="1860"/>
+            <w:tcBorders>
+              <w:top w:val="single" w:color="9AA1AC" w:sz="4"/>
+              <w:left w:val="single" w:color="9AA1AC" w:sz="4"/>
+              <w:bottom w:val="single" w:color="9AA1AC" w:sz="4"/>
+              <w:right w:val="single" w:color="9AA1AC" w:sz="4"/>
+            </w:tcBorders>
+            <w:tcMar>
+              <w:top w:type="dxa" w:w="60"/>
+              <w:left w:type="dxa" w:w="90"/>
+              <w:bottom w:type="dxa" w:w="60"/>
+              <w:right w:type="dxa" w:w="90"/>
+            </w:tcMar>
+          </w:tcPr>
+          <w:p>
+            <w:pPr>
+              <w:spacing w:after="40"/>
+            </w:pPr>
+            <w:r>
+              <w:rPr>
+                <w:sz w:val="18"/>
+                <w:szCs w:val="18"/>
+              </w:rPr>
+              <w:t xml:space="preserve">2026-10-10</w:t>
+            </w:r>
+          </w:p>
+        </w:tc>
+      </w:tr>
+      <w:tr>
+        <w:trPr>
+          <w:cantSplit/>
+        </w:trPr>
+        <w:tc>
+          <w:tcPr>
+            <w:tcW w:type="dxa" w:w="1240"/>
+            <w:tcBorders>
+              <w:top w:val="single" w:color="9AA1AC" w:sz="4"/>
+              <w:left w:val="single" w:color="9AA1AC" w:sz="4"/>
+              <w:bottom w:val="single" w:color="9AA1AC" w:sz="4"/>
+              <w:right w:val="single" w:color="9AA1AC" w:sz="4"/>
+            </w:tcBorders>
+            <w:tcMar>
+              <w:top w:type="dxa" w:w="60"/>
+              <w:left w:type="dxa" w:w="90"/>
+              <w:bottom w:type="dxa" w:w="60"/>
+              <w:right w:type="dxa" w:w="90"/>
+            </w:tcMar>
+          </w:tcPr>
+          <w:p>
+            <w:pPr>
+              <w:spacing w:after="40"/>
+            </w:pPr>
+            <w:r>
+              <w:rPr>
+                <w:sz w:val="18"/>
+                <w:szCs w:val="18"/>
+              </w:rPr>
+              <w:t xml:space="preserve">G10</w:t>
+            </w:r>
+          </w:p>
+        </w:tc>
+        <w:tc>
+          <w:tcPr>
+            <w:tcW w:type="dxa" w:w="2170"/>
+            <w:tcBorders>
+              <w:top w:val="single" w:color="9AA1AC" w:sz="4"/>
+              <w:left w:val="single" w:color="9AA1AC" w:sz="4"/>
+              <w:bottom w:val="single" w:color="9AA1AC" w:sz="4"/>
+              <w:right w:val="single" w:color="9AA1AC" w:sz="4"/>
+            </w:tcBorders>
+            <w:tcMar>
+              <w:top w:type="dxa" w:w="60"/>
+              <w:left w:type="dxa" w:w="90"/>
+              <w:bottom w:type="dxa" w:w="60"/>
+              <w:right w:type="dxa" w:w="90"/>
+            </w:tcMar>
+          </w:tcPr>
+          <w:p>
+            <w:pPr>
+              <w:spacing w:after="40"/>
+            </w:pPr>
+            <w:r>
+              <w:rPr>
+                <w:sz w:val="18"/>
+                <w:szCs w:val="18"/>
+              </w:rPr>
+              <w:t xml:space="preserve">세로 스크롤 템포</w:t>
+            </w:r>
+          </w:p>
+        </w:tc>
+        <w:tc>
+          <w:tcPr>
+            <w:tcW w:type="dxa" w:w="3410"/>
+            <w:tcBorders>
+              <w:top w:val="single" w:color="9AA1AC" w:sz="4"/>
+              <w:left w:val="single" w:color="9AA1AC" w:sz="4"/>
+              <w:bottom w:val="single" w:color="9AA1AC" w:sz="4"/>
+              <w:right w:val="single" w:color="9AA1AC" w:sz="4"/>
+            </w:tcBorders>
+            <w:tcMar>
+              <w:top w:type="dxa" w:w="60"/>
+              <w:left w:type="dxa" w:w="90"/>
+              <w:bottom w:type="dxa" w:w="60"/>
+              <w:right w:type="dxa" w:w="90"/>
+            </w:tcMar>
+          </w:tcPr>
+          <w:p>
+            <w:pPr>
+              <w:spacing w:after="40"/>
+            </w:pPr>
+            <w:r>
+              <w:rPr>
+                <w:sz w:val="18"/>
+                <w:szCs w:val="18"/>
+              </w:rPr>
+              <w:t xml:space="preserve">B 소리 호흡형: 기본 40px·장면 전환 160px·소리 색 컷 앞 숨 여백 240px(본선 연주 중엔 80px), 무음 칸은 1화 S#11·2화 S#29·3화 S#27·S#34 네 곳만</w:t>
+            </w:r>
+          </w:p>
+        </w:tc>
+        <w:tc>
+          <w:tcPr>
+            <w:tcW w:type="dxa" w:w="4650"/>
+            <w:tcBorders>
+              <w:top w:val="single" w:color="9AA1AC" w:sz="4"/>
+              <w:left w:val="single" w:color="9AA1AC" w:sz="4"/>
+              <w:bottom w:val="single" w:color="9AA1AC" w:sz="4"/>
+              <w:right w:val="single" w:color="9AA1AC" w:sz="4"/>
+            </w:tcBorders>
+            <w:tcMar>
+              <w:top w:type="dxa" w:w="60"/>
+              <w:left w:type="dxa" w:w="90"/>
+              <w:bottom w:type="dxa" w:w="60"/>
+              <w:right w:type="dxa" w:w="90"/>
+            </w:tcMar>
+          </w:tcPr>
+          <w:p>
+            <w:pPr>
+              <w:spacing w:after="40"/>
+            </w:pPr>
+            <w:r>
+              <w:rPr>
+                <w:sz w:val="18"/>
+                <w:szCs w:val="18"/>
+              </w:rPr>
+              <w:t xml:space="preserve">사용자 "진행" → 추천안. 이 작품의 사건은 소리</w:t>
+            </w:r>
+          </w:p>
+        </w:tc>
+        <w:tc>
+          <w:tcPr>
+            <w:tcW w:type="dxa" w:w="1240"/>
+            <w:tcBorders>
+              <w:top w:val="single" w:color="9AA1AC" w:sz="4"/>
+              <w:left w:val="single" w:color="9AA1AC" w:sz="4"/>
+              <w:bottom w:val="single" w:color="9AA1AC" w:sz="4"/>
+              <w:right w:val="single" w:color="9AA1AC" w:sz="4"/>
+            </w:tcBorders>
+            <w:tcMar>
+              <w:top w:type="dxa" w:w="60"/>
+              <w:left w:type="dxa" w:w="90"/>
+              <w:bottom w:type="dxa" w:w="60"/>
+              <w:right w:type="dxa" w:w="90"/>
+            </w:tcMar>
+          </w:tcPr>
+          <w:p>
+            <w:pPr>
+              <w:spacing w:after="40"/>
+            </w:pPr>
+            <w:r>
+              <w:rPr>
+                <w:sz w:val="18"/>
+                <w:szCs w:val="18"/>
+              </w:rPr>
+              <w:t xml:space="preserve">확정</w:t>
+            </w:r>
+          </w:p>
+        </w:tc>
+        <w:tc>
+          <w:tcPr>
+            <w:tcW w:type="dxa" w:w="1860"/>
+            <w:tcBorders>
+              <w:top w:val="single" w:color="9AA1AC" w:sz="4"/>
+              <w:left w:val="single" w:color="9AA1AC" w:sz="4"/>
+              <w:bottom w:val="single" w:color="9AA1AC" w:sz="4"/>
+              <w:right w:val="single" w:color="9AA1AC" w:sz="4"/>
+            </w:tcBorders>
+            <w:tcMar>
+              <w:top w:type="dxa" w:w="60"/>
+              <w:left w:type="dxa" w:w="90"/>
+              <w:bottom w:type="dxa" w:w="60"/>
+              <w:right w:type="dxa" w:w="90"/>
+            </w:tcMar>
+          </w:tcPr>
+          <w:p>
+            <w:pPr>
+              <w:spacing w:after="40"/>
+            </w:pPr>
+            <w:r>
+              <w:rPr>
+                <w:sz w:val="18"/>
+                <w:szCs w:val="18"/>
+              </w:rPr>
+              <w:t xml:space="preserve">2026-10-10</w:t>
+            </w:r>
+          </w:p>
+        </w:tc>
+      </w:tr>
+      <w:tr>
+        <w:trPr>
+          <w:cantSplit/>
+        </w:trPr>
+        <w:tc>
+          <w:tcPr>
+            <w:tcW w:type="dxa" w:w="1240"/>
+            <w:tcBorders>
+              <w:top w:val="single" w:color="9AA1AC" w:sz="4"/>
+              <w:left w:val="single" w:color="9AA1AC" w:sz="4"/>
+              <w:bottom w:val="single" w:color="9AA1AC" w:sz="4"/>
+              <w:right w:val="single" w:color="9AA1AC" w:sz="4"/>
+            </w:tcBorders>
+            <w:tcMar>
+              <w:top w:type="dxa" w:w="60"/>
+              <w:left w:type="dxa" w:w="90"/>
+              <w:bottom w:type="dxa" w:w="60"/>
+              <w:right w:type="dxa" w:w="90"/>
+            </w:tcMar>
+          </w:tcPr>
+          <w:p>
+            <w:pPr>
+              <w:spacing w:after="40"/>
+            </w:pPr>
+            <w:r>
+              <w:rPr>
+                <w:sz w:val="18"/>
+                <w:szCs w:val="18"/>
+              </w:rPr>
+              <w:t xml:space="preserve">G10</w:t>
+            </w:r>
+          </w:p>
+        </w:tc>
+        <w:tc>
+          <w:tcPr>
+            <w:tcW w:type="dxa" w:w="2170"/>
+            <w:tcBorders>
+              <w:top w:val="single" w:color="9AA1AC" w:sz="4"/>
+              <w:left w:val="single" w:color="9AA1AC" w:sz="4"/>
+              <w:bottom w:val="single" w:color="9AA1AC" w:sz="4"/>
+              <w:right w:val="single" w:color="9AA1AC" w:sz="4"/>
+            </w:tcBorders>
+            <w:tcMar>
+              <w:top w:type="dxa" w:w="60"/>
+              <w:left w:type="dxa" w:w="90"/>
+              <w:bottom w:type="dxa" w:w="60"/>
+              <w:right w:type="dxa" w:w="90"/>
+            </w:tcMar>
+          </w:tcPr>
+          <w:p>
+            <w:pPr>
+              <w:spacing w:after="40"/>
+            </w:pPr>
+            <w:r>
+              <w:rPr>
+                <w:sz w:val="18"/>
+                <w:szCs w:val="18"/>
+              </w:rPr>
+              <w:t xml:space="preserve">효과음 위계</w:t>
+            </w:r>
+          </w:p>
+        </w:tc>
+        <w:tc>
+          <w:tcPr>
+            <w:tcW w:type="dxa" w:w="3410"/>
+            <w:tcBorders>
+              <w:top w:val="single" w:color="9AA1AC" w:sz="4"/>
+              <w:left w:val="single" w:color="9AA1AC" w:sz="4"/>
+              <w:bottom w:val="single" w:color="9AA1AC" w:sz="4"/>
+              <w:right w:val="single" w:color="9AA1AC" w:sz="4"/>
+            </w:tcBorders>
+            <w:tcMar>
+              <w:top w:type="dxa" w:w="60"/>
+              <w:left w:type="dxa" w:w="90"/>
+              <w:bottom w:type="dxa" w:w="60"/>
+              <w:right w:type="dxa" w:w="90"/>
+            </w:tcMar>
+          </w:tcPr>
+          <w:p>
+            <w:pPr>
+              <w:spacing w:after="40"/>
+            </w:pPr>
+            <w:r>
+              <w:rPr>
+                <w:sz w:val="18"/>
+                <w:szCs w:val="18"/>
+              </w:rPr>
+              <w:t xml:space="preserve">B 3단: ① 귀의 소리(소리 색, 컷 폭 25~45%. '밤'은 글자 없이 색 띠가 화면 전체) ② 소리 서명(리어카·국자·벽 톡톡·라디오·문 두드림·소리굽쇠, 매번 같은 모양) ③ 생활 소음·일반 효과음(작게, 칸마다 셋 이상이면 하나). 세부는 아래 '세부 규칙' 줄</w:t>
+            </w:r>
+          </w:p>
+        </w:tc>
+        <w:tc>
+          <w:tcPr>
+            <w:tcW w:type="dxa" w:w="4650"/>
+            <w:tcBorders>
+              <w:top w:val="single" w:color="9AA1AC" w:sz="4"/>
+              <w:left w:val="single" w:color="9AA1AC" w:sz="4"/>
+              <w:bottom w:val="single" w:color="9AA1AC" w:sz="4"/>
+              <w:right w:val="single" w:color="9AA1AC" w:sz="4"/>
+            </w:tcBorders>
+            <w:tcMar>
+              <w:top w:type="dxa" w:w="60"/>
+              <w:left w:type="dxa" w:w="90"/>
+              <w:bottom w:type="dxa" w:w="60"/>
+              <w:right w:type="dxa" w:w="90"/>
+            </w:tcMar>
+          </w:tcPr>
+          <w:p>
+            <w:pPr>
+              <w:spacing w:after="40"/>
+            </w:pPr>
+            <w:r>
+              <w:rPr>
+                <w:sz w:val="18"/>
+                <w:szCs w:val="18"/>
+              </w:rPr>
+              <w:t xml:space="preserve">같은 지시; 2026-10-11 세부 규칙 줄로 보완(main 판단)</w:t>
+            </w:r>
+          </w:p>
+        </w:tc>
+        <w:tc>
+          <w:tcPr>
+            <w:tcW w:type="dxa" w:w="1240"/>
+            <w:tcBorders>
+              <w:top w:val="single" w:color="9AA1AC" w:sz="4"/>
+              <w:left w:val="single" w:color="9AA1AC" w:sz="4"/>
+              <w:bottom w:val="single" w:color="9AA1AC" w:sz="4"/>
+              <w:right w:val="single" w:color="9AA1AC" w:sz="4"/>
+            </w:tcBorders>
+            <w:tcMar>
+              <w:top w:type="dxa" w:w="60"/>
+              <w:left w:type="dxa" w:w="90"/>
+              <w:bottom w:type="dxa" w:w="60"/>
+              <w:right w:type="dxa" w:w="90"/>
+            </w:tcMar>
+          </w:tcPr>
+          <w:p>
+            <w:pPr>
+              <w:spacing w:after="40"/>
+            </w:pPr>
+            <w:r>
+              <w:rPr>
+                <w:sz w:val="18"/>
+                <w:szCs w:val="18"/>
+              </w:rPr>
+              <w:t xml:space="preserve">확정</w:t>
+            </w:r>
+          </w:p>
+        </w:tc>
+        <w:tc>
+          <w:tcPr>
+            <w:tcW w:type="dxa" w:w="1860"/>
+            <w:tcBorders>
+              <w:top w:val="single" w:color="9AA1AC" w:sz="4"/>
+              <w:left w:val="single" w:color="9AA1AC" w:sz="4"/>
+              <w:bottom w:val="single" w:color="9AA1AC" w:sz="4"/>
+              <w:right w:val="single" w:color="9AA1AC" w:sz="4"/>
+            </w:tcBorders>
+            <w:tcMar>
+              <w:top w:type="dxa" w:w="60"/>
+              <w:left w:type="dxa" w:w="90"/>
+              <w:bottom w:type="dxa" w:w="60"/>
+              <w:right w:type="dxa" w:w="90"/>
+            </w:tcMar>
+          </w:tcPr>
+          <w:p>
+            <w:pPr>
+              <w:spacing w:after="40"/>
+            </w:pPr>
+            <w:r>
+              <w:rPr>
+                <w:sz w:val="18"/>
+                <w:szCs w:val="18"/>
+              </w:rPr>
+              <w:t xml:space="preserve">2026-10-10</w:t>
+            </w:r>
+          </w:p>
+        </w:tc>
+      </w:tr>
+      <w:tr>
+        <w:trPr>
+          <w:cantSplit/>
+        </w:trPr>
+        <w:tc>
+          <w:tcPr>
+            <w:tcW w:type="dxa" w:w="1240"/>
+            <w:tcBorders>
+              <w:top w:val="single" w:color="9AA1AC" w:sz="4"/>
+              <w:left w:val="single" w:color="9AA1AC" w:sz="4"/>
+              <w:bottom w:val="single" w:color="9AA1AC" w:sz="4"/>
+              <w:right w:val="single" w:color="9AA1AC" w:sz="4"/>
+            </w:tcBorders>
+            <w:tcMar>
+              <w:top w:type="dxa" w:w="60"/>
+              <w:left w:type="dxa" w:w="90"/>
+              <w:bottom w:type="dxa" w:w="60"/>
+              <w:right w:type="dxa" w:w="90"/>
+            </w:tcMar>
+          </w:tcPr>
+          <w:p>
+            <w:pPr>
+              <w:spacing w:after="40"/>
+            </w:pPr>
+            <w:r>
+              <w:rPr>
+                <w:sz w:val="18"/>
+                <w:szCs w:val="18"/>
+              </w:rPr>
+              <w:t xml:space="preserve">G10</w:t>
+            </w:r>
+          </w:p>
+        </w:tc>
+        <w:tc>
+          <w:tcPr>
+            <w:tcW w:type="dxa" w:w="2170"/>
+            <w:tcBorders>
+              <w:top w:val="single" w:color="9AA1AC" w:sz="4"/>
+              <w:left w:val="single" w:color="9AA1AC" w:sz="4"/>
+              <w:bottom w:val="single" w:color="9AA1AC" w:sz="4"/>
+              <w:right w:val="single" w:color="9AA1AC" w:sz="4"/>
+            </w:tcBorders>
+            <w:tcMar>
+              <w:top w:type="dxa" w:w="60"/>
+              <w:left w:type="dxa" w:w="90"/>
+              <w:bottom w:type="dxa" w:w="60"/>
+              <w:right w:type="dxa" w:w="90"/>
+            </w:tcMar>
+          </w:tcPr>
+          <w:p>
+            <w:pPr>
+              <w:spacing w:after="40"/>
+            </w:pPr>
+            <w:r>
+              <w:rPr>
+                <w:sz w:val="18"/>
+                <w:szCs w:val="18"/>
+              </w:rPr>
+              <w:t xml:space="preserve">무음</w:t>
+            </w:r>
+          </w:p>
+        </w:tc>
+        <w:tc>
+          <w:tcPr>
+            <w:tcW w:type="dxa" w:w="3410"/>
+            <w:tcBorders>
+              <w:top w:val="single" w:color="9AA1AC" w:sz="4"/>
+              <w:left w:val="single" w:color="9AA1AC" w:sz="4"/>
+              <w:bottom w:val="single" w:color="9AA1AC" w:sz="4"/>
+              <w:right w:val="single" w:color="9AA1AC" w:sz="4"/>
+            </w:tcBorders>
+            <w:tcMar>
+              <w:top w:type="dxa" w:w="60"/>
+              <w:left w:type="dxa" w:w="90"/>
+              <w:bottom w:type="dxa" w:w="60"/>
+              <w:right w:type="dxa" w:w="90"/>
+            </w:tcMar>
+          </w:tcPr>
+          <w:p>
+            <w:pPr>
+              <w:spacing w:after="40"/>
+            </w:pPr>
+            <w:r>
+              <w:rPr>
+                <w:sz w:val="18"/>
+                <w:szCs w:val="18"/>
+              </w:rPr>
+              <w:t xml:space="preserve">B: 정점 직전·직후 무음, 2화 S#29 '듣지 못한 소리'는 테두리 없는 칸에 아주 작은 똑. 똑.만</w:t>
+            </w:r>
+          </w:p>
+        </w:tc>
+        <w:tc>
+          <w:tcPr>
+            <w:tcW w:type="dxa" w:w="4650"/>
+            <w:tcBorders>
+              <w:top w:val="single" w:color="9AA1AC" w:sz="4"/>
+              <w:left w:val="single" w:color="9AA1AC" w:sz="4"/>
+              <w:bottom w:val="single" w:color="9AA1AC" w:sz="4"/>
+              <w:right w:val="single" w:color="9AA1AC" w:sz="4"/>
+            </w:tcBorders>
+            <w:tcMar>
+              <w:top w:type="dxa" w:w="60"/>
+              <w:left w:type="dxa" w:w="90"/>
+              <w:bottom w:type="dxa" w:w="60"/>
+              <w:right w:type="dxa" w:w="90"/>
+            </w:tcMar>
+          </w:tcPr>
+          <w:p>
+            <w:pPr>
+              <w:spacing w:after="40"/>
+            </w:pPr>
+            <w:r>
+              <w:rPr>
+                <w:sz w:val="18"/>
+                <w:szCs w:val="18"/>
+              </w:rPr>
+              <w:t xml:space="preserve">같은 지시; 2026-10-11 세부 규칙 줄로 보완(main 판단)</w:t>
+            </w:r>
+          </w:p>
+        </w:tc>
+        <w:tc>
+          <w:tcPr>
+            <w:tcW w:type="dxa" w:w="1240"/>
+            <w:tcBorders>
+              <w:top w:val="single" w:color="9AA1AC" w:sz="4"/>
+              <w:left w:val="single" w:color="9AA1AC" w:sz="4"/>
+              <w:bottom w:val="single" w:color="9AA1AC" w:sz="4"/>
+              <w:right w:val="single" w:color="9AA1AC" w:sz="4"/>
+            </w:tcBorders>
+            <w:tcMar>
+              <w:top w:type="dxa" w:w="60"/>
+              <w:left w:type="dxa" w:w="90"/>
+              <w:bottom w:type="dxa" w:w="60"/>
+              <w:right w:type="dxa" w:w="90"/>
+            </w:tcMar>
+          </w:tcPr>
+          <w:p>
+            <w:pPr>
+              <w:spacing w:after="40"/>
+            </w:pPr>
+            <w:r>
+              <w:rPr>
+                <w:sz w:val="18"/>
+                <w:szCs w:val="18"/>
+              </w:rPr>
+              <w:t xml:space="preserve">확정</w:t>
+            </w:r>
+          </w:p>
+        </w:tc>
+        <w:tc>
+          <w:tcPr>
+            <w:tcW w:type="dxa" w:w="1860"/>
+            <w:tcBorders>
+              <w:top w:val="single" w:color="9AA1AC" w:sz="4"/>
+              <w:left w:val="single" w:color="9AA1AC" w:sz="4"/>
+              <w:bottom w:val="single" w:color="9AA1AC" w:sz="4"/>
+              <w:right w:val="single" w:color="9AA1AC" w:sz="4"/>
+            </w:tcBorders>
+            <w:tcMar>
+              <w:top w:type="dxa" w:w="60"/>
+              <w:left w:type="dxa" w:w="90"/>
+              <w:bottom w:type="dxa" w:w="60"/>
+              <w:right w:type="dxa" w:w="90"/>
+            </w:tcMar>
+          </w:tcPr>
+          <w:p>
+            <w:pPr>
+              <w:spacing w:after="40"/>
+            </w:pPr>
+            <w:r>
+              <w:rPr>
+                <w:sz w:val="18"/>
+                <w:szCs w:val="18"/>
+              </w:rPr>
+              <w:t xml:space="preserve">2026-10-10</w:t>
+            </w:r>
+          </w:p>
+        </w:tc>
+      </w:tr>
+      <w:tr>
+        <w:trPr>
+          <w:cantSplit/>
+        </w:trPr>
+        <w:tc>
+          <w:tcPr>
+            <w:tcW w:type="dxa" w:w="1240"/>
+            <w:tcBorders>
+              <w:top w:val="single" w:color="9AA1AC" w:sz="4"/>
+              <w:left w:val="single" w:color="9AA1AC" w:sz="4"/>
+              <w:bottom w:val="single" w:color="9AA1AC" w:sz="4"/>
+              <w:right w:val="single" w:color="9AA1AC" w:sz="4"/>
+            </w:tcBorders>
+            <w:tcMar>
+              <w:top w:type="dxa" w:w="60"/>
+              <w:left w:type="dxa" w:w="90"/>
+              <w:bottom w:type="dxa" w:w="60"/>
+              <w:right w:type="dxa" w:w="90"/>
+            </w:tcMar>
+          </w:tcPr>
+          <w:p>
+            <w:pPr>
+              <w:spacing w:after="40"/>
+            </w:pPr>
+            <w:r>
+              <w:rPr>
+                <w:sz w:val="18"/>
+                <w:szCs w:val="18"/>
+              </w:rPr>
+              <w:t xml:space="preserve">G10</w:t>
+            </w:r>
+          </w:p>
+        </w:tc>
+        <w:tc>
+          <w:tcPr>
+            <w:tcW w:type="dxa" w:w="2170"/>
+            <w:tcBorders>
+              <w:top w:val="single" w:color="9AA1AC" w:sz="4"/>
+              <w:left w:val="single" w:color="9AA1AC" w:sz="4"/>
+              <w:bottom w:val="single" w:color="9AA1AC" w:sz="4"/>
+              <w:right w:val="single" w:color="9AA1AC" w:sz="4"/>
+            </w:tcBorders>
+            <w:tcMar>
+              <w:top w:type="dxa" w:w="60"/>
+              <w:left w:type="dxa" w:w="90"/>
+              <w:bottom w:type="dxa" w:w="60"/>
+              <w:right w:type="dxa" w:w="90"/>
+            </w:tcMar>
+          </w:tcPr>
+          <w:p>
+            <w:pPr>
+              <w:spacing w:after="40"/>
+            </w:pPr>
+            <w:r>
+              <w:rPr>
+                <w:sz w:val="18"/>
+                <w:szCs w:val="18"/>
+              </w:rPr>
+              <w:t xml:space="preserve">세부 규칙</w:t>
+            </w:r>
+          </w:p>
+        </w:tc>
+        <w:tc>
+          <w:tcPr>
+            <w:tcW w:type="dxa" w:w="3410"/>
+            <w:tcBorders>
+              <w:top w:val="single" w:color="9AA1AC" w:sz="4"/>
+              <w:left w:val="single" w:color="9AA1AC" w:sz="4"/>
+              <w:bottom w:val="single" w:color="9AA1AC" w:sz="4"/>
+              <w:right w:val="single" w:color="9AA1AC" w:sz="4"/>
+            </w:tcBorders>
+            <w:tcMar>
+              <w:top w:type="dxa" w:w="60"/>
+              <w:left w:type="dxa" w:w="90"/>
+              <w:bottom w:type="dxa" w:w="60"/>
+              <w:right w:type="dxa" w:w="90"/>
+            </w:tcMar>
+          </w:tcPr>
+          <w:p>
+            <w:pPr>
+              <w:spacing w:after="40"/>
+            </w:pPr>
+            <w:r>
+              <w:rPr>
+                <w:sz w:val="18"/>
+                <w:szCs w:val="18"/>
+              </w:rPr>
+              <w:t xml:space="preserve">여백: 이어지는 소리 색 컷끼리 80·연속의 첫 컷 앞만 240, 장면 첫 컷이 소리 색이면 240 하나+그러데이션, 본선은 무음·중단 뒤 재개 컷만 240. ③ 색: 일상 소음 회갈색·그 밖의 소리 효과음 진갈색(style_guide 3절 우선). ③ 상한: SFX 한 항목 단위, 칸마다, 셋 이상이면 하나(예외 2-009·2-015·2-040·3-147). (E) 풍선 꼬리는 화면 가장자리 밖. 분할 컷 1800 허용. 2-090 뒤 무음 칸은 #232C4A에 크림색 내레이션</w:t>
+            </w:r>
+          </w:p>
+        </w:tc>
+        <w:tc>
+          <w:tcPr>
+            <w:tcW w:type="dxa" w:w="4650"/>
+            <w:tcBorders>
+              <w:top w:val="single" w:color="9AA1AC" w:sz="4"/>
+              <w:left w:val="single" w:color="9AA1AC" w:sz="4"/>
+              <w:bottom w:val="single" w:color="9AA1AC" w:sz="4"/>
+              <w:right w:val="single" w:color="9AA1AC" w:sz="4"/>
+            </w:tcBorders>
+            <w:tcMar>
+              <w:top w:type="dxa" w:w="60"/>
+              <w:left w:type="dxa" w:w="90"/>
+              <w:bottom w:type="dxa" w:w="60"/>
+              <w:right w:type="dxa" w:w="90"/>
+            </w:tcMar>
+          </w:tcPr>
+          <w:p>
+            <w:pPr>
+              <w:spacing w:after="40"/>
+            </w:pPr>
+            <w:r>
+              <w:rPr>
+                <w:sz w:val="18"/>
+                <w:szCs w:val="18"/>
+              </w:rPr>
+              <w:t xml:space="preserve">작가 4·검수 3 보고 정리(story/review/G10_review_ep1~3.md)</w:t>
+            </w:r>
+          </w:p>
+        </w:tc>
+        <w:tc>
+          <w:tcPr>
+            <w:tcW w:type="dxa" w:w="1240"/>
+            <w:tcBorders>
+              <w:top w:val="single" w:color="9AA1AC" w:sz="4"/>
+              <w:left w:val="single" w:color="9AA1AC" w:sz="4"/>
+              <w:bottom w:val="single" w:color="9AA1AC" w:sz="4"/>
+              <w:right w:val="single" w:color="9AA1AC" w:sz="4"/>
+            </w:tcBorders>
+            <w:tcMar>
+              <w:top w:type="dxa" w:w="60"/>
+              <w:left w:type="dxa" w:w="90"/>
+              <w:bottom w:type="dxa" w:w="60"/>
+              <w:right w:type="dxa" w:w="90"/>
+            </w:tcMar>
+          </w:tcPr>
+          <w:p>
+            <w:pPr>
+              <w:spacing w:after="40"/>
+            </w:pPr>
+            <w:r>
+              <w:rPr>
+                <w:sz w:val="18"/>
+                <w:szCs w:val="18"/>
+              </w:rPr>
+              <w:t xml:space="preserve">확정</w:t>
+            </w:r>
+          </w:p>
+        </w:tc>
+        <w:tc>
+          <w:tcPr>
+            <w:tcW w:type="dxa" w:w="1860"/>
+            <w:tcBorders>
+              <w:top w:val="single" w:color="9AA1AC" w:sz="4"/>
+              <w:left w:val="single" w:color="9AA1AC" w:sz="4"/>
+              <w:bottom w:val="single" w:color="9AA1AC" w:sz="4"/>
+              <w:right w:val="single" w:color="9AA1AC" w:sz="4"/>
+            </w:tcBorders>
+            <w:tcMar>
+              <w:top w:type="dxa" w:w="60"/>
+              <w:left w:type="dxa" w:w="90"/>
+              <w:bottom w:type="dxa" w:w="60"/>
+              <w:right w:type="dxa" w:w="90"/>
+            </w:tcMar>
+          </w:tcPr>
+          <w:p>
+            <w:pPr>
+              <w:spacing w:after="40"/>
+            </w:pPr>
+            <w:r>
+              <w:rPr>
+                <w:sz w:val="18"/>
+                <w:szCs w:val="18"/>
+              </w:rPr>
+              <w:t xml:space="preserve">2026-10-11</w:t>
+            </w:r>
+          </w:p>
+        </w:tc>
+      </w:tr>
+      <w:tr>
+        <w:trPr>
+          <w:cantSplit/>
+        </w:trPr>
+        <w:tc>
+          <w:tcPr>
+            <w:tcW w:type="dxa" w:w="1240"/>
+            <w:tcBorders>
+              <w:top w:val="single" w:color="9AA1AC" w:sz="4"/>
+              <w:left w:val="single" w:color="9AA1AC" w:sz="4"/>
+              <w:bottom w:val="single" w:color="9AA1AC" w:sz="4"/>
+              <w:right w:val="single" w:color="9AA1AC" w:sz="4"/>
+            </w:tcBorders>
+            <w:tcMar>
+              <w:top w:type="dxa" w:w="60"/>
+              <w:left w:type="dxa" w:w="90"/>
+              <w:bottom w:type="dxa" w:w="60"/>
+              <w:right w:type="dxa" w:w="90"/>
+            </w:tcMar>
+          </w:tcPr>
+          <w:p>
+            <w:pPr>
+              <w:spacing w:after="40"/>
+            </w:pPr>
+            <w:r>
+              <w:rPr>
+                <w:sz w:val="18"/>
+                <w:szCs w:val="18"/>
+              </w:rPr>
+              <w:t xml:space="preserve">G10</w:t>
+            </w:r>
+          </w:p>
+        </w:tc>
+        <w:tc>
+          <w:tcPr>
+            <w:tcW w:type="dxa" w:w="2170"/>
+            <w:tcBorders>
+              <w:top w:val="single" w:color="9AA1AC" w:sz="4"/>
+              <w:left w:val="single" w:color="9AA1AC" w:sz="4"/>
+              <w:bottom w:val="single" w:color="9AA1AC" w:sz="4"/>
+              <w:right w:val="single" w:color="9AA1AC" w:sz="4"/>
+            </w:tcBorders>
+            <w:tcMar>
+              <w:top w:type="dxa" w:w="60"/>
+              <w:left w:type="dxa" w:w="90"/>
+              <w:bottom w:type="dxa" w:w="60"/>
+              <w:right w:type="dxa" w:w="90"/>
+            </w:tcMar>
+          </w:tcPr>
+          <w:p>
+            <w:pPr>
+              <w:spacing w:after="40"/>
+            </w:pPr>
+            <w:r>
+              <w:rPr>
+                <w:sz w:val="18"/>
+                <w:szCs w:val="18"/>
+              </w:rPr>
+              <w:t xml:space="preserve">'밤' 색 범위</w:t>
+            </w:r>
+          </w:p>
+        </w:tc>
+        <w:tc>
+          <w:tcPr>
+            <w:tcW w:type="dxa" w:w="3410"/>
+            <w:tcBorders>
+              <w:top w:val="single" w:color="9AA1AC" w:sz="4"/>
+              <w:left w:val="single" w:color="9AA1AC" w:sz="4"/>
+              <w:bottom w:val="single" w:color="9AA1AC" w:sz="4"/>
+              <w:right w:val="single" w:color="9AA1AC" w:sz="4"/>
+            </w:tcBorders>
+            <w:tcMar>
+              <w:top w:type="dxa" w:w="60"/>
+              <w:left w:type="dxa" w:w="90"/>
+              <w:bottom w:type="dxa" w:w="60"/>
+              <w:right w:type="dxa" w:w="90"/>
+            </w:tcMar>
+          </w:tcPr>
+          <w:p>
+            <w:pPr>
+              <w:spacing w:after="40"/>
+            </w:pPr>
+            <w:r>
+              <w:rPr>
+                <w:sz w:val="18"/>
+                <w:szCs w:val="18"/>
+              </w:rPr>
+              <w:t xml:space="preserve">3-113~3-114는 섬 악기 4색(금빛·주황·청록·빨강) 띠가 화면 전체, 글자 없음</w:t>
+            </w:r>
+          </w:p>
+        </w:tc>
+        <w:tc>
+          <w:tcPr>
+            <w:tcW w:type="dxa" w:w="4650"/>
+            <w:tcBorders>
+              <w:top w:val="single" w:color="9AA1AC" w:sz="4"/>
+              <w:left w:val="single" w:color="9AA1AC" w:sz="4"/>
+              <w:bottom w:val="single" w:color="9AA1AC" w:sz="4"/>
+              <w:right w:val="single" w:color="9AA1AC" w:sz="4"/>
+            </w:tcBorders>
+            <w:tcMar>
+              <w:top w:type="dxa" w:w="60"/>
+              <w:left w:type="dxa" w:w="90"/>
+              <w:bottom w:type="dxa" w:w="60"/>
+              <w:right w:type="dxa" w:w="90"/>
+            </w:tcMar>
+          </w:tcPr>
+          <w:p>
+            <w:pPr>
+              <w:spacing w:after="40"/>
+            </w:pPr>
+            <w:r>
+              <w:rPr>
+                <w:sz w:val="18"/>
+                <w:szCs w:val="18"/>
+              </w:rPr>
+              <w:t xml:space="preserve">style_guide '위 색이 모두'와 프리셋·컷 사양 4색 사이 해석(검수 미확인) → 추천안</w:t>
+            </w:r>
+          </w:p>
+        </w:tc>
+        <w:tc>
+          <w:tcPr>
+            <w:tcW w:type="dxa" w:w="1240"/>
+            <w:tcBorders>
+              <w:top w:val="single" w:color="9AA1AC" w:sz="4"/>
+              <w:left w:val="single" w:color="9AA1AC" w:sz="4"/>
+              <w:bottom w:val="single" w:color="9AA1AC" w:sz="4"/>
+              <w:right w:val="single" w:color="9AA1AC" w:sz="4"/>
+            </w:tcBorders>
+            <w:tcMar>
+              <w:top w:type="dxa" w:w="60"/>
+              <w:left w:type="dxa" w:w="90"/>
+              <w:bottom w:type="dxa" w:w="60"/>
+              <w:right w:type="dxa" w:w="90"/>
+            </w:tcMar>
+          </w:tcPr>
+          <w:p>
+            <w:pPr>
+              <w:spacing w:after="40"/>
+            </w:pPr>
+            <w:r>
+              <w:rPr>
+                <w:sz w:val="18"/>
+                <w:szCs w:val="18"/>
+              </w:rPr>
+              <w:t xml:space="preserve">잠정</w:t>
+            </w:r>
+          </w:p>
+        </w:tc>
+        <w:tc>
+          <w:tcPr>
+            <w:tcW w:type="dxa" w:w="1860"/>
+            <w:tcBorders>
+              <w:top w:val="single" w:color="9AA1AC" w:sz="4"/>
+              <w:left w:val="single" w:color="9AA1AC" w:sz="4"/>
+              <w:bottom w:val="single" w:color="9AA1AC" w:sz="4"/>
+              <w:right w:val="single" w:color="9AA1AC" w:sz="4"/>
+            </w:tcBorders>
+            <w:tcMar>
+              <w:top w:type="dxa" w:w="60"/>
+              <w:left w:type="dxa" w:w="90"/>
+              <w:bottom w:type="dxa" w:w="60"/>
+              <w:right w:type="dxa" w:w="90"/>
+            </w:tcMar>
+          </w:tcPr>
+          <w:p>
+            <w:pPr>
+              <w:spacing w:after="40"/>
+            </w:pPr>
+            <w:r>
+              <w:rPr>
+                <w:sz w:val="18"/>
+                <w:szCs w:val="18"/>
+              </w:rPr>
+              <w:t xml:space="preserve">2026-10-11</w:t>
+            </w:r>
+          </w:p>
+        </w:tc>
+      </w:tr>
+      <w:tr>
+        <w:trPr>
+          <w:cantSplit/>
+        </w:trPr>
+        <w:tc>
+          <w:tcPr>
+            <w:tcW w:type="dxa" w:w="1240"/>
+            <w:tcBorders>
+              <w:top w:val="single" w:color="9AA1AC" w:sz="4"/>
+              <w:left w:val="single" w:color="9AA1AC" w:sz="4"/>
+              <w:bottom w:val="single" w:color="9AA1AC" w:sz="4"/>
+              <w:right w:val="single" w:color="9AA1AC" w:sz="4"/>
+            </w:tcBorders>
+            <w:tcMar>
+              <w:top w:type="dxa" w:w="60"/>
+              <w:left w:type="dxa" w:w="90"/>
+              <w:bottom w:type="dxa" w:w="60"/>
+              <w:right w:type="dxa" w:w="90"/>
+            </w:tcMar>
+          </w:tcPr>
+          <w:p>
+            <w:pPr>
+              <w:spacing w:after="40"/>
+            </w:pPr>
+            <w:r>
+              <w:rPr>
+                <w:sz w:val="18"/>
+                <w:szCs w:val="18"/>
+              </w:rPr>
+              <w:t xml:space="preserve">G10</w:t>
+            </w:r>
+          </w:p>
+        </w:tc>
+        <w:tc>
+          <w:tcPr>
+            <w:tcW w:type="dxa" w:w="2170"/>
+            <w:tcBorders>
+              <w:top w:val="single" w:color="9AA1AC" w:sz="4"/>
+              <w:left w:val="single" w:color="9AA1AC" w:sz="4"/>
+              <w:bottom w:val="single" w:color="9AA1AC" w:sz="4"/>
+              <w:right w:val="single" w:color="9AA1AC" w:sz="4"/>
+            </w:tcBorders>
+            <w:tcMar>
+              <w:top w:type="dxa" w:w="60"/>
+              <w:left w:type="dxa" w:w="90"/>
+              <w:bottom w:type="dxa" w:w="60"/>
+              <w:right w:type="dxa" w:w="90"/>
+            </w:tcMar>
+          </w:tcPr>
+          <w:p>
+            <w:pPr>
+              <w:spacing w:after="40"/>
+            </w:pPr>
+            <w:r>
+              <w:rPr>
+                <w:sz w:val="18"/>
+                <w:szCs w:val="18"/>
+              </w:rPr>
+              <w:t xml:space="preserve">소리 서명 추가</w:t>
+            </w:r>
+          </w:p>
+        </w:tc>
+        <w:tc>
+          <w:tcPr>
+            <w:tcW w:type="dxa" w:w="3410"/>
+            <w:tcBorders>
+              <w:top w:val="single" w:color="9AA1AC" w:sz="4"/>
+              <w:left w:val="single" w:color="9AA1AC" w:sz="4"/>
+              <w:bottom w:val="single" w:color="9AA1AC" w:sz="4"/>
+              <w:right w:val="single" w:color="9AA1AC" w:sz="4"/>
+            </w:tcBorders>
+            <w:tcMar>
+              <w:top w:type="dxa" w:w="60"/>
+              <w:left w:type="dxa" w:w="90"/>
+              <w:bottom w:type="dxa" w:w="60"/>
+              <w:right w:type="dxa" w:w="90"/>
+            </w:tcMar>
+          </w:tcPr>
+          <w:p>
+            <w:pPr>
+              <w:spacing w:after="40"/>
+            </w:pPr>
+            <w:r>
+              <w:rPr>
+                <w:sz w:val="18"/>
+                <w:szCs w:val="18"/>
+              </w:rPr>
+              <w:t xml:space="preserve">문 두드림 `똑. 똑.`(2-088·2-090)을 ②로. 2-007 `하하, 탕탕`은 국자 아님(③)</w:t>
+            </w:r>
+          </w:p>
+        </w:tc>
+        <w:tc>
+          <w:tcPr>
+            <w:tcW w:type="dxa" w:w="4650"/>
+            <w:tcBorders>
+              <w:top w:val="single" w:color="9AA1AC" w:sz="4"/>
+              <w:left w:val="single" w:color="9AA1AC" w:sz="4"/>
+              <w:bottom w:val="single" w:color="9AA1AC" w:sz="4"/>
+              <w:right w:val="single" w:color="9AA1AC" w:sz="4"/>
+            </w:tcBorders>
+            <w:tcMar>
+              <w:top w:type="dxa" w:w="60"/>
+              <w:left w:type="dxa" w:w="90"/>
+              <w:bottom w:type="dxa" w:w="60"/>
+              <w:right w:type="dxa" w:w="90"/>
+            </w:tcMar>
+          </w:tcPr>
+          <w:p>
+            <w:pPr>
+              <w:spacing w:after="40"/>
+            </w:pPr>
+            <w:r>
+              <w:rPr>
+                <w:sz w:val="18"/>
+                <w:szCs w:val="18"/>
+              </w:rPr>
+              <w:t xml:space="preserve">2화 작가·검수</w:t>
+            </w:r>
+          </w:p>
+        </w:tc>
+        <w:tc>
+          <w:tcPr>
+            <w:tcW w:type="dxa" w:w="1240"/>
+            <w:tcBorders>
+              <w:top w:val="single" w:color="9AA1AC" w:sz="4"/>
+              <w:left w:val="single" w:color="9AA1AC" w:sz="4"/>
+              <w:bottom w:val="single" w:color="9AA1AC" w:sz="4"/>
+              <w:right w:val="single" w:color="9AA1AC" w:sz="4"/>
+            </w:tcBorders>
+            <w:tcMar>
+              <w:top w:type="dxa" w:w="60"/>
+              <w:left w:type="dxa" w:w="90"/>
+              <w:bottom w:type="dxa" w:w="60"/>
+              <w:right w:type="dxa" w:w="90"/>
+            </w:tcMar>
+          </w:tcPr>
+          <w:p>
+            <w:pPr>
+              <w:spacing w:after="40"/>
+            </w:pPr>
+            <w:r>
+              <w:rPr>
+                <w:sz w:val="18"/>
+                <w:szCs w:val="18"/>
+              </w:rPr>
+              <w:t xml:space="preserve">확정</w:t>
+            </w:r>
+          </w:p>
+        </w:tc>
+        <w:tc>
+          <w:tcPr>
+            <w:tcW w:type="dxa" w:w="1860"/>
+            <w:tcBorders>
+              <w:top w:val="single" w:color="9AA1AC" w:sz="4"/>
+              <w:left w:val="single" w:color="9AA1AC" w:sz="4"/>
+              <w:bottom w:val="single" w:color="9AA1AC" w:sz="4"/>
+              <w:right w:val="single" w:color="9AA1AC" w:sz="4"/>
+            </w:tcBorders>
+            <w:tcMar>
+              <w:top w:type="dxa" w:w="60"/>
+              <w:left w:type="dxa" w:w="90"/>
+              <w:bottom w:type="dxa" w:w="60"/>
+              <w:right w:type="dxa" w:w="90"/>
+            </w:tcMar>
+          </w:tcPr>
+          <w:p>
+            <w:pPr>
+              <w:spacing w:after="40"/>
+            </w:pPr>
+            <w:r>
+              <w:rPr>
+                <w:sz w:val="18"/>
+                <w:szCs w:val="18"/>
+              </w:rPr>
+              <w:t xml:space="preserve">2026-10-11</w:t>
             </w:r>
           </w:p>
         </w:tc>

--- a/landfill-orchestra/docx/decisions.docx
+++ b/landfill-orchestra/docx/decisions.docx
@@ -11262,36 +11262,36 @@
                 <w:sz w:val="18"/>
                 <w:szCs w:val="18"/>
               </w:rPr>
-              <w:t xml:space="preserve">style_guide '위 색이 모두'와 프리셋·컷 사양 4색 사이 해석(검수 미확인) → 추천안</w:t>
-            </w:r>
-          </w:p>
-        </w:tc>
-        <w:tc>
-          <w:tcPr>
-            <w:tcW w:type="dxa" w:w="1240"/>
-            <w:tcBorders>
-              <w:top w:val="single" w:color="9AA1AC" w:sz="4"/>
-              <w:left w:val="single" w:color="9AA1AC" w:sz="4"/>
-              <w:bottom w:val="single" w:color="9AA1AC" w:sz="4"/>
-              <w:right w:val="single" w:color="9AA1AC" w:sz="4"/>
-            </w:tcBorders>
-            <w:tcMar>
-              <w:top w:type="dxa" w:w="60"/>
-              <w:left w:type="dxa" w:w="90"/>
-              <w:bottom w:type="dxa" w:w="60"/>
-              <w:right w:type="dxa" w:w="90"/>
-            </w:tcMar>
-          </w:tcPr>
-          <w:p>
-            <w:pPr>
-              <w:spacing w:after="40"/>
-            </w:pPr>
-            <w:r>
-              <w:rPr>
-                <w:sz w:val="18"/>
-                <w:szCs w:val="18"/>
-              </w:rPr>
-              <w:t xml:space="preserve">잠정</w:t>
+              <w:t xml:space="preserve">style_guide '위 색이 모두'와 프리셋·컷 사양 4색 사이 해석 → 추천안. 사용자 "확인할 것은 적절한 것으로"</w:t>
+            </w:r>
+          </w:p>
+        </w:tc>
+        <w:tc>
+          <w:tcPr>
+            <w:tcW w:type="dxa" w:w="1240"/>
+            <w:tcBorders>
+              <w:top w:val="single" w:color="9AA1AC" w:sz="4"/>
+              <w:left w:val="single" w:color="9AA1AC" w:sz="4"/>
+              <w:bottom w:val="single" w:color="9AA1AC" w:sz="4"/>
+              <w:right w:val="single" w:color="9AA1AC" w:sz="4"/>
+            </w:tcBorders>
+            <w:tcMar>
+              <w:top w:type="dxa" w:w="60"/>
+              <w:left w:type="dxa" w:w="90"/>
+              <w:bottom w:type="dxa" w:w="60"/>
+              <w:right w:type="dxa" w:w="90"/>
+            </w:tcMar>
+          </w:tcPr>
+          <w:p>
+            <w:pPr>
+              <w:spacing w:after="40"/>
+            </w:pPr>
+            <w:r>
+              <w:rPr>
+                <w:sz w:val="18"/>
+                <w:szCs w:val="18"/>
+              </w:rPr>
+              <w:t xml:space="preserve">확정</w:t>
             </w:r>
           </w:p>
         </w:tc>
@@ -11442,6 +11442,364 @@
                 <w:szCs w:val="18"/>
               </w:rPr>
               <w:t xml:space="preserve">2화 작가·검수</w:t>
+            </w:r>
+          </w:p>
+        </w:tc>
+        <w:tc>
+          <w:tcPr>
+            <w:tcW w:type="dxa" w:w="1240"/>
+            <w:tcBorders>
+              <w:top w:val="single" w:color="9AA1AC" w:sz="4"/>
+              <w:left w:val="single" w:color="9AA1AC" w:sz="4"/>
+              <w:bottom w:val="single" w:color="9AA1AC" w:sz="4"/>
+              <w:right w:val="single" w:color="9AA1AC" w:sz="4"/>
+            </w:tcBorders>
+            <w:tcMar>
+              <w:top w:type="dxa" w:w="60"/>
+              <w:left w:type="dxa" w:w="90"/>
+              <w:bottom w:type="dxa" w:w="60"/>
+              <w:right w:type="dxa" w:w="90"/>
+            </w:tcMar>
+          </w:tcPr>
+          <w:p>
+            <w:pPr>
+              <w:spacing w:after="40"/>
+            </w:pPr>
+            <w:r>
+              <w:rPr>
+                <w:sz w:val="18"/>
+                <w:szCs w:val="18"/>
+              </w:rPr>
+              <w:t xml:space="preserve">확정</w:t>
+            </w:r>
+          </w:p>
+        </w:tc>
+        <w:tc>
+          <w:tcPr>
+            <w:tcW w:type="dxa" w:w="1860"/>
+            <w:tcBorders>
+              <w:top w:val="single" w:color="9AA1AC" w:sz="4"/>
+              <w:left w:val="single" w:color="9AA1AC" w:sz="4"/>
+              <w:bottom w:val="single" w:color="9AA1AC" w:sz="4"/>
+              <w:right w:val="single" w:color="9AA1AC" w:sz="4"/>
+            </w:tcBorders>
+            <w:tcMar>
+              <w:top w:type="dxa" w:w="60"/>
+              <w:left w:type="dxa" w:w="90"/>
+              <w:bottom w:type="dxa" w:w="60"/>
+              <w:right w:type="dxa" w:w="90"/>
+            </w:tcMar>
+          </w:tcPr>
+          <w:p>
+            <w:pPr>
+              <w:spacing w:after="40"/>
+            </w:pPr>
+            <w:r>
+              <w:rPr>
+                <w:sz w:val="18"/>
+                <w:szCs w:val="18"/>
+              </w:rPr>
+              <w:t xml:space="preserve">2026-10-11</w:t>
+            </w:r>
+          </w:p>
+        </w:tc>
+      </w:tr>
+      <w:tr>
+        <w:trPr>
+          <w:cantSplit/>
+        </w:trPr>
+        <w:tc>
+          <w:tcPr>
+            <w:tcW w:type="dxa" w:w="1240"/>
+            <w:tcBorders>
+              <w:top w:val="single" w:color="9AA1AC" w:sz="4"/>
+              <w:left w:val="single" w:color="9AA1AC" w:sz="4"/>
+              <w:bottom w:val="single" w:color="9AA1AC" w:sz="4"/>
+              <w:right w:val="single" w:color="9AA1AC" w:sz="4"/>
+            </w:tcBorders>
+            <w:tcMar>
+              <w:top w:type="dxa" w:w="60"/>
+              <w:left w:type="dxa" w:w="90"/>
+              <w:bottom w:type="dxa" w:w="60"/>
+              <w:right w:type="dxa" w:w="90"/>
+            </w:tcMar>
+          </w:tcPr>
+          <w:p>
+            <w:pPr>
+              <w:spacing w:after="40"/>
+            </w:pPr>
+            <w:r>
+              <w:rPr>
+                <w:sz w:val="18"/>
+                <w:szCs w:val="18"/>
+              </w:rPr>
+              <w:t xml:space="preserve">G10</w:t>
+            </w:r>
+          </w:p>
+        </w:tc>
+        <w:tc>
+          <w:tcPr>
+            <w:tcW w:type="dxa" w:w="2170"/>
+            <w:tcBorders>
+              <w:top w:val="single" w:color="9AA1AC" w:sz="4"/>
+              <w:left w:val="single" w:color="9AA1AC" w:sz="4"/>
+              <w:bottom w:val="single" w:color="9AA1AC" w:sz="4"/>
+              <w:right w:val="single" w:color="9AA1AC" w:sz="4"/>
+            </w:tcBorders>
+            <w:tcMar>
+              <w:top w:type="dxa" w:w="60"/>
+              <w:left w:type="dxa" w:w="90"/>
+              <w:bottom w:type="dxa" w:w="60"/>
+              <w:right w:type="dxa" w:w="90"/>
+            </w:tcMar>
+          </w:tcPr>
+          <w:p>
+            <w:pPr>
+              <w:spacing w:after="40"/>
+            </w:pPr>
+            <w:r>
+              <w:rPr>
+                <w:sz w:val="18"/>
+                <w:szCs w:val="18"/>
+              </w:rPr>
+              <w:t xml:space="preserve">2화 S#15 대표 색</w:t>
+            </w:r>
+          </w:p>
+        </w:tc>
+        <w:tc>
+          <w:tcPr>
+            <w:tcW w:type="dxa" w:w="3410"/>
+            <w:tcBorders>
+              <w:top w:val="single" w:color="9AA1AC" w:sz="4"/>
+              <w:left w:val="single" w:color="9AA1AC" w:sz="4"/>
+              <w:bottom w:val="single" w:color="9AA1AC" w:sz="4"/>
+              <w:right w:val="single" w:color="9AA1AC" w:sz="4"/>
+            </w:tcBorders>
+            <w:tcMar>
+              <w:top w:type="dxa" w:w="60"/>
+              <w:left w:type="dxa" w:w="90"/>
+              <w:bottom w:type="dxa" w:w="60"/>
+              <w:right w:type="dxa" w:w="90"/>
+            </w:tcMar>
+          </w:tcPr>
+          <w:p>
+            <w:pPr>
+              <w:spacing w:after="40"/>
+            </w:pPr>
+            <w:r>
+              <w:rPr>
+                <w:sz w:val="18"/>
+                <w:szCs w:val="18"/>
+              </w:rPr>
+              <w:t xml:space="preserve">씬 프리셋 2-15 key #9DB7C9 → #A9B1B6(차가운 회청). 소리 색 연청과 같은 값이라 컷 프롬프트 2-054~2-059가 연청을 배경 색으로 받던 문제</w:t>
+            </w:r>
+          </w:p>
+        </w:tc>
+        <w:tc>
+          <w:tcPr>
+            <w:tcW w:type="dxa" w:w="4650"/>
+            <w:tcBorders>
+              <w:top w:val="single" w:color="9AA1AC" w:sz="4"/>
+              <w:left w:val="single" w:color="9AA1AC" w:sz="4"/>
+              <w:bottom w:val="single" w:color="9AA1AC" w:sz="4"/>
+              <w:right w:val="single" w:color="9AA1AC" w:sz="4"/>
+            </w:tcBorders>
+            <w:tcMar>
+              <w:top w:type="dxa" w:w="60"/>
+              <w:left w:type="dxa" w:w="90"/>
+              <w:bottom w:type="dxa" w:w="60"/>
+              <w:right w:type="dxa" w:w="90"/>
+            </w:tcMar>
+          </w:tcPr>
+          <w:p>
+            <w:pPr>
+              <w:spacing w:after="40"/>
+            </w:pPr>
+            <w:r>
+              <w:rPr>
+                <w:sz w:val="18"/>
+                <w:szCs w:val="18"/>
+              </w:rPr>
+              <w:t xml:space="preserve">같은 지시. G6 프리셋 한 값만 바꿈</w:t>
+            </w:r>
+          </w:p>
+        </w:tc>
+        <w:tc>
+          <w:tcPr>
+            <w:tcW w:type="dxa" w:w="1240"/>
+            <w:tcBorders>
+              <w:top w:val="single" w:color="9AA1AC" w:sz="4"/>
+              <w:left w:val="single" w:color="9AA1AC" w:sz="4"/>
+              <w:bottom w:val="single" w:color="9AA1AC" w:sz="4"/>
+              <w:right w:val="single" w:color="9AA1AC" w:sz="4"/>
+            </w:tcBorders>
+            <w:tcMar>
+              <w:top w:type="dxa" w:w="60"/>
+              <w:left w:type="dxa" w:w="90"/>
+              <w:bottom w:type="dxa" w:w="60"/>
+              <w:right w:type="dxa" w:w="90"/>
+            </w:tcMar>
+          </w:tcPr>
+          <w:p>
+            <w:pPr>
+              <w:spacing w:after="40"/>
+            </w:pPr>
+            <w:r>
+              <w:rPr>
+                <w:sz w:val="18"/>
+                <w:szCs w:val="18"/>
+              </w:rPr>
+              <w:t xml:space="preserve">확정</w:t>
+            </w:r>
+          </w:p>
+        </w:tc>
+        <w:tc>
+          <w:tcPr>
+            <w:tcW w:type="dxa" w:w="1860"/>
+            <w:tcBorders>
+              <w:top w:val="single" w:color="9AA1AC" w:sz="4"/>
+              <w:left w:val="single" w:color="9AA1AC" w:sz="4"/>
+              <w:bottom w:val="single" w:color="9AA1AC" w:sz="4"/>
+              <w:right w:val="single" w:color="9AA1AC" w:sz="4"/>
+            </w:tcBorders>
+            <w:tcMar>
+              <w:top w:type="dxa" w:w="60"/>
+              <w:left w:type="dxa" w:w="90"/>
+              <w:bottom w:type="dxa" w:w="60"/>
+              <w:right w:type="dxa" w:w="90"/>
+            </w:tcMar>
+          </w:tcPr>
+          <w:p>
+            <w:pPr>
+              <w:spacing w:after="40"/>
+            </w:pPr>
+            <w:r>
+              <w:rPr>
+                <w:sz w:val="18"/>
+                <w:szCs w:val="18"/>
+              </w:rPr>
+              <w:t xml:space="preserve">2026-10-11</w:t>
+            </w:r>
+          </w:p>
+        </w:tc>
+      </w:tr>
+      <w:tr>
+        <w:trPr>
+          <w:cantSplit/>
+        </w:trPr>
+        <w:tc>
+          <w:tcPr>
+            <w:tcW w:type="dxa" w:w="1240"/>
+            <w:tcBorders>
+              <w:top w:val="single" w:color="9AA1AC" w:sz="4"/>
+              <w:left w:val="single" w:color="9AA1AC" w:sz="4"/>
+              <w:bottom w:val="single" w:color="9AA1AC" w:sz="4"/>
+              <w:right w:val="single" w:color="9AA1AC" w:sz="4"/>
+            </w:tcBorders>
+            <w:tcMar>
+              <w:top w:type="dxa" w:w="60"/>
+              <w:left w:type="dxa" w:w="90"/>
+              <w:bottom w:type="dxa" w:w="60"/>
+              <w:right w:type="dxa" w:w="90"/>
+            </w:tcMar>
+          </w:tcPr>
+          <w:p>
+            <w:pPr>
+              <w:spacing w:after="40"/>
+            </w:pPr>
+            <w:r>
+              <w:rPr>
+                <w:sz w:val="18"/>
+                <w:szCs w:val="18"/>
+              </w:rPr>
+              <w:t xml:space="preserve">G10</w:t>
+            </w:r>
+          </w:p>
+        </w:tc>
+        <w:tc>
+          <w:tcPr>
+            <w:tcW w:type="dxa" w:w="2170"/>
+            <w:tcBorders>
+              <w:top w:val="single" w:color="9AA1AC" w:sz="4"/>
+              <w:left w:val="single" w:color="9AA1AC" w:sz="4"/>
+              <w:bottom w:val="single" w:color="9AA1AC" w:sz="4"/>
+              <w:right w:val="single" w:color="9AA1AC" w:sz="4"/>
+            </w:tcBorders>
+            <w:tcMar>
+              <w:top w:type="dxa" w:w="60"/>
+              <w:left w:type="dxa" w:w="90"/>
+              <w:bottom w:type="dxa" w:w="60"/>
+              <w:right w:type="dxa" w:w="90"/>
+            </w:tcMar>
+          </w:tcPr>
+          <w:p>
+            <w:pPr>
+              <w:spacing w:after="40"/>
+            </w:pPr>
+            <w:r>
+              <w:rPr>
+                <w:sz w:val="18"/>
+                <w:szCs w:val="18"/>
+              </w:rPr>
+              <w:t xml:space="preserve">회상 위 목소리</w:t>
+            </w:r>
+          </w:p>
+        </w:tc>
+        <w:tc>
+          <w:tcPr>
+            <w:tcW w:type="dxa" w:w="3410"/>
+            <w:tcBorders>
+              <w:top w:val="single" w:color="9AA1AC" w:sz="4"/>
+              <w:left w:val="single" w:color="9AA1AC" w:sz="4"/>
+              <w:bottom w:val="single" w:color="9AA1AC" w:sz="4"/>
+              <w:right w:val="single" w:color="9AA1AC" w:sz="4"/>
+            </w:tcBorders>
+            <w:tcMar>
+              <w:top w:type="dxa" w:w="60"/>
+              <w:left w:type="dxa" w:w="90"/>
+              <w:bottom w:type="dxa" w:w="60"/>
+              <w:right w:type="dxa" w:w="90"/>
+            </w:tcMar>
+          </w:tcPr>
+          <w:p>
+            <w:pPr>
+              <w:spacing w:after="40"/>
+            </w:pPr>
+            <w:r>
+              <w:rPr>
+                <w:sz w:val="18"/>
+                <w:szCs w:val="18"/>
+              </w:rPr>
+              <w:t xml:space="preserve">3-013 만석(E)처럼 회상 화면 위에 얹는 지금 인물 목소리는 꼬리 없는 사각 풍선</w:t>
+            </w:r>
+          </w:p>
+        </w:tc>
+        <w:tc>
+          <w:tcPr>
+            <w:tcW w:type="dxa" w:w="4650"/>
+            <w:tcBorders>
+              <w:top w:val="single" w:color="9AA1AC" w:sz="4"/>
+              <w:left w:val="single" w:color="9AA1AC" w:sz="4"/>
+              <w:bottom w:val="single" w:color="9AA1AC" w:sz="4"/>
+              <w:right w:val="single" w:color="9AA1AC" w:sz="4"/>
+            </w:tcBorders>
+            <w:tcMar>
+              <w:top w:type="dxa" w:w="60"/>
+              <w:left w:type="dxa" w:w="90"/>
+              <w:bottom w:type="dxa" w:w="60"/>
+              <w:right w:type="dxa" w:w="90"/>
+            </w:tcMar>
+          </w:tcPr>
+          <w:p>
+            <w:pPr>
+              <w:spacing w:after="40"/>
+            </w:pPr>
+            <w:r>
+              <w:rPr>
+                <w:sz w:val="18"/>
+                <w:szCs w:val="18"/>
+              </w:rPr>
+              <w:t xml:space="preserve">같은 지시</w:t>
             </w:r>
           </w:p>
         </w:tc>

--- a/landfill-orchestra/docx/decisions.docx
+++ b/landfill-orchestra/docx/decisions.docx
@@ -11829,6 +11829,722 @@
                 <w:szCs w:val="18"/>
               </w:rPr>
               <w:t xml:space="preserve">확정</w:t>
+            </w:r>
+          </w:p>
+        </w:tc>
+        <w:tc>
+          <w:tcPr>
+            <w:tcW w:type="dxa" w:w="1860"/>
+            <w:tcBorders>
+              <w:top w:val="single" w:color="9AA1AC" w:sz="4"/>
+              <w:left w:val="single" w:color="9AA1AC" w:sz="4"/>
+              <w:bottom w:val="single" w:color="9AA1AC" w:sz="4"/>
+              <w:right w:val="single" w:color="9AA1AC" w:sz="4"/>
+            </w:tcBorders>
+            <w:tcMar>
+              <w:top w:type="dxa" w:w="60"/>
+              <w:left w:type="dxa" w:w="90"/>
+              <w:bottom w:type="dxa" w:w="60"/>
+              <w:right w:type="dxa" w:w="90"/>
+            </w:tcMar>
+          </w:tcPr>
+          <w:p>
+            <w:pPr>
+              <w:spacing w:after="40"/>
+            </w:pPr>
+            <w:r>
+              <w:rPr>
+                <w:sz w:val="18"/>
+                <w:szCs w:val="18"/>
+              </w:rPr>
+              <w:t xml:space="preserve">2026-10-11</w:t>
+            </w:r>
+          </w:p>
+        </w:tc>
+      </w:tr>
+      <w:tr>
+        <w:trPr>
+          <w:cantSplit/>
+        </w:trPr>
+        <w:tc>
+          <w:tcPr>
+            <w:tcW w:type="dxa" w:w="1240"/>
+            <w:tcBorders>
+              <w:top w:val="single" w:color="9AA1AC" w:sz="4"/>
+              <w:left w:val="single" w:color="9AA1AC" w:sz="4"/>
+              <w:bottom w:val="single" w:color="9AA1AC" w:sz="4"/>
+              <w:right w:val="single" w:color="9AA1AC" w:sz="4"/>
+            </w:tcBorders>
+            <w:tcMar>
+              <w:top w:type="dxa" w:w="60"/>
+              <w:left w:type="dxa" w:w="90"/>
+              <w:bottom w:type="dxa" w:w="60"/>
+              <w:right w:type="dxa" w:w="90"/>
+            </w:tcMar>
+          </w:tcPr>
+          <w:p>
+            <w:pPr>
+              <w:spacing w:after="40"/>
+            </w:pPr>
+            <w:r>
+              <w:rPr>
+                <w:sz w:val="18"/>
+                <w:szCs w:val="18"/>
+              </w:rPr>
+              <w:t xml:space="preserve">G11</w:t>
+            </w:r>
+          </w:p>
+        </w:tc>
+        <w:tc>
+          <w:tcPr>
+            <w:tcW w:type="dxa" w:w="2170"/>
+            <w:tcBorders>
+              <w:top w:val="single" w:color="9AA1AC" w:sz="4"/>
+              <w:left w:val="single" w:color="9AA1AC" w:sz="4"/>
+              <w:bottom w:val="single" w:color="9AA1AC" w:sz="4"/>
+              <w:right w:val="single" w:color="9AA1AC" w:sz="4"/>
+            </w:tcBorders>
+            <w:tcMar>
+              <w:top w:type="dxa" w:w="60"/>
+              <w:left w:type="dxa" w:w="90"/>
+              <w:bottom w:type="dxa" w:w="60"/>
+              <w:right w:type="dxa" w:w="90"/>
+            </w:tcMar>
+          </w:tcPr>
+          <w:p>
+            <w:pPr>
+              <w:spacing w:after="40"/>
+            </w:pPr>
+            <w:r>
+              <w:rPr>
+                <w:sz w:val="18"/>
+                <w:szCs w:val="18"/>
+              </w:rPr>
+              <w:t xml:space="preserve">샷 분할 밀도</w:t>
+            </w:r>
+          </w:p>
+        </w:tc>
+        <w:tc>
+          <w:tcPr>
+            <w:tcW w:type="dxa" w:w="3410"/>
+            <w:tcBorders>
+              <w:top w:val="single" w:color="9AA1AC" w:sz="4"/>
+              <w:left w:val="single" w:color="9AA1AC" w:sz="4"/>
+              <w:bottom w:val="single" w:color="9AA1AC" w:sz="4"/>
+              <w:right w:val="single" w:color="9AA1AC" w:sz="4"/>
+            </w:tcBorders>
+            <w:tcMar>
+              <w:top w:type="dxa" w:w="60"/>
+              <w:left w:type="dxa" w:w="90"/>
+              <w:bottom w:type="dxa" w:w="60"/>
+              <w:right w:type="dxa" w:w="90"/>
+            </w:tcMar>
+          </w:tcPr>
+          <w:p>
+            <w:pPr>
+              <w:spacing w:after="40"/>
+            </w:pPr>
+            <w:r>
+              <w:rPr>
+                <w:sz w:val="18"/>
+                <w:szCs w:val="18"/>
+              </w:rPr>
+              <w:t xml:space="preserve">C '듣는 애니': 대본 [예상 길이](80씬 약 94분)를 고정하고 장면 종류별 샷 길이로 나눔 — 대화·정경 5~8초 롱테이크, 소리 색·연주 2~4초 분할, 무음 1~3초, 웹툰 컷당 평균 2~3샷(약 800~1,000샷)으로 시작 → 실제 약 1,250샷(컷당 평균 약 3.5, 평균 샷 길이 약 4.5초). A(컷당 1샷 353샷)는 94분을 지키려면 샷당 약 16초라 대본 길이를 포기해야 하고, B(TV 표준 3~4초, 약 1,500샷)는 작업량이 약 1.5배</w:t>
+            </w:r>
+          </w:p>
+        </w:tc>
+        <w:tc>
+          <w:tcPr>
+            <w:tcW w:type="dxa" w:w="4650"/>
+            <w:tcBorders>
+              <w:top w:val="single" w:color="9AA1AC" w:sz="4"/>
+              <w:left w:val="single" w:color="9AA1AC" w:sz="4"/>
+              <w:bottom w:val="single" w:color="9AA1AC" w:sz="4"/>
+              <w:right w:val="single" w:color="9AA1AC" w:sz="4"/>
+            </w:tcBorders>
+            <w:tcMar>
+              <w:top w:type="dxa" w:w="60"/>
+              <w:left w:type="dxa" w:w="90"/>
+              <w:bottom w:type="dxa" w:w="60"/>
+              <w:right w:type="dxa" w:w="90"/>
+            </w:tcMar>
+          </w:tcPr>
+          <w:p>
+            <w:pPr>
+              <w:spacing w:after="40"/>
+            </w:pPr>
+            <w:r>
+              <w:rPr>
+                <w:sz w:val="18"/>
+                <w:szCs w:val="18"/>
+              </w:rPr>
+              <w:t xml:space="preserve">사용자 "다음 단계 진행" → 추천안. G5 '길이는 마스터로 유지'</w:t>
+            </w:r>
+          </w:p>
+        </w:tc>
+        <w:tc>
+          <w:tcPr>
+            <w:tcW w:type="dxa" w:w="1240"/>
+            <w:tcBorders>
+              <w:top w:val="single" w:color="9AA1AC" w:sz="4"/>
+              <w:left w:val="single" w:color="9AA1AC" w:sz="4"/>
+              <w:bottom w:val="single" w:color="9AA1AC" w:sz="4"/>
+              <w:right w:val="single" w:color="9AA1AC" w:sz="4"/>
+            </w:tcBorders>
+            <w:tcMar>
+              <w:top w:type="dxa" w:w="60"/>
+              <w:left w:type="dxa" w:w="90"/>
+              <w:bottom w:type="dxa" w:w="60"/>
+              <w:right w:type="dxa" w:w="90"/>
+            </w:tcMar>
+          </w:tcPr>
+          <w:p>
+            <w:pPr>
+              <w:spacing w:after="40"/>
+            </w:pPr>
+            <w:r>
+              <w:rPr>
+                <w:sz w:val="18"/>
+                <w:szCs w:val="18"/>
+              </w:rPr>
+              <w:t xml:space="preserve">확정</w:t>
+            </w:r>
+          </w:p>
+        </w:tc>
+        <w:tc>
+          <w:tcPr>
+            <w:tcW w:type="dxa" w:w="1860"/>
+            <w:tcBorders>
+              <w:top w:val="single" w:color="9AA1AC" w:sz="4"/>
+              <w:left w:val="single" w:color="9AA1AC" w:sz="4"/>
+              <w:bottom w:val="single" w:color="9AA1AC" w:sz="4"/>
+              <w:right w:val="single" w:color="9AA1AC" w:sz="4"/>
+            </w:tcBorders>
+            <w:tcMar>
+              <w:top w:type="dxa" w:w="60"/>
+              <w:left w:type="dxa" w:w="90"/>
+              <w:bottom w:type="dxa" w:w="60"/>
+              <w:right w:type="dxa" w:w="90"/>
+            </w:tcMar>
+          </w:tcPr>
+          <w:p>
+            <w:pPr>
+              <w:spacing w:after="40"/>
+            </w:pPr>
+            <w:r>
+              <w:rPr>
+                <w:sz w:val="18"/>
+                <w:szCs w:val="18"/>
+              </w:rPr>
+              <w:t xml:space="preserve">2026-10-11</w:t>
+            </w:r>
+          </w:p>
+        </w:tc>
+      </w:tr>
+      <w:tr>
+        <w:trPr>
+          <w:cantSplit/>
+        </w:trPr>
+        <w:tc>
+          <w:tcPr>
+            <w:tcW w:type="dxa" w:w="1240"/>
+            <w:tcBorders>
+              <w:top w:val="single" w:color="9AA1AC" w:sz="4"/>
+              <w:left w:val="single" w:color="9AA1AC" w:sz="4"/>
+              <w:bottom w:val="single" w:color="9AA1AC" w:sz="4"/>
+              <w:right w:val="single" w:color="9AA1AC" w:sz="4"/>
+            </w:tcBorders>
+            <w:tcMar>
+              <w:top w:type="dxa" w:w="60"/>
+              <w:left w:type="dxa" w:w="90"/>
+              <w:bottom w:type="dxa" w:w="60"/>
+              <w:right w:type="dxa" w:w="90"/>
+            </w:tcMar>
+          </w:tcPr>
+          <w:p>
+            <w:pPr>
+              <w:spacing w:after="40"/>
+            </w:pPr>
+            <w:r>
+              <w:rPr>
+                <w:sz w:val="18"/>
+                <w:szCs w:val="18"/>
+              </w:rPr>
+              <w:t xml:space="preserve">G11</w:t>
+            </w:r>
+          </w:p>
+        </w:tc>
+        <w:tc>
+          <w:tcPr>
+            <w:tcW w:type="dxa" w:w="2170"/>
+            <w:tcBorders>
+              <w:top w:val="single" w:color="9AA1AC" w:sz="4"/>
+              <w:left w:val="single" w:color="9AA1AC" w:sz="4"/>
+              <w:bottom w:val="single" w:color="9AA1AC" w:sz="4"/>
+              <w:right w:val="single" w:color="9AA1AC" w:sz="4"/>
+            </w:tcBorders>
+            <w:tcMar>
+              <w:top w:type="dxa" w:w="60"/>
+              <w:left w:type="dxa" w:w="90"/>
+              <w:bottom w:type="dxa" w:w="60"/>
+              <w:right w:type="dxa" w:w="90"/>
+            </w:tcMar>
+          </w:tcPr>
+          <w:p>
+            <w:pPr>
+              <w:spacing w:after="40"/>
+            </w:pPr>
+            <w:r>
+              <w:rPr>
+                <w:sz w:val="18"/>
+                <w:szCs w:val="18"/>
+              </w:rPr>
+              <w:t xml:space="preserve">형식</w:t>
+            </w:r>
+          </w:p>
+        </w:tc>
+        <w:tc>
+          <w:tcPr>
+            <w:tcW w:type="dxa" w:w="3410"/>
+            <w:tcBorders>
+              <w:top w:val="single" w:color="9AA1AC" w:sz="4"/>
+              <w:left w:val="single" w:color="9AA1AC" w:sz="4"/>
+              <w:bottom w:val="single" w:color="9AA1AC" w:sz="4"/>
+              <w:right w:val="single" w:color="9AA1AC" w:sz="4"/>
+            </w:tcBorders>
+            <w:tcMar>
+              <w:top w:type="dxa" w:w="60"/>
+              <w:left w:type="dxa" w:w="90"/>
+              <w:bottom w:type="dxa" w:w="60"/>
+              <w:right w:type="dxa" w:w="90"/>
+            </w:tcMar>
+          </w:tcPr>
+          <w:p>
+            <w:pPr>
+              <w:spacing w:after="40"/>
+            </w:pPr>
+            <w:r>
+              <w:rPr>
+                <w:sz w:val="18"/>
+                <w:szCs w:val="18"/>
+              </w:rPr>
+              <w:t xml:space="preserve">샷 번호 `&lt;화&gt;-S&lt;씬 두 자리&gt;-&lt;두 자리&gt;`(예 1-S04-03). 대본 80씬 기준(웹툰에서 합친 5씬도 따로 둠: 원 컷은 받은 장면 컷 또는 '—(대본 전용)'). G10 무음 칸 4곳은 '—(무음 칸)' 완전 무음 샷. 점검·합치기·큐 시트는 tools/anim_check.py</w:t>
+            </w:r>
+          </w:p>
+        </w:tc>
+        <w:tc>
+          <w:tcPr>
+            <w:tcW w:type="dxa" w:w="4650"/>
+            <w:tcBorders>
+              <w:top w:val="single" w:color="9AA1AC" w:sz="4"/>
+              <w:left w:val="single" w:color="9AA1AC" w:sz="4"/>
+              <w:bottom w:val="single" w:color="9AA1AC" w:sz="4"/>
+              <w:right w:val="single" w:color="9AA1AC" w:sz="4"/>
+            </w:tcBorders>
+            <w:tcMar>
+              <w:top w:type="dxa" w:w="60"/>
+              <w:left w:type="dxa" w:w="90"/>
+              <w:bottom w:type="dxa" w:w="60"/>
+              <w:right w:type="dxa" w:w="90"/>
+            </w:tcMar>
+          </w:tcPr>
+          <w:p>
+            <w:pPr>
+              <w:spacing w:after="40"/>
+            </w:pPr>
+            <w:r>
+              <w:rPr>
+                <w:sz w:val="18"/>
+                <w:szCs w:val="18"/>
+              </w:rPr>
+              <w:t xml:space="preserve">견본 1화 S#4(21샷 95.5초)</w:t>
+            </w:r>
+          </w:p>
+        </w:tc>
+        <w:tc>
+          <w:tcPr>
+            <w:tcW w:type="dxa" w:w="1240"/>
+            <w:tcBorders>
+              <w:top w:val="single" w:color="9AA1AC" w:sz="4"/>
+              <w:left w:val="single" w:color="9AA1AC" w:sz="4"/>
+              <w:bottom w:val="single" w:color="9AA1AC" w:sz="4"/>
+              <w:right w:val="single" w:color="9AA1AC" w:sz="4"/>
+            </w:tcBorders>
+            <w:tcMar>
+              <w:top w:type="dxa" w:w="60"/>
+              <w:left w:type="dxa" w:w="90"/>
+              <w:bottom w:type="dxa" w:w="60"/>
+              <w:right w:type="dxa" w:w="90"/>
+            </w:tcMar>
+          </w:tcPr>
+          <w:p>
+            <w:pPr>
+              <w:spacing w:after="40"/>
+            </w:pPr>
+            <w:r>
+              <w:rPr>
+                <w:sz w:val="18"/>
+                <w:szCs w:val="18"/>
+              </w:rPr>
+              <w:t xml:space="preserve">확정</w:t>
+            </w:r>
+          </w:p>
+        </w:tc>
+        <w:tc>
+          <w:tcPr>
+            <w:tcW w:type="dxa" w:w="1860"/>
+            <w:tcBorders>
+              <w:top w:val="single" w:color="9AA1AC" w:sz="4"/>
+              <w:left w:val="single" w:color="9AA1AC" w:sz="4"/>
+              <w:bottom w:val="single" w:color="9AA1AC" w:sz="4"/>
+              <w:right w:val="single" w:color="9AA1AC" w:sz="4"/>
+            </w:tcBorders>
+            <w:tcMar>
+              <w:top w:type="dxa" w:w="60"/>
+              <w:left w:type="dxa" w:w="90"/>
+              <w:bottom w:type="dxa" w:w="60"/>
+              <w:right w:type="dxa" w:w="90"/>
+            </w:tcMar>
+          </w:tcPr>
+          <w:p>
+            <w:pPr>
+              <w:spacing w:after="40"/>
+            </w:pPr>
+            <w:r>
+              <w:rPr>
+                <w:sz w:val="18"/>
+                <w:szCs w:val="18"/>
+              </w:rPr>
+              <w:t xml:space="preserve">2026-10-11</w:t>
+            </w:r>
+          </w:p>
+        </w:tc>
+      </w:tr>
+      <w:tr>
+        <w:trPr>
+          <w:cantSplit/>
+        </w:trPr>
+        <w:tc>
+          <w:tcPr>
+            <w:tcW w:type="dxa" w:w="1240"/>
+            <w:tcBorders>
+              <w:top w:val="single" w:color="9AA1AC" w:sz="4"/>
+              <w:left w:val="single" w:color="9AA1AC" w:sz="4"/>
+              <w:bottom w:val="single" w:color="9AA1AC" w:sz="4"/>
+              <w:right w:val="single" w:color="9AA1AC" w:sz="4"/>
+            </w:tcBorders>
+            <w:tcMar>
+              <w:top w:type="dxa" w:w="60"/>
+              <w:left w:type="dxa" w:w="90"/>
+              <w:bottom w:type="dxa" w:w="60"/>
+              <w:right w:type="dxa" w:w="90"/>
+            </w:tcMar>
+          </w:tcPr>
+          <w:p>
+            <w:pPr>
+              <w:spacing w:after="40"/>
+            </w:pPr>
+            <w:r>
+              <w:rPr>
+                <w:sz w:val="18"/>
+                <w:szCs w:val="18"/>
+              </w:rPr>
+              <w:t xml:space="preserve">G11</w:t>
+            </w:r>
+          </w:p>
+        </w:tc>
+        <w:tc>
+          <w:tcPr>
+            <w:tcW w:type="dxa" w:w="2170"/>
+            <w:tcBorders>
+              <w:top w:val="single" w:color="9AA1AC" w:sz="4"/>
+              <w:left w:val="single" w:color="9AA1AC" w:sz="4"/>
+              <w:bottom w:val="single" w:color="9AA1AC" w:sz="4"/>
+              <w:right w:val="single" w:color="9AA1AC" w:sz="4"/>
+            </w:tcBorders>
+            <w:tcMar>
+              <w:top w:type="dxa" w:w="60"/>
+              <w:left w:type="dxa" w:w="90"/>
+              <w:bottom w:type="dxa" w:w="60"/>
+              <w:right w:type="dxa" w:w="90"/>
+            </w:tcMar>
+          </w:tcPr>
+          <w:p>
+            <w:pPr>
+              <w:spacing w:after="40"/>
+            </w:pPr>
+            <w:r>
+              <w:rPr>
+                <w:sz w:val="18"/>
+                <w:szCs w:val="18"/>
+              </w:rPr>
+              <w:t xml:space="preserve">검수 후 공통 규칙</w:t>
+            </w:r>
+          </w:p>
+        </w:tc>
+        <w:tc>
+          <w:tcPr>
+            <w:tcW w:type="dxa" w:w="3410"/>
+            <w:tcBorders>
+              <w:top w:val="single" w:color="9AA1AC" w:sz="4"/>
+              <w:left w:val="single" w:color="9AA1AC" w:sz="4"/>
+              <w:bottom w:val="single" w:color="9AA1AC" w:sz="4"/>
+              <w:right w:val="single" w:color="9AA1AC" w:sz="4"/>
+            </w:tcBorders>
+            <w:tcMar>
+              <w:top w:type="dxa" w:w="60"/>
+              <w:left w:type="dxa" w:w="90"/>
+              <w:bottom w:type="dxa" w:w="60"/>
+              <w:right w:type="dxa" w:w="90"/>
+            </w:tcMar>
+          </w:tcPr>
+          <w:p>
+            <w:pPr>
+              <w:spacing w:after="40"/>
+            </w:pPr>
+            <w:r>
+              <w:rPr>
+                <w:sz w:val="18"/>
+                <w:szCs w:val="18"/>
+              </w:rPr>
+              <w:t xml:space="preserve">덕킹은 소리 시작 프레임에 0.5초에 걸쳐. 완전 무음은 무음 칸 4곳+3-100·3-117, 2화 S#29 전체(아주 먼 똑. 똑.만), 회차 시작 타이틀 블랙뿐(그 밖은 룸톤 -30dB). 전환 칸=나가는 전환, CUT TO는 소리까지 하드 컷. BGM은 대본 M:·화면 속 음악에만. 두드림 간격 벽·북·문 8f, 국자 18f</w:t>
+            </w:r>
+          </w:p>
+        </w:tc>
+        <w:tc>
+          <w:tcPr>
+            <w:tcW w:type="dxa" w:w="4650"/>
+            <w:tcBorders>
+              <w:top w:val="single" w:color="9AA1AC" w:sz="4"/>
+              <w:left w:val="single" w:color="9AA1AC" w:sz="4"/>
+              <w:bottom w:val="single" w:color="9AA1AC" w:sz="4"/>
+              <w:right w:val="single" w:color="9AA1AC" w:sz="4"/>
+            </w:tcBorders>
+            <w:tcMar>
+              <w:top w:type="dxa" w:w="60"/>
+              <w:left w:type="dxa" w:w="90"/>
+              <w:bottom w:type="dxa" w:w="60"/>
+              <w:right w:type="dxa" w:w="90"/>
+            </w:tcMar>
+          </w:tcPr>
+          <w:p>
+            <w:pPr>
+              <w:spacing w:after="40"/>
+            </w:pPr>
+            <w:r>
+              <w:rPr>
+                <w:sz w:val="18"/>
+                <w:szCs w:val="18"/>
+              </w:rPr>
+              <w:t xml:space="preserve">검수 3(1화 29·2화 19·3화 34건)</w:t>
+            </w:r>
+          </w:p>
+        </w:tc>
+        <w:tc>
+          <w:tcPr>
+            <w:tcW w:type="dxa" w:w="1240"/>
+            <w:tcBorders>
+              <w:top w:val="single" w:color="9AA1AC" w:sz="4"/>
+              <w:left w:val="single" w:color="9AA1AC" w:sz="4"/>
+              <w:bottom w:val="single" w:color="9AA1AC" w:sz="4"/>
+              <w:right w:val="single" w:color="9AA1AC" w:sz="4"/>
+            </w:tcBorders>
+            <w:tcMar>
+              <w:top w:type="dxa" w:w="60"/>
+              <w:left w:type="dxa" w:w="90"/>
+              <w:bottom w:type="dxa" w:w="60"/>
+              <w:right w:type="dxa" w:w="90"/>
+            </w:tcMar>
+          </w:tcPr>
+          <w:p>
+            <w:pPr>
+              <w:spacing w:after="40"/>
+            </w:pPr>
+            <w:r>
+              <w:rPr>
+                <w:sz w:val="18"/>
+                <w:szCs w:val="18"/>
+              </w:rPr>
+              <w:t xml:space="preserve">확정</w:t>
+            </w:r>
+          </w:p>
+        </w:tc>
+        <w:tc>
+          <w:tcPr>
+            <w:tcW w:type="dxa" w:w="1860"/>
+            <w:tcBorders>
+              <w:top w:val="single" w:color="9AA1AC" w:sz="4"/>
+              <w:left w:val="single" w:color="9AA1AC" w:sz="4"/>
+              <w:bottom w:val="single" w:color="9AA1AC" w:sz="4"/>
+              <w:right w:val="single" w:color="9AA1AC" w:sz="4"/>
+            </w:tcBorders>
+            <w:tcMar>
+              <w:top w:type="dxa" w:w="60"/>
+              <w:left w:type="dxa" w:w="90"/>
+              <w:bottom w:type="dxa" w:w="60"/>
+              <w:right w:type="dxa" w:w="90"/>
+            </w:tcMar>
+          </w:tcPr>
+          <w:p>
+            <w:pPr>
+              <w:spacing w:after="40"/>
+            </w:pPr>
+            <w:r>
+              <w:rPr>
+                <w:sz w:val="18"/>
+                <w:szCs w:val="18"/>
+              </w:rPr>
+              <w:t xml:space="preserve">2026-10-11</w:t>
+            </w:r>
+          </w:p>
+        </w:tc>
+      </w:tr>
+      <w:tr>
+        <w:trPr>
+          <w:cantSplit/>
+        </w:trPr>
+        <w:tc>
+          <w:tcPr>
+            <w:tcW w:type="dxa" w:w="1240"/>
+            <w:tcBorders>
+              <w:top w:val="single" w:color="9AA1AC" w:sz="4"/>
+              <w:left w:val="single" w:color="9AA1AC" w:sz="4"/>
+              <w:bottom w:val="single" w:color="9AA1AC" w:sz="4"/>
+              <w:right w:val="single" w:color="9AA1AC" w:sz="4"/>
+            </w:tcBorders>
+            <w:tcMar>
+              <w:top w:type="dxa" w:w="60"/>
+              <w:left w:type="dxa" w:w="90"/>
+              <w:bottom w:type="dxa" w:w="60"/>
+              <w:right w:type="dxa" w:w="90"/>
+            </w:tcMar>
+          </w:tcPr>
+          <w:p>
+            <w:pPr>
+              <w:spacing w:after="40"/>
+            </w:pPr>
+            <w:r>
+              <w:rPr>
+                <w:sz w:val="18"/>
+                <w:szCs w:val="18"/>
+              </w:rPr>
+              <w:t xml:space="preserve">G11</w:t>
+            </w:r>
+          </w:p>
+        </w:tc>
+        <w:tc>
+          <w:tcPr>
+            <w:tcW w:type="dxa" w:w="2170"/>
+            <w:tcBorders>
+              <w:top w:val="single" w:color="9AA1AC" w:sz="4"/>
+              <w:left w:val="single" w:color="9AA1AC" w:sz="4"/>
+              <w:bottom w:val="single" w:color="9AA1AC" w:sz="4"/>
+              <w:right w:val="single" w:color="9AA1AC" w:sz="4"/>
+            </w:tcBorders>
+            <w:tcMar>
+              <w:top w:type="dxa" w:w="60"/>
+              <w:left w:type="dxa" w:w="90"/>
+              <w:bottom w:type="dxa" w:w="60"/>
+              <w:right w:type="dxa" w:w="90"/>
+            </w:tcMar>
+          </w:tcPr>
+          <w:p>
+            <w:pPr>
+              <w:spacing w:after="40"/>
+            </w:pPr>
+            <w:r>
+              <w:rPr>
+                <w:sz w:val="18"/>
+                <w:szCs w:val="18"/>
+              </w:rPr>
+              <w:t xml:space="preserve">은주 장갑</w:t>
+            </w:r>
+          </w:p>
+        </w:tc>
+        <w:tc>
+          <w:tcPr>
+            <w:tcW w:type="dxa" w:w="3410"/>
+            <w:tcBorders>
+              <w:top w:val="single" w:color="9AA1AC" w:sz="4"/>
+              <w:left w:val="single" w:color="9AA1AC" w:sz="4"/>
+              <w:bottom w:val="single" w:color="9AA1AC" w:sz="4"/>
+              <w:right w:val="single" w:color="9AA1AC" w:sz="4"/>
+            </w:tcBorders>
+            <w:tcMar>
+              <w:top w:type="dxa" w:w="60"/>
+              <w:left w:type="dxa" w:w="90"/>
+              <w:bottom w:type="dxa" w:w="60"/>
+              <w:right w:type="dxa" w:w="90"/>
+            </w:tcMar>
+          </w:tcPr>
+          <w:p>
+            <w:pPr>
+              <w:spacing w:after="40"/>
+            </w:pPr>
+            <w:r>
+              <w:rPr>
+                <w:sz w:val="18"/>
+                <w:szCs w:val="18"/>
+              </w:rPr>
+              <w:t xml:space="preserve">손끝 자른 목장갑은 2화 S#17(겨울)부터 추운 곳에서 연주·조율할 때. 고물 줍기·일상은 일반 목장갑, 실내 무대 연주(2화 S#18 등)와 집 안은 맨손, 3-005처럼 벗은 손은 맨손 명시</w:t>
+            </w:r>
+          </w:p>
+        </w:tc>
+        <w:tc>
+          <w:tcPr>
+            <w:tcW w:type="dxa" w:w="4650"/>
+            <w:tcBorders>
+              <w:top w:val="single" w:color="9AA1AC" w:sz="4"/>
+              <w:left w:val="single" w:color="9AA1AC" w:sz="4"/>
+              <w:bottom w:val="single" w:color="9AA1AC" w:sz="4"/>
+              <w:right w:val="single" w:color="9AA1AC" w:sz="4"/>
+            </w:tcBorders>
+            <w:tcMar>
+              <w:top w:type="dxa" w:w="60"/>
+              <w:left w:type="dxa" w:w="90"/>
+              <w:bottom w:type="dxa" w:w="60"/>
+              <w:right w:type="dxa" w:w="90"/>
+            </w:tcMar>
+          </w:tcPr>
+          <w:p>
+            <w:pPr>
+              <w:spacing w:after="40"/>
+            </w:pPr>
+            <w:r>
+              <w:rPr>
+                <w:sz w:val="18"/>
+                <w:szCs w:val="18"/>
+              </w:rPr>
+              <w:t xml:space="preserve">대본 순서(애니)와 웹툰 순서(2-053이 1월 앞) 차이, 3-005 '목장갑을 벗고'</w:t>
+            </w:r>
+          </w:p>
+        </w:tc>
+        <w:tc>
+          <w:tcPr>
+            <w:tcW w:type="dxa" w:w="1240"/>
+            <w:tcBorders>
+              <w:top w:val="single" w:color="9AA1AC" w:sz="4"/>
+              <w:left w:val="single" w:color="9AA1AC" w:sz="4"/>
+              <w:bottom w:val="single" w:color="9AA1AC" w:sz="4"/>
+              <w:right w:val="single" w:color="9AA1AC" w:sz="4"/>
+            </w:tcBorders>
+            <w:tcMar>
+              <w:top w:type="dxa" w:w="60"/>
+              <w:left w:type="dxa" w:w="90"/>
+              <w:bottom w:type="dxa" w:w="60"/>
+              <w:right w:type="dxa" w:w="90"/>
+            </w:tcMar>
+          </w:tcPr>
+          <w:p>
+            <w:pPr>
+              <w:spacing w:after="40"/>
+            </w:pPr>
+            <w:r>
+              <w:rPr>
+                <w:sz w:val="18"/>
+                <w:szCs w:val="18"/>
+              </w:rPr>
+              <w:t xml:space="preserve">확정(main 판단)</w:t>
             </w:r>
           </w:p>
         </w:tc>

--- a/landfill-orchestra/docx/decisions.docx
+++ b/landfill-orchestra/docx/decisions.docx
@@ -12545,6 +12545,364 @@
                 <w:szCs w:val="18"/>
               </w:rPr>
               <w:t xml:space="preserve">확정(main 판단)</w:t>
+            </w:r>
+          </w:p>
+        </w:tc>
+        <w:tc>
+          <w:tcPr>
+            <w:tcW w:type="dxa" w:w="1860"/>
+            <w:tcBorders>
+              <w:top w:val="single" w:color="9AA1AC" w:sz="4"/>
+              <w:left w:val="single" w:color="9AA1AC" w:sz="4"/>
+              <w:bottom w:val="single" w:color="9AA1AC" w:sz="4"/>
+              <w:right w:val="single" w:color="9AA1AC" w:sz="4"/>
+            </w:tcBorders>
+            <w:tcMar>
+              <w:top w:type="dxa" w:w="60"/>
+              <w:left w:type="dxa" w:w="90"/>
+              <w:bottom w:type="dxa" w:w="60"/>
+              <w:right w:type="dxa" w:w="90"/>
+            </w:tcMar>
+          </w:tcPr>
+          <w:p>
+            <w:pPr>
+              <w:spacing w:after="40"/>
+            </w:pPr>
+            <w:r>
+              <w:rPr>
+                <w:sz w:val="18"/>
+                <w:szCs w:val="18"/>
+              </w:rPr>
+              <w:t xml:space="preserve">2026-10-11</w:t>
+            </w:r>
+          </w:p>
+        </w:tc>
+      </w:tr>
+      <w:tr>
+        <w:trPr>
+          <w:cantSplit/>
+        </w:trPr>
+        <w:tc>
+          <w:tcPr>
+            <w:tcW w:type="dxa" w:w="1240"/>
+            <w:tcBorders>
+              <w:top w:val="single" w:color="9AA1AC" w:sz="4"/>
+              <w:left w:val="single" w:color="9AA1AC" w:sz="4"/>
+              <w:bottom w:val="single" w:color="9AA1AC" w:sz="4"/>
+              <w:right w:val="single" w:color="9AA1AC" w:sz="4"/>
+            </w:tcBorders>
+            <w:tcMar>
+              <w:top w:type="dxa" w:w="60"/>
+              <w:left w:type="dxa" w:w="90"/>
+              <w:bottom w:type="dxa" w:w="60"/>
+              <w:right w:type="dxa" w:w="90"/>
+            </w:tcMar>
+          </w:tcPr>
+          <w:p>
+            <w:pPr>
+              <w:spacing w:after="40"/>
+            </w:pPr>
+            <w:r>
+              <w:rPr>
+                <w:sz w:val="18"/>
+                <w:szCs w:val="18"/>
+              </w:rPr>
+              <w:t xml:space="preserve">G11</w:t>
+            </w:r>
+          </w:p>
+        </w:tc>
+        <w:tc>
+          <w:tcPr>
+            <w:tcW w:type="dxa" w:w="2170"/>
+            <w:tcBorders>
+              <w:top w:val="single" w:color="9AA1AC" w:sz="4"/>
+              <w:left w:val="single" w:color="9AA1AC" w:sz="4"/>
+              <w:bottom w:val="single" w:color="9AA1AC" w:sz="4"/>
+              <w:right w:val="single" w:color="9AA1AC" w:sz="4"/>
+            </w:tcBorders>
+            <w:tcMar>
+              <w:top w:type="dxa" w:w="60"/>
+              <w:left w:type="dxa" w:w="90"/>
+              <w:bottom w:type="dxa" w:w="60"/>
+              <w:right w:type="dxa" w:w="90"/>
+            </w:tcMar>
+          </w:tcPr>
+          <w:p>
+            <w:pPr>
+              <w:spacing w:after="40"/>
+            </w:pPr>
+            <w:r>
+              <w:rPr>
+                <w:sz w:val="18"/>
+                <w:szCs w:val="18"/>
+              </w:rPr>
+              <w:t xml:space="preserve">킷 anim 트랙</w:t>
+            </w:r>
+          </w:p>
+        </w:tc>
+        <w:tc>
+          <w:tcPr>
+            <w:tcW w:type="dxa" w:w="3410"/>
+            <w:tcBorders>
+              <w:top w:val="single" w:color="9AA1AC" w:sz="4"/>
+              <w:left w:val="single" w:color="9AA1AC" w:sz="4"/>
+              <w:bottom w:val="single" w:color="9AA1AC" w:sz="4"/>
+              <w:right w:val="single" w:color="9AA1AC" w:sz="4"/>
+            </w:tcBorders>
+            <w:tcMar>
+              <w:top w:type="dxa" w:w="60"/>
+              <w:left w:type="dxa" w:w="90"/>
+              <w:bottom w:type="dxa" w:w="60"/>
+              <w:right w:type="dxa" w:w="90"/>
+            </w:tcMar>
+          </w:tcPr>
+          <w:p>
+            <w:pPr>
+              <w:spacing w:after="40"/>
+            </w:pPr>
+            <w:r>
+              <w:rPr>
+                <w:sz w:val="18"/>
+                <w:szCs w:val="18"/>
+              </w:rPr>
+              <w:t xml:space="preserve">킷 `storyboard/outputs/anim/`(웹툰 컷당 1샷 요약)은 참고용. 애니 콘티 정본은 `anim/storyboard_anim.md`, 컷→샷 대응은 `anim/cut_shots.md`(build가 생성). 킷에 샷 데이터를 받는 명령이 없음</w:t>
+            </w:r>
+          </w:p>
+        </w:tc>
+        <w:tc>
+          <w:tcPr>
+            <w:tcW w:type="dxa" w:w="4650"/>
+            <w:tcBorders>
+              <w:top w:val="single" w:color="9AA1AC" w:sz="4"/>
+              <w:left w:val="single" w:color="9AA1AC" w:sz="4"/>
+              <w:bottom w:val="single" w:color="9AA1AC" w:sz="4"/>
+              <w:right w:val="single" w:color="9AA1AC" w:sz="4"/>
+            </w:tcBorders>
+            <w:tcMar>
+              <w:top w:type="dxa" w:w="60"/>
+              <w:left w:type="dxa" w:w="90"/>
+              <w:bottom w:type="dxa" w:w="60"/>
+              <w:right w:type="dxa" w:w="90"/>
+            </w:tcMar>
+          </w:tcPr>
+          <w:p>
+            <w:pPr>
+              <w:spacing w:after="40"/>
+            </w:pPr>
+            <w:r>
+              <w:rPr>
+                <w:sz w:val="18"/>
+                <w:szCs w:val="18"/>
+              </w:rPr>
+              <w:t xml:space="preserve">G9 webtoon_real 결정과 같은 방식</w:t>
+            </w:r>
+          </w:p>
+        </w:tc>
+        <w:tc>
+          <w:tcPr>
+            <w:tcW w:type="dxa" w:w="1240"/>
+            <w:tcBorders>
+              <w:top w:val="single" w:color="9AA1AC" w:sz="4"/>
+              <w:left w:val="single" w:color="9AA1AC" w:sz="4"/>
+              <w:bottom w:val="single" w:color="9AA1AC" w:sz="4"/>
+              <w:right w:val="single" w:color="9AA1AC" w:sz="4"/>
+            </w:tcBorders>
+            <w:tcMar>
+              <w:top w:type="dxa" w:w="60"/>
+              <w:left w:type="dxa" w:w="90"/>
+              <w:bottom w:type="dxa" w:w="60"/>
+              <w:right w:type="dxa" w:w="90"/>
+            </w:tcMar>
+          </w:tcPr>
+          <w:p>
+            <w:pPr>
+              <w:spacing w:after="40"/>
+            </w:pPr>
+            <w:r>
+              <w:rPr>
+                <w:sz w:val="18"/>
+                <w:szCs w:val="18"/>
+              </w:rPr>
+              <w:t xml:space="preserve">확정</w:t>
+            </w:r>
+          </w:p>
+        </w:tc>
+        <w:tc>
+          <w:tcPr>
+            <w:tcW w:type="dxa" w:w="1860"/>
+            <w:tcBorders>
+              <w:top w:val="single" w:color="9AA1AC" w:sz="4"/>
+              <w:left w:val="single" w:color="9AA1AC" w:sz="4"/>
+              <w:bottom w:val="single" w:color="9AA1AC" w:sz="4"/>
+              <w:right w:val="single" w:color="9AA1AC" w:sz="4"/>
+            </w:tcBorders>
+            <w:tcMar>
+              <w:top w:type="dxa" w:w="60"/>
+              <w:left w:type="dxa" w:w="90"/>
+              <w:bottom w:type="dxa" w:w="60"/>
+              <w:right w:type="dxa" w:w="90"/>
+            </w:tcMar>
+          </w:tcPr>
+          <w:p>
+            <w:pPr>
+              <w:spacing w:after="40"/>
+            </w:pPr>
+            <w:r>
+              <w:rPr>
+                <w:sz w:val="18"/>
+                <w:szCs w:val="18"/>
+              </w:rPr>
+              <w:t xml:space="preserve">2026-10-11</w:t>
+            </w:r>
+          </w:p>
+        </w:tc>
+      </w:tr>
+      <w:tr>
+        <w:trPr>
+          <w:cantSplit/>
+        </w:trPr>
+        <w:tc>
+          <w:tcPr>
+            <w:tcW w:type="dxa" w:w="1240"/>
+            <w:tcBorders>
+              <w:top w:val="single" w:color="9AA1AC" w:sz="4"/>
+              <w:left w:val="single" w:color="9AA1AC" w:sz="4"/>
+              <w:bottom w:val="single" w:color="9AA1AC" w:sz="4"/>
+              <w:right w:val="single" w:color="9AA1AC" w:sz="4"/>
+            </w:tcBorders>
+            <w:tcMar>
+              <w:top w:type="dxa" w:w="60"/>
+              <w:left w:type="dxa" w:w="90"/>
+              <w:bottom w:type="dxa" w:w="60"/>
+              <w:right w:type="dxa" w:w="90"/>
+            </w:tcMar>
+          </w:tcPr>
+          <w:p>
+            <w:pPr>
+              <w:spacing w:after="40"/>
+            </w:pPr>
+            <w:r>
+              <w:rPr>
+                <w:sz w:val="18"/>
+                <w:szCs w:val="18"/>
+              </w:rPr>
+              <w:t xml:space="preserve">G11</w:t>
+            </w:r>
+          </w:p>
+        </w:tc>
+        <w:tc>
+          <w:tcPr>
+            <w:tcW w:type="dxa" w:w="2170"/>
+            <w:tcBorders>
+              <w:top w:val="single" w:color="9AA1AC" w:sz="4"/>
+              <w:left w:val="single" w:color="9AA1AC" w:sz="4"/>
+              <w:bottom w:val="single" w:color="9AA1AC" w:sz="4"/>
+              <w:right w:val="single" w:color="9AA1AC" w:sz="4"/>
+            </w:tcBorders>
+            <w:tcMar>
+              <w:top w:type="dxa" w:w="60"/>
+              <w:left w:type="dxa" w:w="90"/>
+              <w:bottom w:type="dxa" w:w="60"/>
+              <w:right w:type="dxa" w:w="90"/>
+            </w:tcMar>
+          </w:tcPr>
+          <w:p>
+            <w:pPr>
+              <w:spacing w:after="40"/>
+            </w:pPr>
+            <w:r>
+              <w:rPr>
+                <w:sz w:val="18"/>
+                <w:szCs w:val="18"/>
+              </w:rPr>
+              <w:t xml:space="preserve">BGM</w:t>
+            </w:r>
+          </w:p>
+        </w:tc>
+        <w:tc>
+          <w:tcPr>
+            <w:tcW w:type="dxa" w:w="3410"/>
+            <w:tcBorders>
+              <w:top w:val="single" w:color="9AA1AC" w:sz="4"/>
+              <w:left w:val="single" w:color="9AA1AC" w:sz="4"/>
+              <w:bottom w:val="single" w:color="9AA1AC" w:sz="4"/>
+              <w:right w:val="single" w:color="9AA1AC" w:sz="4"/>
+            </w:tcBorders>
+            <w:tcMar>
+              <w:top w:type="dxa" w:w="60"/>
+              <w:left w:type="dxa" w:w="90"/>
+              <w:bottom w:type="dxa" w:w="60"/>
+              <w:right w:type="dxa" w:w="90"/>
+            </w:tcMar>
+          </w:tcPr>
+          <w:p>
+            <w:pPr>
+              <w:spacing w:after="40"/>
+            </w:pPr>
+            <w:r>
+              <w:rPr>
+                <w:sz w:val="18"/>
+                <w:szCs w:val="18"/>
+              </w:rPr>
+              <w:t xml:space="preserve">대본 `M:`이나 화면 속 음악(연습·연주·라디오·극장 반주)에만. 94분 대부분은 언더스코어 없이 생활 소리와 아이들의 악기가 음악을 맡는다. 작가들이 넣은 근거 없는 언더스코어는 뺐다</w:t>
+            </w:r>
+          </w:p>
+        </w:tc>
+        <w:tc>
+          <w:tcPr>
+            <w:tcW w:type="dxa" w:w="4650"/>
+            <w:tcBorders>
+              <w:top w:val="single" w:color="9AA1AC" w:sz="4"/>
+              <w:left w:val="single" w:color="9AA1AC" w:sz="4"/>
+              <w:bottom w:val="single" w:color="9AA1AC" w:sz="4"/>
+              <w:right w:val="single" w:color="9AA1AC" w:sz="4"/>
+            </w:tcBorders>
+            <w:tcMar>
+              <w:top w:type="dxa" w:w="60"/>
+              <w:left w:type="dxa" w:w="90"/>
+              <w:bottom w:type="dxa" w:w="60"/>
+              <w:right w:type="dxa" w:w="90"/>
+            </w:tcMar>
+          </w:tcPr>
+          <w:p>
+            <w:pPr>
+              <w:spacing w:after="40"/>
+            </w:pPr>
+            <w:r>
+              <w:rPr>
+                <w:sz w:val="18"/>
+                <w:szCs w:val="18"/>
+              </w:rPr>
+              <w:t xml:space="preserve">검수 지적, '듣는 애니' 방향</w:t>
+            </w:r>
+          </w:p>
+        </w:tc>
+        <w:tc>
+          <w:tcPr>
+            <w:tcW w:type="dxa" w:w="1240"/>
+            <w:tcBorders>
+              <w:top w:val="single" w:color="9AA1AC" w:sz="4"/>
+              <w:left w:val="single" w:color="9AA1AC" w:sz="4"/>
+              <w:bottom w:val="single" w:color="9AA1AC" w:sz="4"/>
+              <w:right w:val="single" w:color="9AA1AC" w:sz="4"/>
+            </w:tcBorders>
+            <w:tcMar>
+              <w:top w:type="dxa" w:w="60"/>
+              <w:left w:type="dxa" w:w="90"/>
+              <w:bottom w:type="dxa" w:w="60"/>
+              <w:right w:type="dxa" w:w="90"/>
+            </w:tcMar>
+          </w:tcPr>
+          <w:p>
+            <w:pPr>
+              <w:spacing w:after="40"/>
+            </w:pPr>
+            <w:r>
+              <w:rPr>
+                <w:sz w:val="18"/>
+                <w:szCs w:val="18"/>
+              </w:rPr>
+              <w:t xml:space="preserve">확정(main 판단, 사용자 확인 권장)</w:t>
             </w:r>
           </w:p>
         </w:tc>

--- a/landfill-orchestra/docx/decisions.docx
+++ b/landfill-orchestra/docx/decisions.docx
@@ -12903,6 +12903,185 @@
                 <w:szCs w:val="18"/>
               </w:rPr>
               <w:t xml:space="preserve">확정(main 판단, 사용자 확인 권장)</w:t>
+            </w:r>
+          </w:p>
+        </w:tc>
+        <w:tc>
+          <w:tcPr>
+            <w:tcW w:type="dxa" w:w="1860"/>
+            <w:tcBorders>
+              <w:top w:val="single" w:color="9AA1AC" w:sz="4"/>
+              <w:left w:val="single" w:color="9AA1AC" w:sz="4"/>
+              <w:bottom w:val="single" w:color="9AA1AC" w:sz="4"/>
+              <w:right w:val="single" w:color="9AA1AC" w:sz="4"/>
+            </w:tcBorders>
+            <w:tcMar>
+              <w:top w:type="dxa" w:w="60"/>
+              <w:left w:type="dxa" w:w="90"/>
+              <w:bottom w:type="dxa" w:w="60"/>
+              <w:right w:type="dxa" w:w="90"/>
+            </w:tcMar>
+          </w:tcPr>
+          <w:p>
+            <w:pPr>
+              <w:spacing w:after="40"/>
+            </w:pPr>
+            <w:r>
+              <w:rPr>
+                <w:sz w:val="18"/>
+                <w:szCs w:val="18"/>
+              </w:rPr>
+              <w:t xml:space="preserve">2026-10-11</w:t>
+            </w:r>
+          </w:p>
+        </w:tc>
+      </w:tr>
+      <w:tr>
+        <w:trPr>
+          <w:cantSplit/>
+        </w:trPr>
+        <w:tc>
+          <w:tcPr>
+            <w:tcW w:type="dxa" w:w="1240"/>
+            <w:tcBorders>
+              <w:top w:val="single" w:color="9AA1AC" w:sz="4"/>
+              <w:left w:val="single" w:color="9AA1AC" w:sz="4"/>
+              <w:bottom w:val="single" w:color="9AA1AC" w:sz="4"/>
+              <w:right w:val="single" w:color="9AA1AC" w:sz="4"/>
+            </w:tcBorders>
+            <w:tcMar>
+              <w:top w:type="dxa" w:w="60"/>
+              <w:left w:type="dxa" w:w="90"/>
+              <w:bottom w:type="dxa" w:w="60"/>
+              <w:right w:type="dxa" w:w="90"/>
+            </w:tcMar>
+          </w:tcPr>
+          <w:p>
+            <w:pPr>
+              <w:spacing w:after="40"/>
+            </w:pPr>
+            <w:r>
+              <w:rPr>
+                <w:sz w:val="18"/>
+                <w:szCs w:val="18"/>
+              </w:rPr>
+              <w:t xml:space="preserve">G12</w:t>
+            </w:r>
+          </w:p>
+        </w:tc>
+        <w:tc>
+          <w:tcPr>
+            <w:tcW w:type="dxa" w:w="2170"/>
+            <w:tcBorders>
+              <w:top w:val="single" w:color="9AA1AC" w:sz="4"/>
+              <w:left w:val="single" w:color="9AA1AC" w:sz="4"/>
+              <w:bottom w:val="single" w:color="9AA1AC" w:sz="4"/>
+              <w:right w:val="single" w:color="9AA1AC" w:sz="4"/>
+            </w:tcBorders>
+            <w:tcMar>
+              <w:top w:type="dxa" w:w="60"/>
+              <w:left w:type="dxa" w:w="90"/>
+              <w:bottom w:type="dxa" w:w="60"/>
+              <w:right w:type="dxa" w:w="90"/>
+            </w:tcMar>
+          </w:tcPr>
+          <w:p>
+            <w:pPr>
+              <w:spacing w:after="40"/>
+            </w:pPr>
+            <w:r>
+              <w:rPr>
+                <w:sz w:val="18"/>
+                <w:szCs w:val="18"/>
+              </w:rPr>
+              <w:t xml:space="preserve">전달 형식</w:t>
+            </w:r>
+          </w:p>
+        </w:tc>
+        <w:tc>
+          <w:tcPr>
+            <w:tcW w:type="dxa" w:w="3410"/>
+            <w:tcBorders>
+              <w:top w:val="single" w:color="9AA1AC" w:sz="4"/>
+              <w:left w:val="single" w:color="9AA1AC" w:sz="4"/>
+              <w:bottom w:val="single" w:color="9AA1AC" w:sz="4"/>
+              <w:right w:val="single" w:color="9AA1AC" w:sz="4"/>
+            </w:tcBorders>
+            <w:tcMar>
+              <w:top w:type="dxa" w:w="60"/>
+              <w:left w:type="dxa" w:w="90"/>
+              <w:bottom w:type="dxa" w:w="60"/>
+              <w:right w:type="dxa" w:w="90"/>
+            </w:tcMar>
+          </w:tcPr>
+          <w:p>
+            <w:pPr>
+              <w:spacing w:after="40"/>
+            </w:pPr>
+            <w:r>
+              <w:rPr>
+                <w:sz w:val="18"/>
+                <w:szCs w:val="18"/>
+              </w:rPr>
+              <w:t xml:space="preserve">작화 인계 패키지(단톡방 선례 형식): handoff/(README·AGENTS.md·ChatGPT 지침·에셋 대장 691장) + 정본을 원래 경로 그대로 담은 zip `dist/landfill_handoff_&lt;날짜&gt;.zip`. 정본은 복사하지 않음. 작업 조각·검수 보고서·킷 참고 출력·도구는 제외. 도구 tools/handoff.py(manifest·check·pack)</w:t>
+            </w:r>
+          </w:p>
+        </w:tc>
+        <w:tc>
+          <w:tcPr>
+            <w:tcW w:type="dxa" w:w="4650"/>
+            <w:tcBorders>
+              <w:top w:val="single" w:color="9AA1AC" w:sz="4"/>
+              <w:left w:val="single" w:color="9AA1AC" w:sz="4"/>
+              <w:bottom w:val="single" w:color="9AA1AC" w:sz="4"/>
+              <w:right w:val="single" w:color="9AA1AC" w:sz="4"/>
+            </w:tcBorders>
+            <w:tcMar>
+              <w:top w:type="dxa" w:w="60"/>
+              <w:left w:type="dxa" w:w="90"/>
+              <w:bottom w:type="dxa" w:w="60"/>
+              <w:right w:type="dxa" w:w="90"/>
+            </w:tcMar>
+          </w:tcPr>
+          <w:p>
+            <w:pPr>
+              <w:spacing w:after="40"/>
+            </w:pPr>
+            <w:r>
+              <w:rPr>
+                <w:sz w:val="18"/>
+                <w:szCs w:val="18"/>
+              </w:rPr>
+              <w:t xml:space="preserve">사용자 "G12 진행" → 추천안. 정본 이중화로 어긋나는 것을 막음</w:t>
+            </w:r>
+          </w:p>
+        </w:tc>
+        <w:tc>
+          <w:tcPr>
+            <w:tcW w:type="dxa" w:w="1240"/>
+            <w:tcBorders>
+              <w:top w:val="single" w:color="9AA1AC" w:sz="4"/>
+              <w:left w:val="single" w:color="9AA1AC" w:sz="4"/>
+              <w:bottom w:val="single" w:color="9AA1AC" w:sz="4"/>
+              <w:right w:val="single" w:color="9AA1AC" w:sz="4"/>
+            </w:tcBorders>
+            <w:tcMar>
+              <w:top w:type="dxa" w:w="60"/>
+              <w:left w:type="dxa" w:w="90"/>
+              <w:bottom w:type="dxa" w:w="60"/>
+              <w:right w:type="dxa" w:w="90"/>
+            </w:tcMar>
+          </w:tcPr>
+          <w:p>
+            <w:pPr>
+              <w:spacing w:after="40"/>
+            </w:pPr>
+            <w:r>
+              <w:rPr>
+                <w:sz w:val="18"/>
+                <w:szCs w:val="18"/>
+              </w:rPr>
+              <w:t xml:space="preserve">확정</w:t>
             </w:r>
           </w:p>
         </w:tc>
